--- a/deploy/block11_template.docx
+++ b/deploy/block11_template.docx
@@ -10468,7 +10468,7 @@
               </w:rPr>
             </w:pPr>
             <w:r>
-              <w:t>07</w:t>
+              <w:t>05</w:t>
             </w:r>
           </w:p>
         </w:tc>
@@ -10497,7 +10497,7 @@
               </w:rPr>
             </w:pPr>
             <w:r>
-              <w:t>21</w:t>
+              <w:t>20</w:t>
             </w:r>
           </w:p>
         </w:tc>
@@ -10516,7 +10516,7 @@
               <w:jc w:val="center"/>
             </w:pPr>
             <w:r>
-              <w:t xml:space="preserve">Dr. Nesreen </w:t>
+              <w:t xml:space="preserve">Dr. Shefa</w:t>
             </w:r>
           </w:p>
         </w:tc>
@@ -10550,7 +10550,7 @@
                 <w:sz w:val="18"/>
                 <w:szCs w:val="18"/>
               </w:rPr>
-              <w:t>Dr. Ghanima</w:t>
+              <w:t/>
             </w:r>
           </w:p>
         </w:tc>
@@ -10587,7 +10587,7 @@
                 <w:sz w:val="16"/>
                 <w:szCs w:val="16"/>
               </w:rPr>
-              <w:t>Iman – M Owa</w:t>
+              <w:t/>
             </w:r>
           </w:p>
         </w:tc>
@@ -10627,7 +10627,7 @@
                 <w:szCs w:val="16"/>
                 <w14:ligatures w14:val="none"/>
               </w:rPr>
-              <w:t>Dr. Amani</w:t>
+              <w:t/>
             </w:r>
           </w:p>
         </w:tc>
@@ -10692,7 +10692,7 @@
               </w:rPr>
             </w:pPr>
             <w:r>
-              <w:t>08</w:t>
+              <w:t>06</w:t>
             </w:r>
           </w:p>
         </w:tc>
@@ -10721,7 +10721,7 @@
               </w:rPr>
             </w:pPr>
             <w:r>
-              <w:t>22</w:t>
+              <w:t>21</w:t>
             </w:r>
           </w:p>
         </w:tc>
@@ -10740,7 +10740,7 @@
               <w:jc w:val="center"/>
             </w:pPr>
             <w:r>
-              <w:t>Dr. Jenan</w:t>
+              <w:t>Dr. Zainab Alfaraj</w:t>
             </w:r>
           </w:p>
         </w:tc>
@@ -10771,7 +10771,7 @@
                 <w:sz w:val="18"/>
                 <w:szCs w:val="18"/>
               </w:rPr>
-              <w:t>Dr. Ghanima</w:t>
+              <w:t/>
             </w:r>
           </w:p>
         </w:tc>
@@ -10808,7 +10808,7 @@
                 <w:sz w:val="16"/>
                 <w:szCs w:val="16"/>
               </w:rPr>
-              <w:t>Iman – M Owa</w:t>
+              <w:t/>
             </w:r>
           </w:p>
         </w:tc>
@@ -10848,7 +10848,7 @@
                 <w:szCs w:val="16"/>
                 <w14:ligatures w14:val="none"/>
               </w:rPr>
-              <w:t>Dr. F. Alfaraj</w:t>
+              <w:t/>
             </w:r>
           </w:p>
         </w:tc>
@@ -10913,7 +10913,7 @@
               </w:rPr>
             </w:pPr>
             <w:r>
-              <w:t>09</w:t>
+              <w:t>07</w:t>
             </w:r>
           </w:p>
         </w:tc>
@@ -10942,7 +10942,7 @@
               </w:rPr>
             </w:pPr>
             <w:r>
-              <w:t>23</w:t>
+              <w:t>22</w:t>
             </w:r>
           </w:p>
         </w:tc>
@@ -10961,7 +10961,7 @@
               <w:jc w:val="center"/>
             </w:pPr>
             <w:r>
-              <w:t>Dr. Ali Alramadhan</w:t>
+              <w:t>Dr. Fatimah Alrebh</w:t>
             </w:r>
           </w:p>
         </w:tc>
@@ -10992,7 +10992,7 @@
                 <w:sz w:val="18"/>
                 <w:szCs w:val="18"/>
               </w:rPr>
-              <w:t xml:space="preserve">Dr. Ghanima </w:t>
+              <w:t xml:space="preserve"/>
             </w:r>
           </w:p>
         </w:tc>
@@ -11029,7 +11029,7 @@
                 <w:sz w:val="16"/>
                 <w:szCs w:val="16"/>
               </w:rPr>
-              <w:t>Iman – M Owa</w:t>
+              <w:t/>
             </w:r>
           </w:p>
         </w:tc>
@@ -11069,7 +11069,7 @@
                 <w:szCs w:val="16"/>
                 <w14:ligatures w14:val="none"/>
               </w:rPr>
-              <w:t>Dr. Abdulrahim</w:t>
+              <w:t/>
             </w:r>
           </w:p>
         </w:tc>
@@ -11134,7 +11134,7 @@
               </w:rPr>
             </w:pPr>
             <w:r>
-              <w:t>10</w:t>
+              <w:t>08</w:t>
             </w:r>
           </w:p>
         </w:tc>
@@ -11163,7 +11163,7 @@
               </w:rPr>
             </w:pPr>
             <w:r>
-              <w:t>24</w:t>
+              <w:t>23</w:t>
             </w:r>
           </w:p>
         </w:tc>
@@ -11182,11 +11182,11 @@
               <w:jc w:val="center"/>
             </w:pPr>
             <w:r>
-              <w:t xml:space="preserve">Dr. Fatimah </w:t>
+              <w:t xml:space="preserve">Dr. Hani</w:t>
             </w:r>
             <w:proofErr w:type="spellStart"/>
             <w:r>
-              <w:t>Alsinan</w:t>
+              <w:t/>
             </w:r>
             <w:proofErr w:type="spellEnd"/>
           </w:p>
@@ -11218,7 +11218,7 @@
                 <w:sz w:val="18"/>
                 <w:szCs w:val="18"/>
               </w:rPr>
-              <w:t>Dr. Ghanima</w:t>
+              <w:t/>
             </w:r>
           </w:p>
         </w:tc>
@@ -11255,7 +11255,7 @@
                 <w:sz w:val="16"/>
                 <w:szCs w:val="16"/>
               </w:rPr>
-              <w:t>Iman – M Owa</w:t>
+              <w:t/>
             </w:r>
           </w:p>
         </w:tc>
@@ -11295,7 +11295,7 @@
                 <w:szCs w:val="16"/>
                 <w14:ligatures w14:val="none"/>
               </w:rPr>
-              <w:t>Dr. F. Alfaraj</w:t>
+              <w:t/>
             </w:r>
           </w:p>
         </w:tc>
@@ -11360,7 +11360,7 @@
               </w:rPr>
             </w:pPr>
             <w:r>
-              <w:t>11</w:t>
+              <w:t>09</w:t>
             </w:r>
           </w:p>
         </w:tc>
@@ -11389,7 +11389,7 @@
               </w:rPr>
             </w:pPr>
             <w:r>
-              <w:t>25</w:t>
+              <w:t>24</w:t>
             </w:r>
           </w:p>
         </w:tc>
@@ -11408,11 +11408,11 @@
               <w:jc w:val="center"/>
             </w:pPr>
             <w:r>
-              <w:t xml:space="preserve">Dr. Zahra </w:t>
+              <w:t xml:space="preserve">Dr. Ali Alramdhan</w:t>
             </w:r>
             <w:proofErr w:type="spellStart"/>
             <w:r>
-              <w:t>Alsanaa</w:t>
+              <w:t/>
             </w:r>
             <w:proofErr w:type="spellEnd"/>
           </w:p>
@@ -11444,7 +11444,7 @@
                 <w:sz w:val="18"/>
                 <w:szCs w:val="18"/>
               </w:rPr>
-              <w:t>Dr. Ghanima</w:t>
+              <w:t/>
             </w:r>
           </w:p>
         </w:tc>
@@ -11481,7 +11481,7 @@
                 <w:sz w:val="16"/>
                 <w:szCs w:val="16"/>
               </w:rPr>
-              <w:t>Iman</w:t>
+              <w:t/>
             </w:r>
           </w:p>
         </w:tc>
@@ -11521,7 +11521,7 @@
                 <w:szCs w:val="16"/>
                 <w14:ligatures w14:val="none"/>
               </w:rPr>
-              <w:t>Dr. M. Alsultan</w:t>
+              <w:t/>
             </w:r>
           </w:p>
         </w:tc>
@@ -11589,7 +11589,7 @@
               </w:rPr>
             </w:pPr>
             <w:r>
-              <w:t>12</w:t>
+              <w:t>10</w:t>
             </w:r>
           </w:p>
         </w:tc>
@@ -11619,7 +11619,7 @@
               </w:rPr>
             </w:pPr>
             <w:r>
-              <w:t>26</w:t>
+              <w:t>25</w:t>
             </w:r>
           </w:p>
         </w:tc>
@@ -11639,11 +11639,11 @@
               <w:jc w:val="center"/>
             </w:pPr>
             <w:r>
-              <w:t xml:space="preserve">Dr. Zahra </w:t>
+              <w:t xml:space="preserve">Dr. Hani</w:t>
             </w:r>
             <w:proofErr w:type="spellStart"/>
             <w:r>
-              <w:t>Alsanaa</w:t>
+              <w:t/>
             </w:r>
             <w:proofErr w:type="spellEnd"/>
           </w:p>
@@ -11676,7 +11676,7 @@
                 <w:sz w:val="18"/>
                 <w:szCs w:val="18"/>
               </w:rPr>
-              <w:t>Dr. Ghanima</w:t>
+              <w:t/>
             </w:r>
           </w:p>
         </w:tc>
@@ -11714,7 +11714,7 @@
                 <w:sz w:val="16"/>
                 <w:szCs w:val="16"/>
               </w:rPr>
-              <w:t>Iman</w:t>
+              <w:t/>
             </w:r>
           </w:p>
         </w:tc>
@@ -11813,7 +11813,7 @@
               </w:rPr>
             </w:pPr>
             <w:r>
-              <w:t>13</w:t>
+              <w:t>11</w:t>
             </w:r>
           </w:p>
         </w:tc>
@@ -11843,7 +11843,7 @@
               </w:rPr>
             </w:pPr>
             <w:r>
-              <w:t>27</w:t>
+              <w:t>26</w:t>
             </w:r>
           </w:p>
         </w:tc>
@@ -11863,7 +11863,7 @@
               <w:jc w:val="center"/>
             </w:pPr>
             <w:r>
-              <w:t>Dr. Hani</w:t>
+              <w:t>Dr. Zakya</w:t>
             </w:r>
           </w:p>
         </w:tc>
@@ -11895,7 +11895,7 @@
                 <w:sz w:val="18"/>
                 <w:szCs w:val="18"/>
               </w:rPr>
-              <w:t>Dr. Ghanima</w:t>
+              <w:t/>
             </w:r>
           </w:p>
         </w:tc>
@@ -11933,7 +11933,7 @@
                 <w:sz w:val="16"/>
                 <w:szCs w:val="16"/>
               </w:rPr>
-              <w:t>Iman</w:t>
+              <w:t/>
             </w:r>
           </w:p>
         </w:tc>
@@ -11973,7 +11973,7 @@
                 <w:szCs w:val="16"/>
                 <w14:ligatures w14:val="none"/>
               </w:rPr>
-              <w:t>Dr. Amani</w:t>
+              <w:t/>
             </w:r>
           </w:p>
         </w:tc>
@@ -12038,7 +12038,7 @@
               </w:rPr>
             </w:pPr>
             <w:r>
-              <w:t>14</w:t>
+              <w:t>12</w:t>
             </w:r>
           </w:p>
         </w:tc>
@@ -12067,7 +12067,7 @@
               </w:rPr>
             </w:pPr>
             <w:r>
-              <w:t>28</w:t>
+              <w:t>27</w:t>
             </w:r>
           </w:p>
         </w:tc>
@@ -12086,7 +12086,7 @@
               <w:jc w:val="center"/>
             </w:pPr>
             <w:r>
-              <w:t>Dr. Hani</w:t>
+              <w:t>Dr. Zakya</w:t>
             </w:r>
           </w:p>
         </w:tc>
@@ -12121,17 +12121,17 @@
                 <w:szCs w:val="16"/>
                 <w14:ligatures w14:val="none"/>
               </w:rPr>
-              <w:t>Dr.</w:t>
-            </w:r>
-            <w:r>
-              <w:rPr>
-                <w:rFonts w:ascii="Times New Roman" w:eastAsia="Times New Roman" w:hAnsi="Times New Roman" w:cs="Times New Roman"/>
-                <w:kern w:val="0"/>
-                <w:sz w:val="16"/>
-                <w:szCs w:val="16"/>
-                <w14:ligatures w14:val="none"/>
-              </w:rPr>
-              <w:t xml:space="preserve"> Mai</w:t>
+              <w:t/>
+            </w:r>
+            <w:r>
+              <w:rPr>
+                <w:rFonts w:ascii="Times New Roman" w:eastAsia="Times New Roman" w:hAnsi="Times New Roman" w:cs="Times New Roman"/>
+                <w:kern w:val="0"/>
+                <w:sz w:val="16"/>
+                <w:szCs w:val="16"/>
+                <w14:ligatures w14:val="none"/>
+              </w:rPr>
+              <w:t xml:space="preserve"/>
             </w:r>
           </w:p>
         </w:tc>
@@ -12169,7 +12169,7 @@
                 <w:szCs w:val="16"/>
                 <w14:ligatures w14:val="none"/>
               </w:rPr>
-              <w:t>Mohammed S</w:t>
+              <w:t/>
             </w:r>
           </w:p>
         </w:tc>
@@ -12207,7 +12207,7 @@
                 <w:szCs w:val="16"/>
                 <w14:ligatures w14:val="none"/>
               </w:rPr>
-              <w:t>Fadel</w:t>
+              <w:t/>
             </w:r>
           </w:p>
         </w:tc>
@@ -12245,7 +12245,7 @@
                 <w:szCs w:val="16"/>
                 <w14:ligatures w14:val="none"/>
               </w:rPr>
-              <w:t>Iman</w:t>
+              <w:t/>
             </w:r>
           </w:p>
         </w:tc>
@@ -12284,7 +12284,7 @@
                 <w:szCs w:val="16"/>
                 <w14:ligatures w14:val="none"/>
               </w:rPr>
-              <w:t>Fatimah</w:t>
+              <w:t/>
             </w:r>
           </w:p>
         </w:tc>
@@ -12323,7 +12323,7 @@
                 <w:szCs w:val="16"/>
                 <w14:ligatures w14:val="none"/>
               </w:rPr>
-              <w:t>Sadiq</w:t>
+              <w:t/>
             </w:r>
           </w:p>
         </w:tc>
@@ -12388,7 +12388,7 @@
               </w:rPr>
             </w:pPr>
             <w:r>
-              <w:t>15</w:t>
+              <w:t>13</w:t>
             </w:r>
           </w:p>
         </w:tc>
@@ -12417,7 +12417,7 @@
               </w:rPr>
             </w:pPr>
             <w:r>
-              <w:t>29</w:t>
+              <w:t>28</w:t>
             </w:r>
           </w:p>
         </w:tc>
@@ -12436,7 +12436,7 @@
               <w:jc w:val="center"/>
             </w:pPr>
             <w:r>
-              <w:t>Dr. Samar</w:t>
+              <w:t>Dr. Jenan</w:t>
             </w:r>
           </w:p>
         </w:tc>
@@ -12471,17 +12471,17 @@
                 <w:szCs w:val="16"/>
                 <w14:ligatures w14:val="none"/>
               </w:rPr>
-              <w:t>Dr.</w:t>
-            </w:r>
-            <w:r>
-              <w:rPr>
-                <w:rFonts w:ascii="Times New Roman" w:eastAsia="Times New Roman" w:hAnsi="Times New Roman" w:cs="Times New Roman"/>
-                <w:kern w:val="0"/>
-                <w:sz w:val="16"/>
-                <w:szCs w:val="16"/>
-                <w14:ligatures w14:val="none"/>
-              </w:rPr>
-              <w:t xml:space="preserve"> Mai</w:t>
+              <w:t/>
+            </w:r>
+            <w:r>
+              <w:rPr>
+                <w:rFonts w:ascii="Times New Roman" w:eastAsia="Times New Roman" w:hAnsi="Times New Roman" w:cs="Times New Roman"/>
+                <w:kern w:val="0"/>
+                <w:sz w:val="16"/>
+                <w:szCs w:val="16"/>
+                <w14:ligatures w14:val="none"/>
+              </w:rPr>
+              <w:t xml:space="preserve"/>
             </w:r>
           </w:p>
         </w:tc>
@@ -12519,7 +12519,7 @@
                 <w:szCs w:val="16"/>
                 <w14:ligatures w14:val="none"/>
               </w:rPr>
-              <w:t>Mohammed S</w:t>
+              <w:t/>
             </w:r>
           </w:p>
         </w:tc>
@@ -12557,7 +12557,7 @@
                 <w:szCs w:val="16"/>
                 <w14:ligatures w14:val="none"/>
               </w:rPr>
-              <w:t>Fadel</w:t>
+              <w:t/>
             </w:r>
           </w:p>
         </w:tc>
@@ -12595,7 +12595,7 @@
                 <w:szCs w:val="16"/>
                 <w14:ligatures w14:val="none"/>
               </w:rPr>
-              <w:t>Saeed</w:t>
+              <w:t/>
             </w:r>
           </w:p>
         </w:tc>
@@ -12634,7 +12634,7 @@
                 <w:szCs w:val="16"/>
                 <w14:ligatures w14:val="none"/>
               </w:rPr>
-              <w:t>Fatimah</w:t>
+              <w:t/>
             </w:r>
           </w:p>
         </w:tc>
@@ -12673,7 +12673,7 @@
                 <w:szCs w:val="16"/>
                 <w14:ligatures w14:val="none"/>
               </w:rPr>
-              <w:t>Abdulrahim</w:t>
+              <w:t/>
             </w:r>
           </w:p>
         </w:tc>
@@ -12738,7 +12738,7 @@
               </w:rPr>
             </w:pPr>
             <w:r>
-              <w:t>16</w:t>
+              <w:t>14</w:t>
             </w:r>
           </w:p>
         </w:tc>
@@ -12767,7 +12767,7 @@
               </w:rPr>
             </w:pPr>
             <w:r>
-              <w:t>01</w:t>
+              <w:t>29</w:t>
             </w:r>
           </w:p>
         </w:tc>
@@ -12786,11 +12786,11 @@
               <w:jc w:val="center"/>
             </w:pPr>
             <w:r>
-              <w:t xml:space="preserve">Dr. Fatimah </w:t>
+              <w:t xml:space="preserve">Dr. Fatimah Alsinan</w:t>
             </w:r>
             <w:proofErr w:type="spellStart"/>
             <w:r>
-              <w:t>Alsinan</w:t>
+              <w:t/>
             </w:r>
             <w:proofErr w:type="spellEnd"/>
           </w:p>
@@ -12826,17 +12826,17 @@
                 <w:szCs w:val="16"/>
                 <w14:ligatures w14:val="none"/>
               </w:rPr>
-              <w:t>Dr.</w:t>
-            </w:r>
-            <w:r>
-              <w:rPr>
-                <w:rFonts w:ascii="Times New Roman" w:eastAsia="Times New Roman" w:hAnsi="Times New Roman" w:cs="Times New Roman"/>
-                <w:kern w:val="0"/>
-                <w:sz w:val="16"/>
-                <w:szCs w:val="16"/>
-                <w14:ligatures w14:val="none"/>
-              </w:rPr>
-              <w:t xml:space="preserve"> Mai</w:t>
+              <w:t/>
+            </w:r>
+            <w:r>
+              <w:rPr>
+                <w:rFonts w:ascii="Times New Roman" w:eastAsia="Times New Roman" w:hAnsi="Times New Roman" w:cs="Times New Roman"/>
+                <w:kern w:val="0"/>
+                <w:sz w:val="16"/>
+                <w:szCs w:val="16"/>
+                <w14:ligatures w14:val="none"/>
+              </w:rPr>
+              <w:t xml:space="preserve"/>
             </w:r>
           </w:p>
         </w:tc>
@@ -12874,7 +12874,7 @@
                 <w:szCs w:val="16"/>
                 <w14:ligatures w14:val="none"/>
               </w:rPr>
-              <w:t>Mohammed S</w:t>
+              <w:t/>
             </w:r>
           </w:p>
         </w:tc>
@@ -12912,7 +12912,7 @@
                 <w:szCs w:val="16"/>
                 <w14:ligatures w14:val="none"/>
               </w:rPr>
-              <w:t>Fadel</w:t>
+              <w:t/>
             </w:r>
           </w:p>
         </w:tc>
@@ -12950,7 +12950,7 @@
                 <w:szCs w:val="16"/>
                 <w14:ligatures w14:val="none"/>
               </w:rPr>
-              <w:t>Iman</w:t>
+              <w:t/>
             </w:r>
           </w:p>
         </w:tc>
@@ -12989,7 +12989,7 @@
                 <w:szCs w:val="16"/>
                 <w14:ligatures w14:val="none"/>
               </w:rPr>
-              <w:t>Amani</w:t>
+              <w:t/>
             </w:r>
           </w:p>
         </w:tc>
@@ -13028,7 +13028,7 @@
                 <w:szCs w:val="16"/>
                 <w14:ligatures w14:val="none"/>
               </w:rPr>
-              <w:t>Sadiq</w:t>
+              <w:t/>
             </w:r>
           </w:p>
         </w:tc>
@@ -13093,7 +13093,7 @@
               </w:rPr>
             </w:pPr>
             <w:r>
-              <w:t>17</w:t>
+              <w:t>15</w:t>
             </w:r>
           </w:p>
         </w:tc>
@@ -13122,7 +13122,7 @@
               </w:rPr>
             </w:pPr>
             <w:r>
-              <w:t>02</w:t>
+              <w:t>30</w:t>
             </w:r>
           </w:p>
         </w:tc>
@@ -13141,7 +13141,7 @@
               <w:jc w:val="center"/>
             </w:pPr>
             <w:r>
-              <w:t>Dr. Jenan</w:t>
+              <w:t>Dr. Khadija</w:t>
             </w:r>
           </w:p>
         </w:tc>
@@ -13176,17 +13176,17 @@
                 <w:szCs w:val="16"/>
                 <w14:ligatures w14:val="none"/>
               </w:rPr>
-              <w:t>Dr.</w:t>
-            </w:r>
-            <w:r>
-              <w:rPr>
-                <w:rFonts w:ascii="Times New Roman" w:eastAsia="Times New Roman" w:hAnsi="Times New Roman" w:cs="Times New Roman"/>
-                <w:kern w:val="0"/>
-                <w:sz w:val="16"/>
-                <w:szCs w:val="16"/>
-                <w14:ligatures w14:val="none"/>
-              </w:rPr>
-              <w:t xml:space="preserve"> Mai</w:t>
+              <w:t/>
+            </w:r>
+            <w:r>
+              <w:rPr>
+                <w:rFonts w:ascii="Times New Roman" w:eastAsia="Times New Roman" w:hAnsi="Times New Roman" w:cs="Times New Roman"/>
+                <w:kern w:val="0"/>
+                <w:sz w:val="16"/>
+                <w:szCs w:val="16"/>
+                <w14:ligatures w14:val="none"/>
+              </w:rPr>
+              <w:t xml:space="preserve"/>
             </w:r>
           </w:p>
         </w:tc>
@@ -13224,7 +13224,7 @@
                 <w:szCs w:val="16"/>
                 <w14:ligatures w14:val="none"/>
               </w:rPr>
-              <w:t>Mohammed S</w:t>
+              <w:t/>
             </w:r>
           </w:p>
         </w:tc>
@@ -13262,7 +13262,7 @@
                 <w:szCs w:val="16"/>
                 <w14:ligatures w14:val="none"/>
               </w:rPr>
-              <w:t>Fadel</w:t>
+              <w:t/>
             </w:r>
           </w:p>
         </w:tc>
@@ -13300,7 +13300,7 @@
                 <w:szCs w:val="16"/>
                 <w14:ligatures w14:val="none"/>
               </w:rPr>
-              <w:t>Saeed</w:t>
+              <w:t/>
             </w:r>
           </w:p>
         </w:tc>
@@ -13339,7 +13339,7 @@
                 <w:szCs w:val="16"/>
                 <w14:ligatures w14:val="none"/>
               </w:rPr>
-              <w:t>Fatimah</w:t>
+              <w:t/>
             </w:r>
           </w:p>
         </w:tc>
@@ -13378,7 +13378,7 @@
                 <w:szCs w:val="16"/>
                 <w14:ligatures w14:val="none"/>
               </w:rPr>
-              <w:t>Abdulrahim</w:t>
+              <w:t/>
             </w:r>
           </w:p>
         </w:tc>
@@ -13443,7 +13443,7 @@
               </w:rPr>
             </w:pPr>
             <w:r>
-              <w:t>18</w:t>
+              <w:t>16</w:t>
             </w:r>
           </w:p>
         </w:tc>
@@ -13472,7 +13472,7 @@
               </w:rPr>
             </w:pPr>
             <w:r>
-              <w:t>03</w:t>
+              <w:t>01</w:t>
             </w:r>
           </w:p>
         </w:tc>
@@ -13526,17 +13526,17 @@
                 <w:szCs w:val="16"/>
                 <w14:ligatures w14:val="none"/>
               </w:rPr>
-              <w:t>Dr.</w:t>
-            </w:r>
-            <w:r>
-              <w:rPr>
-                <w:rFonts w:ascii="Times New Roman" w:eastAsia="Times New Roman" w:hAnsi="Times New Roman" w:cs="Times New Roman"/>
-                <w:kern w:val="0"/>
-                <w:sz w:val="16"/>
-                <w:szCs w:val="16"/>
-                <w14:ligatures w14:val="none"/>
-              </w:rPr>
-              <w:t xml:space="preserve"> Mai</w:t>
+              <w:t/>
+            </w:r>
+            <w:r>
+              <w:rPr>
+                <w:rFonts w:ascii="Times New Roman" w:eastAsia="Times New Roman" w:hAnsi="Times New Roman" w:cs="Times New Roman"/>
+                <w:kern w:val="0"/>
+                <w:sz w:val="16"/>
+                <w:szCs w:val="16"/>
+                <w14:ligatures w14:val="none"/>
+              </w:rPr>
+              <w:t xml:space="preserve"/>
             </w:r>
           </w:p>
         </w:tc>
@@ -13574,7 +13574,7 @@
                 <w:szCs w:val="16"/>
                 <w14:ligatures w14:val="none"/>
               </w:rPr>
-              <w:t>Mohammed S</w:t>
+              <w:t/>
             </w:r>
           </w:p>
         </w:tc>
@@ -13612,7 +13612,7 @@
                 <w:szCs w:val="16"/>
                 <w14:ligatures w14:val="none"/>
               </w:rPr>
-              <w:t>Fadel</w:t>
+              <w:t/>
             </w:r>
           </w:p>
         </w:tc>
@@ -13650,7 +13650,7 @@
                 <w:szCs w:val="16"/>
                 <w14:ligatures w14:val="none"/>
               </w:rPr>
-              <w:t>Iman</w:t>
+              <w:t/>
             </w:r>
           </w:p>
         </w:tc>
@@ -13689,7 +13689,7 @@
                 <w:szCs w:val="16"/>
                 <w14:ligatures w14:val="none"/>
               </w:rPr>
-              <w:t>AlSultan</w:t>
+              <w:t/>
             </w:r>
           </w:p>
         </w:tc>
@@ -13728,7 +13728,7 @@
                 <w:szCs w:val="16"/>
                 <w14:ligatures w14:val="none"/>
               </w:rPr>
-              <w:t>Amani</w:t>
+              <w:t/>
             </w:r>
           </w:p>
         </w:tc>
@@ -13796,7 +13796,7 @@
               </w:rPr>
             </w:pPr>
             <w:r>
-              <w:t>19</w:t>
+              <w:t>17</w:t>
             </w:r>
           </w:p>
         </w:tc>
@@ -13826,7 +13826,7 @@
               </w:rPr>
             </w:pPr>
             <w:r>
-              <w:t>04</w:t>
+              <w:t>02</w:t>
             </w:r>
           </w:p>
         </w:tc>
@@ -13846,7 +13846,7 @@
               <w:jc w:val="center"/>
             </w:pPr>
             <w:r>
-              <w:t>Dr. Samar</w:t>
+              <w:t>Dr. Jenan</w:t>
             </w:r>
           </w:p>
         </w:tc>
@@ -13883,17 +13883,17 @@
                 <w:szCs w:val="16"/>
                 <w14:ligatures w14:val="none"/>
               </w:rPr>
-              <w:t>Dr.</w:t>
-            </w:r>
-            <w:r>
-              <w:rPr>
-                <w:rFonts w:ascii="Times New Roman" w:eastAsia="Times New Roman" w:hAnsi="Times New Roman" w:cs="Times New Roman"/>
-                <w:kern w:val="0"/>
-                <w:sz w:val="16"/>
-                <w:szCs w:val="16"/>
-                <w14:ligatures w14:val="none"/>
-              </w:rPr>
-              <w:t xml:space="preserve"> Mai</w:t>
+              <w:t/>
+            </w:r>
+            <w:r>
+              <w:rPr>
+                <w:rFonts w:ascii="Times New Roman" w:eastAsia="Times New Roman" w:hAnsi="Times New Roman" w:cs="Times New Roman"/>
+                <w:kern w:val="0"/>
+                <w:sz w:val="16"/>
+                <w:szCs w:val="16"/>
+                <w14:ligatures w14:val="none"/>
+              </w:rPr>
+              <w:t xml:space="preserve"/>
             </w:r>
           </w:p>
         </w:tc>
@@ -13933,7 +13933,7 @@
                 <w:szCs w:val="16"/>
                 <w14:ligatures w14:val="none"/>
               </w:rPr>
-              <w:t>Mohammed S</w:t>
+              <w:t/>
             </w:r>
           </w:p>
         </w:tc>
@@ -14003,7 +14003,7 @@
                 <w:szCs w:val="16"/>
                 <w14:ligatures w14:val="none"/>
               </w:rPr>
-              <w:t>Saeed</w:t>
+              <w:t/>
             </w:r>
           </w:p>
         </w:tc>
@@ -14075,7 +14075,7 @@
                 <w:szCs w:val="16"/>
                 <w14:ligatures w14:val="none"/>
               </w:rPr>
-              <w:t>AlSultan</w:t>
+              <w:t/>
             </w:r>
           </w:p>
         </w:tc>
@@ -14143,7 +14143,7 @@
               </w:rPr>
             </w:pPr>
             <w:r>
-              <w:t>20</w:t>
+              <w:t>18</w:t>
             </w:r>
           </w:p>
         </w:tc>
@@ -14173,7 +14173,7 @@
               </w:rPr>
             </w:pPr>
             <w:r>
-              <w:t>05</w:t>
+              <w:t>03</w:t>
             </w:r>
           </w:p>
         </w:tc>
@@ -14193,7 +14193,7 @@
               <w:jc w:val="center"/>
             </w:pPr>
             <w:r>
-              <w:t>Dr. Samar</w:t>
+              <w:t>Dr. Zainab Alfaraj</w:t>
             </w:r>
           </w:p>
         </w:tc>
@@ -14229,17 +14229,17 @@
                 <w:szCs w:val="16"/>
                 <w14:ligatures w14:val="none"/>
               </w:rPr>
-              <w:t>Dr.</w:t>
-            </w:r>
-            <w:r>
-              <w:rPr>
-                <w:rFonts w:ascii="Times New Roman" w:eastAsia="Times New Roman" w:hAnsi="Times New Roman" w:cs="Times New Roman"/>
-                <w:kern w:val="0"/>
-                <w:sz w:val="16"/>
-                <w:szCs w:val="16"/>
-                <w14:ligatures w14:val="none"/>
-              </w:rPr>
-              <w:t xml:space="preserve"> Mai</w:t>
+              <w:t/>
+            </w:r>
+            <w:r>
+              <w:rPr>
+                <w:rFonts w:ascii="Times New Roman" w:eastAsia="Times New Roman" w:hAnsi="Times New Roman" w:cs="Times New Roman"/>
+                <w:kern w:val="0"/>
+                <w:sz w:val="16"/>
+                <w:szCs w:val="16"/>
+                <w14:ligatures w14:val="none"/>
+              </w:rPr>
+              <w:t xml:space="preserve"/>
             </w:r>
           </w:p>
         </w:tc>
@@ -14277,7 +14277,7 @@
                 <w:szCs w:val="16"/>
                 <w14:ligatures w14:val="none"/>
               </w:rPr>
-              <w:t>Mohammed S</w:t>
+              <w:t/>
             </w:r>
           </w:p>
         </w:tc>
@@ -14343,7 +14343,7 @@
                 <w:szCs w:val="16"/>
                 <w14:ligatures w14:val="none"/>
               </w:rPr>
-              <w:t>Iman</w:t>
+              <w:t/>
             </w:r>
           </w:p>
         </w:tc>
@@ -14413,7 +14413,7 @@
                 <w:szCs w:val="16"/>
                 <w14:ligatures w14:val="none"/>
               </w:rPr>
-              <w:t>Fatimah (3 PM-11PM)</w:t>
+              <w:t/>
             </w:r>
           </w:p>
         </w:tc>
@@ -14478,7 +14478,7 @@
               </w:rPr>
             </w:pPr>
             <w:r>
-              <w:t>21</w:t>
+              <w:t>19</w:t>
             </w:r>
           </w:p>
         </w:tc>
@@ -14507,7 +14507,7 @@
               </w:rPr>
             </w:pPr>
             <w:r>
-              <w:t>06</w:t>
+              <w:t>04</w:t>
             </w:r>
           </w:p>
         </w:tc>
@@ -14526,7 +14526,7 @@
               <w:jc w:val="center"/>
             </w:pPr>
             <w:r>
-              <w:t>Dr. Hani</w:t>
+              <w:t>Dr. Mona</w:t>
             </w:r>
           </w:p>
         </w:tc>
@@ -14561,17 +14561,17 @@
                 <w:szCs w:val="16"/>
                 <w14:ligatures w14:val="none"/>
               </w:rPr>
-              <w:t>Dr.</w:t>
-            </w:r>
-            <w:r>
-              <w:rPr>
-                <w:rFonts w:ascii="Times New Roman" w:eastAsia="Times New Roman" w:hAnsi="Times New Roman" w:cs="Times New Roman"/>
-                <w:kern w:val="0"/>
-                <w:sz w:val="16"/>
-                <w:szCs w:val="16"/>
-                <w14:ligatures w14:val="none"/>
-              </w:rPr>
-              <w:t xml:space="preserve"> Aminah</w:t>
+              <w:t/>
+            </w:r>
+            <w:r>
+              <w:rPr>
+                <w:rFonts w:ascii="Times New Roman" w:eastAsia="Times New Roman" w:hAnsi="Times New Roman" w:cs="Times New Roman"/>
+                <w:kern w:val="0"/>
+                <w:sz w:val="16"/>
+                <w:szCs w:val="16"/>
+                <w14:ligatures w14:val="none"/>
+              </w:rPr>
+              <w:t xml:space="preserve"/>
             </w:r>
           </w:p>
         </w:tc>
@@ -14610,7 +14610,7 @@
                 <w:szCs w:val="16"/>
                 <w14:ligatures w14:val="none"/>
               </w:rPr>
-              <w:t>Abdullah</w:t>
+              <w:t/>
             </w:r>
           </w:p>
         </w:tc>
@@ -14649,7 +14649,7 @@
                 <w:szCs w:val="16"/>
                 <w14:ligatures w14:val="none"/>
               </w:rPr>
-              <w:t>Mohammed O</w:t>
+              <w:t/>
             </w:r>
           </w:p>
         </w:tc>
@@ -14688,7 +14688,7 @@
                 <w:szCs w:val="16"/>
                 <w14:ligatures w14:val="none"/>
               </w:rPr>
-              <w:t>Saeed</w:t>
+              <w:t/>
             </w:r>
           </w:p>
         </w:tc>
@@ -14727,7 +14727,7 @@
                 <w:szCs w:val="16"/>
                 <w14:ligatures w14:val="none"/>
               </w:rPr>
-              <w:t>AlSultan</w:t>
+              <w:t/>
             </w:r>
           </w:p>
         </w:tc>
@@ -14766,7 +14766,7 @@
                 <w:szCs w:val="16"/>
                 <w14:ligatures w14:val="none"/>
               </w:rPr>
-              <w:t>Sadiq</w:t>
+              <w:t/>
             </w:r>
           </w:p>
         </w:tc>
@@ -14831,7 +14831,7 @@
               </w:rPr>
             </w:pPr>
             <w:r>
-              <w:t>22</w:t>
+              <w:t>20</w:t>
             </w:r>
           </w:p>
         </w:tc>
@@ -14860,7 +14860,7 @@
               </w:rPr>
             </w:pPr>
             <w:r>
-              <w:t>07</w:t>
+              <w:t>05</w:t>
             </w:r>
           </w:p>
         </w:tc>
@@ -14879,7 +14879,7 @@
               <w:jc w:val="center"/>
             </w:pPr>
             <w:r>
-              <w:t>Dr. Hani</w:t>
+              <w:t>Dr. Zainab Alfaraj</w:t>
             </w:r>
           </w:p>
         </w:tc>
@@ -14916,17 +14916,17 @@
                 <w:szCs w:val="16"/>
                 <w14:ligatures w14:val="none"/>
               </w:rPr>
-              <w:t>Dr.</w:t>
-            </w:r>
-            <w:r>
-              <w:rPr>
-                <w:rFonts w:ascii="Times New Roman" w:eastAsia="Times New Roman" w:hAnsi="Times New Roman" w:cs="Times New Roman"/>
-                <w:kern w:val="0"/>
-                <w:sz w:val="16"/>
-                <w:szCs w:val="16"/>
-                <w14:ligatures w14:val="none"/>
-              </w:rPr>
-              <w:t xml:space="preserve"> Aminah</w:t>
+              <w:t/>
+            </w:r>
+            <w:r>
+              <w:rPr>
+                <w:rFonts w:ascii="Times New Roman" w:eastAsia="Times New Roman" w:hAnsi="Times New Roman" w:cs="Times New Roman"/>
+                <w:kern w:val="0"/>
+                <w:sz w:val="16"/>
+                <w:szCs w:val="16"/>
+                <w14:ligatures w14:val="none"/>
+              </w:rPr>
+              <w:t xml:space="preserve"/>
             </w:r>
           </w:p>
         </w:tc>
@@ -14964,7 +14964,7 @@
                 <w:szCs w:val="16"/>
                 <w14:ligatures w14:val="none"/>
               </w:rPr>
-              <w:t>Abdullah</w:t>
+              <w:t/>
             </w:r>
           </w:p>
         </w:tc>
@@ -15002,7 +15002,7 @@
                 <w:szCs w:val="16"/>
                 <w14:ligatures w14:val="none"/>
               </w:rPr>
-              <w:t>Mohammed O</w:t>
+              <w:t/>
             </w:r>
           </w:p>
         </w:tc>
@@ -15040,7 +15040,7 @@
                 <w:szCs w:val="16"/>
                 <w14:ligatures w14:val="none"/>
               </w:rPr>
-              <w:t>Iman</w:t>
+              <w:t/>
             </w:r>
           </w:p>
         </w:tc>
@@ -15079,7 +15079,7 @@
                 <w:szCs w:val="16"/>
                 <w14:ligatures w14:val="none"/>
               </w:rPr>
-              <w:t>Fatimah</w:t>
+              <w:t/>
             </w:r>
           </w:p>
         </w:tc>
@@ -15118,7 +15118,7 @@
                 <w:szCs w:val="16"/>
                 <w14:ligatures w14:val="none"/>
               </w:rPr>
-              <w:t>Amani</w:t>
+              <w:t/>
             </w:r>
           </w:p>
         </w:tc>
@@ -15183,7 +15183,7 @@
               </w:rPr>
             </w:pPr>
             <w:r>
-              <w:t>23</w:t>
+              <w:t>21</w:t>
             </w:r>
           </w:p>
         </w:tc>
@@ -15212,7 +15212,7 @@
               </w:rPr>
             </w:pPr>
             <w:r>
-              <w:t>08</w:t>
+              <w:t>06</w:t>
             </w:r>
           </w:p>
         </w:tc>
@@ -15231,7 +15231,7 @@
               <w:jc w:val="center"/>
             </w:pPr>
             <w:r>
-              <w:t>Dr. Khadijah</w:t>
+              <w:t>Dr. Zahra Alsanna</w:t>
             </w:r>
           </w:p>
         </w:tc>
@@ -15268,17 +15268,17 @@
                 <w:szCs w:val="16"/>
                 <w14:ligatures w14:val="none"/>
               </w:rPr>
-              <w:t>Dr.</w:t>
-            </w:r>
-            <w:r>
-              <w:rPr>
-                <w:rFonts w:ascii="Times New Roman" w:eastAsia="Times New Roman" w:hAnsi="Times New Roman" w:cs="Times New Roman"/>
-                <w:kern w:val="0"/>
-                <w:sz w:val="16"/>
-                <w:szCs w:val="16"/>
-                <w14:ligatures w14:val="none"/>
-              </w:rPr>
-              <w:t xml:space="preserve"> Aminah</w:t>
+              <w:t/>
+            </w:r>
+            <w:r>
+              <w:rPr>
+                <w:rFonts w:ascii="Times New Roman" w:eastAsia="Times New Roman" w:hAnsi="Times New Roman" w:cs="Times New Roman"/>
+                <w:kern w:val="0"/>
+                <w:sz w:val="16"/>
+                <w:szCs w:val="16"/>
+                <w14:ligatures w14:val="none"/>
+              </w:rPr>
+              <w:t xml:space="preserve"/>
             </w:r>
           </w:p>
         </w:tc>
@@ -15316,7 +15316,7 @@
                 <w:szCs w:val="16"/>
                 <w14:ligatures w14:val="none"/>
               </w:rPr>
-              <w:t>Abdullah</w:t>
+              <w:t/>
             </w:r>
           </w:p>
         </w:tc>
@@ -15354,7 +15354,7 @@
                 <w:szCs w:val="16"/>
                 <w14:ligatures w14:val="none"/>
               </w:rPr>
-              <w:t>Mohammed O</w:t>
+              <w:t/>
             </w:r>
           </w:p>
         </w:tc>
@@ -15392,7 +15392,7 @@
                 <w:szCs w:val="16"/>
                 <w14:ligatures w14:val="none"/>
               </w:rPr>
-              <w:t>Saeed</w:t>
+              <w:t/>
             </w:r>
           </w:p>
         </w:tc>
@@ -15431,7 +15431,7 @@
                 <w:szCs w:val="16"/>
                 <w14:ligatures w14:val="none"/>
               </w:rPr>
-              <w:t>Fatimah</w:t>
+              <w:t/>
             </w:r>
           </w:p>
         </w:tc>
@@ -15470,7 +15470,7 @@
                 <w:szCs w:val="16"/>
                 <w14:ligatures w14:val="none"/>
               </w:rPr>
-              <w:t>AlSultan</w:t>
+              <w:t/>
             </w:r>
           </w:p>
         </w:tc>
@@ -15535,7 +15535,7 @@
               </w:rPr>
             </w:pPr>
             <w:r>
-              <w:t>24</w:t>
+              <w:t>22</w:t>
             </w:r>
           </w:p>
         </w:tc>
@@ -15564,7 +15564,7 @@
               </w:rPr>
             </w:pPr>
             <w:r>
-              <w:t>09</w:t>
+              <w:t>07</w:t>
             </w:r>
           </w:p>
         </w:tc>
@@ -15583,7 +15583,7 @@
               <w:jc w:val="center"/>
             </w:pPr>
             <w:r>
-              <w:t>Dr. Khadijah</w:t>
+              <w:t>Dr. Shamsa</w:t>
             </w:r>
           </w:p>
         </w:tc>
@@ -15620,17 +15620,17 @@
                 <w:szCs w:val="16"/>
                 <w14:ligatures w14:val="none"/>
               </w:rPr>
-              <w:t>Dr.</w:t>
-            </w:r>
-            <w:r>
-              <w:rPr>
-                <w:rFonts w:ascii="Times New Roman" w:eastAsia="Times New Roman" w:hAnsi="Times New Roman" w:cs="Times New Roman"/>
-                <w:kern w:val="0"/>
-                <w:sz w:val="16"/>
-                <w:szCs w:val="16"/>
-                <w14:ligatures w14:val="none"/>
-              </w:rPr>
-              <w:t xml:space="preserve"> Aminah</w:t>
+              <w:t/>
+            </w:r>
+            <w:r>
+              <w:rPr>
+                <w:rFonts w:ascii="Times New Roman" w:eastAsia="Times New Roman" w:hAnsi="Times New Roman" w:cs="Times New Roman"/>
+                <w:kern w:val="0"/>
+                <w:sz w:val="16"/>
+                <w:szCs w:val="16"/>
+                <w14:ligatures w14:val="none"/>
+              </w:rPr>
+              <w:t xml:space="preserve"/>
             </w:r>
           </w:p>
         </w:tc>
@@ -15669,7 +15669,7 @@
                 <w:szCs w:val="16"/>
                 <w14:ligatures w14:val="none"/>
               </w:rPr>
-              <w:t>Abdullah</w:t>
+              <w:t/>
             </w:r>
           </w:p>
         </w:tc>
@@ -15708,7 +15708,7 @@
                 <w:szCs w:val="16"/>
                 <w14:ligatures w14:val="none"/>
               </w:rPr>
-              <w:t>Mohammed O</w:t>
+              <w:t/>
             </w:r>
           </w:p>
         </w:tc>
@@ -15746,7 +15746,7 @@
                 <w:szCs w:val="16"/>
                 <w14:ligatures w14:val="none"/>
               </w:rPr>
-              <w:t>Iman</w:t>
+              <w:t/>
             </w:r>
           </w:p>
         </w:tc>
@@ -15785,7 +15785,7 @@
                 <w:szCs w:val="16"/>
                 <w14:ligatures w14:val="none"/>
               </w:rPr>
-              <w:t>Sadiq</w:t>
+              <w:t/>
             </w:r>
           </w:p>
         </w:tc>
@@ -15824,7 +15824,7 @@
                 <w:szCs w:val="16"/>
                 <w14:ligatures w14:val="none"/>
               </w:rPr>
-              <w:t>Amani</w:t>
+              <w:t/>
             </w:r>
           </w:p>
         </w:tc>
@@ -15889,7 +15889,7 @@
               </w:rPr>
             </w:pPr>
             <w:r>
-              <w:t>25</w:t>
+              <w:t>23</w:t>
             </w:r>
           </w:p>
         </w:tc>
@@ -15918,7 +15918,7 @@
               </w:rPr>
             </w:pPr>
             <w:r>
-              <w:t>10</w:t>
+              <w:t>08</w:t>
             </w:r>
           </w:p>
         </w:tc>
@@ -15937,11 +15937,11 @@
               <w:jc w:val="center"/>
             </w:pPr>
             <w:r>
-              <w:t xml:space="preserve">Dr. Fatimah </w:t>
+              <w:t xml:space="preserve">Dr. Shefa</w:t>
             </w:r>
             <w:proofErr w:type="spellStart"/>
             <w:r>
-              <w:t>Alrubh</w:t>
+              <w:t/>
             </w:r>
             <w:proofErr w:type="spellEnd"/>
           </w:p>
@@ -15979,17 +15979,17 @@
                 <w:szCs w:val="16"/>
                 <w14:ligatures w14:val="none"/>
               </w:rPr>
-              <w:t>Dr.</w:t>
-            </w:r>
-            <w:r>
-              <w:rPr>
-                <w:rFonts w:ascii="Times New Roman" w:eastAsia="Times New Roman" w:hAnsi="Times New Roman" w:cs="Times New Roman"/>
-                <w:kern w:val="0"/>
-                <w:sz w:val="16"/>
-                <w:szCs w:val="16"/>
-                <w14:ligatures w14:val="none"/>
-              </w:rPr>
-              <w:t xml:space="preserve"> Aminah</w:t>
+              <w:t/>
+            </w:r>
+            <w:r>
+              <w:rPr>
+                <w:rFonts w:ascii="Times New Roman" w:eastAsia="Times New Roman" w:hAnsi="Times New Roman" w:cs="Times New Roman"/>
+                <w:kern w:val="0"/>
+                <w:sz w:val="16"/>
+                <w:szCs w:val="16"/>
+                <w14:ligatures w14:val="none"/>
+              </w:rPr>
+              <w:t xml:space="preserve"/>
             </w:r>
           </w:p>
         </w:tc>
@@ -16027,7 +16027,7 @@
                 <w:szCs w:val="16"/>
                 <w14:ligatures w14:val="none"/>
               </w:rPr>
-              <w:t>Abdullah</w:t>
+              <w:t/>
             </w:r>
           </w:p>
         </w:tc>
@@ -16065,7 +16065,7 @@
                 <w:szCs w:val="16"/>
                 <w14:ligatures w14:val="none"/>
               </w:rPr>
-              <w:t>Mohammed O</w:t>
+              <w:t/>
             </w:r>
           </w:p>
         </w:tc>
@@ -16103,7 +16103,7 @@
                 <w:szCs w:val="16"/>
                 <w14:ligatures w14:val="none"/>
               </w:rPr>
-              <w:t>Saeed</w:t>
+              <w:t/>
             </w:r>
           </w:p>
         </w:tc>
@@ -16142,7 +16142,7 @@
                 <w:szCs w:val="16"/>
                 <w14:ligatures w14:val="none"/>
               </w:rPr>
-              <w:t>Fatimah</w:t>
+              <w:t/>
             </w:r>
           </w:p>
         </w:tc>
@@ -16181,7 +16181,7 @@
                 <w:szCs w:val="16"/>
                 <w14:ligatures w14:val="none"/>
               </w:rPr>
-              <w:t>AlSultan</w:t>
+              <w:t/>
             </w:r>
           </w:p>
         </w:tc>
@@ -16248,7 +16248,7 @@
               </w:rPr>
             </w:pPr>
             <w:r>
-              <w:t>26</w:t>
+              <w:t>24</w:t>
             </w:r>
           </w:p>
         </w:tc>
@@ -16278,7 +16278,7 @@
               </w:rPr>
             </w:pPr>
             <w:r>
-              <w:t>11</w:t>
+              <w:t>09</w:t>
             </w:r>
           </w:p>
         </w:tc>
@@ -16298,11 +16298,11 @@
               <w:jc w:val="center"/>
             </w:pPr>
             <w:r>
-              <w:t xml:space="preserve">Dr. Fatimah </w:t>
+              <w:t xml:space="preserve">Dr. Fatimah Alsinan</w:t>
             </w:r>
             <w:proofErr w:type="spellStart"/>
             <w:r>
-              <w:t>Alrubh</w:t>
+              <w:t/>
             </w:r>
             <w:proofErr w:type="spellEnd"/>
           </w:p>
@@ -16341,17 +16341,17 @@
                 <w:szCs w:val="16"/>
                 <w14:ligatures w14:val="none"/>
               </w:rPr>
-              <w:t>Dr.</w:t>
-            </w:r>
-            <w:r>
-              <w:rPr>
-                <w:rFonts w:ascii="Times New Roman" w:eastAsia="Times New Roman" w:hAnsi="Times New Roman" w:cs="Times New Roman"/>
-                <w:kern w:val="0"/>
-                <w:sz w:val="16"/>
-                <w:szCs w:val="16"/>
-                <w14:ligatures w14:val="none"/>
-              </w:rPr>
-              <w:t xml:space="preserve"> Aminah</w:t>
+              <w:t/>
+            </w:r>
+            <w:r>
+              <w:rPr>
+                <w:rFonts w:ascii="Times New Roman" w:eastAsia="Times New Roman" w:hAnsi="Times New Roman" w:cs="Times New Roman"/>
+                <w:kern w:val="0"/>
+                <w:sz w:val="16"/>
+                <w:szCs w:val="16"/>
+                <w14:ligatures w14:val="none"/>
+              </w:rPr>
+              <w:t xml:space="preserve"/>
             </w:r>
           </w:p>
         </w:tc>
@@ -16390,7 +16390,7 @@
                 <w:szCs w:val="16"/>
                 <w14:ligatures w14:val="none"/>
               </w:rPr>
-              <w:t>Abdullah</w:t>
+              <w:t/>
             </w:r>
           </w:p>
         </w:tc>
@@ -16458,7 +16458,7 @@
                 <w:szCs w:val="16"/>
                 <w14:ligatures w14:val="none"/>
               </w:rPr>
-              <w:t>Iman</w:t>
+              <w:t/>
             </w:r>
           </w:p>
           <w:p>
@@ -16544,7 +16544,7 @@
                 <w:szCs w:val="16"/>
                 <w14:ligatures w14:val="none"/>
               </w:rPr>
-              <w:t>Fatimah (3PM-11PM)</w:t>
+              <w:t/>
             </w:r>
           </w:p>
         </w:tc>
@@ -16611,7 +16611,7 @@
               </w:rPr>
             </w:pPr>
             <w:r>
-              <w:t>27</w:t>
+              <w:t>25</w:t>
             </w:r>
           </w:p>
         </w:tc>
@@ -16641,7 +16641,7 @@
               </w:rPr>
             </w:pPr>
             <w:r>
-              <w:t>12</w:t>
+              <w:t>10</w:t>
             </w:r>
           </w:p>
         </w:tc>
@@ -16664,7 +16664,7 @@
               </w:rPr>
             </w:pPr>
             <w:r>
-              <w:t>Dr. Mona</w:t>
+              <w:t>Dr. Khadija</w:t>
             </w:r>
           </w:p>
         </w:tc>
@@ -16702,17 +16702,17 @@
                 <w:szCs w:val="16"/>
                 <w14:ligatures w14:val="none"/>
               </w:rPr>
-              <w:t>Dr.</w:t>
-            </w:r>
-            <w:r>
-              <w:rPr>
-                <w:rFonts w:ascii="Times New Roman" w:eastAsia="Times New Roman" w:hAnsi="Times New Roman" w:cs="Times New Roman"/>
-                <w:kern w:val="0"/>
-                <w:sz w:val="16"/>
-                <w:szCs w:val="16"/>
-                <w14:ligatures w14:val="none"/>
-              </w:rPr>
-              <w:t xml:space="preserve"> Aminah</w:t>
+              <w:t/>
+            </w:r>
+            <w:r>
+              <w:rPr>
+                <w:rFonts w:ascii="Times New Roman" w:eastAsia="Times New Roman" w:hAnsi="Times New Roman" w:cs="Times New Roman"/>
+                <w:kern w:val="0"/>
+                <w:sz w:val="16"/>
+                <w:szCs w:val="16"/>
+                <w14:ligatures w14:val="none"/>
+              </w:rPr>
+              <w:t xml:space="preserve"/>
             </w:r>
           </w:p>
         </w:tc>
@@ -16750,7 +16750,7 @@
                 <w:szCs w:val="16"/>
                 <w14:ligatures w14:val="none"/>
               </w:rPr>
-              <w:t>Abdullah</w:t>
+              <w:t/>
             </w:r>
           </w:p>
         </w:tc>
@@ -16816,7 +16816,7 @@
                 <w:szCs w:val="16"/>
                 <w14:ligatures w14:val="none"/>
               </w:rPr>
-              <w:t>Saeed</w:t>
+              <w:t/>
             </w:r>
           </w:p>
         </w:tc>
@@ -16884,7 +16884,7 @@
                 <w:szCs w:val="16"/>
                 <w14:ligatures w14:val="none"/>
               </w:rPr>
-              <w:t>Abdulrahim</w:t>
+              <w:t/>
             </w:r>
           </w:p>
         </w:tc>
@@ -16949,7 +16949,7 @@
               </w:rPr>
             </w:pPr>
             <w:r>
-              <w:t>28</w:t>
+              <w:t>26</w:t>
             </w:r>
           </w:p>
         </w:tc>
@@ -16978,7 +16978,7 @@
               </w:rPr>
             </w:pPr>
             <w:r>
-              <w:t>13</w:t>
+              <w:t>11</w:t>
             </w:r>
           </w:p>
         </w:tc>
@@ -16997,7 +16997,7 @@
               <w:jc w:val="center"/>
             </w:pPr>
             <w:r>
-              <w:t>Dr. Zainab Alfaraj</w:t>
+              <w:t>Dr. Samar</w:t>
             </w:r>
           </w:p>
         </w:tc>
@@ -17032,17 +17032,17 @@
                 <w:szCs w:val="16"/>
                 <w14:ligatures w14:val="none"/>
               </w:rPr>
-              <w:t>Dr</w:t>
-            </w:r>
-            <w:r>
-              <w:rPr>
-                <w:rFonts w:ascii="Times New Roman" w:eastAsia="Times New Roman" w:hAnsi="Times New Roman" w:cs="Times New Roman"/>
-                <w:kern w:val="0"/>
-                <w:sz w:val="16"/>
-                <w:szCs w:val="16"/>
-                <w14:ligatures w14:val="none"/>
-              </w:rPr>
-              <w:t>. Thuria</w:t>
+              <w:t/>
+            </w:r>
+            <w:r>
+              <w:rPr>
+                <w:rFonts w:ascii="Times New Roman" w:eastAsia="Times New Roman" w:hAnsi="Times New Roman" w:cs="Times New Roman"/>
+                <w:kern w:val="0"/>
+                <w:sz w:val="16"/>
+                <w:szCs w:val="16"/>
+                <w14:ligatures w14:val="none"/>
+              </w:rPr>
+              <w:t/>
             </w:r>
           </w:p>
         </w:tc>
@@ -17080,7 +17080,7 @@
                 <w:szCs w:val="16"/>
                 <w14:ligatures w14:val="none"/>
               </w:rPr>
-              <w:t>Fadel</w:t>
+              <w:t/>
             </w:r>
           </w:p>
         </w:tc>
@@ -17118,7 +17118,7 @@
                 <w:szCs w:val="16"/>
                 <w14:ligatures w14:val="none"/>
               </w:rPr>
-              <w:t>Mohammed S</w:t>
+              <w:t/>
             </w:r>
           </w:p>
         </w:tc>
@@ -17156,7 +17156,7 @@
                 <w:szCs w:val="16"/>
                 <w14:ligatures w14:val="none"/>
               </w:rPr>
-              <w:t>Iman</w:t>
+              <w:t/>
             </w:r>
           </w:p>
         </w:tc>
@@ -17195,7 +17195,7 @@
                 <w:szCs w:val="16"/>
                 <w14:ligatures w14:val="none"/>
               </w:rPr>
-              <w:t>Fatimah</w:t>
+              <w:t/>
             </w:r>
           </w:p>
         </w:tc>
@@ -17234,7 +17234,7 @@
                 <w:szCs w:val="16"/>
                 <w14:ligatures w14:val="none"/>
               </w:rPr>
-              <w:t>Sadiq</w:t>
+              <w:t/>
             </w:r>
           </w:p>
         </w:tc>
@@ -17299,7 +17299,7 @@
               </w:rPr>
             </w:pPr>
             <w:r>
-              <w:t>29</w:t>
+              <w:t>27</w:t>
             </w:r>
           </w:p>
         </w:tc>
@@ -17328,7 +17328,7 @@
               </w:rPr>
             </w:pPr>
             <w:r>
-              <w:t>14</w:t>
+              <w:t>12</w:t>
             </w:r>
           </w:p>
         </w:tc>
@@ -17350,7 +17350,7 @@
               </w:rPr>
             </w:pPr>
             <w:r>
-              <w:t>Dr. Shamsa</w:t>
+              <w:t>Dr. Fatimah Alrbh</w:t>
             </w:r>
           </w:p>
         </w:tc>
@@ -17387,17 +17387,17 @@
                 <w:szCs w:val="16"/>
                 <w14:ligatures w14:val="none"/>
               </w:rPr>
-              <w:t>Dr</w:t>
-            </w:r>
-            <w:r>
-              <w:rPr>
-                <w:rFonts w:ascii="Times New Roman" w:eastAsia="Times New Roman" w:hAnsi="Times New Roman" w:cs="Times New Roman"/>
-                <w:kern w:val="0"/>
-                <w:sz w:val="16"/>
-                <w:szCs w:val="16"/>
-                <w14:ligatures w14:val="none"/>
-              </w:rPr>
-              <w:t>. Thuria</w:t>
+              <w:t/>
+            </w:r>
+            <w:r>
+              <w:rPr>
+                <w:rFonts w:ascii="Times New Roman" w:eastAsia="Times New Roman" w:hAnsi="Times New Roman" w:cs="Times New Roman"/>
+                <w:kern w:val="0"/>
+                <w:sz w:val="16"/>
+                <w:szCs w:val="16"/>
+                <w14:ligatures w14:val="none"/>
+              </w:rPr>
+              <w:t/>
             </w:r>
           </w:p>
         </w:tc>
@@ -17435,7 +17435,7 @@
                 <w:szCs w:val="16"/>
                 <w14:ligatures w14:val="none"/>
               </w:rPr>
-              <w:t>Fadel</w:t>
+              <w:t/>
             </w:r>
           </w:p>
         </w:tc>
@@ -17473,7 +17473,7 @@
                 <w:szCs w:val="16"/>
                 <w14:ligatures w14:val="none"/>
               </w:rPr>
-              <w:t>Mohammed S</w:t>
+              <w:t/>
             </w:r>
           </w:p>
         </w:tc>
@@ -17511,7 +17511,7 @@
                 <w:szCs w:val="16"/>
                 <w14:ligatures w14:val="none"/>
               </w:rPr>
-              <w:t>Abdullah</w:t>
+              <w:t/>
             </w:r>
           </w:p>
         </w:tc>
@@ -17550,7 +17550,7 @@
                 <w:szCs w:val="16"/>
                 <w14:ligatures w14:val="none"/>
               </w:rPr>
-              <w:t>AlSultan</w:t>
+              <w:t/>
             </w:r>
           </w:p>
         </w:tc>
@@ -17589,7 +17589,7 @@
                 <w:szCs w:val="16"/>
                 <w14:ligatures w14:val="none"/>
               </w:rPr>
-              <w:t>Abdulrahim</w:t>
+              <w:t/>
             </w:r>
           </w:p>
         </w:tc>
@@ -17654,7 +17654,7 @@
               </w:rPr>
             </w:pPr>
             <w:r>
-              <w:t>30</w:t>
+              <w:t>28</w:t>
             </w:r>
           </w:p>
         </w:tc>
@@ -17683,7 +17683,7 @@
               </w:rPr>
             </w:pPr>
             <w:r>
-              <w:t>15</w:t>
+              <w:t>13</w:t>
             </w:r>
           </w:p>
         </w:tc>
@@ -17702,7 +17702,7 @@
               <w:jc w:val="center"/>
             </w:pPr>
             <w:r>
-              <w:t>Dr. Ali Alramadhan</w:t>
+              <w:t>Dr. Shamsa</w:t>
             </w:r>
           </w:p>
         </w:tc>
@@ -17739,17 +17739,17 @@
                 <w:szCs w:val="16"/>
                 <w14:ligatures w14:val="none"/>
               </w:rPr>
-              <w:t>Dr</w:t>
-            </w:r>
-            <w:r>
-              <w:rPr>
-                <w:rFonts w:ascii="Times New Roman" w:eastAsia="Times New Roman" w:hAnsi="Times New Roman" w:cs="Times New Roman"/>
-                <w:kern w:val="0"/>
-                <w:sz w:val="16"/>
-                <w:szCs w:val="16"/>
-                <w14:ligatures w14:val="none"/>
-              </w:rPr>
-              <w:t>. Thuria</w:t>
+              <w:t/>
+            </w:r>
+            <w:r>
+              <w:rPr>
+                <w:rFonts w:ascii="Times New Roman" w:eastAsia="Times New Roman" w:hAnsi="Times New Roman" w:cs="Times New Roman"/>
+                <w:kern w:val="0"/>
+                <w:sz w:val="16"/>
+                <w:szCs w:val="16"/>
+                <w14:ligatures w14:val="none"/>
+              </w:rPr>
+              <w:t/>
             </w:r>
           </w:p>
         </w:tc>
@@ -17787,7 +17787,7 @@
                 <w:szCs w:val="16"/>
                 <w14:ligatures w14:val="none"/>
               </w:rPr>
-              <w:t>Fadel</w:t>
+              <w:t/>
             </w:r>
           </w:p>
         </w:tc>
@@ -17825,7 +17825,7 @@
                 <w:szCs w:val="16"/>
                 <w14:ligatures w14:val="none"/>
               </w:rPr>
-              <w:t>Mohammed S</w:t>
+              <w:t/>
             </w:r>
           </w:p>
         </w:tc>
@@ -17863,7 +17863,7 @@
                 <w:szCs w:val="16"/>
                 <w14:ligatures w14:val="none"/>
               </w:rPr>
-              <w:t>Iman</w:t>
+              <w:t/>
             </w:r>
           </w:p>
         </w:tc>
@@ -17902,7 +17902,7 @@
                 <w:szCs w:val="16"/>
                 <w14:ligatures w14:val="none"/>
               </w:rPr>
-              <w:t>Fatimah</w:t>
+              <w:t/>
             </w:r>
           </w:p>
         </w:tc>
@@ -17941,7 +17941,7 @@
                 <w:szCs w:val="16"/>
                 <w14:ligatures w14:val="none"/>
               </w:rPr>
-              <w:t>Sadiq</w:t>
+              <w:t/>
             </w:r>
           </w:p>
         </w:tc>
@@ -18006,7 +18006,7 @@
               </w:rPr>
             </w:pPr>
             <w:r>
-              <w:t>01</w:t>
+              <w:t>29</w:t>
             </w:r>
           </w:p>
         </w:tc>
@@ -18035,7 +18035,7 @@
               </w:rPr>
             </w:pPr>
             <w:r>
-              <w:t>16</w:t>
+              <w:t>14</w:t>
             </w:r>
           </w:p>
         </w:tc>
@@ -18054,11 +18054,11 @@
               <w:jc w:val="center"/>
             </w:pPr>
             <w:r>
-              <w:t xml:space="preserve">Dr. Fatimah </w:t>
+              <w:t xml:space="preserve">Dr. Mona</w:t>
             </w:r>
             <w:proofErr w:type="spellStart"/>
             <w:r>
-              <w:t>Alrubh</w:t>
+              <w:t/>
             </w:r>
             <w:proofErr w:type="spellEnd"/>
           </w:p>
@@ -18096,17 +18096,17 @@
                 <w:szCs w:val="16"/>
                 <w14:ligatures w14:val="none"/>
               </w:rPr>
-              <w:t>Dr</w:t>
-            </w:r>
-            <w:r>
-              <w:rPr>
-                <w:rFonts w:ascii="Times New Roman" w:eastAsia="Times New Roman" w:hAnsi="Times New Roman" w:cs="Times New Roman"/>
-                <w:kern w:val="0"/>
-                <w:sz w:val="16"/>
-                <w:szCs w:val="16"/>
-                <w14:ligatures w14:val="none"/>
-              </w:rPr>
-              <w:t>. Thuria</w:t>
+              <w:t/>
+            </w:r>
+            <w:r>
+              <w:rPr>
+                <w:rFonts w:ascii="Times New Roman" w:eastAsia="Times New Roman" w:hAnsi="Times New Roman" w:cs="Times New Roman"/>
+                <w:kern w:val="0"/>
+                <w:sz w:val="16"/>
+                <w:szCs w:val="16"/>
+                <w14:ligatures w14:val="none"/>
+              </w:rPr>
+              <w:t/>
             </w:r>
           </w:p>
         </w:tc>
@@ -18144,7 +18144,7 @@
                 <w:szCs w:val="16"/>
                 <w14:ligatures w14:val="none"/>
               </w:rPr>
-              <w:t>Fadel</w:t>
+              <w:t/>
             </w:r>
           </w:p>
         </w:tc>
@@ -18182,7 +18182,7 @@
                 <w:szCs w:val="16"/>
                 <w14:ligatures w14:val="none"/>
               </w:rPr>
-              <w:t>Mohammed S</w:t>
+              <w:t/>
             </w:r>
           </w:p>
         </w:tc>
@@ -18220,7 +18220,7 @@
                 <w:szCs w:val="16"/>
                 <w14:ligatures w14:val="none"/>
               </w:rPr>
-              <w:t>Saeed</w:t>
+              <w:t/>
             </w:r>
           </w:p>
         </w:tc>
@@ -18259,7 +18259,7 @@
                 <w:szCs w:val="16"/>
                 <w14:ligatures w14:val="none"/>
               </w:rPr>
-              <w:t>AlSultan</w:t>
+              <w:t/>
             </w:r>
           </w:p>
         </w:tc>
@@ -18298,7 +18298,7 @@
                 <w:szCs w:val="16"/>
                 <w14:ligatures w14:val="none"/>
               </w:rPr>
-              <w:t>Abdulrahim</w:t>
+              <w:t/>
             </w:r>
           </w:p>
         </w:tc>
@@ -18363,7 +18363,7 @@
               </w:rPr>
             </w:pPr>
             <w:r>
-              <w:t>02</w:t>
+              <w:t>30</w:t>
             </w:r>
           </w:p>
         </w:tc>
@@ -18392,7 +18392,7 @@
               </w:rPr>
             </w:pPr>
             <w:r>
-              <w:t>17</w:t>
+              <w:t>15</w:t>
             </w:r>
           </w:p>
         </w:tc>
@@ -18411,11 +18411,11 @@
               <w:jc w:val="center"/>
             </w:pPr>
             <w:r>
-              <w:t xml:space="preserve">Dr. Fatimah </w:t>
+              <w:t xml:space="preserve">Dr. Zahra Alsanna</w:t>
             </w:r>
             <w:proofErr w:type="spellStart"/>
             <w:r>
-              <w:t>Alrubh</w:t>
+              <w:t/>
             </w:r>
             <w:proofErr w:type="spellEnd"/>
           </w:p>
@@ -18453,17 +18453,17 @@
                 <w:szCs w:val="16"/>
                 <w14:ligatures w14:val="none"/>
               </w:rPr>
-              <w:t>Dr</w:t>
-            </w:r>
-            <w:r>
-              <w:rPr>
-                <w:rFonts w:ascii="Times New Roman" w:eastAsia="Times New Roman" w:hAnsi="Times New Roman" w:cs="Times New Roman"/>
-                <w:kern w:val="0"/>
-                <w:sz w:val="16"/>
-                <w:szCs w:val="16"/>
-                <w14:ligatures w14:val="none"/>
-              </w:rPr>
-              <w:t>. Thuria</w:t>
+              <w:t/>
+            </w:r>
+            <w:r>
+              <w:rPr>
+                <w:rFonts w:ascii="Times New Roman" w:eastAsia="Times New Roman" w:hAnsi="Times New Roman" w:cs="Times New Roman"/>
+                <w:kern w:val="0"/>
+                <w:sz w:val="16"/>
+                <w:szCs w:val="16"/>
+                <w14:ligatures w14:val="none"/>
+              </w:rPr>
+              <w:t/>
             </w:r>
           </w:p>
         </w:tc>
@@ -18501,7 +18501,7 @@
                 <w:szCs w:val="16"/>
                 <w14:ligatures w14:val="none"/>
               </w:rPr>
-              <w:t>Fadel</w:t>
+              <w:t/>
             </w:r>
           </w:p>
         </w:tc>
@@ -18539,7 +18539,7 @@
                 <w:szCs w:val="16"/>
                 <w14:ligatures w14:val="none"/>
               </w:rPr>
-              <w:t>Mohammed S</w:t>
+              <w:t/>
             </w:r>
           </w:p>
         </w:tc>
@@ -18577,7 +18577,7 @@
                 <w:szCs w:val="16"/>
                 <w14:ligatures w14:val="none"/>
               </w:rPr>
-              <w:t>Iman</w:t>
+              <w:t/>
             </w:r>
           </w:p>
         </w:tc>
@@ -18616,7 +18616,7 @@
                 <w:szCs w:val="16"/>
                 <w14:ligatures w14:val="none"/>
               </w:rPr>
-              <w:t>Fatimah</w:t>
+              <w:t/>
             </w:r>
           </w:p>
         </w:tc>
@@ -18655,7 +18655,7 @@
                 <w:szCs w:val="16"/>
                 <w14:ligatures w14:val="none"/>
               </w:rPr>
-              <w:t>Sadiq (3PM-11PM)</w:t>
+              <w:t/>
             </w:r>
           </w:p>
         </w:tc>
@@ -18723,7 +18723,7 @@
               </w:rPr>
             </w:pPr>
             <w:r>
-              <w:t>03</w:t>
+              <w:t>31</w:t>
             </w:r>
           </w:p>
         </w:tc>
@@ -18753,7 +18753,7 @@
               </w:rPr>
             </w:pPr>
             <w:r>
-              <w:t>18</w:t>
+              <w:t>16</w:t>
             </w:r>
           </w:p>
         </w:tc>
@@ -18773,7 +18773,7 @@
               <w:jc w:val="center"/>
             </w:pPr>
             <w:r>
-              <w:t>Dr. Shefa</w:t>
+              <w:t>Dr. Fatimah Alrebh</w:t>
             </w:r>
           </w:p>
         </w:tc>
@@ -18811,17 +18811,17 @@
                 <w:szCs w:val="16"/>
                 <w14:ligatures w14:val="none"/>
               </w:rPr>
-              <w:t>Dr</w:t>
-            </w:r>
-            <w:r>
-              <w:rPr>
-                <w:rFonts w:ascii="Times New Roman" w:eastAsia="Times New Roman" w:hAnsi="Times New Roman" w:cs="Times New Roman"/>
-                <w:kern w:val="0"/>
-                <w:sz w:val="16"/>
-                <w:szCs w:val="16"/>
-                <w14:ligatures w14:val="none"/>
-              </w:rPr>
-              <w:t>. Thuria</w:t>
+              <w:t/>
+            </w:r>
+            <w:r>
+              <w:rPr>
+                <w:rFonts w:ascii="Times New Roman" w:eastAsia="Times New Roman" w:hAnsi="Times New Roman" w:cs="Times New Roman"/>
+                <w:kern w:val="0"/>
+                <w:sz w:val="16"/>
+                <w:szCs w:val="16"/>
+                <w14:ligatures w14:val="none"/>
+              </w:rPr>
+              <w:t/>
             </w:r>
           </w:p>
         </w:tc>
@@ -18860,7 +18860,7 @@
                 <w:szCs w:val="16"/>
                 <w14:ligatures w14:val="none"/>
               </w:rPr>
-              <w:t>Fadel</w:t>
+              <w:t/>
             </w:r>
           </w:p>
         </w:tc>
@@ -18928,7 +18928,7 @@
                 <w:szCs w:val="16"/>
                 <w14:ligatures w14:val="none"/>
               </w:rPr>
-              <w:t>Abdullah</w:t>
+              <w:t/>
             </w:r>
           </w:p>
         </w:tc>
@@ -18998,7 +18998,7 @@
                 <w:szCs w:val="16"/>
                 <w14:ligatures w14:val="none"/>
               </w:rPr>
-              <w:t>AlSultan</w:t>
+              <w:t/>
             </w:r>
           </w:p>
         </w:tc>
@@ -19066,7 +19066,7 @@
               </w:rPr>
             </w:pPr>
             <w:r>
-              <w:t>04</w:t>
+              <w:t>01</w:t>
             </w:r>
           </w:p>
         </w:tc>
@@ -19096,7 +19096,7 @@
               </w:rPr>
             </w:pPr>
             <w:r>
-              <w:t>19</w:t>
+              <w:t>17</w:t>
             </w:r>
           </w:p>
         </w:tc>
@@ -19116,7 +19116,7 @@
               <w:jc w:val="center"/>
             </w:pPr>
             <w:r>
-              <w:t>Dr. Shefa</w:t>
+              <w:t>Dr. Ali Alramadhan</w:t>
             </w:r>
           </w:p>
         </w:tc>
@@ -19154,17 +19154,17 @@
                 <w:szCs w:val="16"/>
                 <w14:ligatures w14:val="none"/>
               </w:rPr>
-              <w:t>Dr</w:t>
-            </w:r>
-            <w:r>
-              <w:rPr>
-                <w:rFonts w:ascii="Times New Roman" w:eastAsia="Times New Roman" w:hAnsi="Times New Roman" w:cs="Times New Roman"/>
-                <w:kern w:val="0"/>
-                <w:sz w:val="16"/>
-                <w:szCs w:val="16"/>
-                <w14:ligatures w14:val="none"/>
-              </w:rPr>
-              <w:t>. Thuria</w:t>
+              <w:t/>
+            </w:r>
+            <w:r>
+              <w:rPr>
+                <w:rFonts w:ascii="Times New Roman" w:eastAsia="Times New Roman" w:hAnsi="Times New Roman" w:cs="Times New Roman"/>
+                <w:kern w:val="0"/>
+                <w:sz w:val="16"/>
+                <w:szCs w:val="16"/>
+                <w14:ligatures w14:val="none"/>
+              </w:rPr>
+              <w:t/>
             </w:r>
           </w:p>
         </w:tc>
@@ -19203,7 +19203,7 @@
                 <w:szCs w:val="16"/>
                 <w14:ligatures w14:val="none"/>
               </w:rPr>
-              <w:t>Fadel</w:t>
+              <w:t/>
             </w:r>
           </w:p>
         </w:tc>
@@ -19271,7 +19271,7 @@
                 <w:szCs w:val="16"/>
                 <w14:ligatures w14:val="none"/>
               </w:rPr>
-              <w:t>Iman</w:t>
+              <w:t/>
             </w:r>
           </w:p>
         </w:tc>
@@ -19341,7 +19341,7 @@
                 <w:szCs w:val="16"/>
                 <w14:ligatures w14:val="none"/>
               </w:rPr>
-              <w:t xml:space="preserve">Fatimah </w:t>
+              <w:t xml:space="preserve"/>
             </w:r>
             <w:proofErr w:type="gramStart"/>
             <w:r>
@@ -19352,7 +19352,7 @@
                 <w:szCs w:val="16"/>
                 <w14:ligatures w14:val="none"/>
               </w:rPr>
-              <w:t>( 3</w:t>
+              <w:t/>
             </w:r>
             <w:proofErr w:type="gramEnd"/>
             <w:r>
@@ -19363,7 +19363,7 @@
                 <w:szCs w:val="16"/>
                 <w14:ligatures w14:val="none"/>
               </w:rPr>
-              <w:t>PM-11PM)</w:t>
+              <w:t/>
             </w:r>
           </w:p>
         </w:tc>

--- a/deploy/block11_template.docx
+++ b/deploy/block11_template.docx
@@ -21359,20 +21359,6 @@
                 <w:szCs w:val="20"/>
                 <w:rtl w:val="0"/>
               </w:rPr>
-              <w:t xml:space="preserve">Hawraa Albaik (Develop)</w:t>
-            </w:r>
-          </w:p>
-          <w:p>
-            <w:pPr>
-              <w:jc w:val="left"/>
-              <w:bidi w:val="0"/>
-            </w:pPr>
-            <w:r>
-              <w:rPr>
-                <w:sz w:val="20"/>
-                <w:szCs w:val="20"/>
-                <w:rtl w:val="0"/>
-              </w:rPr>
               <w:t xml:space="preserve">Ali Almarzooq (Neuro)</w:t>
             </w:r>
           </w:p>
@@ -21806,7 +21792,7 @@
                 <w:szCs w:val="20"/>
                 <w:rtl w:val="0"/>
               </w:rPr>
-              <w:t xml:space="preserve">GI:  –</w:t>
+              <w:t xml:space="preserve">GI:  Hawraa Albaiek</w:t>
             </w:r>
           </w:p>
         </w:tc>

--- a/deploy/block11_template.docx
+++ b/deploy/block11_template.docx
@@ -10550,14 +10550,13 @@
                 <w:sz w:val="18"/>
                 <w:szCs w:val="18"/>
               </w:rPr>
-              <w:t/>
-            </w:r>
-          </w:p>
-        </w:tc>
-        <w:tc>
-          <w:tcPr>
-            <w:tcW w:w="4111" w:type="dxa"/>
-            <w:gridSpan w:val="3"/>
+              <w:t>Dr. Mohammed</w:t>
+            </w:r>
+          </w:p>
+        </w:tc>
+        <w:tc>
+          <w:tcPr>
+            <w:tcW w:w="1370" w:type="dxa"/>
             <w:tcBorders>
               <w:top w:val="single" w:sz="4" w:space="0" w:color="auto"/>
               <w:left w:val="single" w:sz="4" w:space="0" w:color="auto"/>
@@ -10587,21 +10586,19 @@
                 <w:sz w:val="16"/>
                 <w:szCs w:val="16"/>
               </w:rPr>
-              <w:t/>
-            </w:r>
-          </w:p>
-        </w:tc>
-        <w:tc>
-          <w:tcPr>
-            <w:tcW w:w="4108" w:type="dxa"/>
-            <w:gridSpan w:val="2"/>
-            <w:tcBorders>
-              <w:top w:val="single" w:sz="4" w:space="0" w:color="auto"/>
-              <w:left w:val="single" w:sz="4" w:space="0" w:color="auto"/>
-              <w:bottom w:val="single" w:sz="4" w:space="0" w:color="auto"/>
-              <w:right w:val="single" w:sz="4" w:space="0" w:color="auto"/>
-            </w:tcBorders>
-            <w:vAlign w:val="center"/>
+              <w:t>Dr. Saeed</w:t>
+            </w:r>
+          </w:p>
+        </w:tc>
+        <w:tc>
+          <w:tcPr>
+            <w:tcW w:w="1370" w:type="dxa"/>
+            <w:tcBorders>
+              <w:top w:val="single" w:sz="4" w:space="0" w:color="auto"/>
+              <w:left w:val="single" w:sz="4" w:space="0" w:color="auto"/>
+              <w:bottom w:val="single" w:sz="4" w:space="0" w:color="auto"/>
+              <w:right w:val="single" w:sz="4" w:space="0" w:color="auto"/>
+            </w:tcBorders>
           </w:tcPr>
           <w:p>
             <w:pPr>
@@ -10621,13 +10618,125 @@
             </w:pPr>
             <w:r>
               <w:rPr>
-                <w:rFonts w:asciiTheme="majorBidi" w:eastAsia="Times New Roman" w:hAnsiTheme="majorBidi" w:cstheme="majorBidi"/>
-                <w:kern w:val="0"/>
-                <w:sz w:val="16"/>
-                <w:szCs w:val="16"/>
-                <w14:ligatures w14:val="none"/>
-              </w:rPr>
-              <w:t/>
+                <w:rFonts w:asciiTheme="majorBidi" w:hAnsiTheme="majorBidi" w:cstheme="majorBidi"/>
+                <w:sz w:val="16"/>
+                <w:szCs w:val="16"/>
+              </w:rPr>
+              <w:t>Dr. Mohammed.O</w:t>
+            </w:r>
+          </w:p>
+        </w:tc>
+        <w:tc>
+          <w:tcPr>
+            <w:tcW w:w="1371" w:type="dxa"/>
+            <w:tcBorders>
+              <w:top w:val="single" w:sz="4" w:space="0" w:color="auto"/>
+              <w:left w:val="single" w:sz="4" w:space="0" w:color="auto"/>
+              <w:bottom w:val="single" w:sz="4" w:space="0" w:color="auto"/>
+              <w:right w:val="single" w:sz="4" w:space="0" w:color="auto"/>
+            </w:tcBorders>
+          </w:tcPr>
+          <w:p>
+            <w:pPr>
+              <w:widowControl w:val="0"/>
+              <w:autoSpaceDE w:val="0"/>
+              <w:autoSpaceDN w:val="0"/>
+              <w:bidi w:val="0"/>
+              <w:spacing w:line="142" w:lineRule="exact"/>
+              <w:jc w:val="center"/>
+              <w:rPr>
+                <w:rFonts w:asciiTheme="majorBidi" w:eastAsia="Times New Roman" w:hAnsiTheme="majorBidi" w:cstheme="majorBidi"/>
+                <w:kern w:val="0"/>
+                <w:sz w:val="16"/>
+                <w:szCs w:val="16"/>
+                <w14:ligatures w14:val="none"/>
+              </w:rPr>
+            </w:pPr>
+            <w:r>
+              <w:rPr>
+                <w:rFonts w:asciiTheme="majorBidi" w:hAnsiTheme="majorBidi" w:cstheme="majorBidi"/>
+                <w:sz w:val="16"/>
+                <w:szCs w:val="16"/>
+              </w:rPr>
+              <w:t>Dr. Abdullah</w:t>
+            </w:r>
+          </w:p>
+        </w:tc>
+        <w:tc>
+          <w:tcPr>
+            <w:tcW w:w="2054" w:type="dxa"/>
+            <w:tcBorders>
+              <w:top w:val="single" w:sz="4" w:space="0" w:color="auto"/>
+              <w:left w:val="single" w:sz="4" w:space="0" w:color="auto"/>
+              <w:bottom w:val="single" w:sz="4" w:space="0" w:color="auto"/>
+              <w:right w:val="single" w:sz="4" w:space="0" w:color="auto"/>
+            </w:tcBorders>
+            <w:vAlign w:val="center"/>
+          </w:tcPr>
+          <w:p>
+            <w:pPr>
+              <w:widowControl w:val="0"/>
+              <w:autoSpaceDE w:val="0"/>
+              <w:autoSpaceDN w:val="0"/>
+              <w:bidi w:val="0"/>
+              <w:spacing w:line="142" w:lineRule="exact"/>
+              <w:jc w:val="center"/>
+              <w:rPr>
+                <w:rFonts w:asciiTheme="majorBidi" w:eastAsia="Times New Roman" w:hAnsiTheme="majorBidi" w:cstheme="majorBidi"/>
+                <w:kern w:val="0"/>
+                <w:sz w:val="16"/>
+                <w:szCs w:val="16"/>
+                <w14:ligatures w14:val="none"/>
+              </w:rPr>
+            </w:pPr>
+            <w:r>
+              <w:rPr>
+                <w:rFonts w:asciiTheme="majorBidi" w:eastAsia="Times New Roman" w:hAnsiTheme="majorBidi" w:cstheme="majorBidi"/>
+                <w:kern w:val="0"/>
+                <w:sz w:val="16"/>
+                <w:szCs w:val="16"/>
+                <w14:ligatures w14:val="none"/>
+              </w:rPr>
+              <w:t>Dr. Sadiq</w:t>
+            </w:r>
+          </w:p>
+        </w:tc>
+        <w:tc>
+          <w:tcPr>
+            <w:tcW w:w="2054" w:type="dxa"/>
+            <w:tcBorders>
+              <w:top w:val="single" w:sz="4" w:space="0" w:color="auto"/>
+              <w:left w:val="single" w:sz="4" w:space="0" w:color="auto"/>
+              <w:bottom w:val="single" w:sz="4" w:space="0" w:color="auto"/>
+              <w:right w:val="single" w:sz="4" w:space="0" w:color="auto"/>
+            </w:tcBorders>
+            <w:vAlign w:val="center"/>
+          </w:tcPr>
+          <w:p>
+            <w:pPr>
+              <w:widowControl w:val="0"/>
+              <w:autoSpaceDE w:val="0"/>
+              <w:autoSpaceDN w:val="0"/>
+              <w:bidi w:val="0"/>
+              <w:spacing w:line="142" w:lineRule="exact"/>
+              <w:jc w:val="center"/>
+              <w:rPr>
+                <w:rFonts w:asciiTheme="majorBidi" w:eastAsia="Times New Roman" w:hAnsiTheme="majorBidi" w:cstheme="majorBidi"/>
+                <w:kern w:val="0"/>
+                <w:sz w:val="16"/>
+                <w:szCs w:val="16"/>
+                <w14:ligatures w14:val="none"/>
+              </w:rPr>
+            </w:pPr>
+            <w:r>
+              <w:rPr>
+                <w:rFonts w:asciiTheme="majorBidi" w:eastAsia="Times New Roman" w:hAnsiTheme="majorBidi" w:cstheme="majorBidi"/>
+                <w:kern w:val="0"/>
+                <w:sz w:val="16"/>
+                <w:szCs w:val="16"/>
+                <w14:ligatures w14:val="none"/>
+              </w:rPr>
+              <w:t>Dr. Alsultan (3pm-11pm)</w:t>
             </w:r>
           </w:p>
         </w:tc>
@@ -10771,14 +10880,13 @@
                 <w:sz w:val="18"/>
                 <w:szCs w:val="18"/>
               </w:rPr>
-              <w:t/>
-            </w:r>
-          </w:p>
-        </w:tc>
-        <w:tc>
-          <w:tcPr>
-            <w:tcW w:w="4111" w:type="dxa"/>
-            <w:gridSpan w:val="3"/>
+              <w:t>Dr. Mohammed</w:t>
+            </w:r>
+          </w:p>
+        </w:tc>
+        <w:tc>
+          <w:tcPr>
+            <w:tcW w:w="1370" w:type="dxa"/>
             <w:tcBorders>
               <w:top w:val="single" w:sz="4" w:space="0" w:color="auto"/>
               <w:left w:val="single" w:sz="4" w:space="0" w:color="auto"/>
@@ -10808,21 +10916,19 @@
                 <w:sz w:val="16"/>
                 <w:szCs w:val="16"/>
               </w:rPr>
-              <w:t/>
-            </w:r>
-          </w:p>
-        </w:tc>
-        <w:tc>
-          <w:tcPr>
-            <w:tcW w:w="4108" w:type="dxa"/>
-            <w:gridSpan w:val="2"/>
-            <w:tcBorders>
-              <w:top w:val="single" w:sz="4" w:space="0" w:color="auto"/>
-              <w:left w:val="single" w:sz="4" w:space="0" w:color="auto"/>
-              <w:bottom w:val="single" w:sz="4" w:space="0" w:color="auto"/>
-              <w:right w:val="single" w:sz="4" w:space="0" w:color="auto"/>
-            </w:tcBorders>
-            <w:vAlign w:val="center"/>
+              <w:t>Dr. Saeed</w:t>
+            </w:r>
+          </w:p>
+        </w:tc>
+        <w:tc>
+          <w:tcPr>
+            <w:tcW w:w="1370" w:type="dxa"/>
+            <w:tcBorders>
+              <w:top w:val="single" w:sz="4" w:space="0" w:color="auto"/>
+              <w:left w:val="single" w:sz="4" w:space="0" w:color="auto"/>
+              <w:bottom w:val="single" w:sz="4" w:space="0" w:color="auto"/>
+              <w:right w:val="single" w:sz="4" w:space="0" w:color="auto"/>
+            </w:tcBorders>
           </w:tcPr>
           <w:p>
             <w:pPr>
@@ -10842,13 +10948,125 @@
             </w:pPr>
             <w:r>
               <w:rPr>
-                <w:rFonts w:asciiTheme="majorBidi" w:eastAsia="Times New Roman" w:hAnsiTheme="majorBidi" w:cstheme="majorBidi"/>
-                <w:kern w:val="0"/>
-                <w:sz w:val="16"/>
-                <w:szCs w:val="16"/>
-                <w14:ligatures w14:val="none"/>
-              </w:rPr>
-              <w:t/>
+                <w:rFonts w:asciiTheme="majorBidi" w:hAnsiTheme="majorBidi" w:cstheme="majorBidi"/>
+                <w:sz w:val="16"/>
+                <w:szCs w:val="16"/>
+              </w:rPr>
+              <w:t>Dr. Mohammed.O</w:t>
+            </w:r>
+          </w:p>
+        </w:tc>
+        <w:tc>
+          <w:tcPr>
+            <w:tcW w:w="1371" w:type="dxa"/>
+            <w:tcBorders>
+              <w:top w:val="single" w:sz="4" w:space="0" w:color="auto"/>
+              <w:left w:val="single" w:sz="4" w:space="0" w:color="auto"/>
+              <w:bottom w:val="single" w:sz="4" w:space="0" w:color="auto"/>
+              <w:right w:val="single" w:sz="4" w:space="0" w:color="auto"/>
+            </w:tcBorders>
+          </w:tcPr>
+          <w:p>
+            <w:pPr>
+              <w:widowControl w:val="0"/>
+              <w:autoSpaceDE w:val="0"/>
+              <w:autoSpaceDN w:val="0"/>
+              <w:bidi w:val="0"/>
+              <w:spacing w:line="142" w:lineRule="exact"/>
+              <w:jc w:val="center"/>
+              <w:rPr>
+                <w:rFonts w:asciiTheme="majorBidi" w:eastAsia="Times New Roman" w:hAnsiTheme="majorBidi" w:cstheme="majorBidi"/>
+                <w:kern w:val="0"/>
+                <w:sz w:val="16"/>
+                <w:szCs w:val="16"/>
+                <w14:ligatures w14:val="none"/>
+              </w:rPr>
+            </w:pPr>
+            <w:r>
+              <w:rPr>
+                <w:rFonts w:asciiTheme="majorBidi" w:hAnsiTheme="majorBidi" w:cstheme="majorBidi"/>
+                <w:sz w:val="16"/>
+                <w:szCs w:val="16"/>
+              </w:rPr>
+              <w:t>Dr. Fadel</w:t>
+            </w:r>
+          </w:p>
+        </w:tc>
+        <w:tc>
+          <w:tcPr>
+            <w:tcW w:w="2054" w:type="dxa"/>
+            <w:tcBorders>
+              <w:top w:val="single" w:sz="4" w:space="0" w:color="auto"/>
+              <w:left w:val="single" w:sz="4" w:space="0" w:color="auto"/>
+              <w:bottom w:val="single" w:sz="4" w:space="0" w:color="auto"/>
+              <w:right w:val="single" w:sz="4" w:space="0" w:color="auto"/>
+            </w:tcBorders>
+            <w:vAlign w:val="center"/>
+          </w:tcPr>
+          <w:p>
+            <w:pPr>
+              <w:widowControl w:val="0"/>
+              <w:autoSpaceDE w:val="0"/>
+              <w:autoSpaceDN w:val="0"/>
+              <w:bidi w:val="0"/>
+              <w:spacing w:line="142" w:lineRule="exact"/>
+              <w:jc w:val="center"/>
+              <w:rPr>
+                <w:rFonts w:asciiTheme="majorBidi" w:eastAsia="Times New Roman" w:hAnsiTheme="majorBidi" w:cstheme="majorBidi"/>
+                <w:kern w:val="0"/>
+                <w:sz w:val="16"/>
+                <w:szCs w:val="16"/>
+                <w14:ligatures w14:val="none"/>
+              </w:rPr>
+            </w:pPr>
+            <w:r>
+              <w:rPr>
+                <w:rFonts w:asciiTheme="majorBidi" w:eastAsia="Times New Roman" w:hAnsiTheme="majorBidi" w:cstheme="majorBidi"/>
+                <w:kern w:val="0"/>
+                <w:sz w:val="16"/>
+                <w:szCs w:val="16"/>
+                <w14:ligatures w14:val="none"/>
+              </w:rPr>
+              <w:t>Dr. Sadiq</w:t>
+            </w:r>
+          </w:p>
+        </w:tc>
+        <w:tc>
+          <w:tcPr>
+            <w:tcW w:w="2054" w:type="dxa"/>
+            <w:tcBorders>
+              <w:top w:val="single" w:sz="4" w:space="0" w:color="auto"/>
+              <w:left w:val="single" w:sz="4" w:space="0" w:color="auto"/>
+              <w:bottom w:val="single" w:sz="4" w:space="0" w:color="auto"/>
+              <w:right w:val="single" w:sz="4" w:space="0" w:color="auto"/>
+            </w:tcBorders>
+            <w:vAlign w:val="center"/>
+          </w:tcPr>
+          <w:p>
+            <w:pPr>
+              <w:widowControl w:val="0"/>
+              <w:autoSpaceDE w:val="0"/>
+              <w:autoSpaceDN w:val="0"/>
+              <w:bidi w:val="0"/>
+              <w:spacing w:line="142" w:lineRule="exact"/>
+              <w:jc w:val="center"/>
+              <w:rPr>
+                <w:rFonts w:asciiTheme="majorBidi" w:eastAsia="Times New Roman" w:hAnsiTheme="majorBidi" w:cstheme="majorBidi"/>
+                <w:kern w:val="0"/>
+                <w:sz w:val="16"/>
+                <w:szCs w:val="16"/>
+                <w14:ligatures w14:val="none"/>
+              </w:rPr>
+            </w:pPr>
+            <w:r>
+              <w:rPr>
+                <w:rFonts w:asciiTheme="majorBidi" w:eastAsia="Times New Roman" w:hAnsiTheme="majorBidi" w:cstheme="majorBidi"/>
+                <w:kern w:val="0"/>
+                <w:sz w:val="16"/>
+                <w:szCs w:val="16"/>
+                <w14:ligatures w14:val="none"/>
+              </w:rPr>
+              <w:t>Dr. Abdulrahim</w:t>
             </w:r>
           </w:p>
         </w:tc>
@@ -10992,14 +11210,13 @@
                 <w:sz w:val="18"/>
                 <w:szCs w:val="18"/>
               </w:rPr>
-              <w:t xml:space="preserve"/>
-            </w:r>
-          </w:p>
-        </w:tc>
-        <w:tc>
-          <w:tcPr>
-            <w:tcW w:w="4111" w:type="dxa"/>
-            <w:gridSpan w:val="3"/>
+              <w:t xml:space="preserve">Dr. Mohammed</w:t>
+            </w:r>
+          </w:p>
+        </w:tc>
+        <w:tc>
+          <w:tcPr>
+            <w:tcW w:w="1370" w:type="dxa"/>
             <w:tcBorders>
               <w:top w:val="single" w:sz="4" w:space="0" w:color="auto"/>
               <w:left w:val="single" w:sz="4" w:space="0" w:color="auto"/>
@@ -11029,21 +11246,19 @@
                 <w:sz w:val="16"/>
                 <w:szCs w:val="16"/>
               </w:rPr>
-              <w:t/>
-            </w:r>
-          </w:p>
-        </w:tc>
-        <w:tc>
-          <w:tcPr>
-            <w:tcW w:w="4108" w:type="dxa"/>
-            <w:gridSpan w:val="2"/>
-            <w:tcBorders>
-              <w:top w:val="single" w:sz="4" w:space="0" w:color="auto"/>
-              <w:left w:val="single" w:sz="4" w:space="0" w:color="auto"/>
-              <w:bottom w:val="single" w:sz="4" w:space="0" w:color="auto"/>
-              <w:right w:val="single" w:sz="4" w:space="0" w:color="auto"/>
-            </w:tcBorders>
-            <w:vAlign w:val="center"/>
+              <w:t>Dr. Saeed</w:t>
+            </w:r>
+          </w:p>
+        </w:tc>
+        <w:tc>
+          <w:tcPr>
+            <w:tcW w:w="1370" w:type="dxa"/>
+            <w:tcBorders>
+              <w:top w:val="single" w:sz="4" w:space="0" w:color="auto"/>
+              <w:left w:val="single" w:sz="4" w:space="0" w:color="auto"/>
+              <w:bottom w:val="single" w:sz="4" w:space="0" w:color="auto"/>
+              <w:right w:val="single" w:sz="4" w:space="0" w:color="auto"/>
+            </w:tcBorders>
           </w:tcPr>
           <w:p>
             <w:pPr>
@@ -11063,13 +11278,125 @@
             </w:pPr>
             <w:r>
               <w:rPr>
-                <w:rFonts w:asciiTheme="majorBidi" w:eastAsia="Times New Roman" w:hAnsiTheme="majorBidi" w:cstheme="majorBidi"/>
-                <w:kern w:val="0"/>
-                <w:sz w:val="16"/>
-                <w:szCs w:val="16"/>
-                <w14:ligatures w14:val="none"/>
-              </w:rPr>
-              <w:t/>
+                <w:rFonts w:asciiTheme="majorBidi" w:hAnsiTheme="majorBidi" w:cstheme="majorBidi"/>
+                <w:sz w:val="16"/>
+                <w:szCs w:val="16"/>
+              </w:rPr>
+              <w:t>Dr. Mohammed.O</w:t>
+            </w:r>
+          </w:p>
+        </w:tc>
+        <w:tc>
+          <w:tcPr>
+            <w:tcW w:w="1371" w:type="dxa"/>
+            <w:tcBorders>
+              <w:top w:val="single" w:sz="4" w:space="0" w:color="auto"/>
+              <w:left w:val="single" w:sz="4" w:space="0" w:color="auto"/>
+              <w:bottom w:val="single" w:sz="4" w:space="0" w:color="auto"/>
+              <w:right w:val="single" w:sz="4" w:space="0" w:color="auto"/>
+            </w:tcBorders>
+          </w:tcPr>
+          <w:p>
+            <w:pPr>
+              <w:widowControl w:val="0"/>
+              <w:autoSpaceDE w:val="0"/>
+              <w:autoSpaceDN w:val="0"/>
+              <w:bidi w:val="0"/>
+              <w:spacing w:line="142" w:lineRule="exact"/>
+              <w:jc w:val="center"/>
+              <w:rPr>
+                <w:rFonts w:asciiTheme="majorBidi" w:eastAsia="Times New Roman" w:hAnsiTheme="majorBidi" w:cstheme="majorBidi"/>
+                <w:kern w:val="0"/>
+                <w:sz w:val="16"/>
+                <w:szCs w:val="16"/>
+                <w14:ligatures w14:val="none"/>
+              </w:rPr>
+            </w:pPr>
+            <w:r>
+              <w:rPr>
+                <w:rFonts w:asciiTheme="majorBidi" w:hAnsiTheme="majorBidi" w:cstheme="majorBidi"/>
+                <w:sz w:val="16"/>
+                <w:szCs w:val="16"/>
+              </w:rPr>
+              <w:t>Dr. Abdullah</w:t>
+            </w:r>
+          </w:p>
+        </w:tc>
+        <w:tc>
+          <w:tcPr>
+            <w:tcW w:w="2054" w:type="dxa"/>
+            <w:tcBorders>
+              <w:top w:val="single" w:sz="4" w:space="0" w:color="auto"/>
+              <w:left w:val="single" w:sz="4" w:space="0" w:color="auto"/>
+              <w:bottom w:val="single" w:sz="4" w:space="0" w:color="auto"/>
+              <w:right w:val="single" w:sz="4" w:space="0" w:color="auto"/>
+            </w:tcBorders>
+            <w:vAlign w:val="center"/>
+          </w:tcPr>
+          <w:p>
+            <w:pPr>
+              <w:widowControl w:val="0"/>
+              <w:autoSpaceDE w:val="0"/>
+              <w:autoSpaceDN w:val="0"/>
+              <w:bidi w:val="0"/>
+              <w:spacing w:line="142" w:lineRule="exact"/>
+              <w:jc w:val="center"/>
+              <w:rPr>
+                <w:rFonts w:asciiTheme="majorBidi" w:eastAsia="Times New Roman" w:hAnsiTheme="majorBidi" w:cstheme="majorBidi"/>
+                <w:kern w:val="0"/>
+                <w:sz w:val="16"/>
+                <w:szCs w:val="16"/>
+                <w14:ligatures w14:val="none"/>
+              </w:rPr>
+            </w:pPr>
+            <w:r>
+              <w:rPr>
+                <w:rFonts w:asciiTheme="majorBidi" w:eastAsia="Times New Roman" w:hAnsiTheme="majorBidi" w:cstheme="majorBidi"/>
+                <w:kern w:val="0"/>
+                <w:sz w:val="16"/>
+                <w:szCs w:val="16"/>
+                <w14:ligatures w14:val="none"/>
+              </w:rPr>
+              <w:t>Dr. Sadiq</w:t>
+            </w:r>
+          </w:p>
+        </w:tc>
+        <w:tc>
+          <w:tcPr>
+            <w:tcW w:w="2054" w:type="dxa"/>
+            <w:tcBorders>
+              <w:top w:val="single" w:sz="4" w:space="0" w:color="auto"/>
+              <w:left w:val="single" w:sz="4" w:space="0" w:color="auto"/>
+              <w:bottom w:val="single" w:sz="4" w:space="0" w:color="auto"/>
+              <w:right w:val="single" w:sz="4" w:space="0" w:color="auto"/>
+            </w:tcBorders>
+            <w:vAlign w:val="center"/>
+          </w:tcPr>
+          <w:p>
+            <w:pPr>
+              <w:widowControl w:val="0"/>
+              <w:autoSpaceDE w:val="0"/>
+              <w:autoSpaceDN w:val="0"/>
+              <w:bidi w:val="0"/>
+              <w:spacing w:line="142" w:lineRule="exact"/>
+              <w:jc w:val="center"/>
+              <w:rPr>
+                <w:rFonts w:asciiTheme="majorBidi" w:eastAsia="Times New Roman" w:hAnsiTheme="majorBidi" w:cstheme="majorBidi"/>
+                <w:kern w:val="0"/>
+                <w:sz w:val="16"/>
+                <w:szCs w:val="16"/>
+                <w14:ligatures w14:val="none"/>
+              </w:rPr>
+            </w:pPr>
+            <w:r>
+              <w:rPr>
+                <w:rFonts w:asciiTheme="majorBidi" w:eastAsia="Times New Roman" w:hAnsiTheme="majorBidi" w:cstheme="majorBidi"/>
+                <w:kern w:val="0"/>
+                <w:sz w:val="16"/>
+                <w:szCs w:val="16"/>
+                <w14:ligatures w14:val="none"/>
+              </w:rPr>
+              <w:t>Dr. Alsultan (3pm-11pm)</w:t>
             </w:r>
           </w:p>
         </w:tc>
@@ -11218,14 +11545,13 @@
                 <w:sz w:val="18"/>
                 <w:szCs w:val="18"/>
               </w:rPr>
-              <w:t/>
-            </w:r>
-          </w:p>
-        </w:tc>
-        <w:tc>
-          <w:tcPr>
-            <w:tcW w:w="4111" w:type="dxa"/>
-            <w:gridSpan w:val="3"/>
+              <w:t>Dr. Mohammed</w:t>
+            </w:r>
+          </w:p>
+        </w:tc>
+        <w:tc>
+          <w:tcPr>
+            <w:tcW w:w="1370" w:type="dxa"/>
             <w:tcBorders>
               <w:top w:val="single" w:sz="4" w:space="0" w:color="auto"/>
               <w:left w:val="single" w:sz="4" w:space="0" w:color="auto"/>
@@ -11255,21 +11581,19 @@
                 <w:sz w:val="16"/>
                 <w:szCs w:val="16"/>
               </w:rPr>
-              <w:t/>
-            </w:r>
-          </w:p>
-        </w:tc>
-        <w:tc>
-          <w:tcPr>
-            <w:tcW w:w="4108" w:type="dxa"/>
-            <w:gridSpan w:val="2"/>
-            <w:tcBorders>
-              <w:top w:val="single" w:sz="4" w:space="0" w:color="auto"/>
-              <w:left w:val="single" w:sz="4" w:space="0" w:color="auto"/>
-              <w:bottom w:val="single" w:sz="4" w:space="0" w:color="auto"/>
-              <w:right w:val="single" w:sz="4" w:space="0" w:color="auto"/>
-            </w:tcBorders>
-            <w:vAlign w:val="center"/>
+              <w:t>Dr. Saeed</w:t>
+            </w:r>
+          </w:p>
+        </w:tc>
+        <w:tc>
+          <w:tcPr>
+            <w:tcW w:w="1370" w:type="dxa"/>
+            <w:tcBorders>
+              <w:top w:val="single" w:sz="4" w:space="0" w:color="auto"/>
+              <w:left w:val="single" w:sz="4" w:space="0" w:color="auto"/>
+              <w:bottom w:val="single" w:sz="4" w:space="0" w:color="auto"/>
+              <w:right w:val="single" w:sz="4" w:space="0" w:color="auto"/>
+            </w:tcBorders>
           </w:tcPr>
           <w:p>
             <w:pPr>
@@ -11289,13 +11613,125 @@
             </w:pPr>
             <w:r>
               <w:rPr>
-                <w:rFonts w:asciiTheme="majorBidi" w:eastAsia="Times New Roman" w:hAnsiTheme="majorBidi" w:cstheme="majorBidi"/>
-                <w:kern w:val="0"/>
-                <w:sz w:val="16"/>
-                <w:szCs w:val="16"/>
-                <w14:ligatures w14:val="none"/>
-              </w:rPr>
-              <w:t/>
+                <w:rFonts w:asciiTheme="majorBidi" w:hAnsiTheme="majorBidi" w:cstheme="majorBidi"/>
+                <w:sz w:val="16"/>
+                <w:szCs w:val="16"/>
+              </w:rPr>
+              <w:t>Dr. Mohammed.O</w:t>
+            </w:r>
+          </w:p>
+        </w:tc>
+        <w:tc>
+          <w:tcPr>
+            <w:tcW w:w="1371" w:type="dxa"/>
+            <w:tcBorders>
+              <w:top w:val="single" w:sz="4" w:space="0" w:color="auto"/>
+              <w:left w:val="single" w:sz="4" w:space="0" w:color="auto"/>
+              <w:bottom w:val="single" w:sz="4" w:space="0" w:color="auto"/>
+              <w:right w:val="single" w:sz="4" w:space="0" w:color="auto"/>
+            </w:tcBorders>
+          </w:tcPr>
+          <w:p>
+            <w:pPr>
+              <w:widowControl w:val="0"/>
+              <w:autoSpaceDE w:val="0"/>
+              <w:autoSpaceDN w:val="0"/>
+              <w:bidi w:val="0"/>
+              <w:spacing w:line="142" w:lineRule="exact"/>
+              <w:jc w:val="center"/>
+              <w:rPr>
+                <w:rFonts w:asciiTheme="majorBidi" w:eastAsia="Times New Roman" w:hAnsiTheme="majorBidi" w:cstheme="majorBidi"/>
+                <w:kern w:val="0"/>
+                <w:sz w:val="16"/>
+                <w:szCs w:val="16"/>
+                <w14:ligatures w14:val="none"/>
+              </w:rPr>
+            </w:pPr>
+            <w:r>
+              <w:rPr>
+                <w:rFonts w:asciiTheme="majorBidi" w:hAnsiTheme="majorBidi" w:cstheme="majorBidi"/>
+                <w:sz w:val="16"/>
+                <w:szCs w:val="16"/>
+              </w:rPr>
+              <w:t>Dr. Fadel</w:t>
+            </w:r>
+          </w:p>
+        </w:tc>
+        <w:tc>
+          <w:tcPr>
+            <w:tcW w:w="2054" w:type="dxa"/>
+            <w:tcBorders>
+              <w:top w:val="single" w:sz="4" w:space="0" w:color="auto"/>
+              <w:left w:val="single" w:sz="4" w:space="0" w:color="auto"/>
+              <w:bottom w:val="single" w:sz="4" w:space="0" w:color="auto"/>
+              <w:right w:val="single" w:sz="4" w:space="0" w:color="auto"/>
+            </w:tcBorders>
+            <w:vAlign w:val="center"/>
+          </w:tcPr>
+          <w:p>
+            <w:pPr>
+              <w:widowControl w:val="0"/>
+              <w:autoSpaceDE w:val="0"/>
+              <w:autoSpaceDN w:val="0"/>
+              <w:bidi w:val="0"/>
+              <w:spacing w:line="142" w:lineRule="exact"/>
+              <w:jc w:val="center"/>
+              <w:rPr>
+                <w:rFonts w:asciiTheme="majorBidi" w:eastAsia="Times New Roman" w:hAnsiTheme="majorBidi" w:cstheme="majorBidi"/>
+                <w:kern w:val="0"/>
+                <w:sz w:val="16"/>
+                <w:szCs w:val="16"/>
+                <w14:ligatures w14:val="none"/>
+              </w:rPr>
+            </w:pPr>
+            <w:r>
+              <w:rPr>
+                <w:rFonts w:asciiTheme="majorBidi" w:eastAsia="Times New Roman" w:hAnsiTheme="majorBidi" w:cstheme="majorBidi"/>
+                <w:kern w:val="0"/>
+                <w:sz w:val="16"/>
+                <w:szCs w:val="16"/>
+                <w14:ligatures w14:val="none"/>
+              </w:rPr>
+              <w:t>Dr. Fatimah</w:t>
+            </w:r>
+          </w:p>
+        </w:tc>
+        <w:tc>
+          <w:tcPr>
+            <w:tcW w:w="2054" w:type="dxa"/>
+            <w:tcBorders>
+              <w:top w:val="single" w:sz="4" w:space="0" w:color="auto"/>
+              <w:left w:val="single" w:sz="4" w:space="0" w:color="auto"/>
+              <w:bottom w:val="single" w:sz="4" w:space="0" w:color="auto"/>
+              <w:right w:val="single" w:sz="4" w:space="0" w:color="auto"/>
+            </w:tcBorders>
+            <w:vAlign w:val="center"/>
+          </w:tcPr>
+          <w:p>
+            <w:pPr>
+              <w:widowControl w:val="0"/>
+              <w:autoSpaceDE w:val="0"/>
+              <w:autoSpaceDN w:val="0"/>
+              <w:bidi w:val="0"/>
+              <w:spacing w:line="142" w:lineRule="exact"/>
+              <w:jc w:val="center"/>
+              <w:rPr>
+                <w:rFonts w:asciiTheme="majorBidi" w:eastAsia="Times New Roman" w:hAnsiTheme="majorBidi" w:cstheme="majorBidi"/>
+                <w:kern w:val="0"/>
+                <w:sz w:val="16"/>
+                <w:szCs w:val="16"/>
+                <w14:ligatures w14:val="none"/>
+              </w:rPr>
+            </w:pPr>
+            <w:r>
+              <w:rPr>
+                <w:rFonts w:asciiTheme="majorBidi" w:eastAsia="Times New Roman" w:hAnsiTheme="majorBidi" w:cstheme="majorBidi"/>
+                <w:kern w:val="0"/>
+                <w:sz w:val="16"/>
+                <w:szCs w:val="16"/>
+                <w14:ligatures w14:val="none"/>
+              </w:rPr>
+              <w:t>Dr. Sadiq</w:t>
             </w:r>
           </w:p>
         </w:tc>
@@ -11444,14 +11880,13 @@
                 <w:sz w:val="18"/>
                 <w:szCs w:val="18"/>
               </w:rPr>
-              <w:t/>
-            </w:r>
-          </w:p>
-        </w:tc>
-        <w:tc>
-          <w:tcPr>
-            <w:tcW w:w="4111" w:type="dxa"/>
-            <w:gridSpan w:val="3"/>
+              <w:t>Dr. Mohammed</w:t>
+            </w:r>
+          </w:p>
+        </w:tc>
+        <w:tc>
+          <w:tcPr>
+            <w:tcW w:w="1370" w:type="dxa"/>
             <w:tcBorders>
               <w:top w:val="single" w:sz="4" w:space="0" w:color="auto"/>
               <w:left w:val="single" w:sz="4" w:space="0" w:color="auto"/>
@@ -11481,21 +11916,19 @@
                 <w:sz w:val="16"/>
                 <w:szCs w:val="16"/>
               </w:rPr>
-              <w:t/>
-            </w:r>
-          </w:p>
-        </w:tc>
-        <w:tc>
-          <w:tcPr>
-            <w:tcW w:w="4108" w:type="dxa"/>
-            <w:gridSpan w:val="2"/>
-            <w:tcBorders>
-              <w:top w:val="single" w:sz="4" w:space="0" w:color="auto"/>
-              <w:left w:val="single" w:sz="4" w:space="0" w:color="auto"/>
-              <w:bottom w:val="single" w:sz="4" w:space="0" w:color="auto"/>
-              <w:right w:val="single" w:sz="4" w:space="0" w:color="auto"/>
-            </w:tcBorders>
-            <w:vAlign w:val="center"/>
+              <w:t>Dr. Saeed</w:t>
+            </w:r>
+          </w:p>
+        </w:tc>
+        <w:tc>
+          <w:tcPr>
+            <w:tcW w:w="1370" w:type="dxa"/>
+            <w:tcBorders>
+              <w:top w:val="single" w:sz="4" w:space="0" w:color="auto"/>
+              <w:left w:val="single" w:sz="4" w:space="0" w:color="auto"/>
+              <w:bottom w:val="single" w:sz="4" w:space="0" w:color="auto"/>
+              <w:right w:val="single" w:sz="4" w:space="0" w:color="auto"/>
+            </w:tcBorders>
           </w:tcPr>
           <w:p>
             <w:pPr>
@@ -11515,13 +11948,125 @@
             </w:pPr>
             <w:r>
               <w:rPr>
-                <w:rFonts w:asciiTheme="majorBidi" w:eastAsia="Times New Roman" w:hAnsiTheme="majorBidi" w:cstheme="majorBidi"/>
-                <w:kern w:val="0"/>
-                <w:sz w:val="16"/>
-                <w:szCs w:val="16"/>
-                <w14:ligatures w14:val="none"/>
-              </w:rPr>
-              <w:t/>
+                <w:rFonts w:asciiTheme="majorBidi" w:hAnsiTheme="majorBidi" w:cstheme="majorBidi"/>
+                <w:sz w:val="16"/>
+                <w:szCs w:val="16"/>
+              </w:rPr>
+              <w:t>Dr. Mohammed.O</w:t>
+            </w:r>
+          </w:p>
+        </w:tc>
+        <w:tc>
+          <w:tcPr>
+            <w:tcW w:w="1371" w:type="dxa"/>
+            <w:tcBorders>
+              <w:top w:val="single" w:sz="4" w:space="0" w:color="auto"/>
+              <w:left w:val="single" w:sz="4" w:space="0" w:color="auto"/>
+              <w:bottom w:val="single" w:sz="4" w:space="0" w:color="auto"/>
+              <w:right w:val="single" w:sz="4" w:space="0" w:color="auto"/>
+            </w:tcBorders>
+          </w:tcPr>
+          <w:p>
+            <w:pPr>
+              <w:widowControl w:val="0"/>
+              <w:autoSpaceDE w:val="0"/>
+              <w:autoSpaceDN w:val="0"/>
+              <w:bidi w:val="0"/>
+              <w:spacing w:line="142" w:lineRule="exact"/>
+              <w:jc w:val="center"/>
+              <w:rPr>
+                <w:rFonts w:asciiTheme="majorBidi" w:eastAsia="Times New Roman" w:hAnsiTheme="majorBidi" w:cstheme="majorBidi"/>
+                <w:kern w:val="0"/>
+                <w:sz w:val="16"/>
+                <w:szCs w:val="16"/>
+                <w14:ligatures w14:val="none"/>
+              </w:rPr>
+            </w:pPr>
+            <w:r>
+              <w:rPr>
+                <w:rFonts w:asciiTheme="majorBidi" w:hAnsiTheme="majorBidi" w:cstheme="majorBidi"/>
+                <w:sz w:val="16"/>
+                <w:szCs w:val="16"/>
+              </w:rPr>
+              <w:t>Dr. Abdullah</w:t>
+            </w:r>
+          </w:p>
+        </w:tc>
+        <w:tc>
+          <w:tcPr>
+            <w:tcW w:w="2054" w:type="dxa"/>
+            <w:tcBorders>
+              <w:top w:val="single" w:sz="4" w:space="0" w:color="auto"/>
+              <w:left w:val="single" w:sz="4" w:space="0" w:color="auto"/>
+              <w:bottom w:val="single" w:sz="4" w:space="0" w:color="auto"/>
+              <w:right w:val="single" w:sz="4" w:space="0" w:color="auto"/>
+            </w:tcBorders>
+            <w:vAlign w:val="center"/>
+          </w:tcPr>
+          <w:p>
+            <w:pPr>
+              <w:widowControl w:val="0"/>
+              <w:autoSpaceDE w:val="0"/>
+              <w:autoSpaceDN w:val="0"/>
+              <w:bidi w:val="0"/>
+              <w:spacing w:line="142" w:lineRule="exact"/>
+              <w:jc w:val="center"/>
+              <w:rPr>
+                <w:rFonts w:asciiTheme="majorBidi" w:eastAsia="Times New Roman" w:hAnsiTheme="majorBidi" w:cstheme="majorBidi"/>
+                <w:kern w:val="0"/>
+                <w:sz w:val="16"/>
+                <w:szCs w:val="16"/>
+                <w14:ligatures w14:val="none"/>
+              </w:rPr>
+            </w:pPr>
+            <w:r>
+              <w:rPr>
+                <w:rFonts w:asciiTheme="majorBidi" w:eastAsia="Times New Roman" w:hAnsiTheme="majorBidi" w:cstheme="majorBidi"/>
+                <w:kern w:val="0"/>
+                <w:sz w:val="16"/>
+                <w:szCs w:val="16"/>
+                <w14:ligatures w14:val="none"/>
+              </w:rPr>
+              <w:t>Dr. Fatimah</w:t>
+            </w:r>
+          </w:p>
+        </w:tc>
+        <w:tc>
+          <w:tcPr>
+            <w:tcW w:w="2054" w:type="dxa"/>
+            <w:tcBorders>
+              <w:top w:val="single" w:sz="4" w:space="0" w:color="auto"/>
+              <w:left w:val="single" w:sz="4" w:space="0" w:color="auto"/>
+              <w:bottom w:val="single" w:sz="4" w:space="0" w:color="auto"/>
+              <w:right w:val="single" w:sz="4" w:space="0" w:color="auto"/>
+            </w:tcBorders>
+            <w:vAlign w:val="center"/>
+          </w:tcPr>
+          <w:p>
+            <w:pPr>
+              <w:widowControl w:val="0"/>
+              <w:autoSpaceDE w:val="0"/>
+              <w:autoSpaceDN w:val="0"/>
+              <w:bidi w:val="0"/>
+              <w:spacing w:line="142" w:lineRule="exact"/>
+              <w:jc w:val="center"/>
+              <w:rPr>
+                <w:rFonts w:asciiTheme="majorBidi" w:eastAsia="Times New Roman" w:hAnsiTheme="majorBidi" w:cstheme="majorBidi"/>
+                <w:kern w:val="0"/>
+                <w:sz w:val="16"/>
+                <w:szCs w:val="16"/>
+                <w14:ligatures w14:val="none"/>
+              </w:rPr>
+            </w:pPr>
+            <w:r>
+              <w:rPr>
+                <w:rFonts w:asciiTheme="majorBidi" w:eastAsia="Times New Roman" w:hAnsiTheme="majorBidi" w:cstheme="majorBidi"/>
+                <w:kern w:val="0"/>
+                <w:sz w:val="16"/>
+                <w:szCs w:val="16"/>
+                <w14:ligatures w14:val="none"/>
+              </w:rPr>
+              <w:t>Dr. Alsultan (3pm-11pm)</w:t>
             </w:r>
           </w:p>
         </w:tc>
@@ -11676,14 +12221,87 @@
                 <w:sz w:val="18"/>
                 <w:szCs w:val="18"/>
               </w:rPr>
+              <w:t>Dr. Mohammed</w:t>
+            </w:r>
+          </w:p>
+        </w:tc>
+        <w:tc>
+          <w:tcPr>
+            <w:tcW w:w="1370" w:type="dxa"/>
+            <w:tcBorders>
+              <w:top w:val="single" w:sz="4" w:space="0" w:color="auto"/>
+              <w:left w:val="single" w:sz="4" w:space="0" w:color="auto"/>
+              <w:bottom w:val="single" w:sz="4" w:space="0" w:color="auto"/>
+              <w:right w:val="single" w:sz="4" w:space="0" w:color="auto"/>
+            </w:tcBorders>
+            <w:shd w:val="clear" w:color="auto" w:fill="A6A6A6"/>
+          </w:tcPr>
+          <w:p>
+            <w:pPr>
+              <w:widowControl w:val="0"/>
+              <w:autoSpaceDE w:val="0"/>
+              <w:autoSpaceDN w:val="0"/>
+              <w:bidi w:val="0"/>
+              <w:spacing w:line="142" w:lineRule="exact"/>
+              <w:jc w:val="center"/>
+              <w:rPr>
+                <w:rFonts w:asciiTheme="majorBidi" w:eastAsia="Times New Roman" w:hAnsiTheme="majorBidi" w:cstheme="majorBidi"/>
+                <w:kern w:val="0"/>
+                <w:sz w:val="16"/>
+                <w:szCs w:val="16"/>
+                <w14:ligatures w14:val="none"/>
+              </w:rPr>
+            </w:pPr>
+            <w:r>
+              <w:rPr>
+                <w:rFonts w:asciiTheme="majorBidi" w:hAnsiTheme="majorBidi" w:cstheme="majorBidi"/>
+                <w:sz w:val="16"/>
+                <w:szCs w:val="16"/>
+              </w:rPr>
+              <w:t>Dr. Saeed</w:t>
+            </w:r>
+          </w:p>
+        </w:tc>
+        <w:tc>
+          <w:tcPr>
+            <w:tcW w:w="1370" w:type="dxa"/>
+            <w:tcBorders>
+              <w:top w:val="single" w:sz="4" w:space="0" w:color="auto"/>
+              <w:left w:val="single" w:sz="4" w:space="0" w:color="auto"/>
+              <w:bottom w:val="single" w:sz="4" w:space="0" w:color="auto"/>
+              <w:right w:val="single" w:sz="4" w:space="0" w:color="auto"/>
+            </w:tcBorders>
+            <w:shd w:val="clear" w:color="auto" w:fill="A6A6A6"/>
+          </w:tcPr>
+          <w:p>
+            <w:pPr>
+              <w:widowControl w:val="0"/>
+              <w:autoSpaceDE w:val="0"/>
+              <w:autoSpaceDN w:val="0"/>
+              <w:bidi w:val="0"/>
+              <w:spacing w:line="142" w:lineRule="exact"/>
+              <w:jc w:val="center"/>
+              <w:rPr>
+                <w:rFonts w:asciiTheme="majorBidi" w:eastAsia="Times New Roman" w:hAnsiTheme="majorBidi" w:cstheme="majorBidi"/>
+                <w:kern w:val="0"/>
+                <w:sz w:val="16"/>
+                <w:szCs w:val="16"/>
+                <w14:ligatures w14:val="none"/>
+              </w:rPr>
+            </w:pPr>
+            <w:r>
+              <w:rPr>
+                <w:rFonts w:asciiTheme="majorBidi" w:hAnsiTheme="majorBidi" w:cstheme="majorBidi"/>
+                <w:sz w:val="16"/>
+                <w:szCs w:val="16"/>
+              </w:rPr>
               <w:t/>
             </w:r>
           </w:p>
         </w:tc>
         <w:tc>
           <w:tcPr>
-            <w:tcW w:w="4111" w:type="dxa"/>
-            <w:gridSpan w:val="3"/>
+            <w:tcW w:w="1371" w:type="dxa"/>
             <w:tcBorders>
               <w:top w:val="single" w:sz="4" w:space="0" w:color="auto"/>
               <w:left w:val="single" w:sz="4" w:space="0" w:color="auto"/>
@@ -11714,14 +12332,13 @@
                 <w:sz w:val="16"/>
                 <w:szCs w:val="16"/>
               </w:rPr>
-              <w:t/>
-            </w:r>
-          </w:p>
-        </w:tc>
-        <w:tc>
-          <w:tcPr>
-            <w:tcW w:w="4108" w:type="dxa"/>
-            <w:gridSpan w:val="2"/>
+              <w:t>Dr. Fadel</w:t>
+            </w:r>
+          </w:p>
+        </w:tc>
+        <w:tc>
+          <w:tcPr>
+            <w:tcW w:w="2054" w:type="dxa"/>
             <w:tcBorders>
               <w:top w:val="single" w:sz="4" w:space="0" w:color="auto"/>
               <w:left w:val="single" w:sz="4" w:space="0" w:color="auto"/>
@@ -11747,6 +12364,42 @@
                 <w14:ligatures w14:val="none"/>
               </w:rPr>
             </w:pPr>
+            <w:r>
+              <w:t>-</w:t>
+            </w:r>
+          </w:p>
+        </w:tc>
+        <w:tc>
+          <w:tcPr>
+            <w:tcW w:w="2054" w:type="dxa"/>
+            <w:tcBorders>
+              <w:top w:val="single" w:sz="4" w:space="0" w:color="auto"/>
+              <w:left w:val="single" w:sz="4" w:space="0" w:color="auto"/>
+              <w:bottom w:val="single" w:sz="4" w:space="0" w:color="auto"/>
+              <w:right w:val="single" w:sz="4" w:space="0" w:color="auto"/>
+            </w:tcBorders>
+            <w:shd w:val="clear" w:color="auto" w:fill="A6A6A6"/>
+            <w:vAlign w:val="center"/>
+          </w:tcPr>
+          <w:p>
+            <w:pPr>
+              <w:widowControl w:val="0"/>
+              <w:autoSpaceDE w:val="0"/>
+              <w:autoSpaceDN w:val="0"/>
+              <w:bidi w:val="0"/>
+              <w:spacing w:line="142" w:lineRule="exact"/>
+              <w:jc w:val="center"/>
+              <w:rPr>
+                <w:rFonts w:asciiTheme="majorBidi" w:eastAsia="Times New Roman" w:hAnsiTheme="majorBidi" w:cstheme="majorBidi"/>
+                <w:kern w:val="0"/>
+                <w:sz w:val="16"/>
+                <w:szCs w:val="16"/>
+                <w14:ligatures w14:val="none"/>
+              </w:rPr>
+            </w:pPr>
+            <w:r>
+              <w:t>Dr. Alsultan</w:t>
+            </w:r>
           </w:p>
         </w:tc>
       </w:tr>
@@ -11895,14 +12548,87 @@
                 <w:sz w:val="18"/>
                 <w:szCs w:val="18"/>
               </w:rPr>
+              <w:t>Dr. Mohammed</w:t>
+            </w:r>
+          </w:p>
+        </w:tc>
+        <w:tc>
+          <w:tcPr>
+            <w:tcW w:w="1370" w:type="dxa"/>
+            <w:tcBorders>
+              <w:top w:val="single" w:sz="4" w:space="0" w:color="auto"/>
+              <w:left w:val="single" w:sz="4" w:space="0" w:color="auto"/>
+              <w:bottom w:val="single" w:sz="4" w:space="0" w:color="auto"/>
+              <w:right w:val="single" w:sz="4" w:space="0" w:color="auto"/>
+            </w:tcBorders>
+            <w:shd w:val="clear" w:color="auto" w:fill="A6A6A6"/>
+          </w:tcPr>
+          <w:p>
+            <w:pPr>
+              <w:widowControl w:val="0"/>
+              <w:autoSpaceDE w:val="0"/>
+              <w:autoSpaceDN w:val="0"/>
+              <w:bidi w:val="0"/>
+              <w:spacing w:line="142" w:lineRule="exact"/>
+              <w:jc w:val="center"/>
+              <w:rPr>
+                <w:rFonts w:asciiTheme="majorBidi" w:eastAsia="Times New Roman" w:hAnsiTheme="majorBidi" w:cstheme="majorBidi"/>
+                <w:kern w:val="0"/>
+                <w:sz w:val="16"/>
+                <w:szCs w:val="16"/>
+                <w14:ligatures w14:val="none"/>
+              </w:rPr>
+            </w:pPr>
+            <w:r>
+              <w:rPr>
+                <w:rFonts w:asciiTheme="majorBidi" w:hAnsiTheme="majorBidi" w:cstheme="majorBidi"/>
+                <w:sz w:val="16"/>
+                <w:szCs w:val="16"/>
+              </w:rPr>
+              <w:t>Dr. Saeed</w:t>
+            </w:r>
+          </w:p>
+        </w:tc>
+        <w:tc>
+          <w:tcPr>
+            <w:tcW w:w="1370" w:type="dxa"/>
+            <w:tcBorders>
+              <w:top w:val="single" w:sz="4" w:space="0" w:color="auto"/>
+              <w:left w:val="single" w:sz="4" w:space="0" w:color="auto"/>
+              <w:bottom w:val="single" w:sz="4" w:space="0" w:color="auto"/>
+              <w:right w:val="single" w:sz="4" w:space="0" w:color="auto"/>
+            </w:tcBorders>
+            <w:shd w:val="clear" w:color="auto" w:fill="A6A6A6"/>
+          </w:tcPr>
+          <w:p>
+            <w:pPr>
+              <w:widowControl w:val="0"/>
+              <w:autoSpaceDE w:val="0"/>
+              <w:autoSpaceDN w:val="0"/>
+              <w:bidi w:val="0"/>
+              <w:spacing w:line="142" w:lineRule="exact"/>
+              <w:jc w:val="center"/>
+              <w:rPr>
+                <w:rFonts w:asciiTheme="majorBidi" w:eastAsia="Times New Roman" w:hAnsiTheme="majorBidi" w:cstheme="majorBidi"/>
+                <w:kern w:val="0"/>
+                <w:sz w:val="16"/>
+                <w:szCs w:val="16"/>
+                <w14:ligatures w14:val="none"/>
+              </w:rPr>
+            </w:pPr>
+            <w:r>
+              <w:rPr>
+                <w:rFonts w:asciiTheme="majorBidi" w:hAnsiTheme="majorBidi" w:cstheme="majorBidi"/>
+                <w:sz w:val="16"/>
+                <w:szCs w:val="16"/>
+              </w:rPr>
               <w:t/>
             </w:r>
           </w:p>
         </w:tc>
         <w:tc>
           <w:tcPr>
-            <w:tcW w:w="4111" w:type="dxa"/>
-            <w:gridSpan w:val="3"/>
+            <w:tcW w:w="1371" w:type="dxa"/>
             <w:tcBorders>
               <w:top w:val="single" w:sz="4" w:space="0" w:color="auto"/>
               <w:left w:val="single" w:sz="4" w:space="0" w:color="auto"/>
@@ -11933,14 +12659,13 @@
                 <w:sz w:val="16"/>
                 <w:szCs w:val="16"/>
               </w:rPr>
-              <w:t/>
-            </w:r>
-          </w:p>
-        </w:tc>
-        <w:tc>
-          <w:tcPr>
-            <w:tcW w:w="4108" w:type="dxa"/>
-            <w:gridSpan w:val="2"/>
+              <w:t>Dr. Abdullah</w:t>
+            </w:r>
+          </w:p>
+        </w:tc>
+        <w:tc>
+          <w:tcPr>
+            <w:tcW w:w="2054" w:type="dxa"/>
             <w:tcBorders>
               <w:top w:val="single" w:sz="4" w:space="0" w:color="auto"/>
               <w:left w:val="single" w:sz="4" w:space="0" w:color="auto"/>
@@ -11973,7 +12698,46 @@
                 <w:szCs w:val="16"/>
                 <w14:ligatures w14:val="none"/>
               </w:rPr>
-              <w:t/>
+              <w:t>-</w:t>
+            </w:r>
+          </w:p>
+        </w:tc>
+        <w:tc>
+          <w:tcPr>
+            <w:tcW w:w="2054" w:type="dxa"/>
+            <w:tcBorders>
+              <w:top w:val="single" w:sz="4" w:space="0" w:color="auto"/>
+              <w:left w:val="single" w:sz="4" w:space="0" w:color="auto"/>
+              <w:bottom w:val="single" w:sz="4" w:space="0" w:color="auto"/>
+              <w:right w:val="single" w:sz="4" w:space="0" w:color="auto"/>
+            </w:tcBorders>
+            <w:shd w:val="clear" w:color="auto" w:fill="A6A6A6"/>
+            <w:vAlign w:val="center"/>
+          </w:tcPr>
+          <w:p>
+            <w:pPr>
+              <w:widowControl w:val="0"/>
+              <w:autoSpaceDE w:val="0"/>
+              <w:autoSpaceDN w:val="0"/>
+              <w:bidi w:val="0"/>
+              <w:jc w:val="center"/>
+              <w:rPr>
+                <w:rFonts w:asciiTheme="majorBidi" w:eastAsia="Times New Roman" w:hAnsiTheme="majorBidi" w:cstheme="majorBidi"/>
+                <w:kern w:val="0"/>
+                <w:sz w:val="16"/>
+                <w:szCs w:val="16"/>
+                <w14:ligatures w14:val="none"/>
+              </w:rPr>
+            </w:pPr>
+            <w:r>
+              <w:rPr>
+                <w:rFonts w:asciiTheme="majorBidi" w:eastAsia="Times New Roman" w:hAnsiTheme="majorBidi" w:cstheme="majorBidi"/>
+                <w:kern w:val="0"/>
+                <w:sz w:val="16"/>
+                <w:szCs w:val="16"/>
+                <w14:ligatures w14:val="none"/>
+              </w:rPr>
+              <w:t>Dr. Fatimah (3pm-11pm)</w:t>
             </w:r>
           </w:p>
         </w:tc>
@@ -12121,17 +12885,7 @@
                 <w:szCs w:val="16"/>
                 <w14:ligatures w14:val="none"/>
               </w:rPr>
-              <w:t/>
-            </w:r>
-            <w:r>
-              <w:rPr>
-                <w:rFonts w:ascii="Times New Roman" w:eastAsia="Times New Roman" w:hAnsi="Times New Roman" w:cs="Times New Roman"/>
-                <w:kern w:val="0"/>
-                <w:sz w:val="16"/>
-                <w:szCs w:val="16"/>
-                <w14:ligatures w14:val="none"/>
-              </w:rPr>
-              <w:t xml:space="preserve"/>
+              <w:t>Dr. Ghanima</w:t>
             </w:r>
           </w:p>
         </w:tc>
@@ -12169,7 +12923,7 @@
                 <w:szCs w:val="16"/>
                 <w14:ligatures w14:val="none"/>
               </w:rPr>
-              <w:t/>
+              <w:t>Dr. Mohammed.O</w:t>
             </w:r>
           </w:p>
         </w:tc>
@@ -12207,7 +12961,7 @@
                 <w:szCs w:val="16"/>
                 <w14:ligatures w14:val="none"/>
               </w:rPr>
-              <w:t/>
+              <w:t>Dr. Mohammed.S</w:t>
             </w:r>
           </w:p>
         </w:tc>
@@ -12245,7 +12999,7 @@
                 <w:szCs w:val="16"/>
                 <w14:ligatures w14:val="none"/>
               </w:rPr>
-              <w:t/>
+              <w:t>Dr. Saeed</w:t>
             </w:r>
           </w:p>
         </w:tc>
@@ -12284,7 +13038,7 @@
                 <w:szCs w:val="16"/>
                 <w14:ligatures w14:val="none"/>
               </w:rPr>
-              <w:t/>
+              <w:t>Dr. Sadiq</w:t>
             </w:r>
           </w:p>
         </w:tc>
@@ -12323,7 +13077,7 @@
                 <w:szCs w:val="16"/>
                 <w14:ligatures w14:val="none"/>
               </w:rPr>
-              <w:t/>
+              <w:t>Dr. Alsultan</w:t>
             </w:r>
           </w:p>
         </w:tc>
@@ -12471,17 +13225,7 @@
                 <w:szCs w:val="16"/>
                 <w14:ligatures w14:val="none"/>
               </w:rPr>
-              <w:t/>
-            </w:r>
-            <w:r>
-              <w:rPr>
-                <w:rFonts w:ascii="Times New Roman" w:eastAsia="Times New Roman" w:hAnsi="Times New Roman" w:cs="Times New Roman"/>
-                <w:kern w:val="0"/>
-                <w:sz w:val="16"/>
-                <w:szCs w:val="16"/>
-                <w14:ligatures w14:val="none"/>
-              </w:rPr>
-              <w:t xml:space="preserve"/>
+              <w:t>Dr. Ghanima</w:t>
             </w:r>
           </w:p>
         </w:tc>
@@ -12519,7 +13263,7 @@
                 <w:szCs w:val="16"/>
                 <w14:ligatures w14:val="none"/>
               </w:rPr>
-              <w:t/>
+              <w:t>Dr. Mohammed.O</w:t>
             </w:r>
           </w:p>
         </w:tc>
@@ -12557,7 +13301,7 @@
                 <w:szCs w:val="16"/>
                 <w14:ligatures w14:val="none"/>
               </w:rPr>
-              <w:t/>
+              <w:t>Dr. Mohammed.S</w:t>
             </w:r>
           </w:p>
         </w:tc>
@@ -12595,7 +13339,7 @@
                 <w:szCs w:val="16"/>
                 <w14:ligatures w14:val="none"/>
               </w:rPr>
-              <w:t/>
+              <w:t>Dr. Fadel</w:t>
             </w:r>
           </w:p>
         </w:tc>
@@ -12634,7 +13378,7 @@
                 <w:szCs w:val="16"/>
                 <w14:ligatures w14:val="none"/>
               </w:rPr>
-              <w:t/>
+              <w:t>Dr. Sadiq</w:t>
             </w:r>
           </w:p>
         </w:tc>
@@ -12673,7 +13417,7 @@
                 <w:szCs w:val="16"/>
                 <w14:ligatures w14:val="none"/>
               </w:rPr>
-              <w:t/>
+              <w:t>Dr. Abdulrahim</w:t>
             </w:r>
           </w:p>
         </w:tc>
@@ -12826,17 +13570,7 @@
                 <w:szCs w:val="16"/>
                 <w14:ligatures w14:val="none"/>
               </w:rPr>
-              <w:t/>
-            </w:r>
-            <w:r>
-              <w:rPr>
-                <w:rFonts w:ascii="Times New Roman" w:eastAsia="Times New Roman" w:hAnsi="Times New Roman" w:cs="Times New Roman"/>
-                <w:kern w:val="0"/>
-                <w:sz w:val="16"/>
-                <w:szCs w:val="16"/>
-                <w14:ligatures w14:val="none"/>
-              </w:rPr>
-              <w:t xml:space="preserve"/>
+              <w:t>Dr. Ghanima</w:t>
             </w:r>
           </w:p>
         </w:tc>
@@ -12874,7 +13608,7 @@
                 <w:szCs w:val="16"/>
                 <w14:ligatures w14:val="none"/>
               </w:rPr>
-              <w:t/>
+              <w:t>Dr. Mohammed.O</w:t>
             </w:r>
           </w:p>
         </w:tc>
@@ -12912,7 +13646,7 @@
                 <w:szCs w:val="16"/>
                 <w14:ligatures w14:val="none"/>
               </w:rPr>
-              <w:t/>
+              <w:t>Dr. Mohammed.S</w:t>
             </w:r>
           </w:p>
         </w:tc>
@@ -12950,7 +13684,7 @@
                 <w:szCs w:val="16"/>
                 <w14:ligatures w14:val="none"/>
               </w:rPr>
-              <w:t/>
+              <w:t>Dr. Saeed</w:t>
             </w:r>
           </w:p>
         </w:tc>
@@ -12989,7 +13723,7 @@
                 <w:szCs w:val="16"/>
                 <w14:ligatures w14:val="none"/>
               </w:rPr>
-              <w:t/>
+              <w:t>Dr. Fatimah</w:t>
             </w:r>
           </w:p>
         </w:tc>
@@ -13028,7 +13762,7 @@
                 <w:szCs w:val="16"/>
                 <w14:ligatures w14:val="none"/>
               </w:rPr>
-              <w:t/>
+              <w:t>Dr. Sadiq</w:t>
             </w:r>
           </w:p>
         </w:tc>
@@ -13176,17 +13910,7 @@
                 <w:szCs w:val="16"/>
                 <w14:ligatures w14:val="none"/>
               </w:rPr>
-              <w:t/>
-            </w:r>
-            <w:r>
-              <w:rPr>
-                <w:rFonts w:ascii="Times New Roman" w:eastAsia="Times New Roman" w:hAnsi="Times New Roman" w:cs="Times New Roman"/>
-                <w:kern w:val="0"/>
-                <w:sz w:val="16"/>
-                <w:szCs w:val="16"/>
-                <w14:ligatures w14:val="none"/>
-              </w:rPr>
-              <w:t xml:space="preserve"/>
+              <w:t>Dr. Ghanima</w:t>
             </w:r>
           </w:p>
         </w:tc>
@@ -13224,7 +13948,7 @@
                 <w:szCs w:val="16"/>
                 <w14:ligatures w14:val="none"/>
               </w:rPr>
-              <w:t/>
+              <w:t>Dr. Mohammed.O</w:t>
             </w:r>
           </w:p>
         </w:tc>
@@ -13262,7 +13986,7 @@
                 <w:szCs w:val="16"/>
                 <w14:ligatures w14:val="none"/>
               </w:rPr>
-              <w:t/>
+              <w:t>Dr. Mohammed.S</w:t>
             </w:r>
           </w:p>
         </w:tc>
@@ -13300,7 +14024,7 @@
                 <w:szCs w:val="16"/>
                 <w14:ligatures w14:val="none"/>
               </w:rPr>
-              <w:t/>
+              <w:t>Dr. Abdullah</w:t>
             </w:r>
           </w:p>
         </w:tc>
@@ -13339,7 +14063,7 @@
                 <w:szCs w:val="16"/>
                 <w14:ligatures w14:val="none"/>
               </w:rPr>
-              <w:t/>
+              <w:t>Dr. Fatimah</w:t>
             </w:r>
           </w:p>
         </w:tc>
@@ -13378,7 +14102,7 @@
                 <w:szCs w:val="16"/>
                 <w14:ligatures w14:val="none"/>
               </w:rPr>
-              <w:t/>
+              <w:t>Dr. Alsultan (3pm-11pm)</w:t>
             </w:r>
           </w:p>
         </w:tc>
@@ -13526,17 +14250,7 @@
                 <w:szCs w:val="16"/>
                 <w14:ligatures w14:val="none"/>
               </w:rPr>
-              <w:t/>
-            </w:r>
-            <w:r>
-              <w:rPr>
-                <w:rFonts w:ascii="Times New Roman" w:eastAsia="Times New Roman" w:hAnsi="Times New Roman" w:cs="Times New Roman"/>
-                <w:kern w:val="0"/>
-                <w:sz w:val="16"/>
-                <w:szCs w:val="16"/>
-                <w14:ligatures w14:val="none"/>
-              </w:rPr>
-              <w:t xml:space="preserve"/>
+              <w:t>Dr. Ghanima</w:t>
             </w:r>
           </w:p>
         </w:tc>
@@ -13574,7 +14288,7 @@
                 <w:szCs w:val="16"/>
                 <w14:ligatures w14:val="none"/>
               </w:rPr>
-              <w:t/>
+              <w:t>Dr. Mohammed.O</w:t>
             </w:r>
           </w:p>
         </w:tc>
@@ -13612,7 +14326,7 @@
                 <w:szCs w:val="16"/>
                 <w14:ligatures w14:val="none"/>
               </w:rPr>
-              <w:t/>
+              <w:t>Dr. Mohammed.S</w:t>
             </w:r>
           </w:p>
         </w:tc>
@@ -13650,7 +14364,7 @@
                 <w:szCs w:val="16"/>
                 <w14:ligatures w14:val="none"/>
               </w:rPr>
-              <w:t/>
+              <w:t>Dr. Saeed</w:t>
             </w:r>
           </w:p>
         </w:tc>
@@ -13689,7 +14403,7 @@
                 <w:szCs w:val="16"/>
                 <w14:ligatures w14:val="none"/>
               </w:rPr>
-              <w:t/>
+              <w:t>Dr. Fatimah</w:t>
             </w:r>
           </w:p>
         </w:tc>
@@ -13728,7 +14442,7 @@
                 <w:szCs w:val="16"/>
                 <w14:ligatures w14:val="none"/>
               </w:rPr>
-              <w:t/>
+              <w:t>Dr. Abdulrahim</w:t>
             </w:r>
           </w:p>
         </w:tc>
@@ -13883,17 +14597,7 @@
                 <w:szCs w:val="16"/>
                 <w14:ligatures w14:val="none"/>
               </w:rPr>
-              <w:t/>
-            </w:r>
-            <w:r>
-              <w:rPr>
-                <w:rFonts w:ascii="Times New Roman" w:eastAsia="Times New Roman" w:hAnsi="Times New Roman" w:cs="Times New Roman"/>
-                <w:kern w:val="0"/>
-                <w:sz w:val="16"/>
-                <w:szCs w:val="16"/>
-                <w14:ligatures w14:val="none"/>
-              </w:rPr>
-              <w:t xml:space="preserve"/>
+              <w:t>Dr. Ghanima</w:t>
             </w:r>
           </w:p>
         </w:tc>
@@ -13933,7 +14637,7 @@
                 <w:szCs w:val="16"/>
                 <w14:ligatures w14:val="none"/>
               </w:rPr>
-              <w:t/>
+              <w:t>Dr. Mohammed.O</w:t>
             </w:r>
           </w:p>
         </w:tc>
@@ -14003,7 +14707,7 @@
                 <w:szCs w:val="16"/>
                 <w14:ligatures w14:val="none"/>
               </w:rPr>
-              <w:t/>
+              <w:t>Dr. Fadel</w:t>
             </w:r>
           </w:p>
         </w:tc>
@@ -14036,6 +14740,9 @@
                 <w14:ligatures w14:val="none"/>
               </w:rPr>
             </w:pPr>
+            <w:r>
+              <w:t>-</w:t>
+            </w:r>
           </w:p>
         </w:tc>
         <w:tc>
@@ -14075,7 +14782,7 @@
                 <w:szCs w:val="16"/>
                 <w14:ligatures w14:val="none"/>
               </w:rPr>
-              <w:t/>
+              <w:t>Dr. Fatimah (3pm-11pm)</w:t>
             </w:r>
           </w:p>
         </w:tc>
@@ -14229,17 +14936,7 @@
                 <w:szCs w:val="16"/>
                 <w14:ligatures w14:val="none"/>
               </w:rPr>
-              <w:t/>
-            </w:r>
-            <w:r>
-              <w:rPr>
-                <w:rFonts w:ascii="Times New Roman" w:eastAsia="Times New Roman" w:hAnsi="Times New Roman" w:cs="Times New Roman"/>
-                <w:kern w:val="0"/>
-                <w:sz w:val="16"/>
-                <w:szCs w:val="16"/>
-                <w14:ligatures w14:val="none"/>
-              </w:rPr>
-              <w:t xml:space="preserve"/>
+              <w:t>Dr. Ghanima</w:t>
             </w:r>
           </w:p>
         </w:tc>
@@ -14277,7 +14974,7 @@
                 <w:szCs w:val="16"/>
                 <w14:ligatures w14:val="none"/>
               </w:rPr>
-              <w:t/>
+              <w:t>Dr. Mohammed.O</w:t>
             </w:r>
           </w:p>
         </w:tc>
@@ -14343,7 +15040,7 @@
                 <w:szCs w:val="16"/>
                 <w14:ligatures w14:val="none"/>
               </w:rPr>
-              <w:t/>
+              <w:t>Dr. Saeed</w:t>
             </w:r>
           </w:p>
         </w:tc>
@@ -14375,6 +15072,9 @@
                 <w14:ligatures w14:val="none"/>
               </w:rPr>
             </w:pPr>
+            <w:r>
+              <w:t>-</w:t>
+            </w:r>
           </w:p>
         </w:tc>
         <w:tc>
@@ -14413,7 +15113,7 @@
                 <w:szCs w:val="16"/>
                 <w14:ligatures w14:val="none"/>
               </w:rPr>
-              <w:t/>
+              <w:t>Dr. Abdulrahim</w:t>
             </w:r>
           </w:p>
         </w:tc>
@@ -14561,17 +15261,7 @@
                 <w:szCs w:val="16"/>
                 <w14:ligatures w14:val="none"/>
               </w:rPr>
-              <w:t/>
-            </w:r>
-            <w:r>
-              <w:rPr>
-                <w:rFonts w:ascii="Times New Roman" w:eastAsia="Times New Roman" w:hAnsi="Times New Roman" w:cs="Times New Roman"/>
-                <w:kern w:val="0"/>
-                <w:sz w:val="16"/>
-                <w:szCs w:val="16"/>
-                <w14:ligatures w14:val="none"/>
-              </w:rPr>
-              <w:t xml:space="preserve"/>
+              <w:t>Dr. Mai</w:t>
             </w:r>
           </w:p>
         </w:tc>
@@ -14610,7 +15300,7 @@
                 <w:szCs w:val="16"/>
                 <w14:ligatures w14:val="none"/>
               </w:rPr>
-              <w:t/>
+              <w:t>Dr. Mohammed.S</w:t>
             </w:r>
           </w:p>
         </w:tc>
@@ -14649,7 +15339,7 @@
                 <w:szCs w:val="16"/>
                 <w14:ligatures w14:val="none"/>
               </w:rPr>
-              <w:t/>
+              <w:t>Dr. Fadel</w:t>
             </w:r>
           </w:p>
         </w:tc>
@@ -14688,7 +15378,7 @@
                 <w:szCs w:val="16"/>
                 <w14:ligatures w14:val="none"/>
               </w:rPr>
-              <w:t/>
+              <w:t>Dr. Abdullah</w:t>
             </w:r>
           </w:p>
         </w:tc>
@@ -14727,7 +15417,7 @@
                 <w:szCs w:val="16"/>
                 <w14:ligatures w14:val="none"/>
               </w:rPr>
-              <w:t/>
+              <w:t>Dr. Fatimah</w:t>
             </w:r>
           </w:p>
         </w:tc>
@@ -14766,7 +15456,7 @@
                 <w:szCs w:val="16"/>
                 <w14:ligatures w14:val="none"/>
               </w:rPr>
-              <w:t/>
+              <w:t>Dr. Alsultan (3pm-11pm)</w:t>
             </w:r>
           </w:p>
         </w:tc>
@@ -14916,17 +15606,7 @@
                 <w:szCs w:val="16"/>
                 <w14:ligatures w14:val="none"/>
               </w:rPr>
-              <w:t/>
-            </w:r>
-            <w:r>
-              <w:rPr>
-                <w:rFonts w:ascii="Times New Roman" w:eastAsia="Times New Roman" w:hAnsi="Times New Roman" w:cs="Times New Roman"/>
-                <w:kern w:val="0"/>
-                <w:sz w:val="16"/>
-                <w:szCs w:val="16"/>
-                <w14:ligatures w14:val="none"/>
-              </w:rPr>
-              <w:t xml:space="preserve"/>
+              <w:t>Dr. Mai</w:t>
             </w:r>
           </w:p>
         </w:tc>
@@ -14964,7 +15644,7 @@
                 <w:szCs w:val="16"/>
                 <w14:ligatures w14:val="none"/>
               </w:rPr>
-              <w:t/>
+              <w:t>Dr. Mohammed.S</w:t>
             </w:r>
           </w:p>
         </w:tc>
@@ -15002,7 +15682,7 @@
                 <w:szCs w:val="16"/>
                 <w14:ligatures w14:val="none"/>
               </w:rPr>
-              <w:t/>
+              <w:t>Dr. Fadel</w:t>
             </w:r>
           </w:p>
         </w:tc>
@@ -15040,7 +15720,7 @@
                 <w:szCs w:val="16"/>
                 <w14:ligatures w14:val="none"/>
               </w:rPr>
-              <w:t/>
+              <w:t>Dr. Saeed</w:t>
             </w:r>
           </w:p>
         </w:tc>
@@ -15079,7 +15759,7 @@
                 <w:szCs w:val="16"/>
                 <w14:ligatures w14:val="none"/>
               </w:rPr>
-              <w:t/>
+              <w:t>Dr. Fatimah</w:t>
             </w:r>
           </w:p>
         </w:tc>
@@ -15118,7 +15798,7 @@
                 <w:szCs w:val="16"/>
                 <w14:ligatures w14:val="none"/>
               </w:rPr>
-              <w:t/>
+              <w:t>Dr. Abdulrahim</w:t>
             </w:r>
           </w:p>
         </w:tc>
@@ -15268,17 +15948,7 @@
                 <w:szCs w:val="16"/>
                 <w14:ligatures w14:val="none"/>
               </w:rPr>
-              <w:t/>
-            </w:r>
-            <w:r>
-              <w:rPr>
-                <w:rFonts w:ascii="Times New Roman" w:eastAsia="Times New Roman" w:hAnsi="Times New Roman" w:cs="Times New Roman"/>
-                <w:kern w:val="0"/>
-                <w:sz w:val="16"/>
-                <w:szCs w:val="16"/>
-                <w14:ligatures w14:val="none"/>
-              </w:rPr>
-              <w:t xml:space="preserve"/>
+              <w:t>Dr. Mai</w:t>
             </w:r>
           </w:p>
         </w:tc>
@@ -15316,7 +15986,7 @@
                 <w:szCs w:val="16"/>
                 <w14:ligatures w14:val="none"/>
               </w:rPr>
-              <w:t/>
+              <w:t>Dr. Mohammed.S</w:t>
             </w:r>
           </w:p>
         </w:tc>
@@ -15354,7 +16024,7 @@
                 <w:szCs w:val="16"/>
                 <w14:ligatures w14:val="none"/>
               </w:rPr>
-              <w:t/>
+              <w:t>Dr. Fadel</w:t>
             </w:r>
           </w:p>
         </w:tc>
@@ -15392,7 +16062,7 @@
                 <w:szCs w:val="16"/>
                 <w14:ligatures w14:val="none"/>
               </w:rPr>
-              <w:t/>
+              <w:t>Dr. Mohammed.O</w:t>
             </w:r>
           </w:p>
         </w:tc>
@@ -15431,7 +16101,7 @@
                 <w:szCs w:val="16"/>
                 <w14:ligatures w14:val="none"/>
               </w:rPr>
-              <w:t/>
+              <w:t>-</w:t>
             </w:r>
           </w:p>
         </w:tc>
@@ -15470,7 +16140,7 @@
                 <w:szCs w:val="16"/>
                 <w14:ligatures w14:val="none"/>
               </w:rPr>
-              <w:t/>
+              <w:t>Dr. Sadiq (3pm-11pm)</w:t>
             </w:r>
           </w:p>
         </w:tc>
@@ -15620,17 +16290,7 @@
                 <w:szCs w:val="16"/>
                 <w14:ligatures w14:val="none"/>
               </w:rPr>
-              <w:t/>
-            </w:r>
-            <w:r>
-              <w:rPr>
-                <w:rFonts w:ascii="Times New Roman" w:eastAsia="Times New Roman" w:hAnsi="Times New Roman" w:cs="Times New Roman"/>
-                <w:kern w:val="0"/>
-                <w:sz w:val="16"/>
-                <w:szCs w:val="16"/>
-                <w14:ligatures w14:val="none"/>
-              </w:rPr>
-              <w:t xml:space="preserve"/>
+              <w:t>Dr. Mai</w:t>
             </w:r>
           </w:p>
         </w:tc>
@@ -15669,7 +16329,7 @@
                 <w:szCs w:val="16"/>
                 <w14:ligatures w14:val="none"/>
               </w:rPr>
-              <w:t/>
+              <w:t>Dr. Mohammed.S</w:t>
             </w:r>
           </w:p>
         </w:tc>
@@ -15708,7 +16368,7 @@
                 <w:szCs w:val="16"/>
                 <w14:ligatures w14:val="none"/>
               </w:rPr>
-              <w:t/>
+              <w:t>Dr. Fadel</w:t>
             </w:r>
           </w:p>
         </w:tc>
@@ -15746,7 +16406,7 @@
                 <w:szCs w:val="16"/>
                 <w14:ligatures w14:val="none"/>
               </w:rPr>
-              <w:t/>
+              <w:t>Dr. Saeed</w:t>
             </w:r>
           </w:p>
         </w:tc>
@@ -15785,7 +16445,7 @@
                 <w:szCs w:val="16"/>
                 <w14:ligatures w14:val="none"/>
               </w:rPr>
-              <w:t/>
+              <w:t>Dr. Fatimah</w:t>
             </w:r>
           </w:p>
         </w:tc>
@@ -15824,7 +16484,7 @@
                 <w:szCs w:val="16"/>
                 <w14:ligatures w14:val="none"/>
               </w:rPr>
-              <w:t/>
+              <w:t>Dr. Abdulrahim</w:t>
             </w:r>
           </w:p>
         </w:tc>
@@ -15979,17 +16639,7 @@
                 <w:szCs w:val="16"/>
                 <w14:ligatures w14:val="none"/>
               </w:rPr>
-              <w:t/>
-            </w:r>
-            <w:r>
-              <w:rPr>
-                <w:rFonts w:ascii="Times New Roman" w:eastAsia="Times New Roman" w:hAnsi="Times New Roman" w:cs="Times New Roman"/>
-                <w:kern w:val="0"/>
-                <w:sz w:val="16"/>
-                <w:szCs w:val="16"/>
-                <w14:ligatures w14:val="none"/>
-              </w:rPr>
-              <w:t xml:space="preserve"/>
+              <w:t>Dr. Mai</w:t>
             </w:r>
           </w:p>
         </w:tc>
@@ -16027,7 +16677,7 @@
                 <w:szCs w:val="16"/>
                 <w14:ligatures w14:val="none"/>
               </w:rPr>
-              <w:t/>
+              <w:t>Dr. Mohammed.S</w:t>
             </w:r>
           </w:p>
         </w:tc>
@@ -16065,7 +16715,7 @@
                 <w:szCs w:val="16"/>
                 <w14:ligatures w14:val="none"/>
               </w:rPr>
-              <w:t/>
+              <w:t>Dr. Fadel</w:t>
             </w:r>
           </w:p>
         </w:tc>
@@ -16103,7 +16753,7 @@
                 <w:szCs w:val="16"/>
                 <w14:ligatures w14:val="none"/>
               </w:rPr>
-              <w:t/>
+              <w:t>Dr. Abdullah</w:t>
             </w:r>
           </w:p>
         </w:tc>
@@ -16142,7 +16792,7 @@
                 <w:szCs w:val="16"/>
                 <w14:ligatures w14:val="none"/>
               </w:rPr>
-              <w:t/>
+              <w:t>Dr. Fatimah</w:t>
             </w:r>
           </w:p>
         </w:tc>
@@ -16181,7 +16831,7 @@
                 <w:szCs w:val="16"/>
                 <w14:ligatures w14:val="none"/>
               </w:rPr>
-              <w:t/>
+              <w:t>Dr. Sadiq (3pm-11pm)</w:t>
             </w:r>
           </w:p>
         </w:tc>
@@ -16341,17 +16991,7 @@
                 <w:szCs w:val="16"/>
                 <w14:ligatures w14:val="none"/>
               </w:rPr>
-              <w:t/>
-            </w:r>
-            <w:r>
-              <w:rPr>
-                <w:rFonts w:ascii="Times New Roman" w:eastAsia="Times New Roman" w:hAnsi="Times New Roman" w:cs="Times New Roman"/>
-                <w:kern w:val="0"/>
-                <w:sz w:val="16"/>
-                <w:szCs w:val="16"/>
-                <w14:ligatures w14:val="none"/>
-              </w:rPr>
-              <w:t xml:space="preserve"/>
+              <w:t>Dr. Mai</w:t>
             </w:r>
           </w:p>
         </w:tc>
@@ -16390,7 +17030,7 @@
                 <w:szCs w:val="16"/>
                 <w14:ligatures w14:val="none"/>
               </w:rPr>
-              <w:t/>
+              <w:t>Dr. Mohammed.S</w:t>
             </w:r>
           </w:p>
         </w:tc>
@@ -16458,7 +17098,7 @@
                 <w:szCs w:val="16"/>
                 <w14:ligatures w14:val="none"/>
               </w:rPr>
-              <w:t/>
+              <w:t>Dr. Saeed</w:t>
             </w:r>
           </w:p>
           <w:p>
@@ -16506,6 +17146,9 @@
                 <w14:ligatures w14:val="none"/>
               </w:rPr>
             </w:pPr>
+            <w:r>
+              <w:t>-</w:t>
+            </w:r>
           </w:p>
         </w:tc>
         <w:tc>
@@ -16544,7 +17187,7 @@
                 <w:szCs w:val="16"/>
                 <w14:ligatures w14:val="none"/>
               </w:rPr>
-              <w:t/>
+              <w:t>Dr. Fatimah (3pm-11pm)</w:t>
             </w:r>
           </w:p>
         </w:tc>
@@ -16702,17 +17345,7 @@
                 <w:szCs w:val="16"/>
                 <w14:ligatures w14:val="none"/>
               </w:rPr>
-              <w:t/>
-            </w:r>
-            <w:r>
-              <w:rPr>
-                <w:rFonts w:ascii="Times New Roman" w:eastAsia="Times New Roman" w:hAnsi="Times New Roman" w:cs="Times New Roman"/>
-                <w:kern w:val="0"/>
-                <w:sz w:val="16"/>
-                <w:szCs w:val="16"/>
-                <w14:ligatures w14:val="none"/>
-              </w:rPr>
-              <w:t xml:space="preserve"/>
+              <w:t>Dr. Mai</w:t>
             </w:r>
           </w:p>
         </w:tc>
@@ -16750,7 +17383,7 @@
                 <w:szCs w:val="16"/>
                 <w14:ligatures w14:val="none"/>
               </w:rPr>
-              <w:t/>
+              <w:t>Dr. Mohammed.S</w:t>
             </w:r>
           </w:p>
         </w:tc>
@@ -16816,7 +17449,7 @@
                 <w:szCs w:val="16"/>
                 <w14:ligatures w14:val="none"/>
               </w:rPr>
-              <w:t/>
+              <w:t>Dr. Fadel</w:t>
             </w:r>
           </w:p>
         </w:tc>
@@ -16847,6 +17480,9 @@
                 <w14:ligatures w14:val="none"/>
               </w:rPr>
             </w:pPr>
+            <w:r>
+              <w:t>-</w:t>
+            </w:r>
           </w:p>
         </w:tc>
         <w:tc>
@@ -16884,7 +17520,7 @@
                 <w:szCs w:val="16"/>
                 <w14:ligatures w14:val="none"/>
               </w:rPr>
-              <w:t/>
+              <w:t>Dr. Sadiq</w:t>
             </w:r>
           </w:p>
         </w:tc>
@@ -17032,17 +17668,7 @@
                 <w:szCs w:val="16"/>
                 <w14:ligatures w14:val="none"/>
               </w:rPr>
-              <w:t/>
-            </w:r>
-            <w:r>
-              <w:rPr>
-                <w:rFonts w:ascii="Times New Roman" w:eastAsia="Times New Roman" w:hAnsi="Times New Roman" w:cs="Times New Roman"/>
-                <w:kern w:val="0"/>
-                <w:sz w:val="16"/>
-                <w:szCs w:val="16"/>
-                <w14:ligatures w14:val="none"/>
-              </w:rPr>
-              <w:t/>
+              <w:t>Dr. Aminah</w:t>
             </w:r>
           </w:p>
         </w:tc>
@@ -17080,7 +17706,7 @@
                 <w:szCs w:val="16"/>
                 <w14:ligatures w14:val="none"/>
               </w:rPr>
-              <w:t/>
+              <w:t>Dr. Abdullah</w:t>
             </w:r>
           </w:p>
         </w:tc>
@@ -17118,7 +17744,7 @@
                 <w:szCs w:val="16"/>
                 <w14:ligatures w14:val="none"/>
               </w:rPr>
-              <w:t/>
+              <w:t>Dr. Mohammed.O</w:t>
             </w:r>
           </w:p>
         </w:tc>
@@ -17156,7 +17782,7 @@
                 <w:szCs w:val="16"/>
                 <w14:ligatures w14:val="none"/>
               </w:rPr>
-              <w:t/>
+              <w:t>Dr. Saeed</w:t>
             </w:r>
           </w:p>
         </w:tc>
@@ -17195,7 +17821,7 @@
                 <w:szCs w:val="16"/>
                 <w14:ligatures w14:val="none"/>
               </w:rPr>
-              <w:t/>
+              <w:t>Dr. Fatimah</w:t>
             </w:r>
           </w:p>
         </w:tc>
@@ -17234,7 +17860,7 @@
                 <w:szCs w:val="16"/>
                 <w14:ligatures w14:val="none"/>
               </w:rPr>
-              <w:t/>
+              <w:t>Dr. Alsultan</w:t>
             </w:r>
           </w:p>
         </w:tc>
@@ -17387,17 +18013,7 @@
                 <w:szCs w:val="16"/>
                 <w14:ligatures w14:val="none"/>
               </w:rPr>
-              <w:t/>
-            </w:r>
-            <w:r>
-              <w:rPr>
-                <w:rFonts w:ascii="Times New Roman" w:eastAsia="Times New Roman" w:hAnsi="Times New Roman" w:cs="Times New Roman"/>
-                <w:kern w:val="0"/>
-                <w:sz w:val="16"/>
-                <w:szCs w:val="16"/>
-                <w14:ligatures w14:val="none"/>
-              </w:rPr>
-              <w:t/>
+              <w:t>Dr. Aminah</w:t>
             </w:r>
           </w:p>
         </w:tc>
@@ -17435,7 +18051,7 @@
                 <w:szCs w:val="16"/>
                 <w14:ligatures w14:val="none"/>
               </w:rPr>
-              <w:t/>
+              <w:t>Dr. Abdullah</w:t>
             </w:r>
           </w:p>
         </w:tc>
@@ -17473,7 +18089,7 @@
                 <w:szCs w:val="16"/>
                 <w14:ligatures w14:val="none"/>
               </w:rPr>
-              <w:t/>
+              <w:t>Dr. Mohammed.O</w:t>
             </w:r>
           </w:p>
         </w:tc>
@@ -17511,7 +18127,7 @@
                 <w:szCs w:val="16"/>
                 <w14:ligatures w14:val="none"/>
               </w:rPr>
-              <w:t/>
+              <w:t>Dr. Fadel</w:t>
             </w:r>
           </w:p>
         </w:tc>
@@ -17550,7 +18166,7 @@
                 <w:szCs w:val="16"/>
                 <w14:ligatures w14:val="none"/>
               </w:rPr>
-              <w:t/>
+              <w:t>Dr. Fatimah Alkudhyr</w:t>
             </w:r>
           </w:p>
         </w:tc>
@@ -17589,7 +18205,7 @@
                 <w:szCs w:val="16"/>
                 <w14:ligatures w14:val="none"/>
               </w:rPr>
-              <w:t/>
+              <w:t>Dr. Abdulrahim</w:t>
             </w:r>
           </w:p>
         </w:tc>
@@ -17739,17 +18355,7 @@
                 <w:szCs w:val="16"/>
                 <w14:ligatures w14:val="none"/>
               </w:rPr>
-              <w:t/>
-            </w:r>
-            <w:r>
-              <w:rPr>
-                <w:rFonts w:ascii="Times New Roman" w:eastAsia="Times New Roman" w:hAnsi="Times New Roman" w:cs="Times New Roman"/>
-                <w:kern w:val="0"/>
-                <w:sz w:val="16"/>
-                <w:szCs w:val="16"/>
-                <w14:ligatures w14:val="none"/>
-              </w:rPr>
-              <w:t/>
+              <w:t>Dr. Aminah</w:t>
             </w:r>
           </w:p>
         </w:tc>
@@ -17787,7 +18393,7 @@
                 <w:szCs w:val="16"/>
                 <w14:ligatures w14:val="none"/>
               </w:rPr>
-              <w:t/>
+              <w:t>Dr. Abdullah</w:t>
             </w:r>
           </w:p>
         </w:tc>
@@ -17825,7 +18431,7 @@
                 <w:szCs w:val="16"/>
                 <w14:ligatures w14:val="none"/>
               </w:rPr>
-              <w:t/>
+              <w:t>Dr. Mohammed.O</w:t>
             </w:r>
           </w:p>
         </w:tc>
@@ -17863,7 +18469,7 @@
                 <w:szCs w:val="16"/>
                 <w14:ligatures w14:val="none"/>
               </w:rPr>
-              <w:t/>
+              <w:t>Dr. Saeed</w:t>
             </w:r>
           </w:p>
         </w:tc>
@@ -17902,7 +18508,7 @@
                 <w:szCs w:val="16"/>
                 <w14:ligatures w14:val="none"/>
               </w:rPr>
-              <w:t/>
+              <w:t>Dr. Fatimah Alkudhyr</w:t>
             </w:r>
           </w:p>
         </w:tc>
@@ -17941,7 +18547,7 @@
                 <w:szCs w:val="16"/>
                 <w14:ligatures w14:val="none"/>
               </w:rPr>
-              <w:t/>
+              <w:t>Dr. Alsultan (3pm-11pm)</w:t>
             </w:r>
           </w:p>
         </w:tc>
@@ -18096,17 +18702,7 @@
                 <w:szCs w:val="16"/>
                 <w14:ligatures w14:val="none"/>
               </w:rPr>
-              <w:t/>
-            </w:r>
-            <w:r>
-              <w:rPr>
-                <w:rFonts w:ascii="Times New Roman" w:eastAsia="Times New Roman" w:hAnsi="Times New Roman" w:cs="Times New Roman"/>
-                <w:kern w:val="0"/>
-                <w:sz w:val="16"/>
-                <w:szCs w:val="16"/>
-                <w14:ligatures w14:val="none"/>
-              </w:rPr>
-              <w:t/>
+              <w:t>Dr. Aminah</w:t>
             </w:r>
           </w:p>
         </w:tc>
@@ -18144,7 +18740,7 @@
                 <w:szCs w:val="16"/>
                 <w14:ligatures w14:val="none"/>
               </w:rPr>
-              <w:t/>
+              <w:t>Dr. Abdullah</w:t>
             </w:r>
           </w:p>
         </w:tc>
@@ -18182,7 +18778,7 @@
                 <w:szCs w:val="16"/>
                 <w14:ligatures w14:val="none"/>
               </w:rPr>
-              <w:t/>
+              <w:t>Dr. Mohammed.O</w:t>
             </w:r>
           </w:p>
         </w:tc>
@@ -18220,7 +18816,7 @@
                 <w:szCs w:val="16"/>
                 <w14:ligatures w14:val="none"/>
               </w:rPr>
-              <w:t/>
+              <w:t>Dr. Mohammed.S</w:t>
             </w:r>
           </w:p>
         </w:tc>
@@ -18259,7 +18855,7 @@
                 <w:szCs w:val="16"/>
                 <w14:ligatures w14:val="none"/>
               </w:rPr>
-              <w:t/>
+              <w:t>Dr. Fatimah</w:t>
             </w:r>
           </w:p>
         </w:tc>
@@ -18298,7 +18894,7 @@
                 <w:szCs w:val="16"/>
                 <w14:ligatures w14:val="none"/>
               </w:rPr>
-              <w:t/>
+              <w:t>Dr. Fatimah Alkudhyr</w:t>
             </w:r>
           </w:p>
         </w:tc>
@@ -18453,17 +19049,7 @@
                 <w:szCs w:val="16"/>
                 <w14:ligatures w14:val="none"/>
               </w:rPr>
-              <w:t/>
-            </w:r>
-            <w:r>
-              <w:rPr>
-                <w:rFonts w:ascii="Times New Roman" w:eastAsia="Times New Roman" w:hAnsi="Times New Roman" w:cs="Times New Roman"/>
-                <w:kern w:val="0"/>
-                <w:sz w:val="16"/>
-                <w:szCs w:val="16"/>
-                <w14:ligatures w14:val="none"/>
-              </w:rPr>
-              <w:t/>
+              <w:t>Dr. Aminah</w:t>
             </w:r>
           </w:p>
         </w:tc>
@@ -18501,7 +19087,7 @@
                 <w:szCs w:val="16"/>
                 <w14:ligatures w14:val="none"/>
               </w:rPr>
-              <w:t/>
+              <w:t>Dr. Abdullah</w:t>
             </w:r>
           </w:p>
         </w:tc>
@@ -18539,7 +19125,7 @@
                 <w:szCs w:val="16"/>
                 <w14:ligatures w14:val="none"/>
               </w:rPr>
-              <w:t/>
+              <w:t>Dr. Mohammed.O</w:t>
             </w:r>
           </w:p>
         </w:tc>
@@ -18577,7 +19163,7 @@
                 <w:szCs w:val="16"/>
                 <w14:ligatures w14:val="none"/>
               </w:rPr>
-              <w:t/>
+              <w:t>Dr. Fadel</w:t>
             </w:r>
           </w:p>
         </w:tc>
@@ -18616,7 +19202,7 @@
                 <w:szCs w:val="16"/>
                 <w14:ligatures w14:val="none"/>
               </w:rPr>
-              <w:t/>
+              <w:t>Dr. Fatimah</w:t>
             </w:r>
           </w:p>
         </w:tc>
@@ -18655,7 +19241,7 @@
                 <w:szCs w:val="16"/>
                 <w14:ligatures w14:val="none"/>
               </w:rPr>
-              <w:t/>
+              <w:t>Dr. Alsultan</w:t>
             </w:r>
           </w:p>
         </w:tc>
@@ -18811,17 +19397,7 @@
                 <w:szCs w:val="16"/>
                 <w14:ligatures w14:val="none"/>
               </w:rPr>
-              <w:t/>
-            </w:r>
-            <w:r>
-              <w:rPr>
-                <w:rFonts w:ascii="Times New Roman" w:eastAsia="Times New Roman" w:hAnsi="Times New Roman" w:cs="Times New Roman"/>
-                <w:kern w:val="0"/>
-                <w:sz w:val="16"/>
-                <w:szCs w:val="16"/>
-                <w14:ligatures w14:val="none"/>
-              </w:rPr>
-              <w:t/>
+              <w:t>Dr. Aminah</w:t>
             </w:r>
           </w:p>
         </w:tc>
@@ -18860,7 +19436,7 @@
                 <w:szCs w:val="16"/>
                 <w14:ligatures w14:val="none"/>
               </w:rPr>
-              <w:t/>
+              <w:t>Dr. Abdullah</w:t>
             </w:r>
           </w:p>
         </w:tc>
@@ -18928,7 +19504,7 @@
                 <w:szCs w:val="16"/>
                 <w14:ligatures w14:val="none"/>
               </w:rPr>
-              <w:t/>
+              <w:t>Dr. Iman</w:t>
             </w:r>
           </w:p>
         </w:tc>
@@ -18960,6 +19536,9 @@
                 <w14:ligatures w14:val="none"/>
               </w:rPr>
             </w:pPr>
+            <w:r>
+              <w:t>-</w:t>
+            </w:r>
           </w:p>
         </w:tc>
         <w:tc>
@@ -18998,7 +19577,7 @@
                 <w:szCs w:val="16"/>
                 <w14:ligatures w14:val="none"/>
               </w:rPr>
-              <w:t/>
+              <w:t>Dr. Fatimah (3pm-11pm)</w:t>
             </w:r>
           </w:p>
         </w:tc>
@@ -19154,17 +19733,7 @@
                 <w:szCs w:val="16"/>
                 <w14:ligatures w14:val="none"/>
               </w:rPr>
-              <w:t/>
-            </w:r>
-            <w:r>
-              <w:rPr>
-                <w:rFonts w:ascii="Times New Roman" w:eastAsia="Times New Roman" w:hAnsi="Times New Roman" w:cs="Times New Roman"/>
-                <w:kern w:val="0"/>
-                <w:sz w:val="16"/>
-                <w:szCs w:val="16"/>
-                <w14:ligatures w14:val="none"/>
-              </w:rPr>
-              <w:t/>
+              <w:t>Dr. Aminah</w:t>
             </w:r>
           </w:p>
         </w:tc>
@@ -19203,7 +19772,7 @@
                 <w:szCs w:val="16"/>
                 <w14:ligatures w14:val="none"/>
               </w:rPr>
-              <w:t/>
+              <w:t>Dr. Abdullah</w:t>
             </w:r>
           </w:p>
         </w:tc>
@@ -19271,7 +19840,7 @@
                 <w:szCs w:val="16"/>
                 <w14:ligatures w14:val="none"/>
               </w:rPr>
-              <w:t/>
+              <w:t>Dr. Mohammed.O</w:t>
             </w:r>
           </w:p>
         </w:tc>
@@ -19303,6 +19872,9 @@
                 <w14:ligatures w14:val="none"/>
               </w:rPr>
             </w:pPr>
+            <w:r>
+              <w:t>-</w:t>
+            </w:r>
           </w:p>
         </w:tc>
         <w:tc>
@@ -19341,7 +19913,7 @@
                 <w:szCs w:val="16"/>
                 <w14:ligatures w14:val="none"/>
               </w:rPr>
-              <w:t xml:space="preserve"/>
+              <w:t>Dr. Sadiq</w:t>
             </w:r>
             <w:proofErr w:type="gramStart"/>
             <w:r>
@@ -19352,7 +19924,6 @@
                 <w:szCs w:val="16"/>
                 <w14:ligatures w14:val="none"/>
               </w:rPr>
-              <w:t/>
             </w:r>
             <w:proofErr w:type="gramEnd"/>
             <w:r>
@@ -19363,7 +19934,6 @@
                 <w:szCs w:val="16"/>
                 <w14:ligatures w14:val="none"/>
               </w:rPr>
-              <w:t/>
             </w:r>
           </w:p>
         </w:tc>

--- a/deploy/block11_template.docx
+++ b/deploy/block11_template.docx
@@ -833,6 +833,15 @@
                 <w14:ligatures w14:val="none"/>
               </w:rPr>
             </w:pPr>
+            <w:r>
+              <w:rPr>
+                <w:b/>
+                <w:bCs/>
+                <w:sz w:val="16"/>
+                <w:szCs w:val="16"/>
+              </w:rPr>
+              <w:t>05/07</w:t>
+            </w:r>
           </w:p>
         </w:tc>
         <w:tc>
@@ -860,6 +869,15 @@
                 <w14:ligatures w14:val="none"/>
               </w:rPr>
             </w:pPr>
+            <w:r>
+              <w:rPr>
+                <w:b/>
+                <w:bCs/>
+                <w:sz w:val="16"/>
+                <w:szCs w:val="16"/>
+              </w:rPr>
+              <w:t>20 Muh</w:t>
+            </w:r>
           </w:p>
         </w:tc>
         <w:tc>
@@ -1114,6 +1132,15 @@
                 <w14:ligatures w14:val="none"/>
               </w:rPr>
             </w:pPr>
+            <w:r>
+              <w:rPr>
+                <w:b/>
+                <w:bCs/>
+                <w:sz w:val="16"/>
+                <w:szCs w:val="16"/>
+              </w:rPr>
+              <w:t>06/07</w:t>
+            </w:r>
           </w:p>
         </w:tc>
         <w:tc>
@@ -1141,6 +1168,15 @@
                 <w14:ligatures w14:val="none"/>
               </w:rPr>
             </w:pPr>
+            <w:r>
+              <w:rPr>
+                <w:b/>
+                <w:bCs/>
+                <w:sz w:val="16"/>
+                <w:szCs w:val="16"/>
+              </w:rPr>
+              <w:t>21 Muh</w:t>
+            </w:r>
           </w:p>
         </w:tc>
         <w:tc>
@@ -1396,6 +1432,15 @@
                 <w14:ligatures w14:val="none"/>
               </w:rPr>
             </w:pPr>
+            <w:r>
+              <w:rPr>
+                <w:b/>
+                <w:bCs/>
+                <w:sz w:val="16"/>
+                <w:szCs w:val="16"/>
+              </w:rPr>
+              <w:t>07/07</w:t>
+            </w:r>
           </w:p>
         </w:tc>
         <w:tc>
@@ -1423,6 +1468,15 @@
                 <w14:ligatures w14:val="none"/>
               </w:rPr>
             </w:pPr>
+            <w:r>
+              <w:rPr>
+                <w:b/>
+                <w:bCs/>
+                <w:sz w:val="16"/>
+                <w:szCs w:val="16"/>
+              </w:rPr>
+              <w:t>22 Muh</w:t>
+            </w:r>
           </w:p>
         </w:tc>
         <w:tc>
@@ -1678,6 +1732,15 @@
                 <w14:ligatures w14:val="none"/>
               </w:rPr>
             </w:pPr>
+            <w:r>
+              <w:rPr>
+                <w:b/>
+                <w:bCs/>
+                <w:sz w:val="16"/>
+                <w:szCs w:val="16"/>
+              </w:rPr>
+              <w:t>08/07</w:t>
+            </w:r>
           </w:p>
         </w:tc>
         <w:tc>
@@ -1705,6 +1768,15 @@
                 <w14:ligatures w14:val="none"/>
               </w:rPr>
             </w:pPr>
+            <w:r>
+              <w:rPr>
+                <w:b/>
+                <w:bCs/>
+                <w:sz w:val="16"/>
+                <w:szCs w:val="16"/>
+              </w:rPr>
+              <w:t>23 Muh</w:t>
+            </w:r>
           </w:p>
         </w:tc>
         <w:tc>
@@ -1960,6 +2032,15 @@
                 <w14:ligatures w14:val="none"/>
               </w:rPr>
             </w:pPr>
+            <w:r>
+              <w:rPr>
+                <w:b/>
+                <w:bCs/>
+                <w:sz w:val="16"/>
+                <w:szCs w:val="16"/>
+              </w:rPr>
+              <w:t>09/07</w:t>
+            </w:r>
           </w:p>
         </w:tc>
         <w:tc>
@@ -1987,6 +2068,15 @@
                 <w14:ligatures w14:val="none"/>
               </w:rPr>
             </w:pPr>
+            <w:r>
+              <w:rPr>
+                <w:b/>
+                <w:bCs/>
+                <w:sz w:val="16"/>
+                <w:szCs w:val="16"/>
+              </w:rPr>
+              <w:t>24 Muh</w:t>
+            </w:r>
           </w:p>
         </w:tc>
         <w:tc>
@@ -2243,6 +2333,15 @@
                 <w14:ligatures w14:val="none"/>
               </w:rPr>
             </w:pPr>
+            <w:r>
+              <w:rPr>
+                <w:b/>
+                <w:bCs/>
+                <w:sz w:val="16"/>
+                <w:szCs w:val="16"/>
+              </w:rPr>
+              <w:t>10/07</w:t>
+            </w:r>
           </w:p>
         </w:tc>
         <w:tc>
@@ -2271,6 +2370,15 @@
                 <w14:ligatures w14:val="none"/>
               </w:rPr>
             </w:pPr>
+            <w:r>
+              <w:rPr>
+                <w:b/>
+                <w:bCs/>
+                <w:sz w:val="16"/>
+                <w:szCs w:val="16"/>
+              </w:rPr>
+              <w:t>25 Muh</w:t>
+            </w:r>
           </w:p>
         </w:tc>
         <w:tc>
@@ -2503,6 +2611,15 @@
                 <w14:ligatures w14:val="none"/>
               </w:rPr>
             </w:pPr>
+            <w:r>
+              <w:rPr>
+                <w:b/>
+                <w:bCs/>
+                <w:sz w:val="16"/>
+                <w:szCs w:val="16"/>
+              </w:rPr>
+              <w:t>11/07</w:t>
+            </w:r>
           </w:p>
         </w:tc>
         <w:tc>
@@ -2531,6 +2648,15 @@
                 <w14:ligatures w14:val="none"/>
               </w:rPr>
             </w:pPr>
+            <w:r>
+              <w:rPr>
+                <w:b/>
+                <w:bCs/>
+                <w:sz w:val="16"/>
+                <w:szCs w:val="16"/>
+              </w:rPr>
+              <w:t>26 Muh</w:t>
+            </w:r>
           </w:p>
         </w:tc>
         <w:tc>
@@ -2761,6 +2887,15 @@
                 <w14:ligatures w14:val="none"/>
               </w:rPr>
             </w:pPr>
+            <w:r>
+              <w:rPr>
+                <w:b/>
+                <w:bCs/>
+                <w:sz w:val="16"/>
+                <w:szCs w:val="16"/>
+              </w:rPr>
+              <w:t>12/07</w:t>
+            </w:r>
           </w:p>
         </w:tc>
         <w:tc>
@@ -2788,6 +2923,15 @@
                 <w14:ligatures w14:val="none"/>
               </w:rPr>
             </w:pPr>
+            <w:r>
+              <w:rPr>
+                <w:b/>
+                <w:bCs/>
+                <w:sz w:val="16"/>
+                <w:szCs w:val="16"/>
+              </w:rPr>
+              <w:t>27 Muh</w:t>
+            </w:r>
           </w:p>
         </w:tc>
         <w:tc>
@@ -3044,6 +3188,15 @@
                 <w14:ligatures w14:val="none"/>
               </w:rPr>
             </w:pPr>
+            <w:r>
+              <w:rPr>
+                <w:b/>
+                <w:bCs/>
+                <w:sz w:val="16"/>
+                <w:szCs w:val="16"/>
+              </w:rPr>
+              <w:t>13/07</w:t>
+            </w:r>
           </w:p>
         </w:tc>
         <w:tc>
@@ -3071,6 +3224,15 @@
                 <w14:ligatures w14:val="none"/>
               </w:rPr>
             </w:pPr>
+            <w:r>
+              <w:rPr>
+                <w:b/>
+                <w:bCs/>
+                <w:sz w:val="16"/>
+                <w:szCs w:val="16"/>
+              </w:rPr>
+              <w:t>28 Muh</w:t>
+            </w:r>
           </w:p>
         </w:tc>
         <w:tc>
@@ -3327,6 +3489,15 @@
                 <w14:ligatures w14:val="none"/>
               </w:rPr>
             </w:pPr>
+            <w:r>
+              <w:rPr>
+                <w:b/>
+                <w:bCs/>
+                <w:sz w:val="16"/>
+                <w:szCs w:val="16"/>
+              </w:rPr>
+              <w:t>14/07</w:t>
+            </w:r>
           </w:p>
         </w:tc>
         <w:tc>
@@ -3354,6 +3525,15 @@
                 <w14:ligatures w14:val="none"/>
               </w:rPr>
             </w:pPr>
+            <w:r>
+              <w:rPr>
+                <w:b/>
+                <w:bCs/>
+                <w:sz w:val="16"/>
+                <w:szCs w:val="16"/>
+              </w:rPr>
+              <w:t>29 Muh</w:t>
+            </w:r>
           </w:p>
         </w:tc>
         <w:tc>
@@ -3609,6 +3789,15 @@
                 <w14:ligatures w14:val="none"/>
               </w:rPr>
             </w:pPr>
+            <w:r>
+              <w:rPr>
+                <w:b/>
+                <w:bCs/>
+                <w:sz w:val="16"/>
+                <w:szCs w:val="16"/>
+              </w:rPr>
+              <w:t>15/07</w:t>
+            </w:r>
           </w:p>
         </w:tc>
         <w:tc>
@@ -3636,6 +3825,15 @@
                 <w14:ligatures w14:val="none"/>
               </w:rPr>
             </w:pPr>
+            <w:r>
+              <w:rPr>
+                <w:b/>
+                <w:bCs/>
+                <w:sz w:val="16"/>
+                <w:szCs w:val="16"/>
+              </w:rPr>
+              <w:t>30 Muh</w:t>
+            </w:r>
           </w:p>
         </w:tc>
         <w:tc>
@@ -3894,6 +4092,15 @@
                 <w14:ligatures w14:val="none"/>
               </w:rPr>
             </w:pPr>
+            <w:r>
+              <w:rPr>
+                <w:b/>
+                <w:bCs/>
+                <w:sz w:val="16"/>
+                <w:szCs w:val="16"/>
+              </w:rPr>
+              <w:t>16/07</w:t>
+            </w:r>
           </w:p>
         </w:tc>
         <w:tc>
@@ -3921,6 +4128,15 @@
                 <w14:ligatures w14:val="none"/>
               </w:rPr>
             </w:pPr>
+            <w:r>
+              <w:rPr>
+                <w:b/>
+                <w:bCs/>
+                <w:sz w:val="16"/>
+                <w:szCs w:val="16"/>
+              </w:rPr>
+              <w:t>01 Saf</w:t>
+            </w:r>
           </w:p>
         </w:tc>
         <w:tc>
@@ -4179,6 +4395,15 @@
                 <w14:ligatures w14:val="none"/>
               </w:rPr>
             </w:pPr>
+            <w:r>
+              <w:rPr>
+                <w:b/>
+                <w:bCs/>
+                <w:sz w:val="16"/>
+                <w:szCs w:val="16"/>
+              </w:rPr>
+              <w:t>17/07</w:t>
+            </w:r>
           </w:p>
         </w:tc>
         <w:tc>
@@ -4207,6 +4432,15 @@
                 <w14:ligatures w14:val="none"/>
               </w:rPr>
             </w:pPr>
+            <w:r>
+              <w:rPr>
+                <w:b/>
+                <w:bCs/>
+                <w:sz w:val="16"/>
+                <w:szCs w:val="16"/>
+              </w:rPr>
+              <w:t>02 Saf</w:t>
+            </w:r>
           </w:p>
         </w:tc>
         <w:tc>
@@ -4443,6 +4677,15 @@
                 <w14:ligatures w14:val="none"/>
               </w:rPr>
             </w:pPr>
+            <w:r>
+              <w:rPr>
+                <w:b/>
+                <w:bCs/>
+                <w:sz w:val="16"/>
+                <w:szCs w:val="16"/>
+              </w:rPr>
+              <w:t>18/07</w:t>
+            </w:r>
           </w:p>
         </w:tc>
         <w:tc>
@@ -4471,6 +4714,15 @@
                 <w14:ligatures w14:val="none"/>
               </w:rPr>
             </w:pPr>
+            <w:r>
+              <w:rPr>
+                <w:b/>
+                <w:bCs/>
+                <w:sz w:val="16"/>
+                <w:szCs w:val="16"/>
+              </w:rPr>
+              <w:t>03 Saf</w:t>
+            </w:r>
           </w:p>
         </w:tc>
         <w:tc>
@@ -4700,6 +4952,15 @@
                 <w14:ligatures w14:val="none"/>
               </w:rPr>
             </w:pPr>
+            <w:r>
+              <w:rPr>
+                <w:b/>
+                <w:bCs/>
+                <w:sz w:val="16"/>
+                <w:szCs w:val="16"/>
+              </w:rPr>
+              <w:t>19/07</w:t>
+            </w:r>
           </w:p>
         </w:tc>
         <w:tc>
@@ -4727,6 +4988,15 @@
                 <w14:ligatures w14:val="none"/>
               </w:rPr>
             </w:pPr>
+            <w:r>
+              <w:rPr>
+                <w:b/>
+                <w:bCs/>
+                <w:sz w:val="16"/>
+                <w:szCs w:val="16"/>
+              </w:rPr>
+              <w:t>04 Saf</w:t>
+            </w:r>
           </w:p>
         </w:tc>
         <w:tc>
@@ -4982,6 +5252,15 @@
                 <w14:ligatures w14:val="none"/>
               </w:rPr>
             </w:pPr>
+            <w:r>
+              <w:rPr>
+                <w:b/>
+                <w:bCs/>
+                <w:sz w:val="16"/>
+                <w:szCs w:val="16"/>
+              </w:rPr>
+              <w:t>20/07</w:t>
+            </w:r>
           </w:p>
         </w:tc>
         <w:tc>
@@ -5009,6 +5288,15 @@
                 <w14:ligatures w14:val="none"/>
               </w:rPr>
             </w:pPr>
+            <w:r>
+              <w:rPr>
+                <w:b/>
+                <w:bCs/>
+                <w:sz w:val="16"/>
+                <w:szCs w:val="16"/>
+              </w:rPr>
+              <w:t>05 Saf</w:t>
+            </w:r>
           </w:p>
         </w:tc>
         <w:tc>
@@ -5265,6 +5553,15 @@
                 <w14:ligatures w14:val="none"/>
               </w:rPr>
             </w:pPr>
+            <w:r>
+              <w:rPr>
+                <w:b/>
+                <w:bCs/>
+                <w:sz w:val="16"/>
+                <w:szCs w:val="16"/>
+              </w:rPr>
+              <w:t>21/07</w:t>
+            </w:r>
           </w:p>
         </w:tc>
         <w:tc>
@@ -5292,6 +5589,15 @@
                 <w14:ligatures w14:val="none"/>
               </w:rPr>
             </w:pPr>
+            <w:r>
+              <w:rPr>
+                <w:b/>
+                <w:bCs/>
+                <w:sz w:val="16"/>
+                <w:szCs w:val="16"/>
+              </w:rPr>
+              <w:t>06 Saf</w:t>
+            </w:r>
           </w:p>
         </w:tc>
         <w:tc>
@@ -5547,6 +5853,15 @@
                 <w14:ligatures w14:val="none"/>
               </w:rPr>
             </w:pPr>
+            <w:r>
+              <w:rPr>
+                <w:b/>
+                <w:bCs/>
+                <w:sz w:val="16"/>
+                <w:szCs w:val="16"/>
+              </w:rPr>
+              <w:t>22/07</w:t>
+            </w:r>
           </w:p>
         </w:tc>
         <w:tc>
@@ -5574,6 +5889,15 @@
                 <w14:ligatures w14:val="none"/>
               </w:rPr>
             </w:pPr>
+            <w:r>
+              <w:rPr>
+                <w:b/>
+                <w:bCs/>
+                <w:sz w:val="16"/>
+                <w:szCs w:val="16"/>
+              </w:rPr>
+              <w:t>07 Saf</w:t>
+            </w:r>
           </w:p>
         </w:tc>
         <w:tc>
@@ -5830,6 +6154,15 @@
                 <w14:ligatures w14:val="none"/>
               </w:rPr>
             </w:pPr>
+            <w:r>
+              <w:rPr>
+                <w:b/>
+                <w:bCs/>
+                <w:sz w:val="16"/>
+                <w:szCs w:val="16"/>
+              </w:rPr>
+              <w:t>23/07</w:t>
+            </w:r>
           </w:p>
         </w:tc>
         <w:tc>
@@ -5857,6 +6190,15 @@
                 <w14:ligatures w14:val="none"/>
               </w:rPr>
             </w:pPr>
+            <w:r>
+              <w:rPr>
+                <w:b/>
+                <w:bCs/>
+                <w:sz w:val="16"/>
+                <w:szCs w:val="16"/>
+              </w:rPr>
+              <w:t>08 Saf</w:t>
+            </w:r>
           </w:p>
         </w:tc>
         <w:tc>
@@ -6115,6 +6457,15 @@
                 <w14:ligatures w14:val="none"/>
               </w:rPr>
             </w:pPr>
+            <w:r>
+              <w:rPr>
+                <w:b/>
+                <w:bCs/>
+                <w:sz w:val="16"/>
+                <w:szCs w:val="16"/>
+              </w:rPr>
+              <w:t>24/07</w:t>
+            </w:r>
           </w:p>
         </w:tc>
         <w:tc>
@@ -6143,6 +6494,15 @@
                 <w14:ligatures w14:val="none"/>
               </w:rPr>
             </w:pPr>
+            <w:r>
+              <w:rPr>
+                <w:b/>
+                <w:bCs/>
+                <w:sz w:val="16"/>
+                <w:szCs w:val="16"/>
+              </w:rPr>
+              <w:t>09 Saf</w:t>
+            </w:r>
           </w:p>
         </w:tc>
         <w:tc>
@@ -6376,6 +6736,15 @@
                 <w14:ligatures w14:val="none"/>
               </w:rPr>
             </w:pPr>
+            <w:r>
+              <w:rPr>
+                <w:b/>
+                <w:bCs/>
+                <w:sz w:val="16"/>
+                <w:szCs w:val="16"/>
+              </w:rPr>
+              <w:t>25/07</w:t>
+            </w:r>
           </w:p>
         </w:tc>
         <w:tc>
@@ -6404,6 +6773,15 @@
                 <w14:ligatures w14:val="none"/>
               </w:rPr>
             </w:pPr>
+            <w:r>
+              <w:rPr>
+                <w:b/>
+                <w:bCs/>
+                <w:sz w:val="16"/>
+                <w:szCs w:val="16"/>
+              </w:rPr>
+              <w:t>10 Saf</w:t>
+            </w:r>
           </w:p>
         </w:tc>
         <w:tc>
@@ -6643,6 +7021,15 @@
                 <w14:ligatures w14:val="none"/>
               </w:rPr>
             </w:pPr>
+            <w:r>
+              <w:rPr>
+                <w:b/>
+                <w:bCs/>
+                <w:sz w:val="16"/>
+                <w:szCs w:val="16"/>
+              </w:rPr>
+              <w:t>26/07</w:t>
+            </w:r>
           </w:p>
         </w:tc>
         <w:tc>
@@ -6670,6 +7057,15 @@
                 <w14:ligatures w14:val="none"/>
               </w:rPr>
             </w:pPr>
+            <w:r>
+              <w:rPr>
+                <w:b/>
+                <w:bCs/>
+                <w:sz w:val="16"/>
+                <w:szCs w:val="16"/>
+              </w:rPr>
+              <w:t>11 Saf</w:t>
+            </w:r>
           </w:p>
         </w:tc>
         <w:tc>
@@ -6926,6 +7322,15 @@
                 <w14:ligatures w14:val="none"/>
               </w:rPr>
             </w:pPr>
+            <w:r>
+              <w:rPr>
+                <w:b/>
+                <w:bCs/>
+                <w:sz w:val="16"/>
+                <w:szCs w:val="16"/>
+              </w:rPr>
+              <w:t>27/07</w:t>
+            </w:r>
           </w:p>
         </w:tc>
         <w:tc>
@@ -6953,6 +7358,15 @@
                 <w14:ligatures w14:val="none"/>
               </w:rPr>
             </w:pPr>
+            <w:r>
+              <w:rPr>
+                <w:b/>
+                <w:bCs/>
+                <w:sz w:val="16"/>
+                <w:szCs w:val="16"/>
+              </w:rPr>
+              <w:t>12 Saf</w:t>
+            </w:r>
           </w:p>
         </w:tc>
         <w:tc>
@@ -7210,6 +7624,15 @@
                 <w14:ligatures w14:val="none"/>
               </w:rPr>
             </w:pPr>
+            <w:r>
+              <w:rPr>
+                <w:b/>
+                <w:bCs/>
+                <w:sz w:val="16"/>
+                <w:szCs w:val="16"/>
+              </w:rPr>
+              <w:t>28/07</w:t>
+            </w:r>
           </w:p>
         </w:tc>
         <w:tc>
@@ -7237,6 +7660,15 @@
                 <w14:ligatures w14:val="none"/>
               </w:rPr>
             </w:pPr>
+            <w:r>
+              <w:rPr>
+                <w:b/>
+                <w:bCs/>
+                <w:sz w:val="16"/>
+                <w:szCs w:val="16"/>
+              </w:rPr>
+              <w:t>13 Saf</w:t>
+            </w:r>
           </w:p>
         </w:tc>
         <w:tc>
@@ -7493,6 +7925,15 @@
                 <w14:ligatures w14:val="none"/>
               </w:rPr>
             </w:pPr>
+            <w:r>
+              <w:rPr>
+                <w:b/>
+                <w:bCs/>
+                <w:sz w:val="16"/>
+                <w:szCs w:val="16"/>
+              </w:rPr>
+              <w:t>29/07</w:t>
+            </w:r>
           </w:p>
         </w:tc>
         <w:tc>
@@ -7520,6 +7961,15 @@
                 <w14:ligatures w14:val="none"/>
               </w:rPr>
             </w:pPr>
+            <w:r>
+              <w:rPr>
+                <w:b/>
+                <w:bCs/>
+                <w:sz w:val="16"/>
+                <w:szCs w:val="16"/>
+              </w:rPr>
+              <w:t>14 Saf</w:t>
+            </w:r>
           </w:p>
         </w:tc>
         <w:tc>
@@ -7778,6 +8228,15 @@
                 <w14:ligatures w14:val="none"/>
               </w:rPr>
             </w:pPr>
+            <w:r>
+              <w:rPr>
+                <w:b/>
+                <w:bCs/>
+                <w:sz w:val="16"/>
+                <w:szCs w:val="16"/>
+              </w:rPr>
+              <w:t>30/07</w:t>
+            </w:r>
           </w:p>
         </w:tc>
         <w:tc>
@@ -7805,6 +8264,15 @@
                 <w14:ligatures w14:val="none"/>
               </w:rPr>
             </w:pPr>
+            <w:r>
+              <w:rPr>
+                <w:b/>
+                <w:bCs/>
+                <w:sz w:val="16"/>
+                <w:szCs w:val="16"/>
+              </w:rPr>
+              <w:t>15 Saf</w:t>
+            </w:r>
           </w:p>
         </w:tc>
         <w:tc>
@@ -8060,6 +8528,15 @@
                 <w14:ligatures w14:val="none"/>
               </w:rPr>
             </w:pPr>
+            <w:r>
+              <w:rPr>
+                <w:b/>
+                <w:bCs/>
+                <w:sz w:val="16"/>
+                <w:szCs w:val="16"/>
+              </w:rPr>
+              <w:t>31/07</w:t>
+            </w:r>
           </w:p>
         </w:tc>
         <w:tc>
@@ -8088,6 +8565,15 @@
                 <w14:ligatures w14:val="none"/>
               </w:rPr>
             </w:pPr>
+            <w:r>
+              <w:rPr>
+                <w:b/>
+                <w:bCs/>
+                <w:sz w:val="16"/>
+                <w:szCs w:val="16"/>
+              </w:rPr>
+              <w:t>16 Saf</w:t>
+            </w:r>
           </w:p>
         </w:tc>
         <w:tc>
@@ -8321,6 +8807,15 @@
                 <w14:ligatures w14:val="none"/>
               </w:rPr>
             </w:pPr>
+            <w:r>
+              <w:rPr>
+                <w:b/>
+                <w:bCs/>
+                <w:sz w:val="16"/>
+                <w:szCs w:val="16"/>
+              </w:rPr>
+              <w:t>01/08</w:t>
+            </w:r>
           </w:p>
         </w:tc>
         <w:tc>
@@ -8349,6 +8844,15 @@
                 <w14:ligatures w14:val="none"/>
               </w:rPr>
             </w:pPr>
+            <w:r>
+              <w:rPr>
+                <w:b/>
+                <w:bCs/>
+                <w:sz w:val="16"/>
+                <w:szCs w:val="16"/>
+              </w:rPr>
+              <w:t>17 Saf</w:t>
+            </w:r>
           </w:p>
         </w:tc>
         <w:tc>
@@ -8530,12 +9034,8 @@
           <w14:ligatures w14:val="none"/>
         </w:rPr>
         <w:sectPr>
-          <w:headerReference w:type="even" r:id="rId8"/>
-          <w:headerReference w:type="default" r:id="rId9"/>
-          <w:footerReference w:type="even" r:id="rId10"/>
-          <w:footerReference w:type="default" r:id="rId11"/>
-          <w:headerReference w:type="first" r:id="rId12"/>
-          <w:footerReference w:type="first" r:id="rId13"/>
+          <w:headerReference w:type="default" r:id="rId8"/>
+          <w:footerReference w:type="default" r:id="rId9"/>
           <w:pgSz w:w="16840" w:h="11910" w:orient="landscape"/>
           <w:pgMar w:top="220" w:right="0" w:bottom="280" w:left="480" w:header="720" w:footer="720" w:gutter="0"/>
           <w:pgBorders w:offsetFrom="page">
@@ -8552,755 +9052,9 @@
         </w:sectPr>
       </w:pPr>
     </w:p>
-    <w:p>
-      <w:pPr>
-        <w:widowControl w:val="0"/>
-        <w:autoSpaceDE w:val="0"/>
-        <w:autoSpaceDN w:val="0"/>
-        <w:bidi w:val="0"/>
-        <w:rPr>
-          <w:rFonts w:ascii="Times New Roman" w:eastAsia="Times New Roman" w:hAnsi="Times New Roman" w:cs="Times New Roman"/>
-          <w:kern w:val="0"/>
-          <w:sz w:val="18"/>
-          <w:szCs w:val="18"/>
-          <w14:ligatures w14:val="none"/>
-        </w:rPr>
-      </w:pPr>
-      <w:r>
-        <w:rPr>
-          <w:rFonts w:ascii="Times New Roman" w:eastAsia="Times New Roman" w:hAnsi="Times New Roman" w:cs="Times New Roman"/>
-          <w:kern w:val="0"/>
-          <w:sz w:val="18"/>
-          <w:szCs w:val="18"/>
-          <w14:ligatures w14:val="none"/>
-        </w:rPr>
-        <w:lastRenderedPageBreak/>
-        <w:t xml:space="preserve"> </w:t>
-      </w:r>
-    </w:p>
-    <w:p>
-      <w:pPr>
-        <w:widowControl w:val="0"/>
-        <w:autoSpaceDE w:val="0"/>
-        <w:autoSpaceDN w:val="0"/>
-        <w:bidi w:val="0"/>
-        <w:spacing w:line="125" w:lineRule="exact"/>
-        <w:rPr>
-          <w:rFonts w:ascii="Times New Roman" w:eastAsia="Times New Roman" w:hAnsi="Times New Roman" w:cs="Times New Roman"/>
-          <w:spacing w:val="25"/>
-          <w:kern w:val="0"/>
-          <w:sz w:val="13"/>
-          <w:szCs w:val="13"/>
-          <w14:ligatures w14:val="none"/>
-        </w:rPr>
-      </w:pPr>
-      <w:r>
-        <w:rPr>
-          <w:rFonts w:ascii="Times New Roman" w:eastAsia="Times New Roman" w:hAnsi="Times New Roman" w:cs="Times New Roman"/>
-          <w:kern w:val="0"/>
-          <w:sz w:val="13"/>
-          <w:szCs w:val="13"/>
-          <w14:ligatures w14:val="none"/>
-        </w:rPr>
-        <w:t xml:space="preserve">      ANY</w:t>
-      </w:r>
-      <w:r>
-        <w:rPr>
-          <w:rFonts w:ascii="Times New Roman" w:eastAsia="Times New Roman" w:hAnsi="Times New Roman" w:cs="Times New Roman"/>
-          <w:spacing w:val="-4"/>
-          <w:kern w:val="0"/>
-          <w:sz w:val="13"/>
-          <w:szCs w:val="13"/>
-          <w14:ligatures w14:val="none"/>
-        </w:rPr>
-        <w:t xml:space="preserve"> </w:t>
-      </w:r>
-      <w:r>
-        <w:rPr>
-          <w:rFonts w:ascii="Times New Roman" w:eastAsia="Times New Roman" w:hAnsi="Times New Roman" w:cs="Times New Roman"/>
-          <w:kern w:val="0"/>
-          <w:sz w:val="13"/>
-          <w:szCs w:val="13"/>
-          <w14:ligatures w14:val="none"/>
-        </w:rPr>
-        <w:t>CHANGE IN</w:t>
-      </w:r>
-      <w:r>
-        <w:rPr>
-          <w:rFonts w:ascii="Times New Roman" w:eastAsia="Times New Roman" w:hAnsi="Times New Roman" w:cs="Times New Roman"/>
-          <w:spacing w:val="-2"/>
-          <w:kern w:val="0"/>
-          <w:sz w:val="13"/>
-          <w:szCs w:val="13"/>
-          <w14:ligatures w14:val="none"/>
-        </w:rPr>
-        <w:t xml:space="preserve"> </w:t>
-      </w:r>
-      <w:r>
-        <w:rPr>
-          <w:rFonts w:ascii="Times New Roman" w:eastAsia="Times New Roman" w:hAnsi="Times New Roman" w:cs="Times New Roman"/>
-          <w:kern w:val="0"/>
-          <w:sz w:val="13"/>
-          <w:szCs w:val="13"/>
-          <w14:ligatures w14:val="none"/>
-        </w:rPr>
-        <w:t>DUTY</w:t>
-      </w:r>
-      <w:r>
-        <w:rPr>
-          <w:rFonts w:ascii="Times New Roman" w:eastAsia="Times New Roman" w:hAnsi="Times New Roman" w:cs="Times New Roman"/>
-          <w:spacing w:val="-3"/>
-          <w:kern w:val="0"/>
-          <w:sz w:val="13"/>
-          <w:szCs w:val="13"/>
-          <w14:ligatures w14:val="none"/>
-        </w:rPr>
-        <w:t xml:space="preserve"> </w:t>
-      </w:r>
-      <w:r>
-        <w:rPr>
-          <w:rFonts w:ascii="Times New Roman" w:eastAsia="Times New Roman" w:hAnsi="Times New Roman" w:cs="Times New Roman"/>
-          <w:kern w:val="0"/>
-          <w:sz w:val="13"/>
-          <w:szCs w:val="13"/>
-          <w14:ligatures w14:val="none"/>
-        </w:rPr>
-        <w:t>IS</w:t>
-      </w:r>
-      <w:r>
-        <w:rPr>
-          <w:rFonts w:ascii="Times New Roman" w:eastAsia="Times New Roman" w:hAnsi="Times New Roman" w:cs="Times New Roman"/>
-          <w:spacing w:val="-3"/>
-          <w:kern w:val="0"/>
-          <w:sz w:val="13"/>
-          <w:szCs w:val="13"/>
-          <w14:ligatures w14:val="none"/>
-        </w:rPr>
-        <w:t xml:space="preserve"> </w:t>
-      </w:r>
-      <w:r>
-        <w:rPr>
-          <w:rFonts w:ascii="Times New Roman" w:eastAsia="Times New Roman" w:hAnsi="Times New Roman" w:cs="Times New Roman"/>
-          <w:kern w:val="0"/>
-          <w:sz w:val="13"/>
-          <w:szCs w:val="13"/>
-          <w14:ligatures w14:val="none"/>
-        </w:rPr>
-        <w:t>NOT</w:t>
-      </w:r>
-      <w:r>
-        <w:rPr>
-          <w:rFonts w:ascii="Times New Roman" w:eastAsia="Times New Roman" w:hAnsi="Times New Roman" w:cs="Times New Roman"/>
-          <w:spacing w:val="-3"/>
-          <w:kern w:val="0"/>
-          <w:sz w:val="13"/>
-          <w:szCs w:val="13"/>
-          <w14:ligatures w14:val="none"/>
-        </w:rPr>
-        <w:t xml:space="preserve"> </w:t>
-      </w:r>
-      <w:r>
-        <w:rPr>
-          <w:rFonts w:ascii="Times New Roman" w:eastAsia="Times New Roman" w:hAnsi="Times New Roman" w:cs="Times New Roman"/>
-          <w:kern w:val="0"/>
-          <w:sz w:val="13"/>
-          <w:szCs w:val="13"/>
-          <w14:ligatures w14:val="none"/>
-        </w:rPr>
-        <w:t>ALLOWED,</w:t>
-      </w:r>
-      <w:r>
-        <w:rPr>
-          <w:rFonts w:ascii="Times New Roman" w:eastAsia="Times New Roman" w:hAnsi="Times New Roman" w:cs="Times New Roman"/>
-          <w:spacing w:val="-3"/>
-          <w:kern w:val="0"/>
-          <w:sz w:val="13"/>
-          <w:szCs w:val="13"/>
-          <w14:ligatures w14:val="none"/>
-        </w:rPr>
-        <w:t xml:space="preserve"> </w:t>
-      </w:r>
-      <w:r>
-        <w:rPr>
-          <w:rFonts w:ascii="Times New Roman" w:eastAsia="Times New Roman" w:hAnsi="Times New Roman" w:cs="Times New Roman"/>
-          <w:kern w:val="0"/>
-          <w:sz w:val="13"/>
-          <w:szCs w:val="13"/>
-          <w14:ligatures w14:val="none"/>
-        </w:rPr>
-        <w:t>UNLESS IT’S</w:t>
-      </w:r>
-      <w:r>
-        <w:rPr>
-          <w:rFonts w:ascii="Times New Roman" w:eastAsia="Times New Roman" w:hAnsi="Times New Roman" w:cs="Times New Roman"/>
-          <w:spacing w:val="-3"/>
-          <w:kern w:val="0"/>
-          <w:sz w:val="13"/>
-          <w:szCs w:val="13"/>
-          <w14:ligatures w14:val="none"/>
-        </w:rPr>
-        <w:t xml:space="preserve"> </w:t>
-      </w:r>
-      <w:r>
-        <w:rPr>
-          <w:rFonts w:ascii="Times New Roman" w:eastAsia="Times New Roman" w:hAnsi="Times New Roman" w:cs="Times New Roman"/>
-          <w:kern w:val="0"/>
-          <w:sz w:val="13"/>
-          <w:szCs w:val="13"/>
-          <w14:ligatures w14:val="none"/>
-        </w:rPr>
-        <w:t>APPROVED</w:t>
-      </w:r>
-      <w:r>
-        <w:rPr>
-          <w:rFonts w:ascii="Times New Roman" w:eastAsia="Times New Roman" w:hAnsi="Times New Roman" w:cs="Times New Roman"/>
-          <w:spacing w:val="-5"/>
-          <w:kern w:val="0"/>
-          <w:sz w:val="13"/>
-          <w:szCs w:val="13"/>
-          <w14:ligatures w14:val="none"/>
-        </w:rPr>
-        <w:t xml:space="preserve"> </w:t>
-      </w:r>
-      <w:r>
-        <w:rPr>
-          <w:rFonts w:ascii="Times New Roman" w:eastAsia="Times New Roman" w:hAnsi="Times New Roman" w:cs="Times New Roman"/>
-          <w:kern w:val="0"/>
-          <w:sz w:val="13"/>
-          <w:szCs w:val="13"/>
-          <w14:ligatures w14:val="none"/>
-        </w:rPr>
-        <w:t>BY</w:t>
-      </w:r>
-      <w:r>
-        <w:rPr>
-          <w:rFonts w:ascii="Times New Roman" w:eastAsia="Times New Roman" w:hAnsi="Times New Roman" w:cs="Times New Roman"/>
-          <w:spacing w:val="-5"/>
-          <w:kern w:val="0"/>
-          <w:sz w:val="13"/>
-          <w:szCs w:val="13"/>
-          <w14:ligatures w14:val="none"/>
-        </w:rPr>
-        <w:t xml:space="preserve"> </w:t>
-      </w:r>
-      <w:r>
-        <w:rPr>
-          <w:rFonts w:ascii="Times New Roman" w:eastAsia="Times New Roman" w:hAnsi="Times New Roman" w:cs="Times New Roman"/>
-          <w:kern w:val="0"/>
-          <w:sz w:val="13"/>
-          <w:szCs w:val="13"/>
-          <w14:ligatures w14:val="none"/>
-        </w:rPr>
-        <w:t>HEAD</w:t>
-      </w:r>
-      <w:r>
-        <w:rPr>
-          <w:rFonts w:ascii="Times New Roman" w:eastAsia="Times New Roman" w:hAnsi="Times New Roman" w:cs="Times New Roman"/>
-          <w:spacing w:val="-4"/>
-          <w:kern w:val="0"/>
-          <w:sz w:val="13"/>
-          <w:szCs w:val="13"/>
-          <w14:ligatures w14:val="none"/>
-        </w:rPr>
-        <w:t xml:space="preserve"> </w:t>
-      </w:r>
-      <w:r>
-        <w:rPr>
-          <w:rFonts w:ascii="Times New Roman" w:eastAsia="Times New Roman" w:hAnsi="Times New Roman" w:cs="Times New Roman"/>
-          <w:kern w:val="0"/>
-          <w:sz w:val="13"/>
-          <w:szCs w:val="13"/>
-          <w14:ligatures w14:val="none"/>
-        </w:rPr>
-        <w:t>OF</w:t>
-      </w:r>
-      <w:r>
-        <w:rPr>
-          <w:rFonts w:ascii="Times New Roman" w:eastAsia="Times New Roman" w:hAnsi="Times New Roman" w:cs="Times New Roman"/>
-          <w:spacing w:val="-4"/>
-          <w:kern w:val="0"/>
-          <w:sz w:val="13"/>
-          <w:szCs w:val="13"/>
-          <w14:ligatures w14:val="none"/>
-        </w:rPr>
-        <w:t xml:space="preserve"> </w:t>
-      </w:r>
-      <w:r>
-        <w:rPr>
-          <w:rFonts w:ascii="Times New Roman" w:eastAsia="Times New Roman" w:hAnsi="Times New Roman" w:cs="Times New Roman"/>
-          <w:kern w:val="0"/>
-          <w:sz w:val="13"/>
-          <w:szCs w:val="13"/>
-          <w14:ligatures w14:val="none"/>
-        </w:rPr>
-        <w:t>THE</w:t>
-      </w:r>
-      <w:r>
-        <w:rPr>
-          <w:rFonts w:ascii="Times New Roman" w:eastAsia="Times New Roman" w:hAnsi="Times New Roman" w:cs="Times New Roman"/>
-          <w:spacing w:val="-4"/>
-          <w:kern w:val="0"/>
-          <w:sz w:val="13"/>
-          <w:szCs w:val="13"/>
-          <w14:ligatures w14:val="none"/>
-        </w:rPr>
-        <w:t xml:space="preserve"> </w:t>
-      </w:r>
-      <w:r>
-        <w:rPr>
-          <w:rFonts w:ascii="Times New Roman" w:eastAsia="Times New Roman" w:hAnsi="Times New Roman" w:cs="Times New Roman"/>
-          <w:kern w:val="0"/>
-          <w:sz w:val="13"/>
-          <w:szCs w:val="13"/>
-          <w14:ligatures w14:val="none"/>
-        </w:rPr>
-        <w:t>DEPARTMENT</w:t>
-      </w:r>
-      <w:r>
-        <w:rPr>
-          <w:rFonts w:ascii="Times New Roman" w:eastAsia="Times New Roman" w:hAnsi="Times New Roman" w:cs="Times New Roman"/>
-          <w:spacing w:val="25"/>
-          <w:kern w:val="0"/>
-          <w:sz w:val="13"/>
-          <w:szCs w:val="13"/>
-          <w14:ligatures w14:val="none"/>
-        </w:rPr>
-        <w:t xml:space="preserve"> </w:t>
-      </w:r>
-      <w:r>
-        <w:rPr>
-          <w:rFonts w:ascii="Times New Roman" w:eastAsia="Times New Roman" w:hAnsi="Times New Roman" w:cs="Times New Roman"/>
-          <w:b/>
-          <w:i/>
-          <w:kern w:val="0"/>
-          <w:sz w:val="13"/>
-          <w:szCs w:val="13"/>
-          <w14:ligatures w14:val="none"/>
-        </w:rPr>
-        <w:t xml:space="preserve">Disaster Plan </w:t>
-      </w:r>
-      <w:r>
-        <w:rPr>
-          <w:rFonts w:ascii="Times New Roman" w:eastAsia="Times New Roman" w:hAnsi="Times New Roman" w:cs="Times New Roman"/>
-          <w:kern w:val="0"/>
-          <w:sz w:val="13"/>
-          <w:szCs w:val="13"/>
-          <w14:ligatures w14:val="none"/>
-        </w:rPr>
-        <w:t>[Yellow</w:t>
-      </w:r>
-      <w:r>
-        <w:rPr>
-          <w:rFonts w:ascii="Times New Roman" w:eastAsia="Times New Roman" w:hAnsi="Times New Roman" w:cs="Times New Roman"/>
-          <w:spacing w:val="-5"/>
-          <w:kern w:val="0"/>
-          <w:sz w:val="13"/>
-          <w:szCs w:val="13"/>
-          <w14:ligatures w14:val="none"/>
-        </w:rPr>
-        <w:t xml:space="preserve"> </w:t>
-      </w:r>
-      <w:r>
-        <w:rPr>
-          <w:rFonts w:ascii="Times New Roman" w:eastAsia="Times New Roman" w:hAnsi="Times New Roman" w:cs="Times New Roman"/>
-          <w:kern w:val="0"/>
-          <w:sz w:val="13"/>
-          <w:szCs w:val="13"/>
-          <w14:ligatures w14:val="none"/>
-        </w:rPr>
-        <w:t>Zone:</w:t>
-      </w:r>
-      <w:r>
-        <w:rPr>
-          <w:rFonts w:ascii="Times New Roman" w:eastAsia="Times New Roman" w:hAnsi="Times New Roman" w:cs="Times New Roman"/>
-          <w:spacing w:val="-4"/>
-          <w:kern w:val="0"/>
-          <w:sz w:val="13"/>
-          <w:szCs w:val="13"/>
-          <w14:ligatures w14:val="none"/>
-        </w:rPr>
-        <w:t xml:space="preserve"> </w:t>
-      </w:r>
-      <w:r>
-        <w:rPr>
-          <w:rFonts w:ascii="Times New Roman" w:eastAsia="Times New Roman" w:hAnsi="Times New Roman" w:cs="Times New Roman"/>
-          <w:kern w:val="0"/>
-          <w:sz w:val="13"/>
-          <w:szCs w:val="13"/>
-          <w14:ligatures w14:val="none"/>
-        </w:rPr>
-        <w:t>ROD,</w:t>
-      </w:r>
-      <w:r>
-        <w:rPr>
-          <w:rFonts w:ascii="Times New Roman" w:eastAsia="Times New Roman" w:hAnsi="Times New Roman" w:cs="Times New Roman"/>
-          <w:spacing w:val="-2"/>
-          <w:kern w:val="0"/>
-          <w:sz w:val="13"/>
-          <w:szCs w:val="13"/>
-          <w14:ligatures w14:val="none"/>
-        </w:rPr>
-        <w:t xml:space="preserve"> </w:t>
-      </w:r>
-      <w:r>
-        <w:rPr>
-          <w:rFonts w:ascii="Times New Roman" w:eastAsia="Times New Roman" w:hAnsi="Times New Roman" w:cs="Times New Roman"/>
-          <w:kern w:val="0"/>
-          <w:sz w:val="13"/>
-          <w:szCs w:val="13"/>
-          <w14:ligatures w14:val="none"/>
-        </w:rPr>
-        <w:t>(244)</w:t>
-      </w:r>
-      <w:r>
-        <w:rPr>
-          <w:rFonts w:ascii="Times New Roman" w:eastAsia="Times New Roman" w:hAnsi="Times New Roman" w:cs="Times New Roman"/>
-          <w:spacing w:val="-3"/>
-          <w:kern w:val="0"/>
-          <w:sz w:val="13"/>
-          <w:szCs w:val="13"/>
-          <w14:ligatures w14:val="none"/>
-        </w:rPr>
-        <w:t xml:space="preserve"> </w:t>
-      </w:r>
-      <w:r>
-        <w:rPr>
-          <w:rFonts w:ascii="Times New Roman" w:eastAsia="Times New Roman" w:hAnsi="Times New Roman" w:cs="Times New Roman"/>
-          <w:kern w:val="0"/>
-          <w:sz w:val="13"/>
-          <w:szCs w:val="13"/>
-          <w14:ligatures w14:val="none"/>
-        </w:rPr>
-        <w:t>OR</w:t>
-      </w:r>
-      <w:r>
-        <w:rPr>
-          <w:rFonts w:ascii="Times New Roman" w:eastAsia="Times New Roman" w:hAnsi="Times New Roman" w:cs="Times New Roman"/>
-          <w:spacing w:val="-1"/>
-          <w:kern w:val="0"/>
-          <w:sz w:val="13"/>
-          <w:szCs w:val="13"/>
-          <w14:ligatures w14:val="none"/>
-        </w:rPr>
-        <w:t xml:space="preserve"> </w:t>
-      </w:r>
-      <w:r>
-        <w:rPr>
-          <w:rFonts w:ascii="Times New Roman" w:eastAsia="Times New Roman" w:hAnsi="Times New Roman" w:cs="Times New Roman"/>
-          <w:kern w:val="0"/>
-          <w:sz w:val="13"/>
-          <w:szCs w:val="13"/>
-          <w14:ligatures w14:val="none"/>
-        </w:rPr>
-        <w:t>(242)].</w:t>
-      </w:r>
-    </w:p>
-    <w:p>
-      <w:pPr>
-        <w:widowControl w:val="0"/>
-        <w:tabs>
-          <w:tab w:val="left" w:pos="9670"/>
-        </w:tabs>
-        <w:autoSpaceDE w:val="0"/>
-        <w:autoSpaceDN w:val="0"/>
-        <w:bidi w:val="0"/>
-        <w:rPr>
-          <w:rFonts w:ascii="Times New Roman" w:eastAsia="Times New Roman" w:hAnsi="Times New Roman" w:cs="Times New Roman"/>
-          <w:bCs/>
-          <w:kern w:val="0"/>
-          <w:sz w:val="13"/>
-          <w:szCs w:val="13"/>
-          <w14:ligatures w14:val="none"/>
-        </w:rPr>
-      </w:pPr>
-      <w:r>
-        <w:rPr>
-          <w:rFonts w:ascii="Times New Roman" w:eastAsia="Times New Roman" w:hAnsi="Times New Roman" w:cs="Times New Roman"/>
-          <w:kern w:val="0"/>
-          <w:sz w:val="13"/>
-          <w:szCs w:val="13"/>
-          <w14:ligatures w14:val="none"/>
-        </w:rPr>
-        <w:t xml:space="preserve">      </w:t>
-      </w:r>
-      <w:r>
-        <w:rPr>
-          <w:rFonts w:ascii="Times New Roman" w:eastAsia="Times New Roman" w:hAnsi="Times New Roman" w:cs="Times New Roman"/>
-          <w:b/>
-          <w:kern w:val="0"/>
-          <w:sz w:val="13"/>
-          <w:szCs w:val="13"/>
-          <w14:ligatures w14:val="none"/>
-        </w:rPr>
-        <w:t>Head of</w:t>
-      </w:r>
-      <w:r>
-        <w:rPr>
-          <w:rFonts w:ascii="Times New Roman" w:eastAsia="Times New Roman" w:hAnsi="Times New Roman" w:cs="Times New Roman"/>
-          <w:b/>
-          <w:spacing w:val="-3"/>
-          <w:kern w:val="0"/>
-          <w:sz w:val="13"/>
-          <w:szCs w:val="13"/>
-          <w14:ligatures w14:val="none"/>
-        </w:rPr>
-        <w:t xml:space="preserve"> </w:t>
-      </w:r>
-      <w:r>
-        <w:rPr>
-          <w:rFonts w:ascii="Times New Roman" w:eastAsia="Times New Roman" w:hAnsi="Times New Roman" w:cs="Times New Roman"/>
-          <w:b/>
-          <w:kern w:val="0"/>
-          <w:sz w:val="13"/>
-          <w:szCs w:val="13"/>
-          <w14:ligatures w14:val="none"/>
-        </w:rPr>
-        <w:t>the</w:t>
-      </w:r>
-      <w:r>
-        <w:rPr>
-          <w:rFonts w:ascii="Times New Roman" w:eastAsia="Times New Roman" w:hAnsi="Times New Roman" w:cs="Times New Roman"/>
-          <w:b/>
-          <w:spacing w:val="-3"/>
-          <w:kern w:val="0"/>
-          <w:sz w:val="13"/>
-          <w:szCs w:val="13"/>
-          <w14:ligatures w14:val="none"/>
-        </w:rPr>
-        <w:t xml:space="preserve"> </w:t>
-      </w:r>
-      <w:r>
-        <w:rPr>
-          <w:rFonts w:ascii="Times New Roman" w:eastAsia="Times New Roman" w:hAnsi="Times New Roman" w:cs="Times New Roman"/>
-          <w:b/>
-          <w:kern w:val="0"/>
-          <w:sz w:val="13"/>
-          <w:szCs w:val="13"/>
-          <w14:ligatures w14:val="none"/>
-        </w:rPr>
-        <w:t>Department:</w:t>
-      </w:r>
-      <w:r>
-        <w:rPr>
-          <w:rFonts w:ascii="Times New Roman" w:eastAsia="Times New Roman" w:hAnsi="Times New Roman" w:cs="Times New Roman"/>
-          <w:bCs/>
-          <w:kern w:val="0"/>
-          <w:sz w:val="13"/>
-          <w:szCs w:val="13"/>
-          <w14:ligatures w14:val="none"/>
-        </w:rPr>
-        <w:t xml:space="preserve"> Dr.</w:t>
-      </w:r>
-      <w:r>
-        <w:rPr>
-          <w:rFonts w:ascii="Times New Roman" w:eastAsia="Times New Roman" w:hAnsi="Times New Roman" w:cs="Times New Roman"/>
-          <w:bCs/>
-          <w:spacing w:val="-6"/>
-          <w:kern w:val="0"/>
-          <w:sz w:val="13"/>
-          <w:szCs w:val="13"/>
-          <w14:ligatures w14:val="none"/>
-        </w:rPr>
-        <w:t xml:space="preserve"> </w:t>
-      </w:r>
-      <w:r>
-        <w:rPr>
-          <w:rFonts w:ascii="Times New Roman" w:eastAsia="Times New Roman" w:hAnsi="Times New Roman" w:cs="Times New Roman"/>
-          <w:bCs/>
-          <w:kern w:val="0"/>
-          <w:sz w:val="13"/>
-          <w:szCs w:val="13"/>
-          <w14:ligatures w14:val="none"/>
-        </w:rPr>
-        <w:t>Thuraya Alsaffar</w:t>
-      </w:r>
-      <w:r>
-        <w:rPr>
-          <w:rFonts w:ascii="Times New Roman" w:eastAsia="Times New Roman" w:hAnsi="Times New Roman" w:cs="Times New Roman"/>
-          <w:bCs/>
-          <w:kern w:val="0"/>
-          <w:sz w:val="13"/>
-          <w:szCs w:val="13"/>
-          <w14:ligatures w14:val="none"/>
-        </w:rPr>
-        <w:t>.</w:t>
-      </w:r>
-      <w:r>
-        <w:rPr>
-          <w:noProof/>
-        </w:rPr>
-        <w:t xml:space="preserve"> </w:t>
-      </w:r>
-    </w:p>
-    <w:p>
-      <w:pPr>
-        <w:widowControl w:val="0"/>
-        <w:tabs>
-          <w:tab w:val="left" w:pos="9670"/>
-        </w:tabs>
-        <w:autoSpaceDE w:val="0"/>
-        <w:autoSpaceDN w:val="0"/>
-        <w:bidi w:val="0"/>
-        <w:rPr>
-          <w:rFonts w:ascii="Times New Roman" w:eastAsia="Times New Roman" w:hAnsi="Times New Roman" w:cs="Times New Roman"/>
-          <w:bCs/>
-          <w:kern w:val="0"/>
-          <w:sz w:val="13"/>
-          <w:szCs w:val="13"/>
-          <w14:ligatures w14:val="none"/>
-        </w:rPr>
-      </w:pPr>
-      <w:r>
-        <w:rPr>
-          <w:rFonts w:ascii="Times New Roman" w:eastAsia="Times New Roman" w:hAnsi="Times New Roman" w:cs="Times New Roman"/>
-          <w:kern w:val="0"/>
-          <w:sz w:val="13"/>
-          <w:szCs w:val="13"/>
-          <w14:ligatures w14:val="none"/>
-        </w:rPr>
-        <w:t xml:space="preserve">      </w:t>
-      </w:r>
-      <w:r>
-        <w:rPr>
-          <w:rFonts w:ascii="Times New Roman" w:eastAsia="Times New Roman" w:hAnsi="Times New Roman" w:cs="Times New Roman"/>
-          <w:b/>
-          <w:kern w:val="0"/>
-          <w:sz w:val="13"/>
-          <w:szCs w:val="13"/>
-          <w14:ligatures w14:val="none"/>
-        </w:rPr>
-        <w:t>Medical</w:t>
-      </w:r>
-      <w:r>
-        <w:rPr>
-          <w:rFonts w:ascii="Times New Roman" w:eastAsia="Times New Roman" w:hAnsi="Times New Roman" w:cs="Times New Roman"/>
-          <w:b/>
-          <w:spacing w:val="-1"/>
-          <w:kern w:val="0"/>
-          <w:sz w:val="13"/>
-          <w:szCs w:val="13"/>
-          <w14:ligatures w14:val="none"/>
-        </w:rPr>
-        <w:t xml:space="preserve"> </w:t>
-      </w:r>
-      <w:r>
-        <w:rPr>
-          <w:rFonts w:ascii="Times New Roman" w:eastAsia="Times New Roman" w:hAnsi="Times New Roman" w:cs="Times New Roman"/>
-          <w:b/>
-          <w:kern w:val="0"/>
-          <w:sz w:val="13"/>
-          <w:szCs w:val="13"/>
-          <w14:ligatures w14:val="none"/>
-        </w:rPr>
-        <w:t>Director:</w:t>
-      </w:r>
-      <w:r>
-        <w:rPr>
-          <w:rFonts w:ascii="Times New Roman" w:eastAsia="Times New Roman" w:hAnsi="Times New Roman" w:cs="Times New Roman"/>
-          <w:bCs/>
-          <w:spacing w:val="-5"/>
-          <w:kern w:val="0"/>
-          <w:sz w:val="13"/>
-          <w:szCs w:val="13"/>
-          <w14:ligatures w14:val="none"/>
-        </w:rPr>
-        <w:t xml:space="preserve"> </w:t>
-      </w:r>
-      <w:r>
-        <w:rPr>
-          <w:rFonts w:ascii="Times New Roman" w:eastAsia="Times New Roman" w:hAnsi="Times New Roman" w:cs="Times New Roman"/>
-          <w:bCs/>
-          <w:kern w:val="0"/>
-          <w:sz w:val="13"/>
-          <w:szCs w:val="13"/>
-          <w14:ligatures w14:val="none"/>
-        </w:rPr>
-        <w:t>Dr.</w:t>
-      </w:r>
-      <w:r>
-        <w:rPr>
-          <w:rFonts w:ascii="Times New Roman" w:eastAsia="Times New Roman" w:hAnsi="Times New Roman" w:cs="Times New Roman"/>
-          <w:bCs/>
-          <w:spacing w:val="-4"/>
-          <w:kern w:val="0"/>
-          <w:sz w:val="13"/>
-          <w:szCs w:val="13"/>
-          <w14:ligatures w14:val="none"/>
-        </w:rPr>
-        <w:t xml:space="preserve"> </w:t>
-      </w:r>
-      <w:r>
-        <w:rPr>
-          <w:rFonts w:ascii="Times New Roman" w:eastAsia="Times New Roman" w:hAnsi="Times New Roman" w:cs="Times New Roman"/>
-          <w:bCs/>
-          <w:kern w:val="0"/>
-          <w:sz w:val="13"/>
-          <w:szCs w:val="13"/>
-          <w14:ligatures w14:val="none"/>
-        </w:rPr>
-        <w:t>Zaki Alnemer</w:t>
-      </w:r>
-    </w:p>
-    <w:p>
-      <w:pPr>
-        <w:widowControl w:val="0"/>
-        <w:tabs>
-          <w:tab w:val="left" w:pos="9670"/>
-        </w:tabs>
-        <w:autoSpaceDE w:val="0"/>
-        <w:autoSpaceDN w:val="0"/>
-        <w:bidi w:val="0"/>
-        <w:rPr>
-          <w:rFonts w:ascii="Times New Roman" w:eastAsia="Times New Roman" w:hAnsi="Times New Roman" w:cs="Times New Roman"/>
-          <w:bCs/>
-          <w:kern w:val="0"/>
-          <w:sz w:val="13"/>
-          <w:szCs w:val="13"/>
-          <w14:ligatures w14:val="none"/>
-        </w:rPr>
-      </w:pPr>
-    </w:p>
-    <w:p>
-      <w:pPr>
-        <w:widowControl w:val="0"/>
-        <w:tabs>
-          <w:tab w:val="left" w:pos="9670"/>
-        </w:tabs>
-        <w:autoSpaceDE w:val="0"/>
-        <w:autoSpaceDN w:val="0"/>
-        <w:bidi w:val="0"/>
-        <w:rPr>
-          <w:rFonts w:ascii="Times New Roman" w:eastAsia="Times New Roman" w:hAnsi="Times New Roman" w:cs="Times New Roman"/>
-          <w:bCs/>
-          <w:kern w:val="0"/>
-          <w:sz w:val="13"/>
-          <w:szCs w:val="13"/>
-          <w14:ligatures w14:val="none"/>
-        </w:rPr>
-      </w:pPr>
-    </w:p>
-    <w:p>
-      <w:pPr>
-        <w:widowControl w:val="0"/>
-        <w:tabs>
-          <w:tab w:val="left" w:pos="9670"/>
-        </w:tabs>
-        <w:autoSpaceDE w:val="0"/>
-        <w:autoSpaceDN w:val="0"/>
-        <w:bidi w:val="0"/>
-        <w:rPr>
-          <w:rFonts w:ascii="Times New Roman" w:eastAsia="Times New Roman" w:hAnsi="Times New Roman" w:cs="Times New Roman"/>
-          <w:bCs/>
-          <w:kern w:val="0"/>
-          <w:sz w:val="13"/>
-          <w:szCs w:val="13"/>
-          <w14:ligatures w14:val="none"/>
-        </w:rPr>
-      </w:pPr>
-    </w:p>
     <w:tbl>
       <w:tblPr>
-        <w:tblpPr w:leftFromText="180" w:rightFromText="180" w:vertAnchor="text" w:horzAnchor="margin" w:tblpX="419" w:tblpY="-61"/>
+        <w:tblpPr w:leftFromText="180" w:rightFromText="180" w:vertAnchor="text" w:horzAnchor="margin" w:tblpXSpec="center" w:tblpY="-93"/>
         <w:tblOverlap w:val="never"/>
         <w:tblW w:w="15732" w:type="dxa"/>
         <w:tblLayout w:type="fixed"/>
@@ -9592,31 +9346,7 @@
                 <w:szCs w:val="16"/>
                 <w14:ligatures w14:val="none"/>
               </w:rPr>
-              <w:t>On ca</w:t>
-            </w:r>
-            <w:r>
-              <w:rPr>
-                <w:rFonts w:ascii="Times New Roman" w:eastAsia="Times New Roman" w:hAnsi="Times New Roman" w:cs="Times New Roman"/>
-                <w:b/>
-                <w:bCs/>
-                <w:kern w:val="0"/>
-                <w:sz w:val="16"/>
-                <w:szCs w:val="16"/>
-                <w14:ligatures w14:val="none"/>
-              </w:rPr>
-              <w:t>l</w:t>
-            </w:r>
-            <w:r>
-              <w:rPr>
-                <w:rFonts w:ascii="Times New Roman" w:eastAsia="Times New Roman" w:hAnsi="Times New Roman" w:cs="Times New Roman"/>
-                <w:b/>
-                <w:bCs/>
-                <w:kern w:val="0"/>
-                <w:sz w:val="16"/>
-                <w:szCs w:val="16"/>
-                <w14:ligatures w14:val="none"/>
-              </w:rPr>
-              <w:t>ls</w:t>
+              <w:t>On calls</w:t>
             </w:r>
           </w:p>
         </w:tc>
@@ -10464,10 +10194,16 @@
               <w:jc w:val="center"/>
               <w:rPr>
                 <w:b/>
+                <w:sz w:val="16"/>
+                <w:szCs w:val="16"/>
                 <w:rtl/>
               </w:rPr>
             </w:pPr>
             <w:r>
+              <w:rPr>
+                <w:sz w:val="16"/>
+                <w:szCs w:val="16"/>
+              </w:rPr>
               <w:t>05</w:t>
             </w:r>
           </w:p>
@@ -10493,10 +10229,16 @@
                 <w:rFonts w:ascii="Times New Roman" w:eastAsia="Times New Roman" w:hAnsi="Times New Roman" w:cs="Times New Roman"/>
                 <w:b/>
                 <w:kern w:val="0"/>
-                <w14:ligatures w14:val="none"/>
-              </w:rPr>
-            </w:pPr>
-            <w:r>
+                <w:sz w:val="16"/>
+                <w:szCs w:val="16"/>
+                <w14:ligatures w14:val="none"/>
+              </w:rPr>
+            </w:pPr>
+            <w:r>
+              <w:rPr>
+                <w:sz w:val="16"/>
+                <w:szCs w:val="16"/>
+              </w:rPr>
               <w:t>20</w:t>
             </w:r>
           </w:p>
@@ -10514,9 +10256,17 @@
           <w:p>
             <w:pPr>
               <w:jc w:val="center"/>
-            </w:pPr>
-            <w:r>
-              <w:t xml:space="preserve">Dr. Shefa</w:t>
+              <w:rPr>
+                <w:sz w:val="16"/>
+                <w:szCs w:val="16"/>
+              </w:rPr>
+            </w:pPr>
+            <w:r>
+              <w:rPr>
+                <w:sz w:val="16"/>
+                <w:szCs w:val="16"/>
+              </w:rPr>
+              <w:t>Dr. Shefa</w:t>
             </w:r>
           </w:p>
         </w:tc>
@@ -10541,14 +10291,14 @@
               <w:spacing w:line="142" w:lineRule="exact"/>
               <w:jc w:val="center"/>
               <w:rPr>
-                <w:sz w:val="18"/>
-                <w:szCs w:val="18"/>
-              </w:rPr>
-            </w:pPr>
-            <w:r>
-              <w:rPr>
-                <w:sz w:val="18"/>
-                <w:szCs w:val="18"/>
+                <w:sz w:val="16"/>
+                <w:szCs w:val="16"/>
+              </w:rPr>
+            </w:pPr>
+            <w:r>
+              <w:rPr>
+                <w:sz w:val="16"/>
+                <w:szCs w:val="16"/>
               </w:rPr>
               <w:t>Dr. Mohammed</w:t>
             </w:r>
@@ -10798,9 +10548,15 @@
               <w:jc w:val="center"/>
               <w:rPr>
                 <w:b/>
-              </w:rPr>
-            </w:pPr>
-            <w:r>
+                <w:sz w:val="16"/>
+                <w:szCs w:val="16"/>
+              </w:rPr>
+            </w:pPr>
+            <w:r>
+              <w:rPr>
+                <w:sz w:val="16"/>
+                <w:szCs w:val="16"/>
+              </w:rPr>
               <w:t>06</w:t>
             </w:r>
           </w:p>
@@ -10826,10 +10582,16 @@
                 <w:rFonts w:ascii="Times New Roman" w:eastAsia="Times New Roman" w:hAnsi="Times New Roman" w:cs="Times New Roman"/>
                 <w:b/>
                 <w:kern w:val="0"/>
-                <w14:ligatures w14:val="none"/>
-              </w:rPr>
-            </w:pPr>
-            <w:r>
+                <w:sz w:val="16"/>
+                <w:szCs w:val="16"/>
+                <w14:ligatures w14:val="none"/>
+              </w:rPr>
+            </w:pPr>
+            <w:r>
+              <w:rPr>
+                <w:sz w:val="16"/>
+                <w:szCs w:val="16"/>
+              </w:rPr>
               <w:t>21</w:t>
             </w:r>
           </w:p>
@@ -10847,8 +10609,16 @@
           <w:p>
             <w:pPr>
               <w:jc w:val="center"/>
-            </w:pPr>
-            <w:r>
+              <w:rPr>
+                <w:sz w:val="16"/>
+                <w:szCs w:val="16"/>
+              </w:rPr>
+            </w:pPr>
+            <w:r>
+              <w:rPr>
+                <w:sz w:val="16"/>
+                <w:szCs w:val="16"/>
+              </w:rPr>
               <w:t>Dr. Zainab Alfaraj</w:t>
             </w:r>
           </w:p>
@@ -10871,14 +10641,14 @@
               <w:spacing w:line="142" w:lineRule="exact"/>
               <w:jc w:val="center"/>
               <w:rPr>
-                <w:sz w:val="18"/>
-                <w:szCs w:val="18"/>
-              </w:rPr>
-            </w:pPr>
-            <w:r>
-              <w:rPr>
-                <w:sz w:val="18"/>
-                <w:szCs w:val="18"/>
+                <w:sz w:val="16"/>
+                <w:szCs w:val="16"/>
+              </w:rPr>
+            </w:pPr>
+            <w:r>
+              <w:rPr>
+                <w:sz w:val="16"/>
+                <w:szCs w:val="16"/>
               </w:rPr>
               <w:t>Dr. Mohammed</w:t>
             </w:r>
@@ -11128,9 +10898,15 @@
               <w:jc w:val="center"/>
               <w:rPr>
                 <w:b/>
-              </w:rPr>
-            </w:pPr>
-            <w:r>
+                <w:sz w:val="16"/>
+                <w:szCs w:val="16"/>
+              </w:rPr>
+            </w:pPr>
+            <w:r>
+              <w:rPr>
+                <w:sz w:val="16"/>
+                <w:szCs w:val="16"/>
+              </w:rPr>
               <w:t>07</w:t>
             </w:r>
           </w:p>
@@ -11156,10 +10932,16 @@
                 <w:rFonts w:ascii="Times New Roman" w:eastAsia="Times New Roman" w:hAnsi="Times New Roman" w:cs="Times New Roman"/>
                 <w:b/>
                 <w:kern w:val="0"/>
-                <w14:ligatures w14:val="none"/>
-              </w:rPr>
-            </w:pPr>
-            <w:r>
+                <w:sz w:val="16"/>
+                <w:szCs w:val="16"/>
+                <w14:ligatures w14:val="none"/>
+              </w:rPr>
+            </w:pPr>
+            <w:r>
+              <w:rPr>
+                <w:sz w:val="16"/>
+                <w:szCs w:val="16"/>
+              </w:rPr>
               <w:t>22</w:t>
             </w:r>
           </w:p>
@@ -11177,8 +10959,16 @@
           <w:p>
             <w:pPr>
               <w:jc w:val="center"/>
-            </w:pPr>
-            <w:r>
+              <w:rPr>
+                <w:sz w:val="16"/>
+                <w:szCs w:val="16"/>
+              </w:rPr>
+            </w:pPr>
+            <w:r>
+              <w:rPr>
+                <w:sz w:val="16"/>
+                <w:szCs w:val="16"/>
+              </w:rPr>
               <w:t>Dr. Fatimah Alrebh</w:t>
             </w:r>
           </w:p>
@@ -11201,16 +10991,16 @@
               <w:spacing w:line="142" w:lineRule="exact"/>
               <w:jc w:val="center"/>
               <w:rPr>
-                <w:sz w:val="18"/>
-                <w:szCs w:val="18"/>
-              </w:rPr>
-            </w:pPr>
-            <w:r>
-              <w:rPr>
-                <w:sz w:val="18"/>
-                <w:szCs w:val="18"/>
-              </w:rPr>
-              <w:t xml:space="preserve">Dr. Mohammed</w:t>
+                <w:sz w:val="16"/>
+                <w:szCs w:val="16"/>
+              </w:rPr>
+            </w:pPr>
+            <w:r>
+              <w:rPr>
+                <w:sz w:val="16"/>
+                <w:szCs w:val="16"/>
+              </w:rPr>
+              <w:t>Dr. Mohammed</w:t>
             </w:r>
           </w:p>
         </w:tc>
@@ -11458,9 +11248,15 @@
               <w:jc w:val="center"/>
               <w:rPr>
                 <w:b/>
-              </w:rPr>
-            </w:pPr>
-            <w:r>
+                <w:sz w:val="16"/>
+                <w:szCs w:val="16"/>
+              </w:rPr>
+            </w:pPr>
+            <w:r>
+              <w:rPr>
+                <w:sz w:val="16"/>
+                <w:szCs w:val="16"/>
+              </w:rPr>
               <w:t>08</w:t>
             </w:r>
           </w:p>
@@ -11486,10 +11282,16 @@
                 <w:rFonts w:ascii="Times New Roman" w:eastAsia="Times New Roman" w:hAnsi="Times New Roman" w:cs="Times New Roman"/>
                 <w:b/>
                 <w:kern w:val="0"/>
-                <w14:ligatures w14:val="none"/>
-              </w:rPr>
-            </w:pPr>
-            <w:r>
+                <w:sz w:val="16"/>
+                <w:szCs w:val="16"/>
+                <w14:ligatures w14:val="none"/>
+              </w:rPr>
+            </w:pPr>
+            <w:r>
+              <w:rPr>
+                <w:sz w:val="16"/>
+                <w:szCs w:val="16"/>
+              </w:rPr>
               <w:t>23</w:t>
             </w:r>
           </w:p>
@@ -11507,15 +11309,18 @@
           <w:p>
             <w:pPr>
               <w:jc w:val="center"/>
-            </w:pPr>
-            <w:r>
-              <w:t xml:space="preserve">Dr. Hani</w:t>
-            </w:r>
-            <w:proofErr w:type="spellStart"/>
-            <w:r>
-              <w:t/>
-            </w:r>
-            <w:proofErr w:type="spellEnd"/>
+              <w:rPr>
+                <w:sz w:val="16"/>
+                <w:szCs w:val="16"/>
+              </w:rPr>
+            </w:pPr>
+            <w:r>
+              <w:rPr>
+                <w:sz w:val="16"/>
+                <w:szCs w:val="16"/>
+              </w:rPr>
+              <w:t>Dr. Hani</w:t>
+            </w:r>
           </w:p>
         </w:tc>
         <w:tc>
@@ -11536,14 +11341,14 @@
               <w:spacing w:line="142" w:lineRule="exact"/>
               <w:jc w:val="center"/>
               <w:rPr>
-                <w:sz w:val="18"/>
-                <w:szCs w:val="18"/>
-              </w:rPr>
-            </w:pPr>
-            <w:r>
-              <w:rPr>
-                <w:sz w:val="18"/>
-                <w:szCs w:val="18"/>
+                <w:sz w:val="16"/>
+                <w:szCs w:val="16"/>
+              </w:rPr>
+            </w:pPr>
+            <w:r>
+              <w:rPr>
+                <w:sz w:val="16"/>
+                <w:szCs w:val="16"/>
               </w:rPr>
               <w:t>Dr. Mohammed</w:t>
             </w:r>
@@ -11793,9 +11598,15 @@
               <w:jc w:val="center"/>
               <w:rPr>
                 <w:b/>
-              </w:rPr>
-            </w:pPr>
-            <w:r>
+                <w:sz w:val="16"/>
+                <w:szCs w:val="16"/>
+              </w:rPr>
+            </w:pPr>
+            <w:r>
+              <w:rPr>
+                <w:sz w:val="16"/>
+                <w:szCs w:val="16"/>
+              </w:rPr>
               <w:t>09</w:t>
             </w:r>
           </w:p>
@@ -11821,10 +11632,16 @@
                 <w:rFonts w:ascii="Times New Roman" w:eastAsia="Times New Roman" w:hAnsi="Times New Roman" w:cs="Times New Roman"/>
                 <w:b/>
                 <w:kern w:val="0"/>
-                <w14:ligatures w14:val="none"/>
-              </w:rPr>
-            </w:pPr>
-            <w:r>
+                <w:sz w:val="16"/>
+                <w:szCs w:val="16"/>
+                <w14:ligatures w14:val="none"/>
+              </w:rPr>
+            </w:pPr>
+            <w:r>
+              <w:rPr>
+                <w:sz w:val="16"/>
+                <w:szCs w:val="16"/>
+              </w:rPr>
               <w:t>24</w:t>
             </w:r>
           </w:p>
@@ -11842,15 +11659,18 @@
           <w:p>
             <w:pPr>
               <w:jc w:val="center"/>
-            </w:pPr>
-            <w:r>
-              <w:t xml:space="preserve">Dr. Ali Alramdhan</w:t>
-            </w:r>
-            <w:proofErr w:type="spellStart"/>
-            <w:r>
-              <w:t/>
-            </w:r>
-            <w:proofErr w:type="spellEnd"/>
+              <w:rPr>
+                <w:sz w:val="16"/>
+                <w:szCs w:val="16"/>
+              </w:rPr>
+            </w:pPr>
+            <w:r>
+              <w:rPr>
+                <w:sz w:val="16"/>
+                <w:szCs w:val="16"/>
+              </w:rPr>
+              <w:t>Dr. Ali Alramdhan</w:t>
+            </w:r>
           </w:p>
         </w:tc>
         <w:tc>
@@ -11871,14 +11691,14 @@
               <w:spacing w:line="142" w:lineRule="exact"/>
               <w:jc w:val="center"/>
               <w:rPr>
-                <w:sz w:val="18"/>
-                <w:szCs w:val="18"/>
-              </w:rPr>
-            </w:pPr>
-            <w:r>
-              <w:rPr>
-                <w:sz w:val="18"/>
-                <w:szCs w:val="18"/>
+                <w:sz w:val="16"/>
+                <w:szCs w:val="16"/>
+              </w:rPr>
+            </w:pPr>
+            <w:r>
+              <w:rPr>
+                <w:sz w:val="16"/>
+                <w:szCs w:val="16"/>
               </w:rPr>
               <w:t>Dr. Mohammed</w:t>
             </w:r>
@@ -12130,10 +11950,16 @@
               <w:jc w:val="center"/>
               <w:rPr>
                 <w:b/>
+                <w:sz w:val="16"/>
+                <w:szCs w:val="16"/>
                 <w:highlight w:val="yellow"/>
               </w:rPr>
             </w:pPr>
             <w:r>
+              <w:rPr>
+                <w:sz w:val="16"/>
+                <w:szCs w:val="16"/>
+              </w:rPr>
               <w:t>10</w:t>
             </w:r>
           </w:p>
@@ -12160,10 +11986,16 @@
                 <w:rFonts w:ascii="Times New Roman" w:eastAsia="Times New Roman" w:hAnsi="Times New Roman" w:cs="Times New Roman"/>
                 <w:b/>
                 <w:kern w:val="0"/>
-                <w14:ligatures w14:val="none"/>
-              </w:rPr>
-            </w:pPr>
-            <w:r>
+                <w:sz w:val="16"/>
+                <w:szCs w:val="16"/>
+                <w14:ligatures w14:val="none"/>
+              </w:rPr>
+            </w:pPr>
+            <w:r>
+              <w:rPr>
+                <w:sz w:val="16"/>
+                <w:szCs w:val="16"/>
+              </w:rPr>
               <w:t>25</w:t>
             </w:r>
           </w:p>
@@ -12182,15 +12014,18 @@
           <w:p>
             <w:pPr>
               <w:jc w:val="center"/>
-            </w:pPr>
-            <w:r>
-              <w:t xml:space="preserve">Dr. Hani</w:t>
-            </w:r>
-            <w:proofErr w:type="spellStart"/>
-            <w:r>
-              <w:t/>
-            </w:r>
-            <w:proofErr w:type="spellEnd"/>
+              <w:rPr>
+                <w:sz w:val="16"/>
+                <w:szCs w:val="16"/>
+              </w:rPr>
+            </w:pPr>
+            <w:r>
+              <w:rPr>
+                <w:sz w:val="16"/>
+                <w:szCs w:val="16"/>
+              </w:rPr>
+              <w:t>Dr. Hani</w:t>
+            </w:r>
           </w:p>
         </w:tc>
         <w:tc>
@@ -12212,14 +12047,14 @@
               <w:spacing w:line="142" w:lineRule="exact"/>
               <w:jc w:val="center"/>
               <w:rPr>
-                <w:sz w:val="18"/>
-                <w:szCs w:val="18"/>
-              </w:rPr>
-            </w:pPr>
-            <w:r>
-              <w:rPr>
-                <w:sz w:val="18"/>
-                <w:szCs w:val="18"/>
+                <w:sz w:val="16"/>
+                <w:szCs w:val="16"/>
+              </w:rPr>
+            </w:pPr>
+            <w:r>
+              <w:rPr>
+                <w:sz w:val="16"/>
+                <w:szCs w:val="16"/>
               </w:rPr>
               <w:t>Dr. Mohammed</w:t>
             </w:r>
@@ -12289,19 +12124,48 @@
                 <w14:ligatures w14:val="none"/>
               </w:rPr>
             </w:pPr>
+          </w:p>
+        </w:tc>
+        <w:tc>
+          <w:tcPr>
+            <w:tcW w:w="1371" w:type="dxa"/>
+            <w:tcBorders>
+              <w:top w:val="single" w:sz="4" w:space="0" w:color="auto"/>
+              <w:left w:val="single" w:sz="4" w:space="0" w:color="auto"/>
+              <w:bottom w:val="single" w:sz="4" w:space="0" w:color="auto"/>
+              <w:right w:val="single" w:sz="4" w:space="0" w:color="auto"/>
+            </w:tcBorders>
+            <w:shd w:val="clear" w:color="auto" w:fill="A6A6A6"/>
+          </w:tcPr>
+          <w:p>
+            <w:pPr>
+              <w:widowControl w:val="0"/>
+              <w:autoSpaceDE w:val="0"/>
+              <w:autoSpaceDN w:val="0"/>
+              <w:bidi w:val="0"/>
+              <w:spacing w:line="142" w:lineRule="exact"/>
+              <w:jc w:val="center"/>
+              <w:rPr>
+                <w:rFonts w:asciiTheme="majorBidi" w:eastAsia="Times New Roman" w:hAnsiTheme="majorBidi" w:cstheme="majorBidi"/>
+                <w:kern w:val="0"/>
+                <w:sz w:val="16"/>
+                <w:szCs w:val="16"/>
+                <w14:ligatures w14:val="none"/>
+              </w:rPr>
+            </w:pPr>
             <w:r>
               <w:rPr>
                 <w:rFonts w:asciiTheme="majorBidi" w:hAnsiTheme="majorBidi" w:cstheme="majorBidi"/>
                 <w:sz w:val="16"/>
                 <w:szCs w:val="16"/>
               </w:rPr>
-              <w:t/>
-            </w:r>
-          </w:p>
-        </w:tc>
-        <w:tc>
-          <w:tcPr>
-            <w:tcW w:w="1371" w:type="dxa"/>
+              <w:t>Dr. Fadel</w:t>
+            </w:r>
+          </w:p>
+        </w:tc>
+        <w:tc>
+          <w:tcPr>
+            <w:tcW w:w="2054" w:type="dxa"/>
             <w:tcBorders>
               <w:top w:val="single" w:sz="4" w:space="0" w:color="auto"/>
               <w:left w:val="single" w:sz="4" w:space="0" w:color="auto"/>
@@ -12309,6 +12173,7 @@
               <w:right w:val="single" w:sz="4" w:space="0" w:color="auto"/>
             </w:tcBorders>
             <w:shd w:val="clear" w:color="auto" w:fill="A6A6A6"/>
+            <w:vAlign w:val="center"/>
           </w:tcPr>
           <w:p>
             <w:pPr>
@@ -12328,11 +12193,10 @@
             </w:pPr>
             <w:r>
               <w:rPr>
-                <w:rFonts w:asciiTheme="majorBidi" w:hAnsiTheme="majorBidi" w:cstheme="majorBidi"/>
-                <w:sz w:val="16"/>
-                <w:szCs w:val="16"/>
-              </w:rPr>
-              <w:t>Dr. Fadel</w:t>
+                <w:sz w:val="16"/>
+                <w:szCs w:val="16"/>
+              </w:rPr>
+              <w:t>-</w:t>
             </w:r>
           </w:p>
         </w:tc>
@@ -12365,39 +12229,10 @@
               </w:rPr>
             </w:pPr>
             <w:r>
-              <w:t>-</w:t>
-            </w:r>
-          </w:p>
-        </w:tc>
-        <w:tc>
-          <w:tcPr>
-            <w:tcW w:w="2054" w:type="dxa"/>
-            <w:tcBorders>
-              <w:top w:val="single" w:sz="4" w:space="0" w:color="auto"/>
-              <w:left w:val="single" w:sz="4" w:space="0" w:color="auto"/>
-              <w:bottom w:val="single" w:sz="4" w:space="0" w:color="auto"/>
-              <w:right w:val="single" w:sz="4" w:space="0" w:color="auto"/>
-            </w:tcBorders>
-            <w:shd w:val="clear" w:color="auto" w:fill="A6A6A6"/>
-            <w:vAlign w:val="center"/>
-          </w:tcPr>
-          <w:p>
-            <w:pPr>
-              <w:widowControl w:val="0"/>
-              <w:autoSpaceDE w:val="0"/>
-              <w:autoSpaceDN w:val="0"/>
-              <w:bidi w:val="0"/>
-              <w:spacing w:line="142" w:lineRule="exact"/>
-              <w:jc w:val="center"/>
-              <w:rPr>
-                <w:rFonts w:asciiTheme="majorBidi" w:eastAsia="Times New Roman" w:hAnsiTheme="majorBidi" w:cstheme="majorBidi"/>
-                <w:kern w:val="0"/>
-                <w:sz w:val="16"/>
-                <w:szCs w:val="16"/>
-                <w14:ligatures w14:val="none"/>
-              </w:rPr>
-            </w:pPr>
-            <w:r>
+              <w:rPr>
+                <w:sz w:val="16"/>
+                <w:szCs w:val="16"/>
+              </w:rPr>
               <w:t>Dr. Alsultan</w:t>
             </w:r>
           </w:p>
@@ -12462,10 +12297,16 @@
               <w:jc w:val="center"/>
               <w:rPr>
                 <w:b/>
+                <w:sz w:val="16"/>
+                <w:szCs w:val="16"/>
                 <w:highlight w:val="yellow"/>
               </w:rPr>
             </w:pPr>
             <w:r>
+              <w:rPr>
+                <w:sz w:val="16"/>
+                <w:szCs w:val="16"/>
+              </w:rPr>
               <w:t>11</w:t>
             </w:r>
           </w:p>
@@ -12492,10 +12333,16 @@
                 <w:rFonts w:ascii="Times New Roman" w:eastAsia="Times New Roman" w:hAnsi="Times New Roman" w:cs="Times New Roman"/>
                 <w:b/>
                 <w:kern w:val="0"/>
-                <w14:ligatures w14:val="none"/>
-              </w:rPr>
-            </w:pPr>
-            <w:r>
+                <w:sz w:val="16"/>
+                <w:szCs w:val="16"/>
+                <w14:ligatures w14:val="none"/>
+              </w:rPr>
+            </w:pPr>
+            <w:r>
+              <w:rPr>
+                <w:sz w:val="16"/>
+                <w:szCs w:val="16"/>
+              </w:rPr>
               <w:t>26</w:t>
             </w:r>
           </w:p>
@@ -12514,8 +12361,16 @@
           <w:p>
             <w:pPr>
               <w:jc w:val="center"/>
-            </w:pPr>
-            <w:r>
+              <w:rPr>
+                <w:sz w:val="16"/>
+                <w:szCs w:val="16"/>
+              </w:rPr>
+            </w:pPr>
+            <w:r>
+              <w:rPr>
+                <w:sz w:val="16"/>
+                <w:szCs w:val="16"/>
+              </w:rPr>
               <w:t>Dr. Zakya</w:t>
             </w:r>
           </w:p>
@@ -12539,14 +12394,14 @@
               <w:spacing w:line="142" w:lineRule="exact"/>
               <w:jc w:val="center"/>
               <w:rPr>
-                <w:sz w:val="18"/>
-                <w:szCs w:val="18"/>
-              </w:rPr>
-            </w:pPr>
-            <w:r>
-              <w:rPr>
-                <w:sz w:val="18"/>
-                <w:szCs w:val="18"/>
+                <w:sz w:val="16"/>
+                <w:szCs w:val="16"/>
+              </w:rPr>
+            </w:pPr>
+            <w:r>
+              <w:rPr>
+                <w:sz w:val="16"/>
+                <w:szCs w:val="16"/>
               </w:rPr>
               <w:t>Dr. Mohammed</w:t>
             </w:r>
@@ -12616,14 +12471,6 @@
                 <w14:ligatures w14:val="none"/>
               </w:rPr>
             </w:pPr>
-            <w:r>
-              <w:rPr>
-                <w:rFonts w:asciiTheme="majorBidi" w:hAnsiTheme="majorBidi" w:cstheme="majorBidi"/>
-                <w:sz w:val="16"/>
-                <w:szCs w:val="16"/>
-              </w:rPr>
-              <w:t/>
-            </w:r>
           </w:p>
         </w:tc>
         <w:tc>
@@ -12799,9 +12646,15 @@
               <w:jc w:val="center"/>
               <w:rPr>
                 <w:b/>
-              </w:rPr>
-            </w:pPr>
-            <w:r>
+                <w:sz w:val="16"/>
+                <w:szCs w:val="16"/>
+              </w:rPr>
+            </w:pPr>
+            <w:r>
+              <w:rPr>
+                <w:sz w:val="16"/>
+                <w:szCs w:val="16"/>
+              </w:rPr>
               <w:t>12</w:t>
             </w:r>
           </w:p>
@@ -12827,10 +12680,16 @@
                 <w:rFonts w:ascii="Times New Roman" w:eastAsia="Times New Roman" w:hAnsi="Times New Roman" w:cs="Times New Roman"/>
                 <w:b/>
                 <w:kern w:val="0"/>
-                <w14:ligatures w14:val="none"/>
-              </w:rPr>
-            </w:pPr>
-            <w:r>
+                <w:sz w:val="16"/>
+                <w:szCs w:val="16"/>
+                <w14:ligatures w14:val="none"/>
+              </w:rPr>
+            </w:pPr>
+            <w:r>
+              <w:rPr>
+                <w:sz w:val="16"/>
+                <w:szCs w:val="16"/>
+              </w:rPr>
               <w:t>27</w:t>
             </w:r>
           </w:p>
@@ -12848,8 +12707,16 @@
           <w:p>
             <w:pPr>
               <w:jc w:val="center"/>
-            </w:pPr>
-            <w:r>
+              <w:rPr>
+                <w:sz w:val="16"/>
+                <w:szCs w:val="16"/>
+              </w:rPr>
+            </w:pPr>
+            <w:r>
+              <w:rPr>
+                <w:sz w:val="16"/>
+                <w:szCs w:val="16"/>
+              </w:rPr>
               <w:t>Dr. Zakya</w:t>
             </w:r>
           </w:p>
@@ -12874,6 +12741,8 @@
               <w:rPr>
                 <w:rFonts w:ascii="Times New Roman" w:eastAsia="Times New Roman" w:hAnsi="Times New Roman" w:cs="Times New Roman"/>
                 <w:kern w:val="0"/>
+                <w:sz w:val="16"/>
+                <w:szCs w:val="16"/>
                 <w14:ligatures w14:val="none"/>
               </w:rPr>
             </w:pPr>
@@ -13139,9 +13008,15 @@
               <w:jc w:val="center"/>
               <w:rPr>
                 <w:b/>
-              </w:rPr>
-            </w:pPr>
-            <w:r>
+                <w:sz w:val="16"/>
+                <w:szCs w:val="16"/>
+              </w:rPr>
+            </w:pPr>
+            <w:r>
+              <w:rPr>
+                <w:sz w:val="16"/>
+                <w:szCs w:val="16"/>
+              </w:rPr>
               <w:t>13</w:t>
             </w:r>
           </w:p>
@@ -13167,10 +13042,16 @@
                 <w:rFonts w:ascii="Times New Roman" w:eastAsia="Times New Roman" w:hAnsi="Times New Roman" w:cs="Times New Roman"/>
                 <w:b/>
                 <w:kern w:val="0"/>
-                <w14:ligatures w14:val="none"/>
-              </w:rPr>
-            </w:pPr>
-            <w:r>
+                <w:sz w:val="16"/>
+                <w:szCs w:val="16"/>
+                <w14:ligatures w14:val="none"/>
+              </w:rPr>
+            </w:pPr>
+            <w:r>
+              <w:rPr>
+                <w:sz w:val="16"/>
+                <w:szCs w:val="16"/>
+              </w:rPr>
               <w:t>28</w:t>
             </w:r>
           </w:p>
@@ -13188,8 +13069,16 @@
           <w:p>
             <w:pPr>
               <w:jc w:val="center"/>
-            </w:pPr>
-            <w:r>
+              <w:rPr>
+                <w:sz w:val="16"/>
+                <w:szCs w:val="16"/>
+              </w:rPr>
+            </w:pPr>
+            <w:r>
+              <w:rPr>
+                <w:sz w:val="16"/>
+                <w:szCs w:val="16"/>
+              </w:rPr>
               <w:t>Dr. Jenan</w:t>
             </w:r>
           </w:p>
@@ -13214,6 +13103,8 @@
               <w:rPr>
                 <w:rFonts w:ascii="Times New Roman" w:eastAsia="Times New Roman" w:hAnsi="Times New Roman" w:cs="Times New Roman"/>
                 <w:kern w:val="0"/>
+                <w:sz w:val="16"/>
+                <w:szCs w:val="16"/>
                 <w14:ligatures w14:val="none"/>
               </w:rPr>
             </w:pPr>
@@ -13479,9 +13370,15 @@
               <w:jc w:val="center"/>
               <w:rPr>
                 <w:b/>
-              </w:rPr>
-            </w:pPr>
-            <w:r>
+                <w:sz w:val="16"/>
+                <w:szCs w:val="16"/>
+              </w:rPr>
+            </w:pPr>
+            <w:r>
+              <w:rPr>
+                <w:sz w:val="16"/>
+                <w:szCs w:val="16"/>
+              </w:rPr>
               <w:t>14</w:t>
             </w:r>
           </w:p>
@@ -13507,10 +13404,16 @@
                 <w:rFonts w:ascii="Times New Roman" w:eastAsia="Times New Roman" w:hAnsi="Times New Roman" w:cs="Times New Roman"/>
                 <w:b/>
                 <w:kern w:val="0"/>
-                <w14:ligatures w14:val="none"/>
-              </w:rPr>
-            </w:pPr>
-            <w:r>
+                <w:sz w:val="16"/>
+                <w:szCs w:val="16"/>
+                <w14:ligatures w14:val="none"/>
+              </w:rPr>
+            </w:pPr>
+            <w:r>
+              <w:rPr>
+                <w:sz w:val="16"/>
+                <w:szCs w:val="16"/>
+              </w:rPr>
               <w:t>29</w:t>
             </w:r>
           </w:p>
@@ -13528,13 +13431,25 @@
           <w:p>
             <w:pPr>
               <w:jc w:val="center"/>
-            </w:pPr>
-            <w:r>
-              <w:t xml:space="preserve">Dr. Fatimah Alsinan</w:t>
+              <w:rPr>
+                <w:sz w:val="16"/>
+                <w:szCs w:val="16"/>
+              </w:rPr>
+            </w:pPr>
+            <w:r>
+              <w:rPr>
+                <w:sz w:val="16"/>
+                <w:szCs w:val="16"/>
+              </w:rPr>
+              <w:t xml:space="preserve">Dr. Fatimah </w:t>
             </w:r>
             <w:proofErr w:type="spellStart"/>
             <w:r>
-              <w:t/>
+              <w:rPr>
+                <w:sz w:val="16"/>
+                <w:szCs w:val="16"/>
+              </w:rPr>
+              <w:t>Alsinan</w:t>
             </w:r>
             <w:proofErr w:type="spellEnd"/>
           </w:p>
@@ -13559,6 +13474,8 @@
               <w:rPr>
                 <w:rFonts w:ascii="Times New Roman" w:eastAsia="Times New Roman" w:hAnsi="Times New Roman" w:cs="Times New Roman"/>
                 <w:kern w:val="0"/>
+                <w:sz w:val="16"/>
+                <w:szCs w:val="16"/>
                 <w14:ligatures w14:val="none"/>
               </w:rPr>
             </w:pPr>
@@ -13824,9 +13741,15 @@
               <w:jc w:val="center"/>
               <w:rPr>
                 <w:b/>
-              </w:rPr>
-            </w:pPr>
-            <w:r>
+                <w:sz w:val="16"/>
+                <w:szCs w:val="16"/>
+              </w:rPr>
+            </w:pPr>
+            <w:r>
+              <w:rPr>
+                <w:sz w:val="16"/>
+                <w:szCs w:val="16"/>
+              </w:rPr>
               <w:t>15</w:t>
             </w:r>
           </w:p>
@@ -13852,10 +13775,16 @@
                 <w:rFonts w:ascii="Times New Roman" w:eastAsia="Times New Roman" w:hAnsi="Times New Roman" w:cs="Times New Roman"/>
                 <w:b/>
                 <w:kern w:val="0"/>
-                <w14:ligatures w14:val="none"/>
-              </w:rPr>
-            </w:pPr>
-            <w:r>
+                <w:sz w:val="16"/>
+                <w:szCs w:val="16"/>
+                <w14:ligatures w14:val="none"/>
+              </w:rPr>
+            </w:pPr>
+            <w:r>
+              <w:rPr>
+                <w:sz w:val="16"/>
+                <w:szCs w:val="16"/>
+              </w:rPr>
               <w:t>30</w:t>
             </w:r>
           </w:p>
@@ -13873,8 +13802,16 @@
           <w:p>
             <w:pPr>
               <w:jc w:val="center"/>
-            </w:pPr>
-            <w:r>
+              <w:rPr>
+                <w:sz w:val="16"/>
+                <w:szCs w:val="16"/>
+              </w:rPr>
+            </w:pPr>
+            <w:r>
+              <w:rPr>
+                <w:sz w:val="16"/>
+                <w:szCs w:val="16"/>
+              </w:rPr>
               <w:t>Dr. Khadija</w:t>
             </w:r>
           </w:p>
@@ -13899,6 +13836,8 @@
               <w:rPr>
                 <w:rFonts w:ascii="Times New Roman" w:eastAsia="Times New Roman" w:hAnsi="Times New Roman" w:cs="Times New Roman"/>
                 <w:kern w:val="0"/>
+                <w:sz w:val="16"/>
+                <w:szCs w:val="16"/>
                 <w14:ligatures w14:val="none"/>
               </w:rPr>
             </w:pPr>
@@ -14164,9 +14103,15 @@
               <w:jc w:val="center"/>
               <w:rPr>
                 <w:b/>
-              </w:rPr>
-            </w:pPr>
-            <w:r>
+                <w:sz w:val="16"/>
+                <w:szCs w:val="16"/>
+              </w:rPr>
+            </w:pPr>
+            <w:r>
+              <w:rPr>
+                <w:sz w:val="16"/>
+                <w:szCs w:val="16"/>
+              </w:rPr>
               <w:t>16</w:t>
             </w:r>
           </w:p>
@@ -14192,10 +14137,16 @@
                 <w:rFonts w:ascii="Times New Roman" w:eastAsia="Times New Roman" w:hAnsi="Times New Roman" w:cs="Times New Roman"/>
                 <w:b/>
                 <w:kern w:val="0"/>
-                <w14:ligatures w14:val="none"/>
-              </w:rPr>
-            </w:pPr>
-            <w:r>
+                <w:sz w:val="16"/>
+                <w:szCs w:val="16"/>
+                <w14:ligatures w14:val="none"/>
+              </w:rPr>
+            </w:pPr>
+            <w:r>
+              <w:rPr>
+                <w:sz w:val="16"/>
+                <w:szCs w:val="16"/>
+              </w:rPr>
               <w:t>01</w:t>
             </w:r>
           </w:p>
@@ -14213,8 +14164,16 @@
           <w:p>
             <w:pPr>
               <w:jc w:val="center"/>
-            </w:pPr>
-            <w:r>
+              <w:rPr>
+                <w:sz w:val="16"/>
+                <w:szCs w:val="16"/>
+              </w:rPr>
+            </w:pPr>
+            <w:r>
+              <w:rPr>
+                <w:sz w:val="16"/>
+                <w:szCs w:val="16"/>
+              </w:rPr>
               <w:t>Dr. Samar</w:t>
             </w:r>
           </w:p>
@@ -14239,6 +14198,8 @@
               <w:rPr>
                 <w:rFonts w:ascii="Times New Roman" w:eastAsia="Times New Roman" w:hAnsi="Times New Roman" w:cs="Times New Roman"/>
                 <w:kern w:val="0"/>
+                <w:sz w:val="16"/>
+                <w:szCs w:val="16"/>
                 <w14:ligatures w14:val="none"/>
               </w:rPr>
             </w:pPr>
@@ -14506,10 +14467,16 @@
               <w:jc w:val="center"/>
               <w:rPr>
                 <w:b/>
+                <w:sz w:val="16"/>
+                <w:szCs w:val="16"/>
                 <w:highlight w:val="yellow"/>
               </w:rPr>
             </w:pPr>
             <w:r>
+              <w:rPr>
+                <w:sz w:val="16"/>
+                <w:szCs w:val="16"/>
+              </w:rPr>
               <w:t>17</w:t>
             </w:r>
           </w:p>
@@ -14536,10 +14503,16 @@
                 <w:rFonts w:ascii="Times New Roman" w:eastAsia="Times New Roman" w:hAnsi="Times New Roman" w:cs="Times New Roman"/>
                 <w:b/>
                 <w:kern w:val="0"/>
-                <w14:ligatures w14:val="none"/>
-              </w:rPr>
-            </w:pPr>
-            <w:r>
+                <w:sz w:val="16"/>
+                <w:szCs w:val="16"/>
+                <w14:ligatures w14:val="none"/>
+              </w:rPr>
+            </w:pPr>
+            <w:r>
+              <w:rPr>
+                <w:sz w:val="16"/>
+                <w:szCs w:val="16"/>
+              </w:rPr>
               <w:t>02</w:t>
             </w:r>
           </w:p>
@@ -14558,8 +14531,16 @@
           <w:p>
             <w:pPr>
               <w:jc w:val="center"/>
-            </w:pPr>
-            <w:r>
+              <w:rPr>
+                <w:sz w:val="16"/>
+                <w:szCs w:val="16"/>
+              </w:rPr>
+            </w:pPr>
+            <w:r>
+              <w:rPr>
+                <w:sz w:val="16"/>
+                <w:szCs w:val="16"/>
+              </w:rPr>
               <w:t>Dr. Jenan</w:t>
             </w:r>
           </w:p>
@@ -14585,6 +14566,8 @@
               <w:rPr>
                 <w:rFonts w:ascii="Times New Roman" w:eastAsia="Times New Roman" w:hAnsi="Times New Roman" w:cs="Times New Roman"/>
                 <w:kern w:val="0"/>
+                <w:sz w:val="16"/>
+                <w:szCs w:val="16"/>
                 <w:rtl/>
                 <w14:ligatures w14:val="none"/>
               </w:rPr>
@@ -14741,6 +14724,10 @@
               </w:rPr>
             </w:pPr>
             <w:r>
+              <w:rPr>
+                <w:sz w:val="16"/>
+                <w:szCs w:val="16"/>
+              </w:rPr>
               <w:t>-</w:t>
             </w:r>
           </w:p>
@@ -14846,10 +14833,16 @@
               <w:jc w:val="center"/>
               <w:rPr>
                 <w:b/>
+                <w:sz w:val="16"/>
+                <w:szCs w:val="16"/>
                 <w:highlight w:val="yellow"/>
               </w:rPr>
             </w:pPr>
             <w:r>
+              <w:rPr>
+                <w:sz w:val="16"/>
+                <w:szCs w:val="16"/>
+              </w:rPr>
               <w:t>18</w:t>
             </w:r>
           </w:p>
@@ -14876,10 +14869,16 @@
                 <w:rFonts w:ascii="Times New Roman" w:eastAsia="Times New Roman" w:hAnsi="Times New Roman" w:cs="Times New Roman"/>
                 <w:b/>
                 <w:kern w:val="0"/>
-                <w14:ligatures w14:val="none"/>
-              </w:rPr>
-            </w:pPr>
-            <w:r>
+                <w:sz w:val="16"/>
+                <w:szCs w:val="16"/>
+                <w14:ligatures w14:val="none"/>
+              </w:rPr>
+            </w:pPr>
+            <w:r>
+              <w:rPr>
+                <w:sz w:val="16"/>
+                <w:szCs w:val="16"/>
+              </w:rPr>
               <w:t>03</w:t>
             </w:r>
           </w:p>
@@ -14898,8 +14897,16 @@
           <w:p>
             <w:pPr>
               <w:jc w:val="center"/>
-            </w:pPr>
-            <w:r>
+              <w:rPr>
+                <w:sz w:val="16"/>
+                <w:szCs w:val="16"/>
+              </w:rPr>
+            </w:pPr>
+            <w:r>
+              <w:rPr>
+                <w:sz w:val="16"/>
+                <w:szCs w:val="16"/>
+              </w:rPr>
               <w:t>Dr. Zainab Alfaraj</w:t>
             </w:r>
           </w:p>
@@ -14925,6 +14932,8 @@
               <w:rPr>
                 <w:rFonts w:ascii="Times New Roman" w:eastAsia="Times New Roman" w:hAnsi="Times New Roman" w:cs="Times New Roman"/>
                 <w:kern w:val="0"/>
+                <w:sz w:val="16"/>
+                <w:szCs w:val="16"/>
                 <w14:ligatures w14:val="none"/>
               </w:rPr>
             </w:pPr>
@@ -15073,6 +15082,10 @@
               </w:rPr>
             </w:pPr>
             <w:r>
+              <w:rPr>
+                <w:sz w:val="16"/>
+                <w:szCs w:val="16"/>
+              </w:rPr>
               <w:t>-</w:t>
             </w:r>
           </w:p>
@@ -15175,9 +15188,15 @@
               <w:jc w:val="center"/>
               <w:rPr>
                 <w:b/>
-              </w:rPr>
-            </w:pPr>
-            <w:r>
+                <w:sz w:val="16"/>
+                <w:szCs w:val="16"/>
+              </w:rPr>
+            </w:pPr>
+            <w:r>
+              <w:rPr>
+                <w:sz w:val="16"/>
+                <w:szCs w:val="16"/>
+              </w:rPr>
               <w:t>19</w:t>
             </w:r>
           </w:p>
@@ -15203,10 +15222,16 @@
                 <w:rFonts w:ascii="Times New Roman" w:eastAsia="Times New Roman" w:hAnsi="Times New Roman" w:cs="Times New Roman"/>
                 <w:b/>
                 <w:kern w:val="0"/>
-                <w14:ligatures w14:val="none"/>
-              </w:rPr>
-            </w:pPr>
-            <w:r>
+                <w:sz w:val="16"/>
+                <w:szCs w:val="16"/>
+                <w14:ligatures w14:val="none"/>
+              </w:rPr>
+            </w:pPr>
+            <w:r>
+              <w:rPr>
+                <w:sz w:val="16"/>
+                <w:szCs w:val="16"/>
+              </w:rPr>
               <w:t>04</w:t>
             </w:r>
           </w:p>
@@ -15224,8 +15249,16 @@
           <w:p>
             <w:pPr>
               <w:jc w:val="center"/>
-            </w:pPr>
-            <w:r>
+              <w:rPr>
+                <w:sz w:val="16"/>
+                <w:szCs w:val="16"/>
+              </w:rPr>
+            </w:pPr>
+            <w:r>
+              <w:rPr>
+                <w:sz w:val="16"/>
+                <w:szCs w:val="16"/>
+              </w:rPr>
               <w:t>Dr. Mona</w:t>
             </w:r>
           </w:p>
@@ -15250,6 +15283,8 @@
               <w:rPr>
                 <w:rFonts w:ascii="Times New Roman" w:eastAsia="Times New Roman" w:hAnsi="Times New Roman" w:cs="Times New Roman"/>
                 <w:kern w:val="0"/>
+                <w:sz w:val="16"/>
+                <w:szCs w:val="16"/>
                 <w14:ligatures w14:val="none"/>
               </w:rPr>
             </w:pPr>
@@ -15518,9 +15553,15 @@
               <w:jc w:val="center"/>
               <w:rPr>
                 <w:b/>
-              </w:rPr>
-            </w:pPr>
-            <w:r>
+                <w:sz w:val="16"/>
+                <w:szCs w:val="16"/>
+              </w:rPr>
+            </w:pPr>
+            <w:r>
+              <w:rPr>
+                <w:sz w:val="16"/>
+                <w:szCs w:val="16"/>
+              </w:rPr>
               <w:t>20</w:t>
             </w:r>
           </w:p>
@@ -15546,10 +15587,16 @@
                 <w:rFonts w:ascii="Times New Roman" w:eastAsia="Times New Roman" w:hAnsi="Times New Roman" w:cs="Times New Roman"/>
                 <w:b/>
                 <w:kern w:val="0"/>
-                <w14:ligatures w14:val="none"/>
-              </w:rPr>
-            </w:pPr>
-            <w:r>
+                <w:sz w:val="16"/>
+                <w:szCs w:val="16"/>
+                <w14:ligatures w14:val="none"/>
+              </w:rPr>
+            </w:pPr>
+            <w:r>
+              <w:rPr>
+                <w:sz w:val="16"/>
+                <w:szCs w:val="16"/>
+              </w:rPr>
               <w:t>05</w:t>
             </w:r>
           </w:p>
@@ -15567,8 +15614,16 @@
           <w:p>
             <w:pPr>
               <w:jc w:val="center"/>
-            </w:pPr>
-            <w:r>
+              <w:rPr>
+                <w:sz w:val="16"/>
+                <w:szCs w:val="16"/>
+              </w:rPr>
+            </w:pPr>
+            <w:r>
+              <w:rPr>
+                <w:sz w:val="16"/>
+                <w:szCs w:val="16"/>
+              </w:rPr>
               <w:t>Dr. Zainab Alfaraj</w:t>
             </w:r>
           </w:p>
@@ -15860,9 +15915,15 @@
               <w:jc w:val="center"/>
               <w:rPr>
                 <w:b/>
-              </w:rPr>
-            </w:pPr>
-            <w:r>
+                <w:sz w:val="16"/>
+                <w:szCs w:val="16"/>
+              </w:rPr>
+            </w:pPr>
+            <w:r>
+              <w:rPr>
+                <w:sz w:val="16"/>
+                <w:szCs w:val="16"/>
+              </w:rPr>
               <w:t>21</w:t>
             </w:r>
           </w:p>
@@ -15888,10 +15949,16 @@
                 <w:rFonts w:ascii="Times New Roman" w:eastAsia="Times New Roman" w:hAnsi="Times New Roman" w:cs="Times New Roman"/>
                 <w:b/>
                 <w:kern w:val="0"/>
-                <w14:ligatures w14:val="none"/>
-              </w:rPr>
-            </w:pPr>
-            <w:r>
+                <w:sz w:val="16"/>
+                <w:szCs w:val="16"/>
+                <w14:ligatures w14:val="none"/>
+              </w:rPr>
+            </w:pPr>
+            <w:r>
+              <w:rPr>
+                <w:sz w:val="16"/>
+                <w:szCs w:val="16"/>
+              </w:rPr>
               <w:t>06</w:t>
             </w:r>
           </w:p>
@@ -15909,8 +15976,16 @@
           <w:p>
             <w:pPr>
               <w:jc w:val="center"/>
-            </w:pPr>
-            <w:r>
+              <w:rPr>
+                <w:sz w:val="16"/>
+                <w:szCs w:val="16"/>
+              </w:rPr>
+            </w:pPr>
+            <w:r>
+              <w:rPr>
+                <w:sz w:val="16"/>
+                <w:szCs w:val="16"/>
+              </w:rPr>
               <w:t>Dr. Zahra Alsanna</w:t>
             </w:r>
           </w:p>
@@ -16202,9 +16277,15 @@
               <w:jc w:val="center"/>
               <w:rPr>
                 <w:b/>
-              </w:rPr>
-            </w:pPr>
-            <w:r>
+                <w:sz w:val="16"/>
+                <w:szCs w:val="16"/>
+              </w:rPr>
+            </w:pPr>
+            <w:r>
+              <w:rPr>
+                <w:sz w:val="16"/>
+                <w:szCs w:val="16"/>
+              </w:rPr>
               <w:t>22</w:t>
             </w:r>
           </w:p>
@@ -16230,10 +16311,16 @@
                 <w:rFonts w:ascii="Times New Roman" w:eastAsia="Times New Roman" w:hAnsi="Times New Roman" w:cs="Times New Roman"/>
                 <w:b/>
                 <w:kern w:val="0"/>
-                <w14:ligatures w14:val="none"/>
-              </w:rPr>
-            </w:pPr>
-            <w:r>
+                <w:sz w:val="16"/>
+                <w:szCs w:val="16"/>
+                <w14:ligatures w14:val="none"/>
+              </w:rPr>
+            </w:pPr>
+            <w:r>
+              <w:rPr>
+                <w:sz w:val="16"/>
+                <w:szCs w:val="16"/>
+              </w:rPr>
               <w:t>07</w:t>
             </w:r>
           </w:p>
@@ -16251,8 +16338,16 @@
           <w:p>
             <w:pPr>
               <w:jc w:val="center"/>
-            </w:pPr>
-            <w:r>
+              <w:rPr>
+                <w:sz w:val="16"/>
+                <w:szCs w:val="16"/>
+              </w:rPr>
+            </w:pPr>
+            <w:r>
+              <w:rPr>
+                <w:sz w:val="16"/>
+                <w:szCs w:val="16"/>
+              </w:rPr>
               <w:t>Dr. Shamsa</w:t>
             </w:r>
           </w:p>
@@ -16546,9 +16641,15 @@
               <w:jc w:val="center"/>
               <w:rPr>
                 <w:b/>
-              </w:rPr>
-            </w:pPr>
-            <w:r>
+                <w:sz w:val="16"/>
+                <w:szCs w:val="16"/>
+              </w:rPr>
+            </w:pPr>
+            <w:r>
+              <w:rPr>
+                <w:sz w:val="16"/>
+                <w:szCs w:val="16"/>
+              </w:rPr>
               <w:t>23</w:t>
             </w:r>
           </w:p>
@@ -16574,10 +16675,16 @@
                 <w:rFonts w:ascii="Times New Roman" w:eastAsia="Times New Roman" w:hAnsi="Times New Roman" w:cs="Times New Roman"/>
                 <w:b/>
                 <w:kern w:val="0"/>
-                <w14:ligatures w14:val="none"/>
-              </w:rPr>
-            </w:pPr>
-            <w:r>
+                <w:sz w:val="16"/>
+                <w:szCs w:val="16"/>
+                <w14:ligatures w14:val="none"/>
+              </w:rPr>
+            </w:pPr>
+            <w:r>
+              <w:rPr>
+                <w:sz w:val="16"/>
+                <w:szCs w:val="16"/>
+              </w:rPr>
               <w:t>08</w:t>
             </w:r>
           </w:p>
@@ -16595,15 +16702,18 @@
           <w:p>
             <w:pPr>
               <w:jc w:val="center"/>
-            </w:pPr>
-            <w:r>
-              <w:t xml:space="preserve">Dr. Shefa</w:t>
-            </w:r>
-            <w:proofErr w:type="spellStart"/>
-            <w:r>
-              <w:t/>
-            </w:r>
-            <w:proofErr w:type="spellEnd"/>
+              <w:rPr>
+                <w:sz w:val="16"/>
+                <w:szCs w:val="16"/>
+              </w:rPr>
+            </w:pPr>
+            <w:r>
+              <w:rPr>
+                <w:sz w:val="16"/>
+                <w:szCs w:val="16"/>
+              </w:rPr>
+              <w:t>Dr. Shefa</w:t>
+            </w:r>
           </w:p>
         </w:tc>
         <w:tc>
@@ -16895,9 +17005,15 @@
               <w:jc w:val="center"/>
               <w:rPr>
                 <w:b/>
-              </w:rPr>
-            </w:pPr>
-            <w:r>
+                <w:sz w:val="16"/>
+                <w:szCs w:val="16"/>
+              </w:rPr>
+            </w:pPr>
+            <w:r>
+              <w:rPr>
+                <w:sz w:val="16"/>
+                <w:szCs w:val="16"/>
+              </w:rPr>
               <w:t>24</w:t>
             </w:r>
           </w:p>
@@ -16924,10 +17040,16 @@
                 <w:rFonts w:ascii="Times New Roman" w:eastAsia="Times New Roman" w:hAnsi="Times New Roman" w:cs="Times New Roman"/>
                 <w:b/>
                 <w:kern w:val="0"/>
-                <w14:ligatures w14:val="none"/>
-              </w:rPr>
-            </w:pPr>
-            <w:r>
+                <w:sz w:val="16"/>
+                <w:szCs w:val="16"/>
+                <w14:ligatures w14:val="none"/>
+              </w:rPr>
+            </w:pPr>
+            <w:r>
+              <w:rPr>
+                <w:sz w:val="16"/>
+                <w:szCs w:val="16"/>
+              </w:rPr>
               <w:t>09</w:t>
             </w:r>
           </w:p>
@@ -16946,13 +17068,25 @@
           <w:p>
             <w:pPr>
               <w:jc w:val="center"/>
-            </w:pPr>
-            <w:r>
-              <w:t xml:space="preserve">Dr. Fatimah Alsinan</w:t>
+              <w:rPr>
+                <w:sz w:val="16"/>
+                <w:szCs w:val="16"/>
+              </w:rPr>
+            </w:pPr>
+            <w:r>
+              <w:rPr>
+                <w:sz w:val="16"/>
+                <w:szCs w:val="16"/>
+              </w:rPr>
+              <w:t xml:space="preserve">Dr. Fatimah </w:t>
             </w:r>
             <w:proofErr w:type="spellStart"/>
             <w:r>
-              <w:t/>
+              <w:rPr>
+                <w:sz w:val="16"/>
+                <w:szCs w:val="16"/>
+              </w:rPr>
+              <w:t>Alsinan</w:t>
             </w:r>
             <w:proofErr w:type="spellEnd"/>
           </w:p>
@@ -17147,6 +17281,10 @@
               </w:rPr>
             </w:pPr>
             <w:r>
+              <w:rPr>
+                <w:sz w:val="16"/>
+                <w:szCs w:val="16"/>
+              </w:rPr>
               <w:t>-</w:t>
             </w:r>
           </w:p>
@@ -17251,9 +17389,15 @@
               <w:jc w:val="center"/>
               <w:rPr>
                 <w:b/>
-              </w:rPr>
-            </w:pPr>
-            <w:r>
+                <w:sz w:val="16"/>
+                <w:szCs w:val="16"/>
+              </w:rPr>
+            </w:pPr>
+            <w:r>
+              <w:rPr>
+                <w:sz w:val="16"/>
+                <w:szCs w:val="16"/>
+              </w:rPr>
               <w:t>25</w:t>
             </w:r>
           </w:p>
@@ -17280,10 +17424,16 @@
                 <w:rFonts w:ascii="Times New Roman" w:eastAsia="Times New Roman" w:hAnsi="Times New Roman" w:cs="Times New Roman"/>
                 <w:b/>
                 <w:kern w:val="0"/>
-                <w14:ligatures w14:val="none"/>
-              </w:rPr>
-            </w:pPr>
-            <w:r>
+                <w:sz w:val="16"/>
+                <w:szCs w:val="16"/>
+                <w14:ligatures w14:val="none"/>
+              </w:rPr>
+            </w:pPr>
+            <w:r>
+              <w:rPr>
+                <w:sz w:val="16"/>
+                <w:szCs w:val="16"/>
+              </w:rPr>
               <w:t>10</w:t>
             </w:r>
           </w:p>
@@ -17303,10 +17453,16 @@
             <w:pPr>
               <w:jc w:val="center"/>
               <w:rPr>
+                <w:sz w:val="16"/>
+                <w:szCs w:val="16"/>
                 <w:rtl/>
               </w:rPr>
             </w:pPr>
             <w:r>
+              <w:rPr>
+                <w:sz w:val="16"/>
+                <w:szCs w:val="16"/>
+              </w:rPr>
               <w:t>Dr. Khadija</w:t>
             </w:r>
           </w:p>
@@ -17481,6 +17637,10 @@
               </w:rPr>
             </w:pPr>
             <w:r>
+              <w:rPr>
+                <w:sz w:val="16"/>
+                <w:szCs w:val="16"/>
+              </w:rPr>
               <w:t>-</w:t>
             </w:r>
           </w:p>
@@ -17582,9 +17742,15 @@
               <w:jc w:val="center"/>
               <w:rPr>
                 <w:b/>
-              </w:rPr>
-            </w:pPr>
-            <w:r>
+                <w:sz w:val="16"/>
+                <w:szCs w:val="16"/>
+              </w:rPr>
+            </w:pPr>
+            <w:r>
+              <w:rPr>
+                <w:sz w:val="16"/>
+                <w:szCs w:val="16"/>
+              </w:rPr>
               <w:t>26</w:t>
             </w:r>
           </w:p>
@@ -17610,10 +17776,16 @@
                 <w:rFonts w:ascii="Times New Roman" w:eastAsia="Times New Roman" w:hAnsi="Times New Roman" w:cs="Times New Roman"/>
                 <w:b/>
                 <w:kern w:val="0"/>
-                <w14:ligatures w14:val="none"/>
-              </w:rPr>
-            </w:pPr>
-            <w:r>
+                <w:sz w:val="16"/>
+                <w:szCs w:val="16"/>
+                <w14:ligatures w14:val="none"/>
+              </w:rPr>
+            </w:pPr>
+            <w:r>
+              <w:rPr>
+                <w:sz w:val="16"/>
+                <w:szCs w:val="16"/>
+              </w:rPr>
               <w:t>11</w:t>
             </w:r>
           </w:p>
@@ -17631,8 +17803,16 @@
           <w:p>
             <w:pPr>
               <w:jc w:val="center"/>
-            </w:pPr>
-            <w:r>
+              <w:rPr>
+                <w:sz w:val="16"/>
+                <w:szCs w:val="16"/>
+              </w:rPr>
+            </w:pPr>
+            <w:r>
+              <w:rPr>
+                <w:sz w:val="16"/>
+                <w:szCs w:val="16"/>
+              </w:rPr>
               <w:t>Dr. Samar</w:t>
             </w:r>
           </w:p>
@@ -17657,6 +17837,8 @@
               <w:rPr>
                 <w:rFonts w:ascii="Times New Roman" w:eastAsia="Times New Roman" w:hAnsi="Times New Roman" w:cs="Times New Roman"/>
                 <w:kern w:val="0"/>
+                <w:sz w:val="16"/>
+                <w:szCs w:val="16"/>
                 <w14:ligatures w14:val="none"/>
               </w:rPr>
             </w:pPr>
@@ -17922,9 +18104,15 @@
               <w:jc w:val="center"/>
               <w:rPr>
                 <w:b/>
-              </w:rPr>
-            </w:pPr>
-            <w:r>
+                <w:sz w:val="16"/>
+                <w:szCs w:val="16"/>
+              </w:rPr>
+            </w:pPr>
+            <w:r>
+              <w:rPr>
+                <w:sz w:val="16"/>
+                <w:szCs w:val="16"/>
+              </w:rPr>
               <w:t>27</w:t>
             </w:r>
           </w:p>
@@ -17950,10 +18138,16 @@
                 <w:rFonts w:ascii="Times New Roman" w:eastAsia="Times New Roman" w:hAnsi="Times New Roman" w:cs="Times New Roman"/>
                 <w:b/>
                 <w:kern w:val="0"/>
-                <w14:ligatures w14:val="none"/>
-              </w:rPr>
-            </w:pPr>
-            <w:r>
+                <w:sz w:val="16"/>
+                <w:szCs w:val="16"/>
+                <w14:ligatures w14:val="none"/>
+              </w:rPr>
+            </w:pPr>
+            <w:r>
+              <w:rPr>
+                <w:sz w:val="16"/>
+                <w:szCs w:val="16"/>
+              </w:rPr>
               <w:t>12</w:t>
             </w:r>
           </w:p>
@@ -17972,10 +18166,16 @@
             <w:pPr>
               <w:jc w:val="center"/>
               <w:rPr>
+                <w:sz w:val="16"/>
+                <w:szCs w:val="16"/>
                 <w:rtl/>
               </w:rPr>
             </w:pPr>
             <w:r>
+              <w:rPr>
+                <w:sz w:val="16"/>
+                <w:szCs w:val="16"/>
+              </w:rPr>
               <w:t>Dr. Fatimah Alrbh</w:t>
             </w:r>
           </w:p>
@@ -18267,9 +18467,15 @@
               <w:jc w:val="center"/>
               <w:rPr>
                 <w:b/>
-              </w:rPr>
-            </w:pPr>
-            <w:r>
+                <w:sz w:val="16"/>
+                <w:szCs w:val="16"/>
+              </w:rPr>
+            </w:pPr>
+            <w:r>
+              <w:rPr>
+                <w:sz w:val="16"/>
+                <w:szCs w:val="16"/>
+              </w:rPr>
               <w:t>28</w:t>
             </w:r>
           </w:p>
@@ -18295,10 +18501,16 @@
                 <w:rFonts w:ascii="Times New Roman" w:eastAsia="Times New Roman" w:hAnsi="Times New Roman" w:cs="Times New Roman"/>
                 <w:b/>
                 <w:kern w:val="0"/>
-                <w14:ligatures w14:val="none"/>
-              </w:rPr>
-            </w:pPr>
-            <w:r>
+                <w:sz w:val="16"/>
+                <w:szCs w:val="16"/>
+                <w14:ligatures w14:val="none"/>
+              </w:rPr>
+            </w:pPr>
+            <w:r>
+              <w:rPr>
+                <w:sz w:val="16"/>
+                <w:szCs w:val="16"/>
+              </w:rPr>
               <w:t>13</w:t>
             </w:r>
           </w:p>
@@ -18316,8 +18528,16 @@
           <w:p>
             <w:pPr>
               <w:jc w:val="center"/>
-            </w:pPr>
-            <w:r>
+              <w:rPr>
+                <w:sz w:val="16"/>
+                <w:szCs w:val="16"/>
+              </w:rPr>
+            </w:pPr>
+            <w:r>
+              <w:rPr>
+                <w:sz w:val="16"/>
+                <w:szCs w:val="16"/>
+              </w:rPr>
               <w:t>Dr. Shamsa</w:t>
             </w:r>
           </w:p>
@@ -18609,9 +18829,15 @@
               <w:jc w:val="center"/>
               <w:rPr>
                 <w:b/>
-              </w:rPr>
-            </w:pPr>
-            <w:r>
+                <w:sz w:val="16"/>
+                <w:szCs w:val="16"/>
+              </w:rPr>
+            </w:pPr>
+            <w:r>
+              <w:rPr>
+                <w:sz w:val="16"/>
+                <w:szCs w:val="16"/>
+              </w:rPr>
               <w:t>29</w:t>
             </w:r>
           </w:p>
@@ -18637,10 +18863,16 @@
                 <w:rFonts w:ascii="Times New Roman" w:eastAsia="Times New Roman" w:hAnsi="Times New Roman" w:cs="Times New Roman"/>
                 <w:b/>
                 <w:kern w:val="0"/>
-                <w14:ligatures w14:val="none"/>
-              </w:rPr>
-            </w:pPr>
-            <w:r>
+                <w:sz w:val="16"/>
+                <w:szCs w:val="16"/>
+                <w14:ligatures w14:val="none"/>
+              </w:rPr>
+            </w:pPr>
+            <w:r>
+              <w:rPr>
+                <w:sz w:val="16"/>
+                <w:szCs w:val="16"/>
+              </w:rPr>
               <w:t>14</w:t>
             </w:r>
           </w:p>
@@ -18658,15 +18890,18 @@
           <w:p>
             <w:pPr>
               <w:jc w:val="center"/>
-            </w:pPr>
-            <w:r>
-              <w:t xml:space="preserve">Dr. Mona</w:t>
-            </w:r>
-            <w:proofErr w:type="spellStart"/>
-            <w:r>
-              <w:t/>
-            </w:r>
-            <w:proofErr w:type="spellEnd"/>
+              <w:rPr>
+                <w:sz w:val="16"/>
+                <w:szCs w:val="16"/>
+              </w:rPr>
+            </w:pPr>
+            <w:r>
+              <w:rPr>
+                <w:sz w:val="16"/>
+                <w:szCs w:val="16"/>
+              </w:rPr>
+              <w:t>Dr. Mona</w:t>
+            </w:r>
           </w:p>
         </w:tc>
         <w:tc>
@@ -18956,9 +19191,15 @@
               <w:jc w:val="center"/>
               <w:rPr>
                 <w:b/>
-              </w:rPr>
-            </w:pPr>
-            <w:r>
+                <w:sz w:val="16"/>
+                <w:szCs w:val="16"/>
+              </w:rPr>
+            </w:pPr>
+            <w:r>
+              <w:rPr>
+                <w:sz w:val="16"/>
+                <w:szCs w:val="16"/>
+              </w:rPr>
               <w:t>30</w:t>
             </w:r>
           </w:p>
@@ -18984,10 +19225,16 @@
                 <w:rFonts w:ascii="Times New Roman" w:eastAsia="Times New Roman" w:hAnsi="Times New Roman" w:cs="Times New Roman"/>
                 <w:b/>
                 <w:kern w:val="0"/>
-                <w14:ligatures w14:val="none"/>
-              </w:rPr>
-            </w:pPr>
-            <w:r>
+                <w:sz w:val="16"/>
+                <w:szCs w:val="16"/>
+                <w14:ligatures w14:val="none"/>
+              </w:rPr>
+            </w:pPr>
+            <w:r>
+              <w:rPr>
+                <w:sz w:val="16"/>
+                <w:szCs w:val="16"/>
+              </w:rPr>
               <w:t>15</w:t>
             </w:r>
           </w:p>
@@ -19005,13 +19252,25 @@
           <w:p>
             <w:pPr>
               <w:jc w:val="center"/>
-            </w:pPr>
-            <w:r>
-              <w:t xml:space="preserve">Dr. Zahra Alsanna</w:t>
+              <w:rPr>
+                <w:sz w:val="16"/>
+                <w:szCs w:val="16"/>
+              </w:rPr>
+            </w:pPr>
+            <w:r>
+              <w:rPr>
+                <w:sz w:val="16"/>
+                <w:szCs w:val="16"/>
+              </w:rPr>
+              <w:t xml:space="preserve">Dr. Zahra </w:t>
             </w:r>
             <w:proofErr w:type="spellStart"/>
             <w:r>
-              <w:t/>
+              <w:rPr>
+                <w:sz w:val="16"/>
+                <w:szCs w:val="16"/>
+              </w:rPr>
+              <w:t>Alsanna</w:t>
             </w:r>
             <w:proofErr w:type="spellEnd"/>
           </w:p>
@@ -19305,10 +19564,16 @@
               <w:jc w:val="center"/>
               <w:rPr>
                 <w:b/>
+                <w:sz w:val="16"/>
+                <w:szCs w:val="16"/>
                 <w:highlight w:val="yellow"/>
               </w:rPr>
             </w:pPr>
             <w:r>
+              <w:rPr>
+                <w:sz w:val="16"/>
+                <w:szCs w:val="16"/>
+              </w:rPr>
               <w:t>31</w:t>
             </w:r>
           </w:p>
@@ -19335,10 +19600,16 @@
                 <w:rFonts w:ascii="Times New Roman" w:eastAsia="Times New Roman" w:hAnsi="Times New Roman" w:cs="Times New Roman"/>
                 <w:b/>
                 <w:kern w:val="0"/>
-                <w14:ligatures w14:val="none"/>
-              </w:rPr>
-            </w:pPr>
-            <w:r>
+                <w:sz w:val="16"/>
+                <w:szCs w:val="16"/>
+                <w14:ligatures w14:val="none"/>
+              </w:rPr>
+            </w:pPr>
+            <w:r>
+              <w:rPr>
+                <w:sz w:val="16"/>
+                <w:szCs w:val="16"/>
+              </w:rPr>
               <w:t>16</w:t>
             </w:r>
           </w:p>
@@ -19357,8 +19628,16 @@
           <w:p>
             <w:pPr>
               <w:jc w:val="center"/>
-            </w:pPr>
-            <w:r>
+              <w:rPr>
+                <w:sz w:val="16"/>
+                <w:szCs w:val="16"/>
+              </w:rPr>
+            </w:pPr>
+            <w:r>
+              <w:rPr>
+                <w:sz w:val="16"/>
+                <w:szCs w:val="16"/>
+              </w:rPr>
               <w:t>Dr. Fatimah Alrebh</w:t>
             </w:r>
           </w:p>
@@ -19537,6 +19816,10 @@
               </w:rPr>
             </w:pPr>
             <w:r>
+              <w:rPr>
+                <w:sz w:val="16"/>
+                <w:szCs w:val="16"/>
+              </w:rPr>
               <w:t>-</w:t>
             </w:r>
           </w:p>
@@ -19641,10 +19924,16 @@
               <w:jc w:val="center"/>
               <w:rPr>
                 <w:b/>
+                <w:sz w:val="16"/>
+                <w:szCs w:val="16"/>
                 <w:highlight w:val="yellow"/>
               </w:rPr>
             </w:pPr>
             <w:r>
+              <w:rPr>
+                <w:sz w:val="16"/>
+                <w:szCs w:val="16"/>
+              </w:rPr>
               <w:t>01</w:t>
             </w:r>
           </w:p>
@@ -19671,10 +19960,16 @@
                 <w:rFonts w:ascii="Times New Roman" w:eastAsia="Times New Roman" w:hAnsi="Times New Roman" w:cs="Times New Roman"/>
                 <w:b/>
                 <w:kern w:val="0"/>
-                <w14:ligatures w14:val="none"/>
-              </w:rPr>
-            </w:pPr>
-            <w:r>
+                <w:sz w:val="16"/>
+                <w:szCs w:val="16"/>
+                <w14:ligatures w14:val="none"/>
+              </w:rPr>
+            </w:pPr>
+            <w:r>
+              <w:rPr>
+                <w:sz w:val="16"/>
+                <w:szCs w:val="16"/>
+              </w:rPr>
               <w:t>17</w:t>
             </w:r>
           </w:p>
@@ -19693,8 +19988,16 @@
           <w:p>
             <w:pPr>
               <w:jc w:val="center"/>
-            </w:pPr>
-            <w:r>
+              <w:rPr>
+                <w:sz w:val="16"/>
+                <w:szCs w:val="16"/>
+              </w:rPr>
+            </w:pPr>
+            <w:r>
+              <w:rPr>
+                <w:sz w:val="16"/>
+                <w:szCs w:val="16"/>
+              </w:rPr>
               <w:t>Dr. Ali Alramadhan</w:t>
             </w:r>
           </w:p>
@@ -19873,6 +20176,10 @@
               </w:rPr>
             </w:pPr>
             <w:r>
+              <w:rPr>
+                <w:sz w:val="16"/>
+                <w:szCs w:val="16"/>
+              </w:rPr>
               <w:t>-</w:t>
             </w:r>
           </w:p>
@@ -19914,31 +20221,45 @@
                 <w14:ligatures w14:val="none"/>
               </w:rPr>
               <w:t>Dr. Sadiq</w:t>
-            </w:r>
-            <w:proofErr w:type="gramStart"/>
-            <w:r>
-              <w:rPr>
-                <w:rFonts w:asciiTheme="majorBidi" w:eastAsia="Times New Roman" w:hAnsiTheme="majorBidi" w:cstheme="majorBidi"/>
-                <w:kern w:val="0"/>
-                <w:sz w:val="16"/>
-                <w:szCs w:val="16"/>
-                <w14:ligatures w14:val="none"/>
-              </w:rPr>
-            </w:r>
-            <w:proofErr w:type="gramEnd"/>
-            <w:r>
-              <w:rPr>
-                <w:rFonts w:asciiTheme="majorBidi" w:eastAsia="Times New Roman" w:hAnsiTheme="majorBidi" w:cstheme="majorBidi"/>
-                <w:kern w:val="0"/>
-                <w:sz w:val="16"/>
-                <w:szCs w:val="16"/>
-                <w14:ligatures w14:val="none"/>
-              </w:rPr>
             </w:r>
           </w:p>
         </w:tc>
       </w:tr>
     </w:tbl>
+    <w:p>
+      <w:pPr>
+        <w:widowControl w:val="0"/>
+        <w:autoSpaceDE w:val="0"/>
+        <w:autoSpaceDN w:val="0"/>
+        <w:bidi w:val="0"/>
+        <w:rPr>
+          <w:rFonts w:ascii="Times New Roman" w:eastAsia="Times New Roman" w:hAnsi="Times New Roman" w:cs="Times New Roman"/>
+          <w:kern w:val="0"/>
+          <w:sz w:val="18"/>
+          <w:szCs w:val="18"/>
+          <w14:ligatures w14:val="none"/>
+        </w:rPr>
+      </w:pPr>
+    </w:p>
+    <w:p>
+      <w:pPr>
+        <w:widowControl w:val="0"/>
+        <w:tabs>
+          <w:tab w:val="left" w:pos="9670"/>
+        </w:tabs>
+        <w:autoSpaceDE w:val="0"/>
+        <w:autoSpaceDN w:val="0"/>
+        <w:bidi w:val="0"/>
+        <w:rPr>
+          <w:rFonts w:ascii="Times New Roman" w:eastAsia="Times New Roman" w:hAnsi="Times New Roman" w:cs="Times New Roman"/>
+          <w:bCs/>
+          <w:kern w:val="0"/>
+          <w:sz w:val="13"/>
+          <w:szCs w:val="13"/>
+          <w14:ligatures w14:val="none"/>
+        </w:rPr>
+      </w:pPr>
+    </w:p>
     <w:p>
       <w:pPr>
         <w:widowControl w:val="0"/>
@@ -20942,13 +21263,14 @@
         <w:bidi w:val="0"/>
         <w:jc w:val="center"/>
         <w:rPr>
-          <w:rFonts w:ascii="Times New Roman" w:eastAsia="Times New Roman" w:hAnsi="Times New Roman" w:cs="Times New Roman"/>
+          <w:rFonts w:ascii="Times New Roman" w:eastAsia="Times New Roman" w:hAnsi="Times New Roman" w:cs="Times New Roman" w:hint="cs"/>
           <w:b/>
           <w:bCs/>
           <w:color w:val="000000"/>
           <w:kern w:val="0"/>
           <w:sz w:val="16"/>
           <w:szCs w:val="16"/>
+          <w:rtl/>
           <w:lang w:val="pl-PL"/>
           <w14:ligatures w14:val="none"/>
         </w:rPr>
@@ -20965,7 +21287,7 @@
           <w:lang w:val="pl-PL"/>
           <w14:ligatures w14:val="none"/>
         </w:rPr>
-        <w:t>H. Albaiek (W1-W2)</w:t>
+        <w:t>H. Albaiek</w:t>
       </w:r>
     </w:p>
     <w:p>
@@ -21237,20 +21559,6 @@
           <w14:ligatures w14:val="none"/>
         </w:rPr>
       </w:pPr>
-      <w:r>
-        <w:rPr>
-          <w:rFonts w:ascii="Times New Roman" w:eastAsia="Times New Roman" w:hAnsi="Times New Roman" w:cs="Times New Roman"/>
-          <w:b/>
-          <w:bCs/>
-          <w:color w:val="000000"/>
-          <w:kern w:val="0"/>
-          <w:sz w:val="16"/>
-          <w:szCs w:val="16"/>
-          <w:lang w:val="pt-PT"/>
-          <w14:ligatures w14:val="none"/>
-        </w:rPr>
-        <w:t/>
-      </w:r>
     </w:p>
     <w:p>
       <w:pPr>
@@ -21401,19 +21709,17 @@
                 <w:sz w:val="20"/>
                 <w:szCs w:val="20"/>
                 <w14:ligatures w14:val="none"/>
-                <w:rtl w:val="0"/>
-              </w:rPr>
-            </w:pPr>
-            <w:r>
-              <w:rPr>
-                <w:rFonts w:ascii="Times New Roman" w:eastAsia="Times New Roman" w:hAnsi="Times New Roman" w:cs="Times New Roman"/>
-                <w:b/>
-                <w:bCs/>
-                <w:kern w:val="0"/>
-                <w:sz w:val="20"/>
-                <w:szCs w:val="20"/>
-                <w14:ligatures w14:val="none"/>
-                <w:rtl w:val="0"/>
+              </w:rPr>
+            </w:pPr>
+            <w:r>
+              <w:rPr>
+                <w:rFonts w:ascii="Times New Roman" w:eastAsia="Times New Roman" w:hAnsi="Times New Roman" w:cs="Times New Roman"/>
+                <w:b/>
+                <w:bCs/>
+                <w:kern w:val="0"/>
+                <w:sz w:val="20"/>
+                <w:szCs w:val="20"/>
+                <w14:ligatures w14:val="none"/>
               </w:rPr>
               <w:t>PICU</w:t>
             </w:r>
@@ -21439,19 +21745,17 @@
                 <w:sz w:val="20"/>
                 <w:szCs w:val="20"/>
                 <w14:ligatures w14:val="none"/>
-                <w:rtl w:val="0"/>
-              </w:rPr>
-            </w:pPr>
-            <w:r>
-              <w:rPr>
-                <w:rFonts w:ascii="Times New Roman" w:eastAsia="Times New Roman" w:hAnsi="Times New Roman" w:cs="Times New Roman"/>
-                <w:b/>
-                <w:bCs/>
-                <w:kern w:val="0"/>
-                <w:sz w:val="20"/>
-                <w:szCs w:val="20"/>
-                <w14:ligatures w14:val="none"/>
-                <w:rtl w:val="0"/>
+              </w:rPr>
+            </w:pPr>
+            <w:r>
+              <w:rPr>
+                <w:rFonts w:ascii="Times New Roman" w:eastAsia="Times New Roman" w:hAnsi="Times New Roman" w:cs="Times New Roman"/>
+                <w:b/>
+                <w:bCs/>
+                <w:kern w:val="0"/>
+                <w:sz w:val="20"/>
+                <w:szCs w:val="20"/>
+                <w14:ligatures w14:val="none"/>
               </w:rPr>
               <w:t>NICU/SCBU/WBC</w:t>
             </w:r>
@@ -21477,19 +21781,17 @@
                 <w:sz w:val="20"/>
                 <w:szCs w:val="20"/>
                 <w14:ligatures w14:val="none"/>
-                <w:rtl w:val="0"/>
-              </w:rPr>
-            </w:pPr>
-            <w:r>
-              <w:rPr>
-                <w:rFonts w:ascii="Times New Roman" w:eastAsia="Times New Roman" w:hAnsi="Times New Roman" w:cs="Times New Roman"/>
-                <w:b/>
-                <w:bCs/>
-                <w:kern w:val="0"/>
-                <w:sz w:val="20"/>
-                <w:szCs w:val="20"/>
-                <w14:ligatures w14:val="none"/>
-                <w:rtl w:val="0"/>
+              </w:rPr>
+            </w:pPr>
+            <w:r>
+              <w:rPr>
+                <w:rFonts w:ascii="Times New Roman" w:eastAsia="Times New Roman" w:hAnsi="Times New Roman" w:cs="Times New Roman"/>
+                <w:b/>
+                <w:bCs/>
+                <w:kern w:val="0"/>
+                <w:sz w:val="20"/>
+                <w:szCs w:val="20"/>
+                <w14:ligatures w14:val="none"/>
               </w:rPr>
               <w:t>Pediatric ER</w:t>
             </w:r>
@@ -21515,19 +21817,17 @@
                 <w:sz w:val="20"/>
                 <w:szCs w:val="20"/>
                 <w14:ligatures w14:val="none"/>
-                <w:rtl w:val="0"/>
-              </w:rPr>
-            </w:pPr>
-            <w:r>
-              <w:rPr>
-                <w:rFonts w:ascii="Times New Roman" w:eastAsia="Times New Roman" w:hAnsi="Times New Roman" w:cs="Times New Roman"/>
-                <w:b/>
-                <w:bCs/>
-                <w:kern w:val="0"/>
-                <w:sz w:val="20"/>
-                <w:szCs w:val="20"/>
-                <w14:ligatures w14:val="none"/>
-                <w:rtl w:val="0"/>
+              </w:rPr>
+            </w:pPr>
+            <w:r>
+              <w:rPr>
+                <w:rFonts w:ascii="Times New Roman" w:eastAsia="Times New Roman" w:hAnsi="Times New Roman" w:cs="Times New Roman"/>
+                <w:b/>
+                <w:bCs/>
+                <w:kern w:val="0"/>
+                <w:sz w:val="20"/>
+                <w:szCs w:val="20"/>
+                <w14:ligatures w14:val="none"/>
               </w:rPr>
               <w:t>OPD</w:t>
             </w:r>
@@ -21553,19 +21853,17 @@
                 <w:sz w:val="20"/>
                 <w:szCs w:val="20"/>
                 <w14:ligatures w14:val="none"/>
-                <w:rtl w:val="0"/>
-              </w:rPr>
-            </w:pPr>
-            <w:r>
-              <w:rPr>
-                <w:rFonts w:ascii="Times New Roman" w:eastAsia="Times New Roman" w:hAnsi="Times New Roman" w:cs="Times New Roman"/>
-                <w:b/>
-                <w:bCs/>
-                <w:kern w:val="0"/>
-                <w:sz w:val="20"/>
-                <w:szCs w:val="20"/>
-                <w14:ligatures w14:val="none"/>
-                <w:rtl w:val="0"/>
+              </w:rPr>
+            </w:pPr>
+            <w:r>
+              <w:rPr>
+                <w:rFonts w:ascii="Times New Roman" w:eastAsia="Times New Roman" w:hAnsi="Times New Roman" w:cs="Times New Roman"/>
+                <w:b/>
+                <w:bCs/>
+                <w:kern w:val="0"/>
+                <w:sz w:val="20"/>
+                <w:szCs w:val="20"/>
+                <w14:ligatures w14:val="none"/>
               </w:rPr>
               <w:t>Outside Rotation</w:t>
             </w:r>
@@ -21591,19 +21889,17 @@
                 <w:sz w:val="20"/>
                 <w:szCs w:val="20"/>
                 <w14:ligatures w14:val="none"/>
-                <w:rtl w:val="0"/>
-              </w:rPr>
-            </w:pPr>
-            <w:r>
-              <w:rPr>
-                <w:rFonts w:ascii="Times New Roman" w:eastAsia="Times New Roman" w:hAnsi="Times New Roman" w:cs="Times New Roman"/>
-                <w:b/>
-                <w:bCs/>
-                <w:kern w:val="0"/>
-                <w:sz w:val="20"/>
-                <w:szCs w:val="20"/>
-                <w14:ligatures w14:val="none"/>
-                <w:rtl w:val="0"/>
+              </w:rPr>
+            </w:pPr>
+            <w:r>
+              <w:rPr>
+                <w:rFonts w:ascii="Times New Roman" w:eastAsia="Times New Roman" w:hAnsi="Times New Roman" w:cs="Times New Roman"/>
+                <w:b/>
+                <w:bCs/>
+                <w:kern w:val="0"/>
+                <w:sz w:val="20"/>
+                <w:szCs w:val="20"/>
+                <w14:ligatures w14:val="none"/>
               </w:rPr>
               <w:t>Vacation</w:t>
             </w:r>
@@ -21620,58 +21916,50 @@
           </w:tcPr>
           <w:p>
             <w:pPr>
-              <w:jc w:val="left"/>
-              <w:bidi w:val="0"/>
-            </w:pPr>
-            <w:r>
-              <w:rPr>
-                <w:sz w:val="20"/>
-                <w:szCs w:val="20"/>
-                <w:rtl w:val="0"/>
-              </w:rPr>
-              <w:t xml:space="preserve">Fatimah Alsaffar</w:t>
-            </w:r>
-          </w:p>
-          <w:p>
-            <w:pPr>
-              <w:jc w:val="left"/>
-              <w:bidi w:val="0"/>
-            </w:pPr>
-            <w:r>
-              <w:rPr>
-                <w:sz w:val="20"/>
-                <w:szCs w:val="20"/>
-                <w:rtl w:val="0"/>
-              </w:rPr>
-              <w:t xml:space="preserve">Shahad Twailib</w:t>
-            </w:r>
-          </w:p>
-          <w:p>
-            <w:pPr>
-              <w:jc w:val="left"/>
-              <w:bidi w:val="0"/>
-            </w:pPr>
-            <w:r>
-              <w:rPr>
-                <w:sz w:val="20"/>
-                <w:szCs w:val="20"/>
-                <w:rtl w:val="0"/>
-              </w:rPr>
-              <w:t xml:space="preserve">Aqila Al Darora</w:t>
-            </w:r>
-          </w:p>
-          <w:p>
-            <w:pPr>
-              <w:jc w:val="left"/>
-              <w:bidi w:val="0"/>
-            </w:pPr>
-            <w:r>
-              <w:rPr>
-                <w:sz w:val="20"/>
-                <w:szCs w:val="20"/>
-                <w:rtl w:val="0"/>
-              </w:rPr>
-              <w:t xml:space="preserve">Ali Aldayin</w:t>
+              <w:bidi w:val="0"/>
+            </w:pPr>
+            <w:r>
+              <w:rPr>
+                <w:sz w:val="20"/>
+                <w:szCs w:val="20"/>
+              </w:rPr>
+              <w:t>Fatimah Alsaffar</w:t>
+            </w:r>
+          </w:p>
+          <w:p>
+            <w:pPr>
+              <w:bidi w:val="0"/>
+            </w:pPr>
+            <w:r>
+              <w:rPr>
+                <w:sz w:val="20"/>
+                <w:szCs w:val="20"/>
+              </w:rPr>
+              <w:t>Shahad Twailib</w:t>
+            </w:r>
+          </w:p>
+          <w:p>
+            <w:pPr>
+              <w:bidi w:val="0"/>
+            </w:pPr>
+            <w:r>
+              <w:rPr>
+                <w:sz w:val="20"/>
+                <w:szCs w:val="20"/>
+              </w:rPr>
+              <w:t>Aqila Al Darora</w:t>
+            </w:r>
+          </w:p>
+          <w:p>
+            <w:pPr>
+              <w:bidi w:val="0"/>
+            </w:pPr>
+            <w:r>
+              <w:rPr>
+                <w:sz w:val="20"/>
+                <w:szCs w:val="20"/>
+              </w:rPr>
+              <w:t>Ali Aldayin</w:t>
             </w:r>
           </w:p>
         </w:tc>
@@ -21681,114 +21969,98 @@
           </w:tcPr>
           <w:p>
             <w:pPr>
-              <w:jc w:val="left"/>
-              <w:bidi w:val="0"/>
-            </w:pPr>
-            <w:r>
-              <w:rPr>
-                <w:sz w:val="20"/>
-                <w:szCs w:val="20"/>
-                <w:rtl w:val="0"/>
-              </w:rPr>
-              <w:t xml:space="preserve">NICU:</w:t>
-            </w:r>
-          </w:p>
-          <w:p>
-            <w:pPr>
-              <w:jc w:val="left"/>
-              <w:bidi w:val="0"/>
-            </w:pPr>
-            <w:r>
-              <w:rPr>
-                <w:sz w:val="20"/>
-                <w:szCs w:val="20"/>
-                <w:rtl w:val="0"/>
-              </w:rPr>
-              <w:t xml:space="preserve">Hassan Amrad</w:t>
-            </w:r>
-          </w:p>
-          <w:p>
-            <w:pPr>
-              <w:jc w:val="left"/>
-              <w:bidi w:val="0"/>
-            </w:pPr>
-            <w:r>
-              <w:rPr>
-                <w:sz w:val="20"/>
-                <w:szCs w:val="20"/>
-                <w:rtl w:val="0"/>
-              </w:rPr>
-              <w:t xml:space="preserve">Zahra Al Sairafi</w:t>
-            </w:r>
-          </w:p>
-          <w:p>
-            <w:pPr>
-              <w:jc w:val="left"/>
-              <w:bidi w:val="0"/>
-            </w:pPr>
-            <w:r>
-              <w:rPr>
-                <w:sz w:val="20"/>
-                <w:szCs w:val="20"/>
-                <w:rtl w:val="0"/>
-              </w:rPr>
-              <w:t xml:space="preserve">Sajad Al Momen</w:t>
-            </w:r>
-          </w:p>
-          <w:p>
-            <w:pPr>
-              <w:jc w:val="left"/>
-              <w:bidi w:val="0"/>
-            </w:pPr>
-            <w:r>
-              <w:rPr>
-                <w:sz w:val="20"/>
-                <w:szCs w:val="20"/>
-                <w:rtl w:val="0"/>
-              </w:rPr>
-              <w:t xml:space="preserve">Yasir Al Arab</w:t>
-            </w:r>
-          </w:p>
-          <w:p>
-            <w:pPr>
-              <w:jc w:val="left"/>
-              <w:bidi w:val="0"/>
-            </w:pPr>
-            <w:r>
-              <w:rPr>
-                <w:sz w:val="20"/>
-                <w:szCs w:val="20"/>
-                <w:rtl w:val="0"/>
-              </w:rPr>
-              <w:t xml:space="preserve">Sajidah Almughassil</w:t>
-            </w:r>
-          </w:p>
-          <w:p>
-            <w:pPr>
-              <w:jc w:val="left"/>
-              <w:bidi w:val="0"/>
-            </w:pPr>
-            <w:r>
-              <w:rPr>
-                <w:sz w:val="20"/>
-                <w:szCs w:val="20"/>
-                <w:rtl w:val="0"/>
-              </w:rPr>
-              <w:t xml:space="preserve">Ammar Albasarah</w:t>
-            </w:r>
-          </w:p>
-          <w:p>
-            <w:pPr>
-              <w:jc w:val="left"/>
-              <w:bidi w:val="0"/>
-            </w:pPr>
-            <w:r>
-              <w:rPr>
-                <w:sz w:val="20"/>
-                <w:szCs w:val="20"/>
-                <w:rtl w:val="0"/>
-              </w:rPr>
-              <w:t xml:space="preserve">Mohammed Alhajji</w:t>
+              <w:bidi w:val="0"/>
+            </w:pPr>
+            <w:r>
+              <w:rPr>
+                <w:sz w:val="20"/>
+                <w:szCs w:val="20"/>
+              </w:rPr>
+              <w:t>NICU:</w:t>
+            </w:r>
+          </w:p>
+          <w:p>
+            <w:pPr>
+              <w:bidi w:val="0"/>
+            </w:pPr>
+            <w:r>
+              <w:rPr>
+                <w:sz w:val="20"/>
+                <w:szCs w:val="20"/>
+              </w:rPr>
+              <w:t>Hassan Amrad</w:t>
+            </w:r>
+          </w:p>
+          <w:p>
+            <w:pPr>
+              <w:bidi w:val="0"/>
+            </w:pPr>
+            <w:r>
+              <w:rPr>
+                <w:sz w:val="20"/>
+                <w:szCs w:val="20"/>
+              </w:rPr>
+              <w:t>Zahra Al Sairafi</w:t>
+            </w:r>
+          </w:p>
+          <w:p>
+            <w:pPr>
+              <w:bidi w:val="0"/>
+            </w:pPr>
+            <w:r>
+              <w:rPr>
+                <w:sz w:val="20"/>
+                <w:szCs w:val="20"/>
+              </w:rPr>
+              <w:t>Sajad Al Momen</w:t>
+            </w:r>
+          </w:p>
+          <w:p>
+            <w:pPr>
+              <w:bidi w:val="0"/>
+            </w:pPr>
+            <w:r>
+              <w:rPr>
+                <w:sz w:val="20"/>
+                <w:szCs w:val="20"/>
+              </w:rPr>
+              <w:t>Yasir Al Arab</w:t>
+            </w:r>
+          </w:p>
+          <w:p>
+            <w:pPr>
+              <w:bidi w:val="0"/>
+            </w:pPr>
+            <w:r>
+              <w:rPr>
+                <w:sz w:val="20"/>
+                <w:szCs w:val="20"/>
+              </w:rPr>
+              <w:t>Sajidah Almughassil</w:t>
+            </w:r>
+          </w:p>
+          <w:p>
+            <w:pPr>
+              <w:bidi w:val="0"/>
+            </w:pPr>
+            <w:r>
+              <w:rPr>
+                <w:sz w:val="20"/>
+                <w:szCs w:val="20"/>
+              </w:rPr>
+              <w:t>Ammar Albasarah</w:t>
+            </w:r>
+          </w:p>
+          <w:p>
+            <w:pPr>
+              <w:bidi w:val="0"/>
+            </w:pPr>
+            <w:r>
+              <w:rPr>
+                <w:sz w:val="20"/>
+                <w:szCs w:val="20"/>
+              </w:rPr>
+              <w:t>Mohammed Alhajji</w:t>
             </w:r>
           </w:p>
         </w:tc>
@@ -21798,72 +22070,62 @@
           </w:tcPr>
           <w:p>
             <w:pPr>
-              <w:jc w:val="left"/>
-              <w:bidi w:val="0"/>
-            </w:pPr>
-            <w:r>
-              <w:rPr>
-                <w:sz w:val="20"/>
-                <w:szCs w:val="20"/>
-                <w:rtl w:val="0"/>
-              </w:rPr>
-              <w:t xml:space="preserve">Zahra Abbas</w:t>
-            </w:r>
-          </w:p>
-          <w:p>
-            <w:pPr>
-              <w:jc w:val="left"/>
-              <w:bidi w:val="0"/>
-            </w:pPr>
-            <w:r>
-              <w:rPr>
-                <w:sz w:val="20"/>
-                <w:szCs w:val="20"/>
-                <w:rtl w:val="0"/>
-              </w:rPr>
-              <w:t xml:space="preserve">Erum Al Marhoon</w:t>
-            </w:r>
-          </w:p>
-          <w:p>
-            <w:pPr>
-              <w:jc w:val="left"/>
-              <w:bidi w:val="0"/>
-            </w:pPr>
-            <w:r>
-              <w:rPr>
-                <w:sz w:val="20"/>
-                <w:szCs w:val="20"/>
-                <w:rtl w:val="0"/>
-              </w:rPr>
-              <w:t xml:space="preserve">Safa Shaheen</w:t>
-            </w:r>
-          </w:p>
-          <w:p>
-            <w:pPr>
-              <w:jc w:val="left"/>
-              <w:bidi w:val="0"/>
-            </w:pPr>
-            <w:r>
-              <w:rPr>
-                <w:sz w:val="20"/>
-                <w:szCs w:val="20"/>
-                <w:rtl w:val="0"/>
-              </w:rPr>
-              <w:t xml:space="preserve">External:</w:t>
-            </w:r>
-          </w:p>
-          <w:p>
-            <w:pPr>
-              <w:jc w:val="left"/>
-              <w:bidi w:val="0"/>
-            </w:pPr>
-            <w:r>
-              <w:rPr>
-                <w:sz w:val="20"/>
-                <w:szCs w:val="20"/>
-                <w:rtl w:val="0"/>
-              </w:rPr>
-              <w:t xml:space="preserve">Musawi Al Taha</w:t>
+              <w:bidi w:val="0"/>
+            </w:pPr>
+            <w:r>
+              <w:rPr>
+                <w:sz w:val="20"/>
+                <w:szCs w:val="20"/>
+              </w:rPr>
+              <w:t>Zahra Abbas</w:t>
+            </w:r>
+          </w:p>
+          <w:p>
+            <w:pPr>
+              <w:bidi w:val="0"/>
+            </w:pPr>
+            <w:r>
+              <w:rPr>
+                <w:sz w:val="20"/>
+                <w:szCs w:val="20"/>
+              </w:rPr>
+              <w:t>Erum Al Marhoon</w:t>
+            </w:r>
+          </w:p>
+          <w:p>
+            <w:pPr>
+              <w:bidi w:val="0"/>
+            </w:pPr>
+            <w:r>
+              <w:rPr>
+                <w:sz w:val="20"/>
+                <w:szCs w:val="20"/>
+              </w:rPr>
+              <w:t>Safa Shaheen</w:t>
+            </w:r>
+          </w:p>
+          <w:p>
+            <w:pPr>
+              <w:bidi w:val="0"/>
+            </w:pPr>
+            <w:r>
+              <w:rPr>
+                <w:sz w:val="20"/>
+                <w:szCs w:val="20"/>
+              </w:rPr>
+              <w:t>External:</w:t>
+            </w:r>
+          </w:p>
+          <w:p>
+            <w:pPr>
+              <w:bidi w:val="0"/>
+            </w:pPr>
+            <w:r>
+              <w:rPr>
+                <w:sz w:val="20"/>
+                <w:szCs w:val="20"/>
+              </w:rPr>
+              <w:t>Musawi Al Taha</w:t>
             </w:r>
           </w:p>
         </w:tc>
@@ -21873,44 +22135,38 @@
           </w:tcPr>
           <w:p>
             <w:pPr>
-              <w:jc w:val="left"/>
-              <w:bidi w:val="0"/>
-            </w:pPr>
-            <w:r>
-              <w:rPr>
-                <w:sz w:val="20"/>
-                <w:szCs w:val="20"/>
-                <w:rtl w:val="0"/>
-              </w:rPr>
-              <w:t xml:space="preserve">Ammar Almusallam</w:t>
-            </w:r>
-          </w:p>
-          <w:p>
-            <w:pPr>
-              <w:jc w:val="left"/>
-              <w:bidi w:val="0"/>
-            </w:pPr>
-            <w:r>
-              <w:rPr>
-                <w:sz w:val="20"/>
-                <w:szCs w:val="20"/>
-                <w:rtl w:val="0"/>
-              </w:rPr>
-              <w:t xml:space="preserve">Moh'd Alkhadrawi</w:t>
-            </w:r>
-          </w:p>
-          <w:p>
-            <w:pPr>
-              <w:jc w:val="left"/>
-              <w:bidi w:val="0"/>
-            </w:pPr>
-            <w:r>
-              <w:rPr>
-                <w:sz w:val="20"/>
-                <w:szCs w:val="20"/>
-                <w:rtl w:val="0"/>
-              </w:rPr>
-              <w:t xml:space="preserve">Wasayif Al Mghlaq</w:t>
+              <w:bidi w:val="0"/>
+            </w:pPr>
+            <w:r>
+              <w:rPr>
+                <w:sz w:val="20"/>
+                <w:szCs w:val="20"/>
+              </w:rPr>
+              <w:t>Ammar Almusallam</w:t>
+            </w:r>
+          </w:p>
+          <w:p>
+            <w:pPr>
+              <w:bidi w:val="0"/>
+            </w:pPr>
+            <w:r>
+              <w:rPr>
+                <w:sz w:val="20"/>
+                <w:szCs w:val="20"/>
+              </w:rPr>
+              <w:t>Moh'd Alkhadrawi</w:t>
+            </w:r>
+          </w:p>
+          <w:p>
+            <w:pPr>
+              <w:bidi w:val="0"/>
+            </w:pPr>
+            <w:r>
+              <w:rPr>
+                <w:sz w:val="20"/>
+                <w:szCs w:val="20"/>
+              </w:rPr>
+              <w:t>Wasayif Al Mghlaq</w:t>
             </w:r>
           </w:p>
         </w:tc>
@@ -21920,58 +22176,50 @@
           </w:tcPr>
           <w:p>
             <w:pPr>
-              <w:jc w:val="left"/>
-              <w:bidi w:val="0"/>
-            </w:pPr>
-            <w:r>
-              <w:rPr>
-                <w:sz w:val="20"/>
-                <w:szCs w:val="20"/>
-                <w:rtl w:val="0"/>
-              </w:rPr>
-              <w:t xml:space="preserve">Ali Almarzooq (Neuro)</w:t>
-            </w:r>
-          </w:p>
-          <w:p>
-            <w:pPr>
-              <w:jc w:val="left"/>
-              <w:bidi w:val="0"/>
-            </w:pPr>
-            <w:r>
-              <w:rPr>
-                <w:sz w:val="20"/>
-                <w:szCs w:val="20"/>
-                <w:rtl w:val="0"/>
-              </w:rPr>
-              <w:t xml:space="preserve">Zahra Alalwan (Anest)</w:t>
-            </w:r>
-          </w:p>
-          <w:p>
-            <w:pPr>
-              <w:jc w:val="left"/>
-              <w:bidi w:val="0"/>
-            </w:pPr>
-            <w:r>
-              <w:rPr>
-                <w:sz w:val="20"/>
-                <w:szCs w:val="20"/>
-                <w:rtl w:val="0"/>
-              </w:rPr>
-              <w:t xml:space="preserve">Abdulmohsen (Anest)</w:t>
-            </w:r>
-          </w:p>
-          <w:p>
-            <w:pPr>
-              <w:jc w:val="left"/>
-              <w:bidi w:val="0"/>
-            </w:pPr>
-            <w:r>
-              <w:rPr>
-                <w:sz w:val="20"/>
-                <w:szCs w:val="20"/>
-                <w:rtl w:val="0"/>
-              </w:rPr>
-              <w:t xml:space="preserve">Entisar Alawami (PHC)</w:t>
+              <w:bidi w:val="0"/>
+            </w:pPr>
+            <w:r>
+              <w:rPr>
+                <w:sz w:val="20"/>
+                <w:szCs w:val="20"/>
+              </w:rPr>
+              <w:t>Ali Almarzooq (Neuro)</w:t>
+            </w:r>
+          </w:p>
+          <w:p>
+            <w:pPr>
+              <w:bidi w:val="0"/>
+            </w:pPr>
+            <w:r>
+              <w:rPr>
+                <w:sz w:val="20"/>
+                <w:szCs w:val="20"/>
+              </w:rPr>
+              <w:t>Zahra Alalwan (Anest)</w:t>
+            </w:r>
+          </w:p>
+          <w:p>
+            <w:pPr>
+              <w:bidi w:val="0"/>
+            </w:pPr>
+            <w:r>
+              <w:rPr>
+                <w:sz w:val="20"/>
+                <w:szCs w:val="20"/>
+              </w:rPr>
+              <w:t>Abdulmohsen (Anest)</w:t>
+            </w:r>
+          </w:p>
+          <w:p>
+            <w:pPr>
+              <w:bidi w:val="0"/>
+            </w:pPr>
+            <w:r>
+              <w:rPr>
+                <w:sz w:val="20"/>
+                <w:szCs w:val="20"/>
+              </w:rPr>
+              <w:t>Entisar Alawami (PHC)</w:t>
             </w:r>
           </w:p>
         </w:tc>
@@ -21981,210 +22229,159 @@
           </w:tcPr>
           <w:p>
             <w:pPr>
-              <w:jc w:val="left"/>
-              <w:bidi w:val="0"/>
-            </w:pPr>
-            <w:r>
-              <w:rPr>
-                <w:sz w:val="20"/>
-                <w:szCs w:val="20"/>
-                <w:rtl w:val="0"/>
-              </w:rPr>
-              <w:t xml:space="preserve">W1: Safia, Arwa, Shahad,</w:t>
-            </w:r>
-          </w:p>
-          <w:p>
-            <w:pPr>
-              <w:jc w:val="left"/>
-              <w:bidi w:val="0"/>
-            </w:pPr>
-            <w:r>
-              <w:rPr>
-                <w:sz w:val="20"/>
-                <w:szCs w:val="20"/>
-                <w:rtl w:val="0"/>
+              <w:bidi w:val="0"/>
+            </w:pPr>
+            <w:r>
+              <w:rPr>
+                <w:sz w:val="20"/>
+                <w:szCs w:val="20"/>
+              </w:rPr>
+              <w:t>W1: Safia, Arwa, Shahad,</w:t>
+            </w:r>
+          </w:p>
+          <w:p>
+            <w:pPr>
+              <w:bidi w:val="0"/>
+            </w:pPr>
+            <w:r>
+              <w:rPr>
+                <w:sz w:val="20"/>
+                <w:szCs w:val="20"/>
               </w:rPr>
               <w:t xml:space="preserve">    Zainab Almadan, Zahra Alalwan,</w:t>
             </w:r>
           </w:p>
           <w:p>
             <w:pPr>
-              <w:jc w:val="left"/>
-              <w:bidi w:val="0"/>
-            </w:pPr>
-            <w:r>
-              <w:rPr>
-                <w:sz w:val="20"/>
-                <w:szCs w:val="20"/>
-                <w:rtl w:val="0"/>
+              <w:bidi w:val="0"/>
+            </w:pPr>
+            <w:r>
+              <w:rPr>
+                <w:sz w:val="20"/>
+                <w:szCs w:val="20"/>
               </w:rPr>
               <w:t xml:space="preserve">    Haidar Alsalman</w:t>
             </w:r>
           </w:p>
           <w:p>
             <w:pPr>
-              <w:jc w:val="left"/>
-              <w:bidi w:val="0"/>
-            </w:pPr>
-            <w:r>
-              <w:rPr>
-                <w:sz w:val="20"/>
-                <w:szCs w:val="20"/>
-                <w:rtl w:val="0"/>
-              </w:rPr>
-              <w:t xml:space="preserve"/>
-            </w:r>
-          </w:p>
-          <w:p>
-            <w:pPr>
-              <w:jc w:val="left"/>
-              <w:bidi w:val="0"/>
-            </w:pPr>
-            <w:r>
-              <w:rPr>
-                <w:sz w:val="20"/>
-                <w:szCs w:val="20"/>
-                <w:rtl w:val="0"/>
-              </w:rPr>
-              <w:t xml:space="preserve">W2: Safia, Arwa, Aqila Alqassab,</w:t>
-            </w:r>
-          </w:p>
-          <w:p>
-            <w:pPr>
-              <w:jc w:val="left"/>
-              <w:bidi w:val="0"/>
-            </w:pPr>
-            <w:r>
-              <w:rPr>
-                <w:sz w:val="20"/>
-                <w:szCs w:val="20"/>
-                <w:rtl w:val="0"/>
+              <w:bidi w:val="0"/>
+            </w:pPr>
+          </w:p>
+          <w:p>
+            <w:pPr>
+              <w:bidi w:val="0"/>
+            </w:pPr>
+            <w:r>
+              <w:rPr>
+                <w:sz w:val="20"/>
+                <w:szCs w:val="20"/>
+              </w:rPr>
+              <w:t>W2: Safia, Arwa, Aqila Alqassab,</w:t>
+            </w:r>
+          </w:p>
+          <w:p>
+            <w:pPr>
+              <w:bidi w:val="0"/>
+            </w:pPr>
+            <w:r>
+              <w:rPr>
+                <w:sz w:val="20"/>
+                <w:szCs w:val="20"/>
               </w:rPr>
               <w:t xml:space="preserve">    Shahad, Abdullah Alhajji,</w:t>
             </w:r>
           </w:p>
           <w:p>
             <w:pPr>
-              <w:jc w:val="left"/>
-              <w:bidi w:val="0"/>
-            </w:pPr>
-            <w:r>
-              <w:rPr>
-                <w:sz w:val="20"/>
-                <w:szCs w:val="20"/>
-                <w:rtl w:val="0"/>
+              <w:bidi w:val="0"/>
+            </w:pPr>
+            <w:r>
+              <w:rPr>
+                <w:sz w:val="20"/>
+                <w:szCs w:val="20"/>
               </w:rPr>
               <w:t xml:space="preserve">    Zainab Almadan, Haidar Alsalman</w:t>
             </w:r>
           </w:p>
           <w:p>
             <w:pPr>
-              <w:jc w:val="left"/>
-              <w:bidi w:val="0"/>
-            </w:pPr>
-            <w:r>
-              <w:rPr>
-                <w:sz w:val="20"/>
-                <w:szCs w:val="20"/>
-                <w:rtl w:val="0"/>
-              </w:rPr>
-              <w:t xml:space="preserve"/>
-            </w:r>
-          </w:p>
-          <w:p>
-            <w:pPr>
-              <w:jc w:val="left"/>
-              <w:bidi w:val="0"/>
-            </w:pPr>
-            <w:r>
-              <w:rPr>
-                <w:sz w:val="20"/>
-                <w:szCs w:val="20"/>
-                <w:rtl w:val="0"/>
-              </w:rPr>
-              <w:t xml:space="preserve">W3: Aqila Alqassab, Ahmed Alibrahim,</w:t>
-            </w:r>
-          </w:p>
-          <w:p>
-            <w:pPr>
-              <w:jc w:val="left"/>
-              <w:bidi w:val="0"/>
-            </w:pPr>
-            <w:r>
-              <w:rPr>
-                <w:sz w:val="20"/>
-                <w:szCs w:val="20"/>
-                <w:rtl w:val="0"/>
+              <w:bidi w:val="0"/>
+            </w:pPr>
+          </w:p>
+          <w:p>
+            <w:pPr>
+              <w:bidi w:val="0"/>
+            </w:pPr>
+            <w:r>
+              <w:rPr>
+                <w:sz w:val="20"/>
+                <w:szCs w:val="20"/>
+              </w:rPr>
+              <w:t>W3: Aqila Alqassab, Ahmed Alibrahim,</w:t>
+            </w:r>
+          </w:p>
+          <w:p>
+            <w:pPr>
+              <w:bidi w:val="0"/>
+            </w:pPr>
+            <w:r>
+              <w:rPr>
+                <w:sz w:val="20"/>
+                <w:szCs w:val="20"/>
               </w:rPr>
               <w:t xml:space="preserve">    Wasayif, Zahra Aman,</w:t>
             </w:r>
           </w:p>
           <w:p>
             <w:pPr>
-              <w:jc w:val="left"/>
-              <w:bidi w:val="0"/>
-            </w:pPr>
-            <w:r>
-              <w:rPr>
-                <w:sz w:val="20"/>
-                <w:szCs w:val="20"/>
-                <w:rtl w:val="0"/>
+              <w:bidi w:val="0"/>
+            </w:pPr>
+            <w:r>
+              <w:rPr>
+                <w:sz w:val="20"/>
+                <w:szCs w:val="20"/>
               </w:rPr>
               <w:t xml:space="preserve">    Zainab Almadeh, Haidar Alsalman</w:t>
             </w:r>
           </w:p>
           <w:p>
             <w:pPr>
-              <w:jc w:val="left"/>
-              <w:bidi w:val="0"/>
-            </w:pPr>
-            <w:r>
-              <w:rPr>
-                <w:sz w:val="20"/>
-                <w:szCs w:val="20"/>
-                <w:rtl w:val="0"/>
-              </w:rPr>
-              <w:t xml:space="preserve"/>
-            </w:r>
-          </w:p>
-          <w:p>
-            <w:pPr>
-              <w:jc w:val="left"/>
-              <w:bidi w:val="0"/>
-            </w:pPr>
-            <w:r>
-              <w:rPr>
-                <w:sz w:val="20"/>
-                <w:szCs w:val="20"/>
-                <w:rtl w:val="0"/>
-              </w:rPr>
-              <w:t xml:space="preserve">W4: Aqila Alqassab, Ahmed Alibrahim,</w:t>
-            </w:r>
-          </w:p>
-          <w:p>
-            <w:pPr>
-              <w:jc w:val="left"/>
-              <w:bidi w:val="0"/>
-            </w:pPr>
-            <w:r>
-              <w:rPr>
-                <w:sz w:val="20"/>
-                <w:szCs w:val="20"/>
-                <w:rtl w:val="0"/>
+              <w:bidi w:val="0"/>
+            </w:pPr>
+          </w:p>
+          <w:p>
+            <w:pPr>
+              <w:bidi w:val="0"/>
+            </w:pPr>
+            <w:r>
+              <w:rPr>
+                <w:sz w:val="20"/>
+                <w:szCs w:val="20"/>
+              </w:rPr>
+              <w:t>W4: Aqila Alqassab, Ahmed Alibrahim,</w:t>
+            </w:r>
+          </w:p>
+          <w:p>
+            <w:pPr>
+              <w:bidi w:val="0"/>
+            </w:pPr>
+            <w:r>
+              <w:rPr>
+                <w:sz w:val="20"/>
+                <w:szCs w:val="20"/>
               </w:rPr>
               <w:t xml:space="preserve">    Wasayif, Abdullah Alhajji,</w:t>
             </w:r>
           </w:p>
           <w:p>
             <w:pPr>
-              <w:jc w:val="left"/>
-              <w:bidi w:val="0"/>
-            </w:pPr>
-            <w:r>
-              <w:rPr>
-                <w:sz w:val="20"/>
-                <w:szCs w:val="20"/>
-                <w:rtl w:val="0"/>
+              <w:bidi w:val="0"/>
+            </w:pPr>
+            <w:r>
+              <w:rPr>
+                <w:sz w:val="20"/>
+                <w:szCs w:val="20"/>
               </w:rPr>
               <w:t xml:space="preserve">    Zainab Almadeh, Haidar Alsalman</w:t>
             </w:r>
@@ -22288,361 +22485,6 @@
         </w:rPr>
       </w:pPr>
     </w:p>
-    <w:tbl>
-      <w:tblPr>
-        <w:tblStyle w:val="TableGrid"/>
-        <w:tblpPr w:leftFromText="180" w:rightFromText="180" w:vertAnchor="page" w:horzAnchor="margin" w:tblpXSpec="center" w:tblpY="6644"/>
-        <w:tblW w:w="7988" w:type="dxa"/>
-        <w:tblLook w:val="04A0" w:firstRow="1" w:lastRow="0" w:firstColumn="1" w:lastColumn="0" w:noHBand="0" w:noVBand="1"/>
-      </w:tblPr>
-      <w:tblGrid>
-        <w:gridCol w:w="7988"/>
-      </w:tblGrid>
-      <w:tr>
-        <w:trPr>
-          <w:trHeight w:val="383"/>
-        </w:trPr>
-        <w:tc>
-          <w:tcPr>
-            <w:tcW w:w="7988" w:type="dxa"/>
-            <w:vAlign w:val="center"/>
-          </w:tcPr>
-          <w:p>
-            <w:pPr>
-              <w:widowControl w:val="0"/>
-              <w:autoSpaceDE w:val="0"/>
-              <w:autoSpaceDN w:val="0"/>
-              <w:bidi w:val="0"/>
-              <w:jc w:val="center"/>
-              <w:rPr>
-                <w:rFonts w:ascii="Times New Roman" w:eastAsia="Times New Roman" w:hAnsi="Times New Roman" w:cs="Times New Roman"/>
-                <w:b/>
-                <w:bCs/>
-                <w:kern w:val="0"/>
-                <w:sz w:val="20"/>
-                <w:szCs w:val="20"/>
-                <w14:ligatures w14:val="none"/>
-                <w:rtl w:val="0"/>
-              </w:rPr>
-            </w:pPr>
-            <w:r>
-              <w:rPr>
-                <w:rFonts w:ascii="Times New Roman" w:eastAsia="Times New Roman" w:hAnsi="Times New Roman" w:cs="Times New Roman"/>
-                <w:b/>
-                <w:bCs/>
-                <w:color w:val="C00000"/>
-                <w:kern w:val="0"/>
-                <w:sz w:val="20"/>
-                <w:szCs w:val="20"/>
-                <w14:ligatures w14:val="none"/>
-                <w:rtl w:val="0"/>
-              </w:rPr>
-              <w:t>Subspeciality Residents</w:t>
-            </w:r>
-          </w:p>
-        </w:tc>
-      </w:tr>
-      <w:tr>
-        <w:trPr>
-          <w:trHeight w:val="282"/>
-        </w:trPr>
-        <w:tc>
-          <w:tcPr>
-            <w:tcW w:w="7988" w:type="dxa"/>
-            <w:vAlign w:val="center"/>
-          </w:tcPr>
-          <w:p>
-            <w:pPr>
-              <w:jc w:val="left"/>
-              <w:bidi w:val="0"/>
-            </w:pPr>
-            <w:r>
-              <w:rPr>
-                <w:sz w:val="20"/>
-                <w:szCs w:val="20"/>
-                <w:rtl w:val="0"/>
-              </w:rPr>
-              <w:t xml:space="preserve">GI:  Hawraa Albaiek</w:t>
-            </w:r>
-          </w:p>
-        </w:tc>
-      </w:tr>
-      <w:tr>
-        <w:trPr>
-          <w:trHeight w:val="299"/>
-        </w:trPr>
-        <w:tc>
-          <w:tcPr>
-            <w:tcW w:w="7988" w:type="dxa"/>
-            <w:vAlign w:val="center"/>
-          </w:tcPr>
-          <w:p>
-            <w:pPr>
-              <w:jc w:val="left"/>
-              <w:bidi w:val="0"/>
-            </w:pPr>
-            <w:r>
-              <w:rPr>
-                <w:sz w:val="20"/>
-                <w:szCs w:val="20"/>
-                <w:rtl w:val="0"/>
-              </w:rPr>
-              <w:t xml:space="preserve">Endocrine:  Arwa Al Hawadir, Hassan Aljalood</w:t>
-            </w:r>
-          </w:p>
-        </w:tc>
-      </w:tr>
-      <w:tr>
-        <w:trPr>
-          <w:trHeight w:val="299"/>
-        </w:trPr>
-        <w:tc>
-          <w:tcPr>
-            <w:tcW w:w="7988" w:type="dxa"/>
-            <w:vAlign w:val="center"/>
-          </w:tcPr>
-          <w:p>
-            <w:pPr>
-              <w:jc w:val="left"/>
-              <w:bidi w:val="0"/>
-            </w:pPr>
-            <w:r>
-              <w:rPr>
-                <w:sz w:val="20"/>
-                <w:szCs w:val="20"/>
-                <w:rtl w:val="0"/>
-              </w:rPr>
-              <w:t xml:space="preserve">Nephrology:  –</w:t>
-            </w:r>
-          </w:p>
-        </w:tc>
-      </w:tr>
-      <w:tr>
-        <w:trPr>
-          <w:trHeight w:val="282"/>
-        </w:trPr>
-        <w:tc>
-          <w:tcPr>
-            <w:tcW w:w="7988" w:type="dxa"/>
-            <w:vAlign w:val="center"/>
-          </w:tcPr>
-          <w:p>
-            <w:pPr>
-              <w:jc w:val="left"/>
-              <w:bidi w:val="0"/>
-            </w:pPr>
-            <w:r>
-              <w:rPr>
-                <w:sz w:val="20"/>
-                <w:szCs w:val="20"/>
-                <w:rtl w:val="0"/>
-              </w:rPr>
-              <w:t xml:space="preserve">Hematology &amp; Oncology:  Ahmad Alrashid</w:t>
-            </w:r>
-          </w:p>
-        </w:tc>
-      </w:tr>
-      <w:tr>
-        <w:trPr>
-          <w:trHeight w:val="299"/>
-        </w:trPr>
-        <w:tc>
-          <w:tcPr>
-            <w:tcW w:w="7988" w:type="dxa"/>
-            <w:vAlign w:val="center"/>
-          </w:tcPr>
-          <w:p>
-            <w:pPr>
-              <w:jc w:val="left"/>
-              <w:bidi w:val="0"/>
-            </w:pPr>
-            <w:r>
-              <w:rPr>
-                <w:sz w:val="20"/>
-                <w:szCs w:val="20"/>
-                <w:rtl w:val="0"/>
-              </w:rPr>
-              <w:t xml:space="preserve">ID:  Safia Al Osaif</w:t>
-            </w:r>
-          </w:p>
-        </w:tc>
-      </w:tr>
-      <w:tr>
-        <w:trPr>
-          <w:trHeight w:val="264"/>
-        </w:trPr>
-        <w:tc>
-          <w:tcPr>
-            <w:tcW w:w="7988" w:type="dxa"/>
-            <w:vAlign w:val="center"/>
-          </w:tcPr>
-          <w:p>
-            <w:pPr>
-              <w:jc w:val="left"/>
-              <w:bidi w:val="0"/>
-            </w:pPr>
-            <w:r>
-              <w:rPr>
-                <w:sz w:val="20"/>
-                <w:szCs w:val="20"/>
-                <w:rtl w:val="0"/>
-              </w:rPr>
-              <w:t xml:space="preserve">Genetic &amp; Metabolic:  –</w:t>
-            </w:r>
-          </w:p>
-        </w:tc>
-      </w:tr>
-      <w:tr>
-        <w:trPr>
-          <w:trHeight w:val="299"/>
-        </w:trPr>
-        <w:tc>
-          <w:tcPr>
-            <w:tcW w:w="7988" w:type="dxa"/>
-            <w:vAlign w:val="center"/>
-          </w:tcPr>
-          <w:p>
-            <w:pPr>
-              <w:jc w:val="left"/>
-              <w:bidi w:val="0"/>
-            </w:pPr>
-            <w:r>
-              <w:rPr>
-                <w:sz w:val="20"/>
-                <w:szCs w:val="20"/>
-                <w:rtl w:val="0"/>
-              </w:rPr>
-              <w:t xml:space="preserve">Cardiology:  Hassan Alsaif</w:t>
-            </w:r>
-          </w:p>
-        </w:tc>
-      </w:tr>
-      <w:tr>
-        <w:trPr>
-          <w:trHeight w:val="299"/>
-        </w:trPr>
-        <w:tc>
-          <w:tcPr>
-            <w:tcW w:w="7988" w:type="dxa"/>
-            <w:vAlign w:val="center"/>
-          </w:tcPr>
-          <w:p>
-            <w:pPr>
-              <w:jc w:val="left"/>
-              <w:bidi w:val="0"/>
-            </w:pPr>
-            <w:r>
-              <w:rPr>
-                <w:sz w:val="20"/>
-                <w:szCs w:val="20"/>
-                <w:rtl w:val="0"/>
-              </w:rPr>
-              <w:t xml:space="preserve">Neurology:  –</w:t>
-            </w:r>
-          </w:p>
-        </w:tc>
-      </w:tr>
-      <w:tr>
-        <w:trPr>
-          <w:trHeight w:val="299"/>
-        </w:trPr>
-        <w:tc>
-          <w:tcPr>
-            <w:tcW w:w="7988" w:type="dxa"/>
-            <w:vAlign w:val="center"/>
-          </w:tcPr>
-          <w:p>
-            <w:pPr>
-              <w:jc w:val="left"/>
-              <w:bidi w:val="0"/>
-            </w:pPr>
-            <w:r>
-              <w:rPr>
-                <w:sz w:val="20"/>
-                <w:szCs w:val="20"/>
-                <w:rtl w:val="0"/>
-              </w:rPr>
-              <w:t xml:space="preserve">Pulmonology:  Reem Alhijri</w:t>
-            </w:r>
-          </w:p>
-        </w:tc>
-      </w:tr>
-      <w:tr>
-        <w:trPr>
-          <w:trHeight w:val="282"/>
-        </w:trPr>
-        <w:tc>
-          <w:tcPr>
-            <w:tcW w:w="7988" w:type="dxa"/>
-            <w:vAlign w:val="center"/>
-          </w:tcPr>
-          <w:p>
-            <w:pPr>
-              <w:jc w:val="left"/>
-              <w:bidi w:val="0"/>
-            </w:pPr>
-            <w:r>
-              <w:rPr>
-                <w:sz w:val="20"/>
-                <w:szCs w:val="20"/>
-                <w:rtl w:val="0"/>
-              </w:rPr>
-              <w:t xml:space="preserve">Allergy &amp; Immunology:  Mustafa Alshammasi, Dina Alrumaih</w:t>
-            </w:r>
-          </w:p>
-        </w:tc>
-      </w:tr>
-      <w:tr>
-        <w:trPr>
-          <w:trHeight w:val="264"/>
-        </w:trPr>
-        <w:tc>
-          <w:tcPr>
-            <w:tcW w:w="7988" w:type="dxa"/>
-            <w:vAlign w:val="center"/>
-          </w:tcPr>
-          <w:p>
-            <w:pPr>
-              <w:jc w:val="left"/>
-              <w:bidi w:val="0"/>
-            </w:pPr>
-            <w:r>
-              <w:rPr>
-                <w:sz w:val="20"/>
-                <w:szCs w:val="20"/>
-                <w:rtl w:val="0"/>
-              </w:rPr>
-              <w:t xml:space="preserve">Rheumatology:  Dr. Malak Al Enezi (External)</w:t>
-            </w:r>
-          </w:p>
-        </w:tc>
-      </w:tr>
-      <w:tr>
-        <w:trPr>
-          <w:trHeight w:val="648"/>
-        </w:trPr>
-        <w:tc>
-          <w:tcPr>
-            <w:tcW w:w="7988" w:type="dxa"/>
-            <w:vAlign w:val="center"/>
-          </w:tcPr>
-          <w:p>
-            <w:pPr>
-              <w:jc w:val="left"/>
-              <w:bidi w:val="0"/>
-            </w:pPr>
-            <w:r>
-              <w:rPr>
-                <w:sz w:val="20"/>
-                <w:szCs w:val="20"/>
-                <w:rtl w:val="0"/>
-              </w:rPr>
-              <w:t xml:space="preserve">Research:  Ahmed Alibrahim</w:t>
-            </w:r>
-          </w:p>
-        </w:tc>
-      </w:tr>
-    </w:tbl>
     <w:p>
       <w:pPr>
         <w:bidi w:val="0"/>
@@ -22817,6 +22659,350 @@
         </w:rPr>
       </w:pPr>
     </w:p>
+    <w:tbl>
+      <w:tblPr>
+        <w:tblStyle w:val="TableGrid"/>
+        <w:tblpPr w:leftFromText="180" w:rightFromText="180" w:vertAnchor="page" w:horzAnchor="margin" w:tblpXSpec="center" w:tblpY="1831"/>
+        <w:tblW w:w="7988" w:type="dxa"/>
+        <w:tblLook w:val="04A0" w:firstRow="1" w:lastRow="0" w:firstColumn="1" w:lastColumn="0" w:noHBand="0" w:noVBand="1"/>
+      </w:tblPr>
+      <w:tblGrid>
+        <w:gridCol w:w="7988"/>
+      </w:tblGrid>
+      <w:tr>
+        <w:trPr>
+          <w:trHeight w:val="383"/>
+        </w:trPr>
+        <w:tc>
+          <w:tcPr>
+            <w:tcW w:w="7988" w:type="dxa"/>
+            <w:vAlign w:val="center"/>
+          </w:tcPr>
+          <w:p>
+            <w:pPr>
+              <w:widowControl w:val="0"/>
+              <w:autoSpaceDE w:val="0"/>
+              <w:autoSpaceDN w:val="0"/>
+              <w:bidi w:val="0"/>
+              <w:jc w:val="center"/>
+              <w:rPr>
+                <w:rFonts w:ascii="Times New Roman" w:eastAsia="Times New Roman" w:hAnsi="Times New Roman" w:cs="Times New Roman"/>
+                <w:b/>
+                <w:bCs/>
+                <w:kern w:val="0"/>
+                <w:sz w:val="20"/>
+                <w:szCs w:val="20"/>
+                <w14:ligatures w14:val="none"/>
+              </w:rPr>
+            </w:pPr>
+            <w:r>
+              <w:rPr>
+                <w:rFonts w:ascii="Times New Roman" w:eastAsia="Times New Roman" w:hAnsi="Times New Roman" w:cs="Times New Roman"/>
+                <w:b/>
+                <w:bCs/>
+                <w:color w:val="C00000"/>
+                <w:kern w:val="0"/>
+                <w:sz w:val="20"/>
+                <w:szCs w:val="20"/>
+                <w14:ligatures w14:val="none"/>
+              </w:rPr>
+              <w:lastRenderedPageBreak/>
+              <w:t>Subspeciality Residents</w:t>
+            </w:r>
+          </w:p>
+        </w:tc>
+      </w:tr>
+      <w:tr>
+        <w:trPr>
+          <w:trHeight w:val="282"/>
+        </w:trPr>
+        <w:tc>
+          <w:tcPr>
+            <w:tcW w:w="7988" w:type="dxa"/>
+            <w:vAlign w:val="center"/>
+          </w:tcPr>
+          <w:p>
+            <w:pPr>
+              <w:bidi w:val="0"/>
+            </w:pPr>
+            <w:r>
+              <w:rPr>
+                <w:sz w:val="20"/>
+                <w:szCs w:val="20"/>
+              </w:rPr>
+              <w:t xml:space="preserve">GI:  </w:t>
+            </w:r>
+            <w:r>
+              <w:rPr>
+                <w:sz w:val="20"/>
+                <w:szCs w:val="20"/>
+              </w:rPr>
+              <w:t>-</w:t>
+            </w:r>
+          </w:p>
+        </w:tc>
+      </w:tr>
+      <w:tr>
+        <w:trPr>
+          <w:trHeight w:val="299"/>
+        </w:trPr>
+        <w:tc>
+          <w:tcPr>
+            <w:tcW w:w="7988" w:type="dxa"/>
+            <w:vAlign w:val="center"/>
+          </w:tcPr>
+          <w:p>
+            <w:pPr>
+              <w:bidi w:val="0"/>
+            </w:pPr>
+            <w:r>
+              <w:rPr>
+                <w:sz w:val="20"/>
+                <w:szCs w:val="20"/>
+              </w:rPr>
+              <w:t>Endocrine:  Arwa Al Hawadir, Hassan Aljalood</w:t>
+            </w:r>
+          </w:p>
+        </w:tc>
+      </w:tr>
+      <w:tr>
+        <w:trPr>
+          <w:trHeight w:val="299"/>
+        </w:trPr>
+        <w:tc>
+          <w:tcPr>
+            <w:tcW w:w="7988" w:type="dxa"/>
+            <w:vAlign w:val="center"/>
+          </w:tcPr>
+          <w:p>
+            <w:pPr>
+              <w:bidi w:val="0"/>
+            </w:pPr>
+            <w:r>
+              <w:rPr>
+                <w:sz w:val="20"/>
+                <w:szCs w:val="20"/>
+              </w:rPr>
+              <w:t>Nephrology:  –</w:t>
+            </w:r>
+          </w:p>
+        </w:tc>
+      </w:tr>
+      <w:tr>
+        <w:trPr>
+          <w:trHeight w:val="282"/>
+        </w:trPr>
+        <w:tc>
+          <w:tcPr>
+            <w:tcW w:w="7988" w:type="dxa"/>
+            <w:vAlign w:val="center"/>
+          </w:tcPr>
+          <w:p>
+            <w:pPr>
+              <w:bidi w:val="0"/>
+            </w:pPr>
+            <w:r>
+              <w:rPr>
+                <w:sz w:val="20"/>
+                <w:szCs w:val="20"/>
+              </w:rPr>
+              <w:t>Hematology &amp; Oncology:  Ahmad Alrashid</w:t>
+            </w:r>
+          </w:p>
+        </w:tc>
+      </w:tr>
+      <w:tr>
+        <w:trPr>
+          <w:trHeight w:val="299"/>
+        </w:trPr>
+        <w:tc>
+          <w:tcPr>
+            <w:tcW w:w="7988" w:type="dxa"/>
+            <w:vAlign w:val="center"/>
+          </w:tcPr>
+          <w:p>
+            <w:pPr>
+              <w:bidi w:val="0"/>
+            </w:pPr>
+            <w:r>
+              <w:rPr>
+                <w:sz w:val="20"/>
+                <w:szCs w:val="20"/>
+              </w:rPr>
+              <w:t>ID:  Safia Al Osaif</w:t>
+            </w:r>
+          </w:p>
+        </w:tc>
+      </w:tr>
+      <w:tr>
+        <w:trPr>
+          <w:trHeight w:val="264"/>
+        </w:trPr>
+        <w:tc>
+          <w:tcPr>
+            <w:tcW w:w="7988" w:type="dxa"/>
+            <w:vAlign w:val="center"/>
+          </w:tcPr>
+          <w:p>
+            <w:pPr>
+              <w:bidi w:val="0"/>
+            </w:pPr>
+            <w:r>
+              <w:rPr>
+                <w:sz w:val="20"/>
+                <w:szCs w:val="20"/>
+              </w:rPr>
+              <w:t>Genetic &amp; Metabolic:  –</w:t>
+            </w:r>
+          </w:p>
+        </w:tc>
+      </w:tr>
+      <w:tr>
+        <w:trPr>
+          <w:trHeight w:val="299"/>
+        </w:trPr>
+        <w:tc>
+          <w:tcPr>
+            <w:tcW w:w="7988" w:type="dxa"/>
+            <w:vAlign w:val="center"/>
+          </w:tcPr>
+          <w:p>
+            <w:pPr>
+              <w:bidi w:val="0"/>
+            </w:pPr>
+            <w:r>
+              <w:rPr>
+                <w:sz w:val="20"/>
+                <w:szCs w:val="20"/>
+              </w:rPr>
+              <w:t>Cardiology:  Hassan Alsaif</w:t>
+            </w:r>
+          </w:p>
+        </w:tc>
+      </w:tr>
+      <w:tr>
+        <w:trPr>
+          <w:trHeight w:val="299"/>
+        </w:trPr>
+        <w:tc>
+          <w:tcPr>
+            <w:tcW w:w="7988" w:type="dxa"/>
+            <w:vAlign w:val="center"/>
+          </w:tcPr>
+          <w:p>
+            <w:pPr>
+              <w:bidi w:val="0"/>
+            </w:pPr>
+            <w:r>
+              <w:rPr>
+                <w:sz w:val="20"/>
+                <w:szCs w:val="20"/>
+              </w:rPr>
+              <w:t>Neurology:  –</w:t>
+            </w:r>
+          </w:p>
+        </w:tc>
+      </w:tr>
+      <w:tr>
+        <w:trPr>
+          <w:trHeight w:val="299"/>
+        </w:trPr>
+        <w:tc>
+          <w:tcPr>
+            <w:tcW w:w="7988" w:type="dxa"/>
+            <w:vAlign w:val="center"/>
+          </w:tcPr>
+          <w:p>
+            <w:pPr>
+              <w:bidi w:val="0"/>
+            </w:pPr>
+            <w:r>
+              <w:rPr>
+                <w:sz w:val="20"/>
+                <w:szCs w:val="20"/>
+              </w:rPr>
+              <w:t>Pulmonology:  Reem Alhijri</w:t>
+            </w:r>
+          </w:p>
+        </w:tc>
+      </w:tr>
+      <w:tr>
+        <w:trPr>
+          <w:trHeight w:val="282"/>
+        </w:trPr>
+        <w:tc>
+          <w:tcPr>
+            <w:tcW w:w="7988" w:type="dxa"/>
+            <w:vAlign w:val="center"/>
+          </w:tcPr>
+          <w:p>
+            <w:pPr>
+              <w:bidi w:val="0"/>
+            </w:pPr>
+            <w:r>
+              <w:rPr>
+                <w:sz w:val="20"/>
+                <w:szCs w:val="20"/>
+              </w:rPr>
+              <w:t>Allergy &amp; Immunology:  Mustafa Alshammasi, Dina Alrumaih</w:t>
+            </w:r>
+          </w:p>
+        </w:tc>
+      </w:tr>
+      <w:tr>
+        <w:trPr>
+          <w:trHeight w:val="264"/>
+        </w:trPr>
+        <w:tc>
+          <w:tcPr>
+            <w:tcW w:w="7988" w:type="dxa"/>
+            <w:vAlign w:val="center"/>
+          </w:tcPr>
+          <w:p>
+            <w:pPr>
+              <w:bidi w:val="0"/>
+            </w:pPr>
+            <w:r>
+              <w:rPr>
+                <w:sz w:val="20"/>
+                <w:szCs w:val="20"/>
+              </w:rPr>
+              <w:t>Rheumatology:</w:t>
+            </w:r>
+            <w:r>
+              <w:rPr>
+                <w:sz w:val="20"/>
+                <w:szCs w:val="20"/>
+              </w:rPr>
+              <w:t xml:space="preserve"> -</w:t>
+            </w:r>
+          </w:p>
+        </w:tc>
+      </w:tr>
+      <w:tr>
+        <w:trPr>
+          <w:trHeight w:val="648"/>
+        </w:trPr>
+        <w:tc>
+          <w:tcPr>
+            <w:tcW w:w="7988" w:type="dxa"/>
+            <w:vAlign w:val="center"/>
+          </w:tcPr>
+          <w:p>
+            <w:pPr>
+              <w:bidi w:val="0"/>
+            </w:pPr>
+            <w:r>
+              <w:rPr>
+                <w:sz w:val="20"/>
+                <w:szCs w:val="20"/>
+              </w:rPr>
+              <w:t>Research:  Ahmed Alibrahim</w:t>
+            </w:r>
+          </w:p>
+        </w:tc>
+      </w:tr>
+    </w:tbl>
     <w:p>
       <w:pPr>
         <w:bidi w:val="0"/>
@@ -22876,7 +23062,7 @@
     <w:tbl>
       <w:tblPr>
         <w:tblStyle w:val="TableGrid"/>
-        <w:tblpPr w:leftFromText="180" w:rightFromText="180" w:vertAnchor="text" w:horzAnchor="page" w:tblpX="2350" w:tblpY="863"/>
+        <w:tblpPr w:leftFromText="180" w:rightFromText="180" w:vertAnchor="text" w:horzAnchor="margin" w:tblpXSpec="center" w:tblpY="2933"/>
         <w:tblW w:w="0" w:type="auto"/>
         <w:tblLook w:val="04A0" w:firstRow="1" w:lastRow="0" w:firstColumn="1" w:lastColumn="0" w:noHBand="0" w:noVBand="1"/>
       </w:tblPr>
@@ -23039,7 +23225,6 @@
                 <w:sz w:val="24"/>
                 <w:szCs w:val="24"/>
               </w:rPr>
-              <w:lastRenderedPageBreak/>
               <w:t>1</w:t>
             </w:r>
           </w:p>
@@ -23225,7 +23410,7 @@
                 <w:sz w:val="20"/>
                 <w:szCs w:val="20"/>
               </w:rPr>
-              <w:t>Erum</w:t>
+              <w:t>Arwa</w:t>
             </w:r>
           </w:p>
         </w:tc>
@@ -23345,68 +23530,22 @@
                 <w:szCs w:val="20"/>
                 <w14:ligatures w14:val="none"/>
               </w:rPr>
-              <w:t>Ali M + Sajida</w:t>
+              <w:t xml:space="preserve">Shahad </w:t>
+            </w:r>
+            <w:r>
+              <w:rPr>
+                <w:rFonts w:ascii="Times New Roman" w:eastAsia="Times New Roman" w:hAnsi="Times New Roman" w:cs="Times New Roman"/>
+                <w:kern w:val="0"/>
+                <w:sz w:val="20"/>
+                <w:szCs w:val="20"/>
+                <w14:ligatures w14:val="none"/>
+              </w:rPr>
+              <w:t>+ Sajida</w:t>
             </w:r>
           </w:p>
         </w:tc>
       </w:tr>
     </w:tbl>
-    <w:p>
-      <w:pPr>
-        <w:bidi w:val="0"/>
-        <w:rPr>
-          <w:rFonts w:ascii="Times New Roman" w:eastAsia="Times New Roman" w:hAnsi="Times New Roman" w:cs="Times New Roman"/>
-        </w:rPr>
-      </w:pPr>
-    </w:p>
-    <w:p>
-      <w:pPr>
-        <w:bidi w:val="0"/>
-        <w:rPr>
-          <w:rFonts w:ascii="Times New Roman" w:eastAsia="Times New Roman" w:hAnsi="Times New Roman" w:cs="Times New Roman"/>
-        </w:rPr>
-      </w:pPr>
-    </w:p>
-    <w:p>
-      <w:pPr>
-        <w:bidi w:val="0"/>
-        <w:rPr>
-          <w:rFonts w:ascii="Times New Roman" w:eastAsia="Times New Roman" w:hAnsi="Times New Roman" w:cs="Times New Roman"/>
-        </w:rPr>
-      </w:pPr>
-    </w:p>
-    <w:p>
-      <w:pPr>
-        <w:bidi w:val="0"/>
-        <w:rPr>
-          <w:rFonts w:ascii="Times New Roman" w:eastAsia="Times New Roman" w:hAnsi="Times New Roman" w:cs="Times New Roman"/>
-        </w:rPr>
-      </w:pPr>
-    </w:p>
-    <w:p>
-      <w:pPr>
-        <w:bidi w:val="0"/>
-        <w:rPr>
-          <w:rFonts w:ascii="Times New Roman" w:eastAsia="Times New Roman" w:hAnsi="Times New Roman" w:cs="Times New Roman"/>
-        </w:rPr>
-      </w:pPr>
-    </w:p>
-    <w:p>
-      <w:pPr>
-        <w:bidi w:val="0"/>
-        <w:rPr>
-          <w:rFonts w:ascii="Times New Roman" w:eastAsia="Times New Roman" w:hAnsi="Times New Roman" w:cs="Times New Roman"/>
-        </w:rPr>
-      </w:pPr>
-    </w:p>
-    <w:p>
-      <w:pPr>
-        <w:bidi w:val="0"/>
-        <w:rPr>
-          <w:rFonts w:ascii="Times New Roman" w:eastAsia="Times New Roman" w:hAnsi="Times New Roman" w:cs="Times New Roman"/>
-        </w:rPr>
-      </w:pPr>
-    </w:p>
     <w:p>
       <w:pPr>
         <w:bidi w:val="0"/>
@@ -27586,28 +27725,679 @@
 <w:ftr xmlns:wpc="http://schemas.microsoft.com/office/word/2010/wordprocessingCanvas" xmlns:cx="http://schemas.microsoft.com/office/drawing/2014/chartex" xmlns:cx1="http://schemas.microsoft.com/office/drawing/2015/9/8/chartex" xmlns:cx2="http://schemas.microsoft.com/office/drawing/2015/10/21/chartex" xmlns:cx3="http://schemas.microsoft.com/office/drawing/2016/5/9/chartex" xmlns:cx4="http://schemas.microsoft.com/office/drawing/2016/5/10/chartex" xmlns:cx5="http://schemas.microsoft.com/office/drawing/2016/5/11/chartex" xmlns:cx6="http://schemas.microsoft.com/office/drawing/2016/5/12/chartex" xmlns:cx7="http://schemas.microsoft.com/office/drawing/2016/5/13/chartex" xmlns:cx8="http://schemas.microsoft.com/office/drawing/2016/5/14/chartex" xmlns:mc="http://schemas.openxmlformats.org/markup-compatibility/2006" xmlns:aink="http://schemas.microsoft.com/office/drawing/2016/ink" xmlns:am3d="http://schemas.microsoft.com/office/drawing/2017/model3d" xmlns:o="urn:schemas-microsoft-com:office:office" xmlns:oel="http://schemas.microsoft.com/office/2019/extlst" xmlns:r="http://schemas.openxmlformats.org/officeDocument/2006/relationships" xmlns:m="http://schemas.openxmlformats.org/officeDocument/2006/math" xmlns:v="urn:schemas-microsoft-com:vml" xmlns:wp14="http://schemas.microsoft.com/office/word/2010/wordprocessingDrawing" xmlns:wp="http://schemas.openxmlformats.org/drawingml/2006/wordprocessingDrawing" xmlns:w10="urn:schemas-microsoft-com:office:word" xmlns:w="http://schemas.openxmlformats.org/wordprocessingml/2006/main" xmlns:w14="http://schemas.microsoft.com/office/word/2010/wordml" xmlns:w15="http://schemas.microsoft.com/office/word/2012/wordml" xmlns:w16cex="http://schemas.microsoft.com/office/word/2018/wordml/cex" xmlns:w16cid="http://schemas.microsoft.com/office/word/2016/wordml/cid" xmlns:w16="http://schemas.microsoft.com/office/word/2018/wordml" xmlns:w16du="http://schemas.microsoft.com/office/word/2023/wordml/word16du" xmlns:w16sdtdh="http://schemas.microsoft.com/office/word/2020/wordml/sdtdatahash" xmlns:w16sdtfl="http://schemas.microsoft.com/office/word/2024/wordml/sdtformatlock" xmlns:w16se="http://schemas.microsoft.com/office/word/2015/wordml/symex" xmlns:wpg="http://schemas.microsoft.com/office/word/2010/wordprocessingGroup" xmlns:wpi="http://schemas.microsoft.com/office/word/2010/wordprocessingInk" xmlns:wne="http://schemas.microsoft.com/office/word/2006/wordml" xmlns:wps="http://schemas.microsoft.com/office/word/2010/wordprocessingShape" mc:Ignorable="w14 w15 w16se w16cid w16 w16cex w16sdtdh w16sdtfl w16du wp14">
   <w:p>
     <w:pPr>
-      <w:pStyle w:val="Footer"/>
+      <w:widowControl w:val="0"/>
+      <w:autoSpaceDE w:val="0"/>
+      <w:autoSpaceDN w:val="0"/>
+      <w:bidi w:val="0"/>
+      <w:spacing w:line="125" w:lineRule="exact"/>
+      <w:rPr>
+        <w:rFonts w:ascii="Times New Roman" w:eastAsia="Times New Roman" w:hAnsi="Times New Roman" w:cs="Times New Roman"/>
+        <w:spacing w:val="25"/>
+        <w:kern w:val="0"/>
+        <w:sz w:val="13"/>
+        <w:szCs w:val="13"/>
+        <w14:ligatures w14:val="none"/>
+      </w:rPr>
     </w:pPr>
+    <w:r>
+      <w:rPr>
+        <w:rFonts w:ascii="Times New Roman" w:eastAsia="Times New Roman" w:hAnsi="Times New Roman" w:cs="Times New Roman"/>
+        <w:kern w:val="0"/>
+        <w:sz w:val="13"/>
+        <w:szCs w:val="13"/>
+        <w14:ligatures w14:val="none"/>
+      </w:rPr>
+      <w:t xml:space="preserve">      ANY</w:t>
+    </w:r>
+    <w:r>
+      <w:rPr>
+        <w:rFonts w:ascii="Times New Roman" w:eastAsia="Times New Roman" w:hAnsi="Times New Roman" w:cs="Times New Roman"/>
+        <w:spacing w:val="-4"/>
+        <w:kern w:val="0"/>
+        <w:sz w:val="13"/>
+        <w:szCs w:val="13"/>
+        <w14:ligatures w14:val="none"/>
+      </w:rPr>
+      <w:t xml:space="preserve"> </w:t>
+    </w:r>
+    <w:r>
+      <w:rPr>
+        <w:rFonts w:ascii="Times New Roman" w:eastAsia="Times New Roman" w:hAnsi="Times New Roman" w:cs="Times New Roman"/>
+        <w:kern w:val="0"/>
+        <w:sz w:val="13"/>
+        <w:szCs w:val="13"/>
+        <w14:ligatures w14:val="none"/>
+      </w:rPr>
+      <w:t>CHANGE IN</w:t>
+    </w:r>
+    <w:r>
+      <w:rPr>
+        <w:rFonts w:ascii="Times New Roman" w:eastAsia="Times New Roman" w:hAnsi="Times New Roman" w:cs="Times New Roman"/>
+        <w:spacing w:val="-2"/>
+        <w:kern w:val="0"/>
+        <w:sz w:val="13"/>
+        <w:szCs w:val="13"/>
+        <w14:ligatures w14:val="none"/>
+      </w:rPr>
+      <w:t xml:space="preserve"> </w:t>
+    </w:r>
+    <w:r>
+      <w:rPr>
+        <w:rFonts w:ascii="Times New Roman" w:eastAsia="Times New Roman" w:hAnsi="Times New Roman" w:cs="Times New Roman"/>
+        <w:kern w:val="0"/>
+        <w:sz w:val="13"/>
+        <w:szCs w:val="13"/>
+        <w14:ligatures w14:val="none"/>
+      </w:rPr>
+      <w:t>DUTY</w:t>
+    </w:r>
+    <w:r>
+      <w:rPr>
+        <w:rFonts w:ascii="Times New Roman" w:eastAsia="Times New Roman" w:hAnsi="Times New Roman" w:cs="Times New Roman"/>
+        <w:spacing w:val="-3"/>
+        <w:kern w:val="0"/>
+        <w:sz w:val="13"/>
+        <w:szCs w:val="13"/>
+        <w14:ligatures w14:val="none"/>
+      </w:rPr>
+      <w:t xml:space="preserve"> </w:t>
+    </w:r>
+    <w:r>
+      <w:rPr>
+        <w:rFonts w:ascii="Times New Roman" w:eastAsia="Times New Roman" w:hAnsi="Times New Roman" w:cs="Times New Roman"/>
+        <w:kern w:val="0"/>
+        <w:sz w:val="13"/>
+        <w:szCs w:val="13"/>
+        <w14:ligatures w14:val="none"/>
+      </w:rPr>
+      <w:t>IS</w:t>
+    </w:r>
+    <w:r>
+      <w:rPr>
+        <w:rFonts w:ascii="Times New Roman" w:eastAsia="Times New Roman" w:hAnsi="Times New Roman" w:cs="Times New Roman"/>
+        <w:spacing w:val="-3"/>
+        <w:kern w:val="0"/>
+        <w:sz w:val="13"/>
+        <w:szCs w:val="13"/>
+        <w14:ligatures w14:val="none"/>
+      </w:rPr>
+      <w:t xml:space="preserve"> </w:t>
+    </w:r>
+    <w:r>
+      <w:rPr>
+        <w:rFonts w:ascii="Times New Roman" w:eastAsia="Times New Roman" w:hAnsi="Times New Roman" w:cs="Times New Roman"/>
+        <w:kern w:val="0"/>
+        <w:sz w:val="13"/>
+        <w:szCs w:val="13"/>
+        <w14:ligatures w14:val="none"/>
+      </w:rPr>
+      <w:t>NOT</w:t>
+    </w:r>
+    <w:r>
+      <w:rPr>
+        <w:rFonts w:ascii="Times New Roman" w:eastAsia="Times New Roman" w:hAnsi="Times New Roman" w:cs="Times New Roman"/>
+        <w:spacing w:val="-3"/>
+        <w:kern w:val="0"/>
+        <w:sz w:val="13"/>
+        <w:szCs w:val="13"/>
+        <w14:ligatures w14:val="none"/>
+      </w:rPr>
+      <w:t xml:space="preserve"> </w:t>
+    </w:r>
+    <w:r>
+      <w:rPr>
+        <w:rFonts w:ascii="Times New Roman" w:eastAsia="Times New Roman" w:hAnsi="Times New Roman" w:cs="Times New Roman"/>
+        <w:kern w:val="0"/>
+        <w:sz w:val="13"/>
+        <w:szCs w:val="13"/>
+        <w14:ligatures w14:val="none"/>
+      </w:rPr>
+      <w:t>ALLOWED,</w:t>
+    </w:r>
+    <w:r>
+      <w:rPr>
+        <w:rFonts w:ascii="Times New Roman" w:eastAsia="Times New Roman" w:hAnsi="Times New Roman" w:cs="Times New Roman"/>
+        <w:spacing w:val="-3"/>
+        <w:kern w:val="0"/>
+        <w:sz w:val="13"/>
+        <w:szCs w:val="13"/>
+        <w14:ligatures w14:val="none"/>
+      </w:rPr>
+      <w:t xml:space="preserve"> </w:t>
+    </w:r>
+    <w:r>
+      <w:rPr>
+        <w:rFonts w:ascii="Times New Roman" w:eastAsia="Times New Roman" w:hAnsi="Times New Roman" w:cs="Times New Roman"/>
+        <w:kern w:val="0"/>
+        <w:sz w:val="13"/>
+        <w:szCs w:val="13"/>
+        <w14:ligatures w14:val="none"/>
+      </w:rPr>
+      <w:t>UNLESS IT’S</w:t>
+    </w:r>
+    <w:r>
+      <w:rPr>
+        <w:rFonts w:ascii="Times New Roman" w:eastAsia="Times New Roman" w:hAnsi="Times New Roman" w:cs="Times New Roman"/>
+        <w:spacing w:val="-3"/>
+        <w:kern w:val="0"/>
+        <w:sz w:val="13"/>
+        <w:szCs w:val="13"/>
+        <w14:ligatures w14:val="none"/>
+      </w:rPr>
+      <w:t xml:space="preserve"> </w:t>
+    </w:r>
+    <w:r>
+      <w:rPr>
+        <w:rFonts w:ascii="Times New Roman" w:eastAsia="Times New Roman" w:hAnsi="Times New Roman" w:cs="Times New Roman"/>
+        <w:kern w:val="0"/>
+        <w:sz w:val="13"/>
+        <w:szCs w:val="13"/>
+        <w14:ligatures w14:val="none"/>
+      </w:rPr>
+      <w:t>APPROVED</w:t>
+    </w:r>
+    <w:r>
+      <w:rPr>
+        <w:rFonts w:ascii="Times New Roman" w:eastAsia="Times New Roman" w:hAnsi="Times New Roman" w:cs="Times New Roman"/>
+        <w:spacing w:val="-5"/>
+        <w:kern w:val="0"/>
+        <w:sz w:val="13"/>
+        <w:szCs w:val="13"/>
+        <w14:ligatures w14:val="none"/>
+      </w:rPr>
+      <w:t xml:space="preserve"> </w:t>
+    </w:r>
+    <w:r>
+      <w:rPr>
+        <w:rFonts w:ascii="Times New Roman" w:eastAsia="Times New Roman" w:hAnsi="Times New Roman" w:cs="Times New Roman"/>
+        <w:kern w:val="0"/>
+        <w:sz w:val="13"/>
+        <w:szCs w:val="13"/>
+        <w14:ligatures w14:val="none"/>
+      </w:rPr>
+      <w:t>BY</w:t>
+    </w:r>
+    <w:r>
+      <w:rPr>
+        <w:rFonts w:ascii="Times New Roman" w:eastAsia="Times New Roman" w:hAnsi="Times New Roman" w:cs="Times New Roman"/>
+        <w:spacing w:val="-5"/>
+        <w:kern w:val="0"/>
+        <w:sz w:val="13"/>
+        <w:szCs w:val="13"/>
+        <w14:ligatures w14:val="none"/>
+      </w:rPr>
+      <w:t xml:space="preserve"> </w:t>
+    </w:r>
+    <w:r>
+      <w:rPr>
+        <w:rFonts w:ascii="Times New Roman" w:eastAsia="Times New Roman" w:hAnsi="Times New Roman" w:cs="Times New Roman"/>
+        <w:kern w:val="0"/>
+        <w:sz w:val="13"/>
+        <w:szCs w:val="13"/>
+        <w14:ligatures w14:val="none"/>
+      </w:rPr>
+      <w:t>HEAD</w:t>
+    </w:r>
+    <w:r>
+      <w:rPr>
+        <w:rFonts w:ascii="Times New Roman" w:eastAsia="Times New Roman" w:hAnsi="Times New Roman" w:cs="Times New Roman"/>
+        <w:spacing w:val="-4"/>
+        <w:kern w:val="0"/>
+        <w:sz w:val="13"/>
+        <w:szCs w:val="13"/>
+        <w14:ligatures w14:val="none"/>
+      </w:rPr>
+      <w:t xml:space="preserve"> </w:t>
+    </w:r>
+    <w:r>
+      <w:rPr>
+        <w:rFonts w:ascii="Times New Roman" w:eastAsia="Times New Roman" w:hAnsi="Times New Roman" w:cs="Times New Roman"/>
+        <w:kern w:val="0"/>
+        <w:sz w:val="13"/>
+        <w:szCs w:val="13"/>
+        <w14:ligatures w14:val="none"/>
+      </w:rPr>
+      <w:t>OF</w:t>
+    </w:r>
+    <w:r>
+      <w:rPr>
+        <w:rFonts w:ascii="Times New Roman" w:eastAsia="Times New Roman" w:hAnsi="Times New Roman" w:cs="Times New Roman"/>
+        <w:spacing w:val="-4"/>
+        <w:kern w:val="0"/>
+        <w:sz w:val="13"/>
+        <w:szCs w:val="13"/>
+        <w14:ligatures w14:val="none"/>
+      </w:rPr>
+      <w:t xml:space="preserve"> </w:t>
+    </w:r>
+    <w:r>
+      <w:rPr>
+        <w:rFonts w:ascii="Times New Roman" w:eastAsia="Times New Roman" w:hAnsi="Times New Roman" w:cs="Times New Roman"/>
+        <w:kern w:val="0"/>
+        <w:sz w:val="13"/>
+        <w:szCs w:val="13"/>
+        <w14:ligatures w14:val="none"/>
+      </w:rPr>
+      <w:t>THE</w:t>
+    </w:r>
+    <w:r>
+      <w:rPr>
+        <w:rFonts w:ascii="Times New Roman" w:eastAsia="Times New Roman" w:hAnsi="Times New Roman" w:cs="Times New Roman"/>
+        <w:spacing w:val="-4"/>
+        <w:kern w:val="0"/>
+        <w:sz w:val="13"/>
+        <w:szCs w:val="13"/>
+        <w14:ligatures w14:val="none"/>
+      </w:rPr>
+      <w:t xml:space="preserve"> </w:t>
+    </w:r>
+    <w:r>
+      <w:rPr>
+        <w:rFonts w:ascii="Times New Roman" w:eastAsia="Times New Roman" w:hAnsi="Times New Roman" w:cs="Times New Roman"/>
+        <w:kern w:val="0"/>
+        <w:sz w:val="13"/>
+        <w:szCs w:val="13"/>
+        <w14:ligatures w14:val="none"/>
+      </w:rPr>
+      <w:t>DEPARTMENT</w:t>
+    </w:r>
+    <w:r>
+      <w:rPr>
+        <w:rFonts w:ascii="Times New Roman" w:eastAsia="Times New Roman" w:hAnsi="Times New Roman" w:cs="Times New Roman"/>
+        <w:spacing w:val="25"/>
+        <w:kern w:val="0"/>
+        <w:sz w:val="13"/>
+        <w:szCs w:val="13"/>
+        <w14:ligatures w14:val="none"/>
+      </w:rPr>
+      <w:t xml:space="preserve"> </w:t>
+    </w:r>
+    <w:r>
+      <w:rPr>
+        <w:rFonts w:ascii="Times New Roman" w:eastAsia="Times New Roman" w:hAnsi="Times New Roman" w:cs="Times New Roman"/>
+        <w:b/>
+        <w:i/>
+        <w:kern w:val="0"/>
+        <w:sz w:val="13"/>
+        <w:szCs w:val="13"/>
+        <w14:ligatures w14:val="none"/>
+      </w:rPr>
+      <w:t xml:space="preserve">Disaster Plan </w:t>
+    </w:r>
+    <w:r>
+      <w:rPr>
+        <w:rFonts w:ascii="Times New Roman" w:eastAsia="Times New Roman" w:hAnsi="Times New Roman" w:cs="Times New Roman"/>
+        <w:kern w:val="0"/>
+        <w:sz w:val="13"/>
+        <w:szCs w:val="13"/>
+        <w14:ligatures w14:val="none"/>
+      </w:rPr>
+      <w:t>[Yellow</w:t>
+    </w:r>
+    <w:r>
+      <w:rPr>
+        <w:rFonts w:ascii="Times New Roman" w:eastAsia="Times New Roman" w:hAnsi="Times New Roman" w:cs="Times New Roman"/>
+        <w:spacing w:val="-5"/>
+        <w:kern w:val="0"/>
+        <w:sz w:val="13"/>
+        <w:szCs w:val="13"/>
+        <w14:ligatures w14:val="none"/>
+      </w:rPr>
+      <w:t xml:space="preserve"> </w:t>
+    </w:r>
+    <w:r>
+      <w:rPr>
+        <w:rFonts w:ascii="Times New Roman" w:eastAsia="Times New Roman" w:hAnsi="Times New Roman" w:cs="Times New Roman"/>
+        <w:kern w:val="0"/>
+        <w:sz w:val="13"/>
+        <w:szCs w:val="13"/>
+        <w14:ligatures w14:val="none"/>
+      </w:rPr>
+      <w:t>Zone:</w:t>
+    </w:r>
+    <w:r>
+      <w:rPr>
+        <w:rFonts w:ascii="Times New Roman" w:eastAsia="Times New Roman" w:hAnsi="Times New Roman" w:cs="Times New Roman"/>
+        <w:spacing w:val="-4"/>
+        <w:kern w:val="0"/>
+        <w:sz w:val="13"/>
+        <w:szCs w:val="13"/>
+        <w14:ligatures w14:val="none"/>
+      </w:rPr>
+      <w:t xml:space="preserve"> </w:t>
+    </w:r>
+    <w:r>
+      <w:rPr>
+        <w:rFonts w:ascii="Times New Roman" w:eastAsia="Times New Roman" w:hAnsi="Times New Roman" w:cs="Times New Roman"/>
+        <w:kern w:val="0"/>
+        <w:sz w:val="13"/>
+        <w:szCs w:val="13"/>
+        <w14:ligatures w14:val="none"/>
+      </w:rPr>
+      <w:t>ROD,</w:t>
+    </w:r>
+    <w:r>
+      <w:rPr>
+        <w:rFonts w:ascii="Times New Roman" w:eastAsia="Times New Roman" w:hAnsi="Times New Roman" w:cs="Times New Roman"/>
+        <w:spacing w:val="-2"/>
+        <w:kern w:val="0"/>
+        <w:sz w:val="13"/>
+        <w:szCs w:val="13"/>
+        <w14:ligatures w14:val="none"/>
+      </w:rPr>
+      <w:t xml:space="preserve"> </w:t>
+    </w:r>
+    <w:r>
+      <w:rPr>
+        <w:rFonts w:ascii="Times New Roman" w:eastAsia="Times New Roman" w:hAnsi="Times New Roman" w:cs="Times New Roman"/>
+        <w:kern w:val="0"/>
+        <w:sz w:val="13"/>
+        <w:szCs w:val="13"/>
+        <w14:ligatures w14:val="none"/>
+      </w:rPr>
+      <w:t>(244)</w:t>
+    </w:r>
+    <w:r>
+      <w:rPr>
+        <w:rFonts w:ascii="Times New Roman" w:eastAsia="Times New Roman" w:hAnsi="Times New Roman" w:cs="Times New Roman"/>
+        <w:spacing w:val="-3"/>
+        <w:kern w:val="0"/>
+        <w:sz w:val="13"/>
+        <w:szCs w:val="13"/>
+        <w14:ligatures w14:val="none"/>
+      </w:rPr>
+      <w:t xml:space="preserve"> </w:t>
+    </w:r>
+    <w:r>
+      <w:rPr>
+        <w:rFonts w:ascii="Times New Roman" w:eastAsia="Times New Roman" w:hAnsi="Times New Roman" w:cs="Times New Roman"/>
+        <w:kern w:val="0"/>
+        <w:sz w:val="13"/>
+        <w:szCs w:val="13"/>
+        <w14:ligatures w14:val="none"/>
+      </w:rPr>
+      <w:t>OR</w:t>
+    </w:r>
+    <w:r>
+      <w:rPr>
+        <w:rFonts w:ascii="Times New Roman" w:eastAsia="Times New Roman" w:hAnsi="Times New Roman" w:cs="Times New Roman"/>
+        <w:spacing w:val="-1"/>
+        <w:kern w:val="0"/>
+        <w:sz w:val="13"/>
+        <w:szCs w:val="13"/>
+        <w14:ligatures w14:val="none"/>
+      </w:rPr>
+      <w:t xml:space="preserve"> </w:t>
+    </w:r>
+    <w:r>
+      <w:rPr>
+        <w:rFonts w:ascii="Times New Roman" w:eastAsia="Times New Roman" w:hAnsi="Times New Roman" w:cs="Times New Roman"/>
+        <w:kern w:val="0"/>
+        <w:sz w:val="13"/>
+        <w:szCs w:val="13"/>
+        <w14:ligatures w14:val="none"/>
+      </w:rPr>
+      <w:t>(242)].</w:t>
+    </w:r>
   </w:p>
-</w:ftr>
-</file>
-
-<file path=word/footer2.xml><?xml version="1.0" encoding="utf-8"?>
-<w:ftr xmlns:wpc="http://schemas.microsoft.com/office/word/2010/wordprocessingCanvas" xmlns:cx="http://schemas.microsoft.com/office/drawing/2014/chartex" xmlns:cx1="http://schemas.microsoft.com/office/drawing/2015/9/8/chartex" xmlns:cx2="http://schemas.microsoft.com/office/drawing/2015/10/21/chartex" xmlns:cx3="http://schemas.microsoft.com/office/drawing/2016/5/9/chartex" xmlns:cx4="http://schemas.microsoft.com/office/drawing/2016/5/10/chartex" xmlns:cx5="http://schemas.microsoft.com/office/drawing/2016/5/11/chartex" xmlns:cx6="http://schemas.microsoft.com/office/drawing/2016/5/12/chartex" xmlns:cx7="http://schemas.microsoft.com/office/drawing/2016/5/13/chartex" xmlns:cx8="http://schemas.microsoft.com/office/drawing/2016/5/14/chartex" xmlns:mc="http://schemas.openxmlformats.org/markup-compatibility/2006" xmlns:aink="http://schemas.microsoft.com/office/drawing/2016/ink" xmlns:am3d="http://schemas.microsoft.com/office/drawing/2017/model3d" xmlns:o="urn:schemas-microsoft-com:office:office" xmlns:oel="http://schemas.microsoft.com/office/2019/extlst" xmlns:r="http://schemas.openxmlformats.org/officeDocument/2006/relationships" xmlns:m="http://schemas.openxmlformats.org/officeDocument/2006/math" xmlns:v="urn:schemas-microsoft-com:vml" xmlns:wp14="http://schemas.microsoft.com/office/word/2010/wordprocessingDrawing" xmlns:wp="http://schemas.openxmlformats.org/drawingml/2006/wordprocessingDrawing" xmlns:w10="urn:schemas-microsoft-com:office:word" xmlns:w="http://schemas.openxmlformats.org/wordprocessingml/2006/main" xmlns:w14="http://schemas.microsoft.com/office/word/2010/wordml" xmlns:w15="http://schemas.microsoft.com/office/word/2012/wordml" xmlns:w16cex="http://schemas.microsoft.com/office/word/2018/wordml/cex" xmlns:w16cid="http://schemas.microsoft.com/office/word/2016/wordml/cid" xmlns:w16="http://schemas.microsoft.com/office/word/2018/wordml" xmlns:w16du="http://schemas.microsoft.com/office/word/2023/wordml/word16du" xmlns:w16sdtdh="http://schemas.microsoft.com/office/word/2020/wordml/sdtdatahash" xmlns:w16sdtfl="http://schemas.microsoft.com/office/word/2024/wordml/sdtformatlock" xmlns:w16se="http://schemas.microsoft.com/office/word/2015/wordml/symex" xmlns:wpg="http://schemas.microsoft.com/office/word/2010/wordprocessingGroup" xmlns:wpi="http://schemas.microsoft.com/office/word/2010/wordprocessingInk" xmlns:wne="http://schemas.microsoft.com/office/word/2006/wordml" xmlns:wps="http://schemas.microsoft.com/office/word/2010/wordprocessingShape" mc:Ignorable="w14 w15 w16se w16cid w16 w16cex w16sdtdh w16sdtfl w16du wp14">
   <w:p>
     <w:pPr>
-      <w:pStyle w:val="Footer"/>
+      <w:widowControl w:val="0"/>
+      <w:tabs>
+        <w:tab w:val="left" w:pos="9670"/>
+      </w:tabs>
+      <w:autoSpaceDE w:val="0"/>
+      <w:autoSpaceDN w:val="0"/>
+      <w:bidi w:val="0"/>
+      <w:rPr>
+        <w:rFonts w:ascii="Times New Roman" w:eastAsia="Times New Roman" w:hAnsi="Times New Roman" w:cs="Times New Roman"/>
+        <w:bCs/>
+        <w:kern w:val="0"/>
+        <w:sz w:val="13"/>
+        <w:szCs w:val="13"/>
+        <w14:ligatures w14:val="none"/>
+      </w:rPr>
     </w:pPr>
+    <w:r>
+      <w:rPr>
+        <w:rFonts w:ascii="Times New Roman" w:eastAsia="Times New Roman" w:hAnsi="Times New Roman" w:cs="Times New Roman"/>
+        <w:kern w:val="0"/>
+        <w:sz w:val="13"/>
+        <w:szCs w:val="13"/>
+        <w14:ligatures w14:val="none"/>
+      </w:rPr>
+      <w:t xml:space="preserve">      </w:t>
+    </w:r>
+    <w:r>
+      <w:rPr>
+        <w:rFonts w:ascii="Times New Roman" w:eastAsia="Times New Roman" w:hAnsi="Times New Roman" w:cs="Times New Roman"/>
+        <w:b/>
+        <w:kern w:val="0"/>
+        <w:sz w:val="13"/>
+        <w:szCs w:val="13"/>
+        <w14:ligatures w14:val="none"/>
+      </w:rPr>
+      <w:t>Head of</w:t>
+    </w:r>
+    <w:r>
+      <w:rPr>
+        <w:rFonts w:ascii="Times New Roman" w:eastAsia="Times New Roman" w:hAnsi="Times New Roman" w:cs="Times New Roman"/>
+        <w:b/>
+        <w:spacing w:val="-3"/>
+        <w:kern w:val="0"/>
+        <w:sz w:val="13"/>
+        <w:szCs w:val="13"/>
+        <w14:ligatures w14:val="none"/>
+      </w:rPr>
+      <w:t xml:space="preserve"> </w:t>
+    </w:r>
+    <w:r>
+      <w:rPr>
+        <w:rFonts w:ascii="Times New Roman" w:eastAsia="Times New Roman" w:hAnsi="Times New Roman" w:cs="Times New Roman"/>
+        <w:b/>
+        <w:kern w:val="0"/>
+        <w:sz w:val="13"/>
+        <w:szCs w:val="13"/>
+        <w14:ligatures w14:val="none"/>
+      </w:rPr>
+      <w:t>the</w:t>
+    </w:r>
+    <w:r>
+      <w:rPr>
+        <w:rFonts w:ascii="Times New Roman" w:eastAsia="Times New Roman" w:hAnsi="Times New Roman" w:cs="Times New Roman"/>
+        <w:b/>
+        <w:spacing w:val="-3"/>
+        <w:kern w:val="0"/>
+        <w:sz w:val="13"/>
+        <w:szCs w:val="13"/>
+        <w14:ligatures w14:val="none"/>
+      </w:rPr>
+      <w:t xml:space="preserve"> </w:t>
+    </w:r>
+    <w:r>
+      <w:rPr>
+        <w:rFonts w:ascii="Times New Roman" w:eastAsia="Times New Roman" w:hAnsi="Times New Roman" w:cs="Times New Roman"/>
+        <w:b/>
+        <w:kern w:val="0"/>
+        <w:sz w:val="13"/>
+        <w:szCs w:val="13"/>
+        <w14:ligatures w14:val="none"/>
+      </w:rPr>
+      <w:t>Department:</w:t>
+    </w:r>
+    <w:r>
+      <w:rPr>
+        <w:rFonts w:ascii="Times New Roman" w:eastAsia="Times New Roman" w:hAnsi="Times New Roman" w:cs="Times New Roman"/>
+        <w:bCs/>
+        <w:kern w:val="0"/>
+        <w:sz w:val="13"/>
+        <w:szCs w:val="13"/>
+        <w14:ligatures w14:val="none"/>
+      </w:rPr>
+      <w:t xml:space="preserve"> Dr.</w:t>
+    </w:r>
+    <w:r>
+      <w:rPr>
+        <w:rFonts w:ascii="Times New Roman" w:eastAsia="Times New Roman" w:hAnsi="Times New Roman" w:cs="Times New Roman"/>
+        <w:bCs/>
+        <w:spacing w:val="-6"/>
+        <w:kern w:val="0"/>
+        <w:sz w:val="13"/>
+        <w:szCs w:val="13"/>
+        <w14:ligatures w14:val="none"/>
+      </w:rPr>
+      <w:t xml:space="preserve"> </w:t>
+    </w:r>
+    <w:r>
+      <w:rPr>
+        <w:rFonts w:ascii="Times New Roman" w:eastAsia="Times New Roman" w:hAnsi="Times New Roman" w:cs="Times New Roman"/>
+        <w:bCs/>
+        <w:kern w:val="0"/>
+        <w:sz w:val="13"/>
+        <w:szCs w:val="13"/>
+        <w14:ligatures w14:val="none"/>
+      </w:rPr>
+      <w:t>Thuraya Alsaffar.</w:t>
+    </w:r>
+    <w:r>
+      <w:rPr>
+        <w:noProof/>
+      </w:rPr>
+      <w:t xml:space="preserve"> </w:t>
+    </w:r>
   </w:p>
-</w:ftr>
-</file>
-
-<file path=word/footer3.xml><?xml version="1.0" encoding="utf-8"?>
-<w:ftr xmlns:wpc="http://schemas.microsoft.com/office/word/2010/wordprocessingCanvas" xmlns:cx="http://schemas.microsoft.com/office/drawing/2014/chartex" xmlns:cx1="http://schemas.microsoft.com/office/drawing/2015/9/8/chartex" xmlns:cx2="http://schemas.microsoft.com/office/drawing/2015/10/21/chartex" xmlns:cx3="http://schemas.microsoft.com/office/drawing/2016/5/9/chartex" xmlns:cx4="http://schemas.microsoft.com/office/drawing/2016/5/10/chartex" xmlns:cx5="http://schemas.microsoft.com/office/drawing/2016/5/11/chartex" xmlns:cx6="http://schemas.microsoft.com/office/drawing/2016/5/12/chartex" xmlns:cx7="http://schemas.microsoft.com/office/drawing/2016/5/13/chartex" xmlns:cx8="http://schemas.microsoft.com/office/drawing/2016/5/14/chartex" xmlns:mc="http://schemas.openxmlformats.org/markup-compatibility/2006" xmlns:aink="http://schemas.microsoft.com/office/drawing/2016/ink" xmlns:am3d="http://schemas.microsoft.com/office/drawing/2017/model3d" xmlns:o="urn:schemas-microsoft-com:office:office" xmlns:oel="http://schemas.microsoft.com/office/2019/extlst" xmlns:r="http://schemas.openxmlformats.org/officeDocument/2006/relationships" xmlns:m="http://schemas.openxmlformats.org/officeDocument/2006/math" xmlns:v="urn:schemas-microsoft-com:vml" xmlns:wp14="http://schemas.microsoft.com/office/word/2010/wordprocessingDrawing" xmlns:wp="http://schemas.openxmlformats.org/drawingml/2006/wordprocessingDrawing" xmlns:w10="urn:schemas-microsoft-com:office:word" xmlns:w="http://schemas.openxmlformats.org/wordprocessingml/2006/main" xmlns:w14="http://schemas.microsoft.com/office/word/2010/wordml" xmlns:w15="http://schemas.microsoft.com/office/word/2012/wordml" xmlns:w16cex="http://schemas.microsoft.com/office/word/2018/wordml/cex" xmlns:w16cid="http://schemas.microsoft.com/office/word/2016/wordml/cid" xmlns:w16="http://schemas.microsoft.com/office/word/2018/wordml" xmlns:w16du="http://schemas.microsoft.com/office/word/2023/wordml/word16du" xmlns:w16sdtdh="http://schemas.microsoft.com/office/word/2020/wordml/sdtdatahash" xmlns:w16sdtfl="http://schemas.microsoft.com/office/word/2024/wordml/sdtformatlock" xmlns:w16se="http://schemas.microsoft.com/office/word/2015/wordml/symex" xmlns:wpg="http://schemas.microsoft.com/office/word/2010/wordprocessingGroup" xmlns:wpi="http://schemas.microsoft.com/office/word/2010/wordprocessingInk" xmlns:wne="http://schemas.microsoft.com/office/word/2006/wordml" xmlns:wps="http://schemas.microsoft.com/office/word/2010/wordprocessingShape" mc:Ignorable="w14 w15 w16se w16cid w16 w16cex w16sdtdh w16sdtfl w16du wp14">
   <w:p>
     <w:pPr>
-      <w:pStyle w:val="Footer"/>
+      <w:widowControl w:val="0"/>
+      <w:tabs>
+        <w:tab w:val="left" w:pos="9670"/>
+      </w:tabs>
+      <w:autoSpaceDE w:val="0"/>
+      <w:autoSpaceDN w:val="0"/>
+      <w:bidi w:val="0"/>
+      <w:rPr>
+        <w:rFonts w:ascii="Times New Roman" w:eastAsia="Times New Roman" w:hAnsi="Times New Roman" w:cs="Times New Roman"/>
+        <w:bCs/>
+        <w:kern w:val="0"/>
+        <w:sz w:val="13"/>
+        <w:szCs w:val="13"/>
+        <w14:ligatures w14:val="none"/>
+      </w:rPr>
     </w:pPr>
+    <w:r>
+      <w:rPr>
+        <w:rFonts w:ascii="Times New Roman" w:eastAsia="Times New Roman" w:hAnsi="Times New Roman" w:cs="Times New Roman"/>
+        <w:kern w:val="0"/>
+        <w:sz w:val="13"/>
+        <w:szCs w:val="13"/>
+        <w14:ligatures w14:val="none"/>
+      </w:rPr>
+      <w:t xml:space="preserve">      </w:t>
+    </w:r>
+    <w:r>
+      <w:rPr>
+        <w:rFonts w:ascii="Times New Roman" w:eastAsia="Times New Roman" w:hAnsi="Times New Roman" w:cs="Times New Roman"/>
+        <w:b/>
+        <w:kern w:val="0"/>
+        <w:sz w:val="13"/>
+        <w:szCs w:val="13"/>
+        <w14:ligatures w14:val="none"/>
+      </w:rPr>
+      <w:t>Medical</w:t>
+    </w:r>
+    <w:r>
+      <w:rPr>
+        <w:rFonts w:ascii="Times New Roman" w:eastAsia="Times New Roman" w:hAnsi="Times New Roman" w:cs="Times New Roman"/>
+        <w:b/>
+        <w:spacing w:val="-1"/>
+        <w:kern w:val="0"/>
+        <w:sz w:val="13"/>
+        <w:szCs w:val="13"/>
+        <w14:ligatures w14:val="none"/>
+      </w:rPr>
+      <w:t xml:space="preserve"> </w:t>
+    </w:r>
+    <w:r>
+      <w:rPr>
+        <w:rFonts w:ascii="Times New Roman" w:eastAsia="Times New Roman" w:hAnsi="Times New Roman" w:cs="Times New Roman"/>
+        <w:b/>
+        <w:kern w:val="0"/>
+        <w:sz w:val="13"/>
+        <w:szCs w:val="13"/>
+        <w14:ligatures w14:val="none"/>
+      </w:rPr>
+      <w:t>Director:</w:t>
+    </w:r>
+    <w:r>
+      <w:rPr>
+        <w:rFonts w:ascii="Times New Roman" w:eastAsia="Times New Roman" w:hAnsi="Times New Roman" w:cs="Times New Roman"/>
+        <w:bCs/>
+        <w:spacing w:val="-5"/>
+        <w:kern w:val="0"/>
+        <w:sz w:val="13"/>
+        <w:szCs w:val="13"/>
+        <w14:ligatures w14:val="none"/>
+      </w:rPr>
+      <w:t xml:space="preserve"> </w:t>
+    </w:r>
+    <w:r>
+      <w:rPr>
+        <w:rFonts w:ascii="Times New Roman" w:eastAsia="Times New Roman" w:hAnsi="Times New Roman" w:cs="Times New Roman"/>
+        <w:bCs/>
+        <w:kern w:val="0"/>
+        <w:sz w:val="13"/>
+        <w:szCs w:val="13"/>
+        <w14:ligatures w14:val="none"/>
+      </w:rPr>
+      <w:t>Dr.</w:t>
+    </w:r>
+    <w:r>
+      <w:rPr>
+        <w:rFonts w:ascii="Times New Roman" w:eastAsia="Times New Roman" w:hAnsi="Times New Roman" w:cs="Times New Roman"/>
+        <w:bCs/>
+        <w:spacing w:val="-4"/>
+        <w:kern w:val="0"/>
+        <w:sz w:val="13"/>
+        <w:szCs w:val="13"/>
+        <w14:ligatures w14:val="none"/>
+      </w:rPr>
+      <w:t xml:space="preserve"> </w:t>
+    </w:r>
+    <w:r>
+      <w:rPr>
+        <w:rFonts w:ascii="Times New Roman" w:eastAsia="Times New Roman" w:hAnsi="Times New Roman" w:cs="Times New Roman"/>
+        <w:bCs/>
+        <w:kern w:val="0"/>
+        <w:sz w:val="13"/>
+        <w:szCs w:val="13"/>
+        <w14:ligatures w14:val="none"/>
+      </w:rPr>
+      <w:t xml:space="preserve">Zaki </w:t>
+    </w:r>
+    <w:proofErr w:type="spellStart"/>
+    <w:r>
+      <w:rPr>
+        <w:rFonts w:ascii="Times New Roman" w:eastAsia="Times New Roman" w:hAnsi="Times New Roman" w:cs="Times New Roman"/>
+        <w:bCs/>
+        <w:kern w:val="0"/>
+        <w:sz w:val="13"/>
+        <w:szCs w:val="13"/>
+        <w14:ligatures w14:val="none"/>
+      </w:rPr>
+      <w:t>Alneme</w:t>
+    </w:r>
+    <w:r>
+      <w:rPr>
+        <w:rFonts w:ascii="Times New Roman" w:eastAsia="Times New Roman" w:hAnsi="Times New Roman" w:cs="Times New Roman"/>
+        <w:bCs/>
+        <w:kern w:val="0"/>
+        <w:sz w:val="13"/>
+        <w:szCs w:val="13"/>
+        <w14:ligatures w14:val="none"/>
+      </w:rPr>
+      <w:t>r</w:t>
+    </w:r>
+    <w:proofErr w:type="spellEnd"/>
   </w:p>
 </w:ftr>
 </file>
@@ -27632,16 +28422,6 @@
 </file>
 
 <file path=word/header1.xml><?xml version="1.0" encoding="utf-8"?>
-<w:hdr xmlns:wpc="http://schemas.microsoft.com/office/word/2010/wordprocessingCanvas" xmlns:cx="http://schemas.microsoft.com/office/drawing/2014/chartex" xmlns:cx1="http://schemas.microsoft.com/office/drawing/2015/9/8/chartex" xmlns:cx2="http://schemas.microsoft.com/office/drawing/2015/10/21/chartex" xmlns:cx3="http://schemas.microsoft.com/office/drawing/2016/5/9/chartex" xmlns:cx4="http://schemas.microsoft.com/office/drawing/2016/5/10/chartex" xmlns:cx5="http://schemas.microsoft.com/office/drawing/2016/5/11/chartex" xmlns:cx6="http://schemas.microsoft.com/office/drawing/2016/5/12/chartex" xmlns:cx7="http://schemas.microsoft.com/office/drawing/2016/5/13/chartex" xmlns:cx8="http://schemas.microsoft.com/office/drawing/2016/5/14/chartex" xmlns:mc="http://schemas.openxmlformats.org/markup-compatibility/2006" xmlns:aink="http://schemas.microsoft.com/office/drawing/2016/ink" xmlns:am3d="http://schemas.microsoft.com/office/drawing/2017/model3d" xmlns:o="urn:schemas-microsoft-com:office:office" xmlns:oel="http://schemas.microsoft.com/office/2019/extlst" xmlns:r="http://schemas.openxmlformats.org/officeDocument/2006/relationships" xmlns:m="http://schemas.openxmlformats.org/officeDocument/2006/math" xmlns:v="urn:schemas-microsoft-com:vml" xmlns:wp14="http://schemas.microsoft.com/office/word/2010/wordprocessingDrawing" xmlns:wp="http://schemas.openxmlformats.org/drawingml/2006/wordprocessingDrawing" xmlns:w10="urn:schemas-microsoft-com:office:word" xmlns:w="http://schemas.openxmlformats.org/wordprocessingml/2006/main" xmlns:w14="http://schemas.microsoft.com/office/word/2010/wordml" xmlns:w15="http://schemas.microsoft.com/office/word/2012/wordml" xmlns:w16cex="http://schemas.microsoft.com/office/word/2018/wordml/cex" xmlns:w16cid="http://schemas.microsoft.com/office/word/2016/wordml/cid" xmlns:w16="http://schemas.microsoft.com/office/word/2018/wordml" xmlns:w16du="http://schemas.microsoft.com/office/word/2023/wordml/word16du" xmlns:w16sdtdh="http://schemas.microsoft.com/office/word/2020/wordml/sdtdatahash" xmlns:w16sdtfl="http://schemas.microsoft.com/office/word/2024/wordml/sdtformatlock" xmlns:w16se="http://schemas.microsoft.com/office/word/2015/wordml/symex" xmlns:wpg="http://schemas.microsoft.com/office/word/2010/wordprocessingGroup" xmlns:wpi="http://schemas.microsoft.com/office/word/2010/wordprocessingInk" xmlns:wne="http://schemas.microsoft.com/office/word/2006/wordml" xmlns:wps="http://schemas.microsoft.com/office/word/2010/wordprocessingShape" mc:Ignorable="w14 w15 w16se w16cid w16 w16cex w16sdtdh w16sdtfl w16du wp14">
-  <w:p>
-    <w:pPr>
-      <w:pStyle w:val="Header"/>
-    </w:pPr>
-  </w:p>
-</w:hdr>
-</file>
-
-<file path=word/header2.xml><?xml version="1.0" encoding="utf-8"?>
 <w:hdr xmlns:wpc="http://schemas.microsoft.com/office/word/2010/wordprocessingCanvas" xmlns:cx="http://schemas.microsoft.com/office/drawing/2014/chartex" xmlns:cx1="http://schemas.microsoft.com/office/drawing/2015/9/8/chartex" xmlns:cx2="http://schemas.microsoft.com/office/drawing/2015/10/21/chartex" xmlns:cx3="http://schemas.microsoft.com/office/drawing/2016/5/9/chartex" xmlns:cx4="http://schemas.microsoft.com/office/drawing/2016/5/10/chartex" xmlns:cx5="http://schemas.microsoft.com/office/drawing/2016/5/11/chartex" xmlns:cx6="http://schemas.microsoft.com/office/drawing/2016/5/12/chartex" xmlns:cx7="http://schemas.microsoft.com/office/drawing/2016/5/13/chartex" xmlns:cx8="http://schemas.microsoft.com/office/drawing/2016/5/14/chartex" xmlns:mc="http://schemas.openxmlformats.org/markup-compatibility/2006" xmlns:aink="http://schemas.microsoft.com/office/drawing/2016/ink" xmlns:am3d="http://schemas.microsoft.com/office/drawing/2017/model3d" xmlns:o="urn:schemas-microsoft-com:office:office" xmlns:oel="http://schemas.microsoft.com/office/2019/extlst" xmlns:r="http://schemas.openxmlformats.org/officeDocument/2006/relationships" xmlns:m="http://schemas.openxmlformats.org/officeDocument/2006/math" xmlns:v="urn:schemas-microsoft-com:vml" xmlns:wp14="http://schemas.microsoft.com/office/word/2010/wordprocessingDrawing" xmlns:wp="http://schemas.openxmlformats.org/drawingml/2006/wordprocessingDrawing" xmlns:w10="urn:schemas-microsoft-com:office:word" xmlns:w="http://schemas.openxmlformats.org/wordprocessingml/2006/main" xmlns:w14="http://schemas.microsoft.com/office/word/2010/wordml" xmlns:w15="http://schemas.microsoft.com/office/word/2012/wordml" xmlns:w16cex="http://schemas.microsoft.com/office/word/2018/wordml/cex" xmlns:w16cid="http://schemas.microsoft.com/office/word/2016/wordml/cid" xmlns:w16="http://schemas.microsoft.com/office/word/2018/wordml" xmlns:w16du="http://schemas.microsoft.com/office/word/2023/wordml/word16du" xmlns:w16sdtdh="http://schemas.microsoft.com/office/word/2020/wordml/sdtdatahash" xmlns:w16sdtfl="http://schemas.microsoft.com/office/word/2024/wordml/sdtformatlock" xmlns:w16se="http://schemas.microsoft.com/office/word/2015/wordml/symex" xmlns:wpg="http://schemas.microsoft.com/office/word/2010/wordprocessingGroup" xmlns:wpi="http://schemas.microsoft.com/office/word/2010/wordprocessingInk" xmlns:wne="http://schemas.microsoft.com/office/word/2006/wordml" xmlns:wps="http://schemas.microsoft.com/office/word/2010/wordprocessingShape" mc:Ignorable="w14 w15 w16se w16cid w16 w16cex w16sdtdh w16sdtfl w16du wp14">
   <w:p>
     <w:pPr>
@@ -27937,16 +28717,6 @@
         <w:u w:val="single"/>
         <w14:ligatures w14:val="none"/>
       </w:rPr>
-    </w:pPr>
-  </w:p>
-</w:hdr>
-</file>
-
-<file path=word/header3.xml><?xml version="1.0" encoding="utf-8"?>
-<w:hdr xmlns:wpc="http://schemas.microsoft.com/office/word/2010/wordprocessingCanvas" xmlns:cx="http://schemas.microsoft.com/office/drawing/2014/chartex" xmlns:cx1="http://schemas.microsoft.com/office/drawing/2015/9/8/chartex" xmlns:cx2="http://schemas.microsoft.com/office/drawing/2015/10/21/chartex" xmlns:cx3="http://schemas.microsoft.com/office/drawing/2016/5/9/chartex" xmlns:cx4="http://schemas.microsoft.com/office/drawing/2016/5/10/chartex" xmlns:cx5="http://schemas.microsoft.com/office/drawing/2016/5/11/chartex" xmlns:cx6="http://schemas.microsoft.com/office/drawing/2016/5/12/chartex" xmlns:cx7="http://schemas.microsoft.com/office/drawing/2016/5/13/chartex" xmlns:cx8="http://schemas.microsoft.com/office/drawing/2016/5/14/chartex" xmlns:mc="http://schemas.openxmlformats.org/markup-compatibility/2006" xmlns:aink="http://schemas.microsoft.com/office/drawing/2016/ink" xmlns:am3d="http://schemas.microsoft.com/office/drawing/2017/model3d" xmlns:o="urn:schemas-microsoft-com:office:office" xmlns:oel="http://schemas.microsoft.com/office/2019/extlst" xmlns:r="http://schemas.openxmlformats.org/officeDocument/2006/relationships" xmlns:m="http://schemas.openxmlformats.org/officeDocument/2006/math" xmlns:v="urn:schemas-microsoft-com:vml" xmlns:wp14="http://schemas.microsoft.com/office/word/2010/wordprocessingDrawing" xmlns:wp="http://schemas.openxmlformats.org/drawingml/2006/wordprocessingDrawing" xmlns:w10="urn:schemas-microsoft-com:office:word" xmlns:w="http://schemas.openxmlformats.org/wordprocessingml/2006/main" xmlns:w14="http://schemas.microsoft.com/office/word/2010/wordml" xmlns:w15="http://schemas.microsoft.com/office/word/2012/wordml" xmlns:w16cex="http://schemas.microsoft.com/office/word/2018/wordml/cex" xmlns:w16cid="http://schemas.microsoft.com/office/word/2016/wordml/cid" xmlns:w16="http://schemas.microsoft.com/office/word/2018/wordml" xmlns:w16du="http://schemas.microsoft.com/office/word/2023/wordml/word16du" xmlns:w16sdtdh="http://schemas.microsoft.com/office/word/2020/wordml/sdtdatahash" xmlns:w16sdtfl="http://schemas.microsoft.com/office/word/2024/wordml/sdtformatlock" xmlns:w16se="http://schemas.microsoft.com/office/word/2015/wordml/symex" xmlns:wpg="http://schemas.microsoft.com/office/word/2010/wordprocessingGroup" xmlns:wpi="http://schemas.microsoft.com/office/word/2010/wordprocessingInk" xmlns:wne="http://schemas.microsoft.com/office/word/2006/wordml" xmlns:wps="http://schemas.microsoft.com/office/word/2010/wordprocessingShape" mc:Ignorable="w14 w15 w16se w16cid w16 w16cex w16sdtdh w16sdtfl w16du wp14">
-  <w:p>
-    <w:pPr>
-      <w:pStyle w:val="Header"/>
     </w:pPr>
   </w:p>
 </w:hdr>
